--- a/docs/academic/paper/AURIS_paper_GUJSA.docx
+++ b/docs/academic/paper/AURIS_paper_GUJSA.docx
@@ -13,7 +13,7 @@
           <w:rFonts w:ascii="Times New Roman" w:hAnsi="Times New Roman"/>
           <w:b/>
           <w:i w:val="0"/>
-          <w:sz w:val="26"/>
+          <w:sz w:val="28"/>
         </w:rPr>
         <w:t>AURIS: A Multi-Model Ensemble System for AI-Generated Music Detection Using Acoustic Feature Analysis</w:t>
       </w:r>
@@ -21,7 +21,7 @@
     <w:p>
       <w:pPr>
         <w:jc w:val="center"/>
-        <w:spacing w:before="40" w:after="80" w:line="240" w:lineRule="auto"/>
+        <w:spacing w:before="40" w:after="160" w:line="240" w:lineRule="auto"/>
       </w:pPr>
       <w:r>
         <w:rPr>
@@ -31,7 +31,7 @@
           <w:i/>
           <w:sz w:val="22"/>
         </w:rPr>
-        <w:t>AURIS: Akustik Özellik Analizi Kullanarak Yapay Zeka Tarafından Üretilen Müziğin Tespiti için Çok Modelli Topluluk Sistemi</w:t>
+        <w:t>AURIS: Akustik Özellik Analizi Kullanılarak Yapay Zeka Tarafından Üretilen Müziğin Tespiti İçin Çok Modelli Topluluk Sistemi</w:t>
       </w:r>
     </w:p>
     <w:p>
@@ -47,13 +47,13 @@
           <w:i w:val="0"/>
           <w:sz w:val="22"/>
         </w:rPr>
-        <w:t>Hasan Arthur Altuntaş</w:t>
+        <w:t>Hasan Arthur ALTUNTAŞ¹</w:t>
       </w:r>
     </w:p>
     <w:p>
       <w:pPr>
         <w:jc w:val="center"/>
-        <w:spacing w:before="0" w:after="40" w:line="240" w:lineRule="auto"/>
+        <w:spacing w:before="0" w:after="160" w:line="240" w:lineRule="auto"/>
       </w:pPr>
       <w:r>
         <w:rPr>
@@ -63,9 +63,113 @@
           <w:i w:val="0"/>
           <w:sz w:val="20"/>
         </w:rPr>
-        <w:t>Department of Computer Engineering, Düzce University, Düzce, Turkey</w:t>
+        <w:t>¹ Department of Computer Engineering, Düzce University, Düzce, Türkiye</w:t>
         <w:br/>
         <w:t>hasannarthurrr@gmail.com</w:t>
+      </w:r>
+    </w:p>
+    <w:p>
+      <w:pPr>
+        <w:spacing w:before="40" w:after="40" w:line="240" w:lineRule="auto"/>
+        <w:pBdr>
+          <w:bottom w:val="single" w:sz="4" w:space="1" w:color="C99347"/>
+        </w:pBdr>
+      </w:pPr>
+    </w:p>
+    <w:p>
+      <w:pPr>
+        <w:jc w:val="left"/>
+        <w:spacing w:before="120" w:after="40" w:line="240" w:lineRule="auto"/>
+      </w:pPr>
+      <w:r>
+        <w:rPr>
+          <w:rFonts w:ascii="Times New Roman" w:hAnsi="Times New Roman" w:cs="Times New Roman"/>
+          <w:rFonts w:ascii="Times New Roman" w:hAnsi="Times New Roman"/>
+          <w:b/>
+          <w:i/>
+          <w:sz w:val="20"/>
+        </w:rPr>
+        <w:t>Highlights</w:t>
+      </w:r>
+    </w:p>
+    <w:p>
+      <w:pPr>
+        <w:jc w:val="both"/>
+        <w:spacing w:before="0" w:after="40" w:line="240" w:lineRule="auto"/>
+      </w:pPr>
+      <w:r>
+        <w:rPr>
+          <w:rFonts w:ascii="Times New Roman" w:hAnsi="Times New Roman" w:cs="Times New Roman"/>
+          <w:rFonts w:ascii="Times New Roman" w:hAnsi="Times New Roman"/>
+          <w:b w:val="0"/>
+          <w:i w:val="0"/>
+          <w:sz w:val="18"/>
+        </w:rPr>
+        <w:t>• A 47-dimensional handcrafted acoustic feature vector is constructed for music authenticity classification.</w:t>
+      </w:r>
+    </w:p>
+    <w:p>
+      <w:pPr>
+        <w:jc w:val="both"/>
+        <w:spacing w:before="0" w:after="40" w:line="240" w:lineRule="auto"/>
+      </w:pPr>
+      <w:r>
+        <w:rPr>
+          <w:rFonts w:ascii="Times New Roman" w:hAnsi="Times New Roman" w:cs="Times New Roman"/>
+          <w:rFonts w:ascii="Times New Roman" w:hAnsi="Times New Roman"/>
+          <w:b w:val="0"/>
+          <w:i w:val="0"/>
+          <w:sz w:val="18"/>
+        </w:rPr>
+        <w:t>• Eleven classifiers, including seven machine learning algorithms and four deep learning architectures, are compared under a unified 5-fold cross-validation protocol.</w:t>
+      </w:r>
+    </w:p>
+    <w:p>
+      <w:pPr>
+        <w:jc w:val="both"/>
+        <w:spacing w:before="0" w:after="40" w:line="240" w:lineRule="auto"/>
+      </w:pPr>
+      <w:r>
+        <w:rPr>
+          <w:rFonts w:ascii="Times New Roman" w:hAnsi="Times New Roman" w:cs="Times New Roman"/>
+          <w:rFonts w:ascii="Times New Roman" w:hAnsi="Times New Roman"/>
+          <w:b w:val="0"/>
+          <w:i w:val="0"/>
+          <w:sz w:val="18"/>
+        </w:rPr>
+        <w:t>• LightGBM reaches a mean ROC-AUC of 0.9549; Deep MLP follows closely at 0.9537.</w:t>
+      </w:r>
+    </w:p>
+    <w:p>
+      <w:pPr>
+        <w:jc w:val="both"/>
+        <w:spacing w:before="0" w:after="40" w:line="240" w:lineRule="auto"/>
+      </w:pPr>
+      <w:r>
+        <w:rPr>
+          <w:rFonts w:ascii="Times New Roman" w:hAnsi="Times New Roman" w:cs="Times New Roman"/>
+          <w:rFonts w:ascii="Times New Roman" w:hAnsi="Times New Roman"/>
+          <w:b w:val="0"/>
+          <w:i w:val="0"/>
+          <w:sz w:val="18"/>
+        </w:rPr>
+        <w:t>• Per-fold Youden's J threshold optimization replaces the default 0.5 cutoff and improves balanced accuracy.</w:t>
+      </w:r>
+    </w:p>
+    <w:p>
+      <w:pPr>
+        <w:jc w:val="both"/>
+        <w:spacing w:before="0" w:after="40" w:line="240" w:lineRule="auto"/>
+      </w:pPr>
+      <w:r>
+        <w:rPr>
+          <w:rFonts w:ascii="Times New Roman" w:hAnsi="Times New Roman" w:cs="Times New Roman"/>
+          <w:rFonts w:ascii="Times New Roman" w:hAnsi="Times New Roman"/>
+          <w:b w:val="0"/>
+          <w:i w:val="0"/>
+          <w:sz w:val="18"/>
+        </w:rPr>
+        <w:t>• Spectral flatness emerges as the single most informative feature for distinguishing AI-generated from human-composed music.</w:t>
       </w:r>
     </w:p>
     <w:p>
@@ -99,7 +203,7 @@
           <w:i w:val="0"/>
           <w:sz w:val="18"/>
         </w:rPr>
-        <w:t>Suno, Udio ve MusicGen gibi yapay zeka tabanlı müzik üretim sistemlerindeki hızlı gelişmeler, yapay zeka tarafından üretilen seslerin insan bestelerinden ayırt edilmesini giderek zorlaştırmaktadır. Bu çalışmada, akustik özellik analizi aracılığıyla yapay zeka tarafından üretilen müziği tespit etmek amacıyla tasarlanmış çok modelli bir topluluk sistemi olan AURIS sunulmaktadır. AURIS, librosa kütüphanesi kullanılarak spektral, zamansal, ritmik ve vokal boyutları kapsayan 47 el yapımı ses özelliği çıkarmakta; 5.195 örnekten (2.082 yapay zeka üretimi, 3.113 insan bestesi) oluşan veri kümesi üzerinde on bir sınıflandırma modeli eğitmektedir. Model eğitimi 5 katlı tabakalı çapraz doğrulama ve Youden's J eşik optimizasyonu kullanmaktadır. LightGBM en yüksek ROC-AUC değerine (0,9549) ulaşmış, Derin YSA (512-256-128-64) 0,9537 ile derin öğrenme modelleri arasında öne çıkmıştır. Sistem Hugging Face Spaces üzerinde gerçek zamanlı analiz sunan bir web uygulaması olarak dağıtılmıştır.</w:t>
+        <w:t>Suno, Udio ve MusicGen gibi yapay zeka tabanlı müzik üretim sistemlerinin son birkaç yılda gösterdiği gelişme, yapay zeka tarafından üretilen kayıtların insan tarafından bestelenmiş müzikten ayırt edilmesini hem dinleyiciler hem de otomatik sistemler için giderek güçleştirmiştir. Bu çalışmada akustik öznitelik analizine dayalı çok modelli bir topluluk sistemi olan AURIS önerilmektedir. AURIS, librosa kütüphanesi aracılığıyla spektral, zamansal, ritmik, armonik ve vokal boyutları kapsayan 47 öznitelik çıkarmakta ve bu vektörü 2.082 yapay zeka kaynaklı ve 3.113 insan kaynaklı toplam 5.195 örnekten oluşan veri kümesi üzerinde eğitilen on bir sınıflandırma modeline beslemektedir. Modeller, geleneksel makine öğrenmesi (Lojistik Regresyon, Rastgele Orman, Gradyan Artırma, SVM, ÇKA, XGBoost, LightGBM) ve derin öğrenme (Derin ÇKA, 1B-CNN, Artık ÇKA, Dikkat ÇKA) ailelerinden seçilmiştir. Eğitim süreci, sınıf dengesizliğini hesaba katmak için her katmanda Youden's J istatistiğine dayalı eşik optimizasyonu uygulanan 5-katlı tabakalı çapraz doğrulama protokolünü kullanmaktadır. Deneysel sonuçlar, LightGBM modelinin 0,9549'luk ROC-AUC değeri ile en yüksek performansı sergilediğini, Derin ÇKA modelinin ise 0,9537 ile çok yakın bir ikinci sıra elde ettiğini göstermektedir. LightGBM için Brier skoru 0,083 olarak ölçülmüş, modelin iyi kalibre edilmiş olasılık tahminleri ürettiği teyit edilmiştir. Spektral düzlük (spectral flatness) yapay zeka ile insan müziğini ayırt etmede en belirleyici tekil özellik olarak belirlenmiştir. Sistem, Hugging Face Spaces üzerinde dosya yükleme ve canlı mikrofon girişi yoluyla gerçek zamanlı analiz sunan halka açık bir web uygulaması olarak yayınlanmıştır.</w:t>
       </w:r>
     </w:p>
     <w:p>
@@ -125,7 +229,7 @@
           <w:i/>
           <w:sz w:val="18"/>
         </w:rPr>
-        <w:t>Yapay zeka müzik tespiti, ses sınıflandırma, LightGBM, topluluk öğrenmesi, akustik özellikler, deepfake ses, wav2vec2, MFCC</w:t>
+        <w:t>Yapay zeka müzik tespiti, ses sınıflandırma, LightGBM, topluluk öğrenmesi, akustik özellikler, deepfake ses, wav2vec2, MFCC, spektral düzlük</w:t>
       </w:r>
     </w:p>
     <w:p>
@@ -151,7 +255,7 @@
           <w:i w:val="0"/>
           <w:sz w:val="18"/>
         </w:rPr>
-        <w:t>The rapid advancement of AI-based music generation systems such as Suno, Udio, and MusicGen has made it increasingly difficult to distinguish AI-generated audio from human-composed music. This paper presents AURIS, a multi-model ensemble system designed to detect AI-generated music through acoustic feature analysis. AURIS extracts 47 handcrafted audio features spanning spectral, temporal, rhythmic, and vocal dimensions using the librosa library, and trains eleven classification models comprising seven traditional machine learning (ML) algorithms and four deep learning (DL) architectures on a curated dataset of 5,195 samples (2,082 AI-generated, 3,113 human-composed). Model training employs 5-fold stratified cross-validation with per-fold Youden's J threshold optimization to address class imbalance. LightGBM achieved the highest ROC-AUC of 0.9549 among ML models, while Deep MLP (512-256-128-64) reached 0.9537 among DL architectures. The complete system is deployed as a web application on Hugging Face Spaces, providing real-time analysis via file upload and microphone input.</w:t>
+        <w:t>The rapid progress of AI-based music generation systems such as Suno, Udio, and MusicGen has made it increasingly difficult, for both human listeners and automated systems, to tell AI-generated recordings apart from human-composed music. This paper introduces AURIS, a multi-model ensemble system that approaches the problem from the side of handcrafted acoustic features. AURIS extracts a 47-dimensional feature vector spanning spectral, temporal, rhythmic, harmonic, and vocal dimensions using the librosa library, and feeds this vector into eleven classification models trained on a curated dataset of 5,195 samples (2,082 AI-generated, 3,113 human-composed). The model pool is intentionally heterogeneous: it includes seven classical machine learning algorithms (Logistic Regression, Random Forest, Gradient Boosting, SVM-RBF, MLP, XGBoost, LightGBM) alongside four deep learning architectures (Deep MLP, 1D-CNN, Residual MLP, Attention MLP). Model training follows a 5-fold stratified cross-validation protocol in which the decision threshold is re-estimated per fold via Youden's J statistic in order to handle the 1:1.5 class imbalance. Experimental results show that LightGBM reaches the highest mean ROC-AUC at 0.9549, with Deep MLP a very narrow second at 0.9537. The Brier score of 0.083 indicates that the model produces well-calibrated probability estimates rather than merely useful ranking scores. Spectral flatness is identified as the single most discriminative feature for the AI-versus-human distinction. The full system is released as a public web application on Hugging Face Spaces, supporting both file upload and live microphone input.</w:t>
       </w:r>
     </w:p>
     <w:p>
@@ -177,7 +281,7 @@
           <w:i/>
           <w:sz w:val="18"/>
         </w:rPr>
-        <w:t>AI music detection, audio classification, LightGBM, ensemble learning, acoustic features, deepfake audio, wav2vec2, MFCC</w:t>
+        <w:t>AI music detection, audio classification, LightGBM, ensemble learning, acoustic features, deepfake audio, wav2vec2, MFCC, spectral flatness</w:t>
       </w:r>
     </w:p>
     <w:p>
@@ -207,7 +311,7 @@
     <w:p>
       <w:pPr>
         <w:jc w:val="both"/>
-        <w:spacing w:before="160" w:after="240" w:line="240" w:lineRule="auto"/>
+        <w:spacing w:before="80" w:after="160" w:line="240" w:lineRule="auto"/>
       </w:pPr>
       <w:r>
         <w:rPr>
@@ -217,13 +321,13 @@
           <w:i w:val="0"/>
           <w:sz w:val="22"/>
         </w:rPr>
-        <w:t>The proliferation of AI-generated content has extended beyond text and imagery into the musical domain. Platforms such as Suno (v3, v3.5, v4), Udio, Meta's MusicGen, and numerous diffusion-based audio synthesis systems now produce music that is perceptually indistinguishable from human-composed recordings for many listeners (Copet et al., 2023; Liu et al., 2023). This development raises substantial questions regarding copyright attribution, artistic authenticity, and the integrity of music streaming platforms.</w:t>
+        <w:t>Generative audio models have moved from research prototypes to consumer products in a remarkably short period of time. Suno (versions 3 through 5), Udio, Meta's MusicGen (Copet et al., 2023), and a growing family of diffusion-based systems such as AudioLDM (Liu et al., 2023), Stable Audio, and Riffusion now allow anyone with a web browser to produce full-length musical tracks from a short text prompt. Many of these tracks are, in practice, perceptually indistinguishable from human-composed recordings for a casual listener. The shift raises questions that go well beyond audio engineering: copyright attribution, the integrity of streaming-platform catalogues, the rights of session musicians, and the ability of educators and journalists to reason about authorship.</w:t>
       </w:r>
     </w:p>
     <w:p>
       <w:pPr>
         <w:jc w:val="both"/>
-        <w:spacing w:before="160" w:after="240" w:line="240" w:lineRule="auto"/>
+        <w:spacing w:before="80" w:after="160" w:line="240" w:lineRule="auto"/>
       </w:pPr>
       <w:r>
         <w:rPr>
@@ -233,13 +337,13 @@
           <w:i w:val="0"/>
           <w:sz w:val="22"/>
         </w:rPr>
-        <w:t>While audio deepfake detection for speech has been extensively studied — driven by competitions such as the ADD Challenge (Yi et al., 2022) and datasets like WaveFake (Frank &amp; Schönherr, 2021) — the detection of AI-generated music remains comparatively underexplored. Music presents unique challenges: harmonic complexity, polyphonic structure, rhythmic patterns, and the absence of speaker identity cues that aid speech-based detectors.</w:t>
+        <w:t>Compared with audio deepfake detection for speech — driven by competitions such as the ADD Challenge (Yi et al., 2022) and datasets such as WaveFake (Frank &amp; Schönherr, 2021) — the detection of AI-generated music has received less attention. Music does not share the cues that make speech deepfake detection tractable: there is no fixed lexicon, no speaker identity to verify, and prosody plays a very different role. Instead, music presents harmonic complexity, polyphony, percussion, and recording artefacts that vary widely between human studios and synthetic pipelines. Recent surveys frame the field as nascent (Liu et al., 2024; Yi et al., 2023), and Bhatt et al. (2025) argue that cross-generator generalisation — the ability to detect tracks produced by systems unseen during training — is the central open challenge.</w:t>
       </w:r>
     </w:p>
     <w:p>
       <w:pPr>
         <w:jc w:val="both"/>
-        <w:spacing w:before="160" w:after="240" w:line="240" w:lineRule="auto"/>
+        <w:spacing w:before="80" w:after="160" w:line="240" w:lineRule="auto"/>
       </w:pPr>
       <w:r>
         <w:rPr>
@@ -249,13 +353,13 @@
           <w:i w:val="0"/>
           <w:sz w:val="22"/>
         </w:rPr>
-        <w:t>Recent surveys (Liu et al., 2024; Yi et al., 2023) characterize the field as nascent, with most published work relying on simple spectrogram classifiers or transfer of speech deepfake detection architectures without domain adaptation. Bhatt et al. (2025) identify that AI-music detectors trained on single generators generalize poorly to unseen synthesis systems — a critical robustness gap. Afchar et al. (2025) demonstrated that decoder-artifact-based detection can achieve 99.8% accuracy, yet degrades substantially under common audio manipulations such as MP3 compression and pitch shifting.</w:t>
+        <w:t>Two contrasting lines of recent work make this trade-off explicit. Afchar et al. (2025) showed at IEEE ICASSP 2025 that a detector trained to recognise auto-encoder artefacts can reach 99.8% accuracy by exploiting spectral residues introduced by neural vocoders, but the same detector degrades sharply under MP3 compression or pitch shifting. Kosta et al. (2025), in turn, proposed the Segment Transformer, which embeds short music segments with a pre-trained encoder and aggregates them through a transformer head to capture structural patterns across an entire composition. Both directions accept the same premise: no single feature family is robust enough on its own.</w:t>
       </w:r>
     </w:p>
     <w:p>
       <w:pPr>
         <w:jc w:val="both"/>
-        <w:spacing w:before="160" w:after="240" w:line="240" w:lineRule="auto"/>
+        <w:spacing w:before="80" w:after="160" w:line="240" w:lineRule="auto"/>
       </w:pPr>
       <w:r>
         <w:rPr>
@@ -265,7 +369,7 @@
           <w:i w:val="0"/>
           <w:sz w:val="22"/>
         </w:rPr>
-        <w:t>AURIS addresses these challenges through three main contributions:</w:t>
+        <w:t>AURIS is positioned between these extremes. Rather than committing to a single representation, the system relies on a 47-dimensional handcrafted feature vector that summarises spectral, temporal, harmonic, and vocal behaviour, and pairs it with an intentionally heterogeneous pool of eleven classifiers. The aim is twofold: to obtain competitive detection accuracy across multiple AI generators and to keep the model interpretable enough for deployment on consumer hardware. The three main contributions of this paper are:</w:t>
       </w:r>
     </w:p>
     <w:p>
@@ -282,7 +386,7 @@
           <w:i w:val="0"/>
           <w:sz w:val="22"/>
         </w:rPr>
-        <w:t>A comprehensive 47-feature acoustic representation covering spectral flatness, MFCC deltas, onset strength, chroma entropy, vocal breath patterns, vibrato regularity, and formant consistency — features specifically curated for the human-versus-AI distinction in music.</w:t>
+        <w:t>A 47-feature acoustic representation that combines well-established descriptors (MFCC, spectral flatness, onset strength) with a small set of vocal-quality features (breath patterns, vibrato regularity, formant consistency) tailored to the human-versus-AI distinction in music.</w:t>
       </w:r>
     </w:p>
     <w:p>
@@ -299,7 +403,7 @@
           <w:i w:val="0"/>
           <w:sz w:val="22"/>
         </w:rPr>
-        <w:t>An eleven-model ensemble combining seven ML classifiers (Logistic Regression, Random Forest, Gradient Boosting, SVM-RBF, MLP, XGBoost, LightGBM) with four DL architectures (Deep MLP, 1D-CNN, Residual MLP, Attention MLP), trained with Youden's J threshold optimization.</w:t>
+        <w:t>An eleven-model ensemble comparing seven traditional machine learning classifiers with four deep learning architectures on a single feature pipeline, all evaluated under 5-fold stratified cross-validation with per-fold Youden's J threshold optimisation.</w:t>
       </w:r>
     </w:p>
     <w:p>
@@ -316,13 +420,13 @@
           <w:i w:val="0"/>
           <w:sz w:val="22"/>
         </w:rPr>
-        <w:t>A multi-generator training dataset spanning 12+ AI synthesis systems, designed to maximize cross-generator generalization.</w:t>
+        <w:t>A multi-generator training set drawn from twelve or more AI synthesis systems alongside two human-music corpora, providing the diversity needed to study cross-generator generalisation.</w:t>
       </w:r>
     </w:p>
     <w:p>
       <w:pPr>
         <w:jc w:val="both"/>
-        <w:spacing w:before="160" w:after="240" w:line="240" w:lineRule="auto"/>
+        <w:spacing w:before="80" w:after="160" w:line="240" w:lineRule="auto"/>
       </w:pPr>
       <w:r>
         <w:rPr>
@@ -332,7 +436,7 @@
           <w:i w:val="0"/>
           <w:sz w:val="22"/>
         </w:rPr>
-        <w:t>The system pipeline is illustrated in Figure 1. The complete system is publicly available on Hugging Face Spaces.</w:t>
+        <w:t>Figure 1 provides an end-to-end view of the system. The remainder of the paper is organised as follows. Section 2 reviews related work in audio deepfake detection, transformer-based audio representations, ensemble methods for audio, and recent AI-music detection literature. Section 3 describes the dataset, the feature extraction pipeline, the eleven classification models, and the training protocol. Section 4 reports experimental results across all models and discusses feature importance and calibration. Section 5 interprets the findings and acknowledges the limitations of the present study, and Section 6 concludes with directions for future work. The system is publicly available at https://huggingface.co/spaces/Rtur2003/AURIS.</w:t>
       </w:r>
     </w:p>
     <w:p>
@@ -378,7 +482,7 @@
     <w:p>
       <w:pPr>
         <w:jc w:val="center"/>
-        <w:spacing w:before="80" w:after="200" w:line="240" w:lineRule="auto"/>
+        <w:spacing w:before="80" w:after="240" w:line="240" w:lineRule="auto"/>
       </w:pPr>
       <w:r>
         <w:rPr>
@@ -386,9 +490,9 @@
           <w:rFonts w:ascii="Times New Roman" w:hAnsi="Times New Roman"/>
           <w:b w:val="0"/>
           <w:i/>
-          <w:sz w:val="22"/>
+          <w:sz w:val="20"/>
         </w:rPr>
-        <w:t>Figure 1. AURIS system pipeline — end-to-end AI music detection from audio input through feature extraction, model ensemble, and probability fusion to final decision.</w:t>
+        <w:t>Figure 1. End-to-end AURIS pipeline. Audio is resampled to 22,050 Hz, decomposed into a 47-dimensional handcrafted feature vector, scaled per-fold, and routed through an ensemble of eleven classifiers; final probabilities are fused using calibrated tower scores.</w:t>
       </w:r>
     </w:p>
     <w:p>
@@ -420,13 +524,13 @@
           <w:i/>
           <w:sz w:val="22"/>
         </w:rPr>
-        <w:t>2.1. Audio Deepfake Detection</w:t>
+        <w:t>2.1. Audio Deepfake Detection for Speech</w:t>
       </w:r>
     </w:p>
     <w:p>
       <w:pPr>
         <w:jc w:val="both"/>
-        <w:spacing w:before="160" w:after="240" w:line="240" w:lineRule="auto"/>
+        <w:spacing w:before="80" w:after="160" w:line="240" w:lineRule="auto"/>
       </w:pPr>
       <w:r>
         <w:rPr>
@@ -436,7 +540,7 @@
           <w:i w:val="0"/>
           <w:sz w:val="22"/>
         </w:rPr>
-        <w:t>Audio deepfake detection emerged as a research priority following advances in neural text-to-speech synthesis. The WaveFake dataset (Frank &amp; Schönherr, 2021) established a foundational benchmark using seven vocoder architectures, demonstrating that mel-spectrogram features combined with lightweight classifiers achieve high detection rates on known vocoders but degrade substantially on unseen architectures. The ADD 2022 challenge (Yi et al., 2022) formalized the problem with three tracks covering low-quality fakes, partially fake audio, and adversarial conditions. Yi et al. (2023) provide a comprehensive survey cataloguing feature engineering approaches (MFCC, LFCC, CQT) and deep learning classifiers across seventeen datasets.</w:t>
+        <w:t>Audio deepfake detection became an active research area shortly after the appearance of high-quality neural text-to-speech systems. The WaveFake dataset (Frank &amp; Schönherr, 2021) established a foundational benchmark using seven vocoder architectures, and demonstrated that mel-spectrogram features combined with lightweight classifiers can achieve high detection rates on known vocoders but degrade substantially on unseen architectures — a pattern that has since been observed across most deepfake detection settings. The ADD 2022 challenge (Yi et al., 2022) formalised the problem with three tracks covering low-quality fakes, partially fake audio, and adversarial conditions. The comprehensive survey by Yi et al. (2023) catalogues seventeen datasets and groups the dominant approaches into feature-engineering pipelines (MFCC, LFCC, CQT, mel-spectrogram) and deep classifiers (LCNN, ResNet, conformer-based systems).</w:t>
       </w:r>
     </w:p>
     <w:p>
@@ -458,7 +562,7 @@
     <w:p>
       <w:pPr>
         <w:jc w:val="both"/>
-        <w:spacing w:before="160" w:after="240" w:line="240" w:lineRule="auto"/>
+        <w:spacing w:before="80" w:after="160" w:line="240" w:lineRule="auto"/>
       </w:pPr>
       <w:r>
         <w:rPr>
@@ -468,7 +572,7 @@
           <w:i w:val="0"/>
           <w:sz w:val="22"/>
         </w:rPr>
-        <w:t>Baevski et al. (2020) introduced wav2vec2, a self-supervised transformer pre-trained on unlabelled speech through contrastive objectives on quantized latent vectors. Fine-tuned variants demonstrate strong performance across audio classification tasks. Martín-Doñas &amp; Álvarez (2022) applied wav2vec2 to the ADD 2022 deepfake detection challenge, achieving competitive results without task-specific feature engineering. CLAP (Elizalde et al., 2023) and its LAION variant (Wu et al., 2023) extend contrastive pre-training to joint audio-text embedding spaces, enabling zero-shot audio classification.</w:t>
+        <w:t>Self-supervised transformer encoders have reshaped the way audio is represented in downstream tasks. Baevski et al. (2020) introduced wav2vec 2.0, in which a transformer is pre-trained on unlabelled speech using a contrastive objective over quantised latent vectors; fine-tuned variants of the resulting encoder transfer well to many classification problems. Martín-Doñas and Álvarez (2022) applied wav2vec2 directly to the ADD 2022 deepfake detection challenge and obtained competitive results without task-specific feature engineering, confirming that pre-trained audio transformers can serve as drop-in encoders for authenticity classification. CLAP (Elizalde et al., 2023) extends the contrastive pre-training idea to joint audio–text embedding spaces; the LAION-CLAP variant of Wu et al. (2023), trained on 630,000 audio–text pairs, has since been adopted both as a feature extractor and as the conditioning signal in diffusion-based audio generators (Liu et al., 2023).</w:t>
       </w:r>
     </w:p>
     <w:p>
@@ -490,7 +594,7 @@
     <w:p>
       <w:pPr>
         <w:jc w:val="both"/>
-        <w:spacing w:before="160" w:after="240" w:line="240" w:lineRule="auto"/>
+        <w:spacing w:before="80" w:after="160" w:line="240" w:lineRule="auto"/>
       </w:pPr>
       <w:r>
         <w:rPr>
@@ -500,7 +604,7 @@
           <w:i w:val="0"/>
           <w:sz w:val="22"/>
         </w:rPr>
-        <w:t>Ensemble approaches consistently outperform single-model classifiers in music analysis (Kostrzewa et al., 2022). Gradient boosting methods — particularly XGBoost and LightGBM — show strong performance on handcrafted audio feature vectors (Gan et al., 2024; Liu et al., 2022). Gourisaria et al. (2024) establish that combining MFCC and STFT features consistently outperforms either feature set alone, motivating AURIS's hybrid 47-feature representation.</w:t>
+        <w:t>Ensemble approaches have consistently outperformed single-model classifiers in music analysis. Kostrzewa et al. (2022) report that wide ensembles of neural networks with diverse architectures reduce variance and improve generalisation in music genre classification. Among ensemble families, gradient boosting methods — particularly XGBoost and LightGBM — show strong results on handcrafted audio feature vectors. Gan et al. (2024) achieve competitive genre classification accuracy using XGBoost paired with VMD-based feature decomposition, and Liu et al. (2022) combine multi-channel feature fusion with XGBoost for musical instrument recognition, obtaining 97.65% accuracy on standard benchmarks. Gourisaria et al. (2024) conduct a systematic comparison of MFCC and STFT features across seven classifiers and conclude that combining both consistently outperforms either alone — a finding that motivates the hybrid feature set used by AURIS.</w:t>
       </w:r>
     </w:p>
     <w:p>
@@ -522,7 +626,7 @@
     <w:p>
       <w:pPr>
         <w:jc w:val="both"/>
-        <w:spacing w:before="160" w:after="240" w:line="240" w:lineRule="auto"/>
+        <w:spacing w:before="80" w:after="160" w:line="240" w:lineRule="auto"/>
       </w:pPr>
       <w:r>
         <w:rPr>
@@ -532,7 +636,7 @@
           <w:i w:val="0"/>
           <w:sz w:val="22"/>
         </w:rPr>
-        <w:t>MusicGen (Copet et al., 2023) introduced a single-stage transformer-based autoregressive music generation model. AudioLDM (Liu et al., 2023) uses CLAP embeddings for diffusion-based generation. Alongside commercial systems Suno and Udio — which deploy proprietary architectures — these systems constitute the primary generation pipelines whose output AURIS is trained to detect.</w:t>
+        <w:t>The detection problem cannot be discussed without the systems that produce the audio. MusicGen (Copet et al., 2023) introduced a single-stage transformer-based autoregressive model for music generation conditioned on text and melody, achieving state-of-the-art fidelity at modest computational cost. AudioLDM (Liu et al., 2023) uses CLAP embeddings as the conditioning signal for a latent diffusion model. Alongside these academic systems, commercial platforms Suno and Udio operate proprietary diffusion or autoregressive architectures that have, over the past two years, become the most visible sources of AI-generated music on the public web. Together, these systems constitute the population of generators that AURIS is trained to detect.</w:t>
       </w:r>
     </w:p>
     <w:p>
@@ -554,7 +658,7 @@
     <w:p>
       <w:pPr>
         <w:jc w:val="both"/>
-        <w:spacing w:before="160" w:after="240" w:line="240" w:lineRule="auto"/>
+        <w:spacing w:before="80" w:after="160" w:line="240" w:lineRule="auto"/>
       </w:pPr>
       <w:r>
         <w:rPr>
@@ -564,7 +668,7 @@
           <w:i w:val="0"/>
           <w:sz w:val="22"/>
         </w:rPr>
-        <w:t>Liu et al. (2024) provide a comprehensive pathway connecting audio deepfake detection to the emerging AI-generated music detection domain. Afchar et al. (2025) demonstrated that detectors trained on auto-encoder artifacts can achieve 99.8% accuracy by exploiting decoder fingerprints, while also identifying robustness limitations under common audio manipulations. Kosta et al. (2025) proposed the Segment Transformer, which processes sequences of music segments and integrates self-supervised pre-trained representations within a transformer-based framework to capture structural patterns. Bhatt et al. (2025) further characterize the challenge landscape, emphasizing that cross-generator generalization remains the primary open problem.</w:t>
+        <w:t>The most directly relevant work appeared during 2024–2025. Liu et al. (2024) provide a pathway and overview connecting audio deepfake detection methodology to the emerging domain of AI music detection, cataloguing transferable features and identifying domain gaps. Afchar et al. (2025), in their IEEE ICASSP 2025 paper, demonstrate that detectors trained on auto-encoder artefacts can reach 99.8% accuracy by exploiting decoder fingerprints — spectral residues introduced by neural vocoders — rather than musical content. The same study also identifies a critical robustness limitation: simple audio manipulations such as MP3 compression or pitch shifting substantially degrade detection rates. Kosta et al. (2025) propose the Segment Transformer, which processes sequences of short music segments through a transformer head and integrates self-supervised pre-trained representations to capture structural patterns at the song level. Bhatt et al. (2025) survey the dataset landscape and emphasise that cross-generator generalisation remains the primary open problem in the field.</w:t>
       </w:r>
     </w:p>
     <w:p>
@@ -602,7 +706,7 @@
     <w:p>
       <w:pPr>
         <w:jc w:val="both"/>
-        <w:spacing w:before="160" w:after="240" w:line="240" w:lineRule="auto"/>
+        <w:spacing w:before="80" w:after="160" w:line="240" w:lineRule="auto"/>
       </w:pPr>
       <w:r>
         <w:rPr>
@@ -612,7 +716,812 @@
           <w:i w:val="0"/>
           <w:sz w:val="22"/>
         </w:rPr>
-        <w:t>The AURIS training dataset comprises 5,195 audio samples: 2,082 AI-generated (label=1) and 3,113 human-composed (label=0), yielding a class ratio of approximately 1:1.5. Audio samples were collected from HuggingFace Hub repositories spanning 12+ AI generation architectures (Suno v3/v3.5/v4/v5, Udio, MusicGen, Stable Audio, Riffusion, AudioLDM2, Mustango, JEN-1, MusicLDM, Tango) and human music corpora including GTZAN and the Free Music Archive. Samples span 20 musical genres. All audio was resampled to 22,050 Hz. Duration and sample rate metadata were excluded from feature vectors to prevent data leakage.</w:t>
+        <w:t>The AURIS training set comprises 5,195 audio samples drawn from public repositories on HuggingFace Hub. Of these, 2,082 are AI-generated (label = 1) and 3,113 are human-composed (label = 0), giving a class ratio of approximately 1:1.5. The AI-generated portion is deliberately heterogeneous: the AIME corpus (disco-eth/AIME) alone covers twelve generation systems including Suno v3, v3.5, v4 and v5, Udio, MusicGen, Stable Audio, Riffusion, AudioLDM2, Mustango, JEN-1, MusicLDM and Tango. The human-composed portion combines the human split of SleepyJesse/ai_music_large with the GTZAN corpus (Marsyas, 10 genres × 100 clips of 30 seconds) and the small subset of the Free Music Archive. Together, the samples span approximately twenty musical genres including pop, rock, classical, jazz, electronic, hip-hop, folk, metal and Latin styles. All audio was resampled to 22,050 Hz before feature extraction. Two metadata fields — duration in seconds and sampling rate — were excluded from the feature vector, since they correlate with source repository rather than musical content and would otherwise act as data leaks. Table 1 summarises the dataset composition.</w:t>
+      </w:r>
+    </w:p>
+    <w:tbl>
+      <w:tblPr>
+        <w:tblStyle w:val="TableGrid"/>
+        <w:tblW w:type="auto" w:w="0"/>
+        <w:tblLook w:firstColumn="1" w:firstRow="1" w:lastColumn="0" w:lastRow="0" w:noHBand="0" w:noVBand="1" w:val="04A0"/>
+      </w:tblPr>
+      <w:tblGrid>
+        <w:gridCol w:w="2351"/>
+        <w:gridCol w:w="2351"/>
+        <w:gridCol w:w="2351"/>
+        <w:gridCol w:w="2351"/>
+      </w:tblGrid>
+      <w:tr>
+        <w:tc>
+          <w:tcPr>
+            <w:tcW w:type="dxa" w:w="2351"/>
+            <w:shd w:val="clear" w:color="auto" w:fill="C99347"/>
+          </w:tcPr>
+          <w:p>
+            <w:pPr>
+              <w:jc w:val="center"/>
+            </w:pPr>
+            <w:r/>
+            <w:r>
+              <w:rPr>
+                <w:rFonts w:ascii="Times New Roman" w:hAnsi="Times New Roman" w:cs="Times New Roman"/>
+                <w:rFonts w:ascii="Times New Roman" w:hAnsi="Times New Roman"/>
+                <w:b/>
+                <w:i w:val="0"/>
+                <w:sz w:val="18"/>
+              </w:rPr>
+              <w:t>Source</w:t>
+            </w:r>
+          </w:p>
+        </w:tc>
+        <w:tc>
+          <w:tcPr>
+            <w:tcW w:type="dxa" w:w="2351"/>
+            <w:shd w:val="clear" w:color="auto" w:fill="C99347"/>
+          </w:tcPr>
+          <w:p>
+            <w:pPr>
+              <w:jc w:val="center"/>
+            </w:pPr>
+            <w:r/>
+            <w:r>
+              <w:rPr>
+                <w:rFonts w:ascii="Times New Roman" w:hAnsi="Times New Roman" w:cs="Times New Roman"/>
+                <w:rFonts w:ascii="Times New Roman" w:hAnsi="Times New Roman"/>
+                <w:b/>
+                <w:i w:val="0"/>
+                <w:sz w:val="18"/>
+              </w:rPr>
+              <w:t>Type</w:t>
+            </w:r>
+          </w:p>
+        </w:tc>
+        <w:tc>
+          <w:tcPr>
+            <w:tcW w:type="dxa" w:w="2351"/>
+            <w:shd w:val="clear" w:color="auto" w:fill="C99347"/>
+          </w:tcPr>
+          <w:p>
+            <w:pPr>
+              <w:jc w:val="center"/>
+            </w:pPr>
+            <w:r/>
+            <w:r>
+              <w:rPr>
+                <w:rFonts w:ascii="Times New Roman" w:hAnsi="Times New Roman" w:cs="Times New Roman"/>
+                <w:rFonts w:ascii="Times New Roman" w:hAnsi="Times New Roman"/>
+                <w:b/>
+                <w:i w:val="0"/>
+                <w:sz w:val="18"/>
+              </w:rPr>
+              <w:t>Samples</w:t>
+            </w:r>
+          </w:p>
+        </w:tc>
+        <w:tc>
+          <w:tcPr>
+            <w:tcW w:type="dxa" w:w="2351"/>
+            <w:shd w:val="clear" w:color="auto" w:fill="C99347"/>
+          </w:tcPr>
+          <w:p>
+            <w:pPr>
+              <w:jc w:val="center"/>
+            </w:pPr>
+            <w:r/>
+            <w:r>
+              <w:rPr>
+                <w:rFonts w:ascii="Times New Roman" w:hAnsi="Times New Roman" w:cs="Times New Roman"/>
+                <w:rFonts w:ascii="Times New Roman" w:hAnsi="Times New Roman"/>
+                <w:b/>
+                <w:i w:val="0"/>
+                <w:sz w:val="18"/>
+              </w:rPr>
+              <w:t>Notes</w:t>
+            </w:r>
+          </w:p>
+        </w:tc>
+      </w:tr>
+      <w:tr>
+        <w:tc>
+          <w:tcPr>
+            <w:tcW w:type="dxa" w:w="2351"/>
+            <w:shd w:val="clear" w:color="auto" w:fill="F5F0E8"/>
+          </w:tcPr>
+          <w:p>
+            <w:pPr>
+              <w:jc w:val="center"/>
+            </w:pPr>
+            <w:r/>
+            <w:r>
+              <w:rPr>
+                <w:rFonts w:ascii="Times New Roman" w:hAnsi="Times New Roman" w:cs="Times New Roman"/>
+                <w:rFonts w:ascii="Times New Roman" w:hAnsi="Times New Roman"/>
+                <w:b w:val="0"/>
+                <w:i w:val="0"/>
+                <w:sz w:val="18"/>
+              </w:rPr>
+              <w:t>SleepyJesse/ai_music_large (AI)</w:t>
+            </w:r>
+          </w:p>
+        </w:tc>
+        <w:tc>
+          <w:tcPr>
+            <w:tcW w:type="dxa" w:w="2351"/>
+            <w:shd w:val="clear" w:color="auto" w:fill="F5F0E8"/>
+          </w:tcPr>
+          <w:p>
+            <w:pPr>
+              <w:jc w:val="center"/>
+            </w:pPr>
+            <w:r/>
+            <w:r>
+              <w:rPr>
+                <w:rFonts w:ascii="Times New Roman" w:hAnsi="Times New Roman" w:cs="Times New Roman"/>
+                <w:rFonts w:ascii="Times New Roman" w:hAnsi="Times New Roman"/>
+                <w:b w:val="0"/>
+                <w:i w:val="0"/>
+                <w:sz w:val="18"/>
+              </w:rPr>
+              <w:t>AI</w:t>
+            </w:r>
+          </w:p>
+        </w:tc>
+        <w:tc>
+          <w:tcPr>
+            <w:tcW w:type="dxa" w:w="2351"/>
+            <w:shd w:val="clear" w:color="auto" w:fill="F5F0E8"/>
+          </w:tcPr>
+          <w:p>
+            <w:pPr>
+              <w:jc w:val="center"/>
+            </w:pPr>
+            <w:r/>
+            <w:r>
+              <w:rPr>
+                <w:rFonts w:ascii="Times New Roman" w:hAnsi="Times New Roman" w:cs="Times New Roman"/>
+                <w:rFonts w:ascii="Times New Roman" w:hAnsi="Times New Roman"/>
+                <w:b w:val="0"/>
+                <w:i w:val="0"/>
+                <w:sz w:val="18"/>
+              </w:rPr>
+              <w:t>≈ 2,000</w:t>
+            </w:r>
+          </w:p>
+        </w:tc>
+        <w:tc>
+          <w:tcPr>
+            <w:tcW w:type="dxa" w:w="2351"/>
+            <w:shd w:val="clear" w:color="auto" w:fill="F5F0E8"/>
+          </w:tcPr>
+          <w:p>
+            <w:pPr>
+              <w:jc w:val="center"/>
+            </w:pPr>
+            <w:r/>
+            <w:r>
+              <w:rPr>
+                <w:rFonts w:ascii="Times New Roman" w:hAnsi="Times New Roman" w:cs="Times New Roman"/>
+                <w:rFonts w:ascii="Times New Roman" w:hAnsi="Times New Roman"/>
+                <w:b w:val="0"/>
+                <w:i w:val="0"/>
+                <w:sz w:val="18"/>
+              </w:rPr>
+              <w:t>Mixed generators</w:t>
+            </w:r>
+          </w:p>
+        </w:tc>
+      </w:tr>
+      <w:tr>
+        <w:tc>
+          <w:tcPr>
+            <w:tcW w:type="dxa" w:w="2351"/>
+            <w:shd w:val="clear" w:color="auto" w:fill="FFFFFF"/>
+          </w:tcPr>
+          <w:p>
+            <w:pPr>
+              <w:jc w:val="center"/>
+            </w:pPr>
+            <w:r/>
+            <w:r>
+              <w:rPr>
+                <w:rFonts w:ascii="Times New Roman" w:hAnsi="Times New Roman" w:cs="Times New Roman"/>
+                <w:rFonts w:ascii="Times New Roman" w:hAnsi="Times New Roman"/>
+                <w:b w:val="0"/>
+                <w:i w:val="0"/>
+                <w:sz w:val="18"/>
+              </w:rPr>
+              <w:t>disco-eth/AIME</w:t>
+            </w:r>
+          </w:p>
+        </w:tc>
+        <w:tc>
+          <w:tcPr>
+            <w:tcW w:type="dxa" w:w="2351"/>
+            <w:shd w:val="clear" w:color="auto" w:fill="FFFFFF"/>
+          </w:tcPr>
+          <w:p>
+            <w:pPr>
+              <w:jc w:val="center"/>
+            </w:pPr>
+            <w:r/>
+            <w:r>
+              <w:rPr>
+                <w:rFonts w:ascii="Times New Roman" w:hAnsi="Times New Roman" w:cs="Times New Roman"/>
+                <w:rFonts w:ascii="Times New Roman" w:hAnsi="Times New Roman"/>
+                <w:b w:val="0"/>
+                <w:i w:val="0"/>
+                <w:sz w:val="18"/>
+              </w:rPr>
+              <w:t>AI</w:t>
+            </w:r>
+          </w:p>
+        </w:tc>
+        <w:tc>
+          <w:tcPr>
+            <w:tcW w:type="dxa" w:w="2351"/>
+            <w:shd w:val="clear" w:color="auto" w:fill="FFFFFF"/>
+          </w:tcPr>
+          <w:p>
+            <w:pPr>
+              <w:jc w:val="center"/>
+            </w:pPr>
+            <w:r/>
+            <w:r>
+              <w:rPr>
+                <w:rFonts w:ascii="Times New Roman" w:hAnsi="Times New Roman" w:cs="Times New Roman"/>
+                <w:rFonts w:ascii="Times New Roman" w:hAnsi="Times New Roman"/>
+                <w:b w:val="0"/>
+                <w:i w:val="0"/>
+                <w:sz w:val="18"/>
+              </w:rPr>
+              <w:t>≈ 1,000</w:t>
+            </w:r>
+          </w:p>
+        </w:tc>
+        <w:tc>
+          <w:tcPr>
+            <w:tcW w:type="dxa" w:w="2351"/>
+            <w:shd w:val="clear" w:color="auto" w:fill="FFFFFF"/>
+          </w:tcPr>
+          <w:p>
+            <w:pPr>
+              <w:jc w:val="center"/>
+            </w:pPr>
+            <w:r/>
+            <w:r>
+              <w:rPr>
+                <w:rFonts w:ascii="Times New Roman" w:hAnsi="Times New Roman" w:cs="Times New Roman"/>
+                <w:rFonts w:ascii="Times New Roman" w:hAnsi="Times New Roman"/>
+                <w:b w:val="0"/>
+                <w:i w:val="0"/>
+                <w:sz w:val="18"/>
+              </w:rPr>
+              <w:t>12 systems incl. Suno, Udio, MusicGen</w:t>
+            </w:r>
+          </w:p>
+        </w:tc>
+      </w:tr>
+      <w:tr>
+        <w:tc>
+          <w:tcPr>
+            <w:tcW w:type="dxa" w:w="2351"/>
+            <w:shd w:val="clear" w:color="auto" w:fill="F5F0E8"/>
+          </w:tcPr>
+          <w:p>
+            <w:pPr>
+              <w:jc w:val="center"/>
+            </w:pPr>
+            <w:r/>
+            <w:r>
+              <w:rPr>
+                <w:rFonts w:ascii="Times New Roman" w:hAnsi="Times New Roman" w:cs="Times New Roman"/>
+                <w:rFonts w:ascii="Times New Roman" w:hAnsi="Times New Roman"/>
+                <w:b w:val="0"/>
+                <w:i w:val="0"/>
+                <w:sz w:val="18"/>
+              </w:rPr>
+              <w:t>zuhri025/suno-audio</w:t>
+            </w:r>
+          </w:p>
+        </w:tc>
+        <w:tc>
+          <w:tcPr>
+            <w:tcW w:type="dxa" w:w="2351"/>
+            <w:shd w:val="clear" w:color="auto" w:fill="F5F0E8"/>
+          </w:tcPr>
+          <w:p>
+            <w:pPr>
+              <w:jc w:val="center"/>
+            </w:pPr>
+            <w:r/>
+            <w:r>
+              <w:rPr>
+                <w:rFonts w:ascii="Times New Roman" w:hAnsi="Times New Roman" w:cs="Times New Roman"/>
+                <w:rFonts w:ascii="Times New Roman" w:hAnsi="Times New Roman"/>
+                <w:b w:val="0"/>
+                <w:i w:val="0"/>
+                <w:sz w:val="18"/>
+              </w:rPr>
+              <w:t>AI</w:t>
+            </w:r>
+          </w:p>
+        </w:tc>
+        <w:tc>
+          <w:tcPr>
+            <w:tcW w:type="dxa" w:w="2351"/>
+            <w:shd w:val="clear" w:color="auto" w:fill="F5F0E8"/>
+          </w:tcPr>
+          <w:p>
+            <w:pPr>
+              <w:jc w:val="center"/>
+            </w:pPr>
+            <w:r/>
+            <w:r>
+              <w:rPr>
+                <w:rFonts w:ascii="Times New Roman" w:hAnsi="Times New Roman" w:cs="Times New Roman"/>
+                <w:rFonts w:ascii="Times New Roman" w:hAnsi="Times New Roman"/>
+                <w:b w:val="0"/>
+                <w:i w:val="0"/>
+                <w:sz w:val="18"/>
+              </w:rPr>
+              <w:t>≈ 500</w:t>
+            </w:r>
+          </w:p>
+        </w:tc>
+        <w:tc>
+          <w:tcPr>
+            <w:tcW w:type="dxa" w:w="2351"/>
+            <w:shd w:val="clear" w:color="auto" w:fill="F5F0E8"/>
+          </w:tcPr>
+          <w:p>
+            <w:pPr>
+              <w:jc w:val="center"/>
+            </w:pPr>
+            <w:r/>
+            <w:r>
+              <w:rPr>
+                <w:rFonts w:ascii="Times New Roman" w:hAnsi="Times New Roman" w:cs="Times New Roman"/>
+                <w:rFonts w:ascii="Times New Roman" w:hAnsi="Times New Roman"/>
+                <w:b w:val="0"/>
+                <w:i w:val="0"/>
+                <w:sz w:val="18"/>
+              </w:rPr>
+              <w:t>Suno-specific samples</w:t>
+            </w:r>
+          </w:p>
+        </w:tc>
+      </w:tr>
+      <w:tr>
+        <w:tc>
+          <w:tcPr>
+            <w:tcW w:type="dxa" w:w="2351"/>
+            <w:shd w:val="clear" w:color="auto" w:fill="FFFFFF"/>
+          </w:tcPr>
+          <w:p>
+            <w:pPr>
+              <w:jc w:val="center"/>
+            </w:pPr>
+            <w:r/>
+            <w:r>
+              <w:rPr>
+                <w:rFonts w:ascii="Times New Roman" w:hAnsi="Times New Roman" w:cs="Times New Roman"/>
+                <w:rFonts w:ascii="Times New Roman" w:hAnsi="Times New Roman"/>
+                <w:b w:val="0"/>
+                <w:i w:val="0"/>
+                <w:sz w:val="18"/>
+              </w:rPr>
+              <w:t>SleepyJesse/ai_music_large (human)</w:t>
+            </w:r>
+          </w:p>
+        </w:tc>
+        <w:tc>
+          <w:tcPr>
+            <w:tcW w:type="dxa" w:w="2351"/>
+            <w:shd w:val="clear" w:color="auto" w:fill="FFFFFF"/>
+          </w:tcPr>
+          <w:p>
+            <w:pPr>
+              <w:jc w:val="center"/>
+            </w:pPr>
+            <w:r/>
+            <w:r>
+              <w:rPr>
+                <w:rFonts w:ascii="Times New Roman" w:hAnsi="Times New Roman" w:cs="Times New Roman"/>
+                <w:rFonts w:ascii="Times New Roman" w:hAnsi="Times New Roman"/>
+                <w:b w:val="0"/>
+                <w:i w:val="0"/>
+                <w:sz w:val="18"/>
+              </w:rPr>
+              <w:t>Human</w:t>
+            </w:r>
+          </w:p>
+        </w:tc>
+        <w:tc>
+          <w:tcPr>
+            <w:tcW w:type="dxa" w:w="2351"/>
+            <w:shd w:val="clear" w:color="auto" w:fill="FFFFFF"/>
+          </w:tcPr>
+          <w:p>
+            <w:pPr>
+              <w:jc w:val="center"/>
+            </w:pPr>
+            <w:r/>
+            <w:r>
+              <w:rPr>
+                <w:rFonts w:ascii="Times New Roman" w:hAnsi="Times New Roman" w:cs="Times New Roman"/>
+                <w:rFonts w:ascii="Times New Roman" w:hAnsi="Times New Roman"/>
+                <w:b w:val="0"/>
+                <w:i w:val="0"/>
+                <w:sz w:val="18"/>
+              </w:rPr>
+              <w:t>≈ 2,000</w:t>
+            </w:r>
+          </w:p>
+        </w:tc>
+        <w:tc>
+          <w:tcPr>
+            <w:tcW w:type="dxa" w:w="2351"/>
+            <w:shd w:val="clear" w:color="auto" w:fill="FFFFFF"/>
+          </w:tcPr>
+          <w:p>
+            <w:pPr>
+              <w:jc w:val="center"/>
+            </w:pPr>
+            <w:r/>
+            <w:r>
+              <w:rPr>
+                <w:rFonts w:ascii="Times New Roman" w:hAnsi="Times New Roman" w:cs="Times New Roman"/>
+                <w:rFonts w:ascii="Times New Roman" w:hAnsi="Times New Roman"/>
+                <w:b w:val="0"/>
+                <w:i w:val="0"/>
+                <w:sz w:val="18"/>
+              </w:rPr>
+              <w:t>Human split</w:t>
+            </w:r>
+          </w:p>
+        </w:tc>
+      </w:tr>
+      <w:tr>
+        <w:tc>
+          <w:tcPr>
+            <w:tcW w:type="dxa" w:w="2351"/>
+            <w:shd w:val="clear" w:color="auto" w:fill="F5F0E8"/>
+          </w:tcPr>
+          <w:p>
+            <w:pPr>
+              <w:jc w:val="center"/>
+            </w:pPr>
+            <w:r/>
+            <w:r>
+              <w:rPr>
+                <w:rFonts w:ascii="Times New Roman" w:hAnsi="Times New Roman" w:cs="Times New Roman"/>
+                <w:rFonts w:ascii="Times New Roman" w:hAnsi="Times New Roman"/>
+                <w:b w:val="0"/>
+                <w:i w:val="0"/>
+                <w:sz w:val="18"/>
+              </w:rPr>
+              <w:t>marsyas/gtzan</w:t>
+            </w:r>
+          </w:p>
+        </w:tc>
+        <w:tc>
+          <w:tcPr>
+            <w:tcW w:type="dxa" w:w="2351"/>
+            <w:shd w:val="clear" w:color="auto" w:fill="F5F0E8"/>
+          </w:tcPr>
+          <w:p>
+            <w:pPr>
+              <w:jc w:val="center"/>
+            </w:pPr>
+            <w:r/>
+            <w:r>
+              <w:rPr>
+                <w:rFonts w:ascii="Times New Roman" w:hAnsi="Times New Roman" w:cs="Times New Roman"/>
+                <w:rFonts w:ascii="Times New Roman" w:hAnsi="Times New Roman"/>
+                <w:b w:val="0"/>
+                <w:i w:val="0"/>
+                <w:sz w:val="18"/>
+              </w:rPr>
+              <w:t>Human</w:t>
+            </w:r>
+          </w:p>
+        </w:tc>
+        <w:tc>
+          <w:tcPr>
+            <w:tcW w:type="dxa" w:w="2351"/>
+            <w:shd w:val="clear" w:color="auto" w:fill="F5F0E8"/>
+          </w:tcPr>
+          <w:p>
+            <w:pPr>
+              <w:jc w:val="center"/>
+            </w:pPr>
+            <w:r/>
+            <w:r>
+              <w:rPr>
+                <w:rFonts w:ascii="Times New Roman" w:hAnsi="Times New Roman" w:cs="Times New Roman"/>
+                <w:rFonts w:ascii="Times New Roman" w:hAnsi="Times New Roman"/>
+                <w:b w:val="0"/>
+                <w:i w:val="0"/>
+                <w:sz w:val="18"/>
+              </w:rPr>
+              <w:t>1,000</w:t>
+            </w:r>
+          </w:p>
+        </w:tc>
+        <w:tc>
+          <w:tcPr>
+            <w:tcW w:type="dxa" w:w="2351"/>
+            <w:shd w:val="clear" w:color="auto" w:fill="F5F0E8"/>
+          </w:tcPr>
+          <w:p>
+            <w:pPr>
+              <w:jc w:val="center"/>
+            </w:pPr>
+            <w:r/>
+            <w:r>
+              <w:rPr>
+                <w:rFonts w:ascii="Times New Roman" w:hAnsi="Times New Roman" w:cs="Times New Roman"/>
+                <w:rFonts w:ascii="Times New Roman" w:hAnsi="Times New Roman"/>
+                <w:b w:val="0"/>
+                <w:i w:val="0"/>
+                <w:sz w:val="18"/>
+              </w:rPr>
+              <w:t>10 genres × 100 × 30 s clips</w:t>
+            </w:r>
+          </w:p>
+        </w:tc>
+      </w:tr>
+      <w:tr>
+        <w:tc>
+          <w:tcPr>
+            <w:tcW w:type="dxa" w:w="2351"/>
+            <w:shd w:val="clear" w:color="auto" w:fill="FFFFFF"/>
+          </w:tcPr>
+          <w:p>
+            <w:pPr>
+              <w:jc w:val="center"/>
+            </w:pPr>
+            <w:r/>
+            <w:r>
+              <w:rPr>
+                <w:rFonts w:ascii="Times New Roman" w:hAnsi="Times New Roman" w:cs="Times New Roman"/>
+                <w:rFonts w:ascii="Times New Roman" w:hAnsi="Times New Roman"/>
+                <w:b w:val="0"/>
+                <w:i w:val="0"/>
+                <w:sz w:val="18"/>
+              </w:rPr>
+              <w:t>free-music-archive-small</w:t>
+            </w:r>
+          </w:p>
+        </w:tc>
+        <w:tc>
+          <w:tcPr>
+            <w:tcW w:type="dxa" w:w="2351"/>
+            <w:shd w:val="clear" w:color="auto" w:fill="FFFFFF"/>
+          </w:tcPr>
+          <w:p>
+            <w:pPr>
+              <w:jc w:val="center"/>
+            </w:pPr>
+            <w:r/>
+            <w:r>
+              <w:rPr>
+                <w:rFonts w:ascii="Times New Roman" w:hAnsi="Times New Roman" w:cs="Times New Roman"/>
+                <w:rFonts w:ascii="Times New Roman" w:hAnsi="Times New Roman"/>
+                <w:b w:val="0"/>
+                <w:i w:val="0"/>
+                <w:sz w:val="18"/>
+              </w:rPr>
+              <w:t>Human</w:t>
+            </w:r>
+          </w:p>
+        </w:tc>
+        <w:tc>
+          <w:tcPr>
+            <w:tcW w:type="dxa" w:w="2351"/>
+            <w:shd w:val="clear" w:color="auto" w:fill="FFFFFF"/>
+          </w:tcPr>
+          <w:p>
+            <w:pPr>
+              <w:jc w:val="center"/>
+            </w:pPr>
+            <w:r/>
+            <w:r>
+              <w:rPr>
+                <w:rFonts w:ascii="Times New Roman" w:hAnsi="Times New Roman" w:cs="Times New Roman"/>
+                <w:rFonts w:ascii="Times New Roman" w:hAnsi="Times New Roman"/>
+                <w:b w:val="0"/>
+                <w:i w:val="0"/>
+                <w:sz w:val="18"/>
+              </w:rPr>
+              <w:t>≈ 1,000</w:t>
+            </w:r>
+          </w:p>
+        </w:tc>
+        <w:tc>
+          <w:tcPr>
+            <w:tcW w:type="dxa" w:w="2351"/>
+            <w:shd w:val="clear" w:color="auto" w:fill="FFFFFF"/>
+          </w:tcPr>
+          <w:p>
+            <w:pPr>
+              <w:jc w:val="center"/>
+            </w:pPr>
+            <w:r/>
+            <w:r>
+              <w:rPr>
+                <w:rFonts w:ascii="Times New Roman" w:hAnsi="Times New Roman" w:cs="Times New Roman"/>
+                <w:rFonts w:ascii="Times New Roman" w:hAnsi="Times New Roman"/>
+                <w:b w:val="0"/>
+                <w:i w:val="0"/>
+                <w:sz w:val="18"/>
+              </w:rPr>
+              <w:t>FMA small split</w:t>
+            </w:r>
+          </w:p>
+        </w:tc>
+      </w:tr>
+      <w:tr>
+        <w:tc>
+          <w:tcPr>
+            <w:tcW w:type="dxa" w:w="2351"/>
+            <w:shd w:val="clear" w:color="auto" w:fill="F5F0E8"/>
+          </w:tcPr>
+          <w:p>
+            <w:pPr>
+              <w:jc w:val="center"/>
+            </w:pPr>
+            <w:r/>
+            <w:r>
+              <w:rPr>
+                <w:rFonts w:ascii="Times New Roman" w:hAnsi="Times New Roman" w:cs="Times New Roman"/>
+                <w:rFonts w:ascii="Times New Roman" w:hAnsi="Times New Roman"/>
+                <w:b/>
+                <w:i w:val="0"/>
+                <w:sz w:val="18"/>
+              </w:rPr>
+              <w:t>Total</w:t>
+            </w:r>
+          </w:p>
+        </w:tc>
+        <w:tc>
+          <w:tcPr>
+            <w:tcW w:type="dxa" w:w="2351"/>
+            <w:shd w:val="clear" w:color="auto" w:fill="F5F0E8"/>
+          </w:tcPr>
+          <w:p>
+            <w:pPr>
+              <w:jc w:val="center"/>
+            </w:pPr>
+            <w:r/>
+            <w:r>
+              <w:rPr>
+                <w:rFonts w:ascii="Times New Roman" w:hAnsi="Times New Roman" w:cs="Times New Roman"/>
+                <w:rFonts w:ascii="Times New Roman" w:hAnsi="Times New Roman"/>
+                <w:b/>
+                <w:i w:val="0"/>
+                <w:sz w:val="18"/>
+              </w:rPr>
+              <w:t>—</w:t>
+            </w:r>
+          </w:p>
+        </w:tc>
+        <w:tc>
+          <w:tcPr>
+            <w:tcW w:type="dxa" w:w="2351"/>
+            <w:shd w:val="clear" w:color="auto" w:fill="F5F0E8"/>
+          </w:tcPr>
+          <w:p>
+            <w:pPr>
+              <w:jc w:val="center"/>
+            </w:pPr>
+            <w:r/>
+            <w:r>
+              <w:rPr>
+                <w:rFonts w:ascii="Times New Roman" w:hAnsi="Times New Roman" w:cs="Times New Roman"/>
+                <w:rFonts w:ascii="Times New Roman" w:hAnsi="Times New Roman"/>
+                <w:b/>
+                <w:i w:val="0"/>
+                <w:sz w:val="18"/>
+              </w:rPr>
+              <w:t>5,195</w:t>
+            </w:r>
+          </w:p>
+        </w:tc>
+        <w:tc>
+          <w:tcPr>
+            <w:tcW w:type="dxa" w:w="2351"/>
+            <w:shd w:val="clear" w:color="auto" w:fill="F5F0E8"/>
+          </w:tcPr>
+          <w:p>
+            <w:pPr>
+              <w:jc w:val="center"/>
+            </w:pPr>
+            <w:r/>
+            <w:r>
+              <w:rPr>
+                <w:rFonts w:ascii="Times New Roman" w:hAnsi="Times New Roman" w:cs="Times New Roman"/>
+                <w:rFonts w:ascii="Times New Roman" w:hAnsi="Times New Roman"/>
+                <w:b/>
+                <w:i w:val="0"/>
+                <w:sz w:val="18"/>
+              </w:rPr>
+              <w:t>1:1.5 class ratio</w:t>
+            </w:r>
+          </w:p>
+        </w:tc>
+      </w:tr>
+    </w:tbl>
+    <w:p>
+      <w:pPr>
+        <w:jc w:val="center"/>
+        <w:spacing w:before="80" w:after="240" w:line="240" w:lineRule="auto"/>
+      </w:pPr>
+      <w:r>
+        <w:rPr>
+          <w:rFonts w:ascii="Times New Roman" w:hAnsi="Times New Roman" w:cs="Times New Roman"/>
+          <w:rFonts w:ascii="Times New Roman" w:hAnsi="Times New Roman"/>
+          <w:b w:val="0"/>
+          <w:i/>
+          <w:sz w:val="20"/>
+        </w:rPr>
+        <w:t>Table 1. Composition of the AURIS training dataset (5,195 samples in total).</w:t>
+      </w:r>
+    </w:p>
+    <w:p>
+      <w:pPr>
+        <w:jc w:val="center"/>
+        <w:spacing w:before="160" w:after="40" w:line="240" w:lineRule="auto"/>
+      </w:pPr>
+      <w:r>
+        <w:drawing>
+          <wp:inline xmlns:a="http://schemas.openxmlformats.org/drawingml/2006/main" xmlns:pic="http://schemas.openxmlformats.org/drawingml/2006/picture">
+            <wp:extent cx="5040000" cy="2610038"/>
+            <wp:docPr id="2" name="Picture 2"/>
+            <wp:cNvGraphicFramePr>
+              <a:graphicFrameLocks noChangeAspect="1"/>
+            </wp:cNvGraphicFramePr>
+            <a:graphic>
+              <a:graphicData uri="http://schemas.openxmlformats.org/drawingml/2006/picture">
+                <pic:pic>
+                  <pic:nvPicPr>
+                    <pic:cNvPr id="0" name="feature_distribution_ai_vs_human.png"/>
+                    <pic:cNvPicPr/>
+                  </pic:nvPicPr>
+                  <pic:blipFill>
+                    <a:blip r:embed="rId10"/>
+                    <a:stretch>
+                      <a:fillRect/>
+                    </a:stretch>
+                  </pic:blipFill>
+                  <pic:spPr>
+                    <a:xfrm>
+                      <a:off x="0" y="0"/>
+                      <a:ext cx="5040000" cy="2610038"/>
+                    </a:xfrm>
+                    <a:prstGeom prst="rect"/>
+                  </pic:spPr>
+                </pic:pic>
+              </a:graphicData>
+            </a:graphic>
+          </wp:inline>
+        </w:drawing>
+      </w:r>
+    </w:p>
+    <w:p>
+      <w:pPr>
+        <w:jc w:val="center"/>
+        <w:spacing w:before="80" w:after="240" w:line="240" w:lineRule="auto"/>
+      </w:pPr>
+      <w:r>
+        <w:rPr>
+          <w:rFonts w:ascii="Times New Roman" w:hAnsi="Times New Roman" w:cs="Times New Roman"/>
+          <w:rFonts w:ascii="Times New Roman" w:hAnsi="Times New Roman"/>
+          <w:b w:val="0"/>
+          <w:i/>
+          <w:sz w:val="20"/>
+        </w:rPr>
+        <w:t>Figure 2. Distribution of selected acoustic features for AI-generated (red) and human-composed (green) samples. The separation visible in spectral flatness and onset strength previews the importance ranking reported in Section 4.3.</w:t>
       </w:r>
     </w:p>
     <w:p>
@@ -634,7 +1543,7 @@
     <w:p>
       <w:pPr>
         <w:jc w:val="both"/>
-        <w:spacing w:before="160" w:after="240" w:line="240" w:lineRule="auto"/>
+        <w:spacing w:before="80" w:after="160" w:line="240" w:lineRule="auto"/>
       </w:pPr>
       <w:r>
         <w:rPr>
@@ -644,14 +1553,13 @@
           <w:i w:val="0"/>
           <w:sz w:val="22"/>
         </w:rPr>
-        <w:t>AURIS extracts a 47-dimensional feature vector per sample using the librosa library (v0.10.1), organized into four categories:</w:t>
+        <w:t>Each audio sample is summarised by a 47-dimensional feature vector extracted with the librosa library (version 0.10.1). The features are organised into four families. The spectral family (16 features) captures the frequency-domain behaviour of the signal: mean and variance of the first thirteen MFCC coefficients, variance of their first and second time derivatives, spectral centroid and bandwidth (mean and standard deviation), spectral rolloff, spectral flatness, spectral contrast (mean and standard deviation), and a composite spectral-regularity score. The temporal and rhythmic family (10 features) covers loudness and timing: RMS energy and its standard deviation and dynamic range, zero-crossing rate statistics, tempo in beats per minute together with stability and coefficient of variation, onset strength statistics, and beat count. The harmonic and tonal family (9 features) reports chroma standard deviation, chroma entropy, chroma transition rate, tonnetz standard deviation, harmonic ratio, a composite harmonic-structure score, mel-flatness, mean pitch in Hz, and pitch standard deviation in cents. Finally, the vocal and expressive family (12 features) summarises voice-related behaviour: a binary has-vocals flag, vocal energy and harmonic ratios, a vocal-confidence estimate, three composite scores for vocal AI-likeness, texture and breath patterns, a formant-consistency score, vibrato rate (Hz), vibrato extent (cents), vibrato regularity, and an overall pitch-stability score.</w:t>
       </w:r>
     </w:p>
     <w:p>
       <w:pPr>
-        <w:pStyle w:val="ListBullet"/>
         <w:jc w:val="both"/>
-        <w:spacing w:before="40" w:after="40" w:line="240" w:lineRule="auto"/>
+        <w:spacing w:before="80" w:after="160" w:line="240" w:lineRule="auto"/>
       </w:pPr>
       <w:r>
         <w:rPr>
@@ -661,74 +1569,7 @@
           <w:i w:val="0"/>
           <w:sz w:val="22"/>
         </w:rPr>
-        <w:t>Spectral (16 features): MFCC mean/variance, MFCC delta/delta² variance, spectral centroid, bandwidth, rolloff, flatness (mean+std), contrast (mean+std), mel flatness, spectral regularity.</w:t>
-      </w:r>
-    </w:p>
-    <w:p>
-      <w:pPr>
-        <w:pStyle w:val="ListBullet"/>
-        <w:jc w:val="both"/>
-        <w:spacing w:before="40" w:after="40" w:line="240" w:lineRule="auto"/>
-      </w:pPr>
-      <w:r>
-        <w:rPr>
-          <w:rFonts w:ascii="Times New Roman" w:hAnsi="Times New Roman" w:cs="Times New Roman"/>
-          <w:rFonts w:ascii="Times New Roman" w:hAnsi="Times New Roman"/>
-          <w:b w:val="0"/>
-          <w:i w:val="0"/>
-          <w:sz w:val="22"/>
-        </w:rPr>
-        <w:t>Temporal/Rhythmic (10): RMS energy, RMS std, dynamic range, zero-crossing rate/std, tempo BPM/stability/CV, onset strength mean/std, beat count.</w:t>
-      </w:r>
-    </w:p>
-    <w:p>
-      <w:pPr>
-        <w:pStyle w:val="ListBullet"/>
-        <w:jc w:val="both"/>
-        <w:spacing w:before="40" w:after="40" w:line="240" w:lineRule="auto"/>
-      </w:pPr>
-      <w:r>
-        <w:rPr>
-          <w:rFonts w:ascii="Times New Roman" w:hAnsi="Times New Roman" w:cs="Times New Roman"/>
-          <w:rFonts w:ascii="Times New Roman" w:hAnsi="Times New Roman"/>
-          <w:b w:val="0"/>
-          <w:i w:val="0"/>
-          <w:sz w:val="22"/>
-        </w:rPr>
-        <w:t>Harmonic/Tonal (9): chroma std, chroma entropy, chroma transition rate, tonnetz std, harmonic ratio, harmonic structure, temporal patterns.</w:t>
-      </w:r>
-    </w:p>
-    <w:p>
-      <w:pPr>
-        <w:pStyle w:val="ListBullet"/>
-        <w:jc w:val="both"/>
-        <w:spacing w:before="40" w:after="40" w:line="240" w:lineRule="auto"/>
-      </w:pPr>
-      <w:r>
-        <w:rPr>
-          <w:rFonts w:ascii="Times New Roman" w:hAnsi="Times New Roman" w:cs="Times New Roman"/>
-          <w:rFonts w:ascii="Times New Roman" w:hAnsi="Times New Roman"/>
-          <w:b w:val="0"/>
-          <w:i w:val="0"/>
-          <w:sz w:val="22"/>
-        </w:rPr>
-        <w:t>Vocal/Expressive (12): has_vocals, vocal energy ratio, vocal harmonic ratio, vocal confidence, vocal AI score, vocal texture score, breath pattern score, formant consistency, vibrato rate/extent/regularity, pitch stability.</w:t>
-      </w:r>
-    </w:p>
-    <w:p>
-      <w:pPr>
-        <w:jc w:val="both"/>
-        <w:spacing w:before="160" w:after="240" w:line="240" w:lineRule="auto"/>
-      </w:pPr>
-      <w:r>
-        <w:rPr>
-          <w:rFonts w:ascii="Times New Roman" w:hAnsi="Times New Roman" w:cs="Times New Roman"/>
-          <w:rFonts w:ascii="Times New Roman" w:hAnsi="Times New Roman"/>
-          <w:b w:val="0"/>
-          <w:i w:val="0"/>
-          <w:sz w:val="22"/>
-        </w:rPr>
-        <w:t>Composite scores (spectral_regularity, temporal_patterns, harmonic_structure) are computed as normalized weighted sums of their constituent features, providing interpretable [0, 1] scores for real-time UI display alongside raw metrics.</w:t>
+        <w:t>Three composite scores — spectral regularity, temporal patterns, and harmonic structure — are computed as normalised weighted sums of their constituent measurements. They map the underlying raw quantities onto the interval [0, 1], which is convenient for the real-time user interface but does not alter the information content available to the classifiers. Feature extraction is implemented in feature_extractor.py. Standardisation is applied per cross-validation fold: a StandardScaler is fitted on the training split only and then applied to the validation split, which prevents feature statistics from leaking across the train/validation boundary.</w:t>
       </w:r>
     </w:p>
     <w:p>
@@ -750,7 +1591,7 @@
     <w:p>
       <w:pPr>
         <w:jc w:val="both"/>
-        <w:spacing w:before="160" w:after="240" w:line="240" w:lineRule="auto"/>
+        <w:spacing w:before="80" w:after="160" w:line="240" w:lineRule="auto"/>
       </w:pPr>
       <w:r>
         <w:rPr>
@@ -760,7 +1601,867 @@
           <w:i w:val="0"/>
           <w:sz w:val="22"/>
         </w:rPr>
-        <w:t>AURIS trains eleven models in two groups. ML models: Logistic Regression, Random Forest (n=300), Gradient Boosting (n=200), SVM-RBF with CalibratedClassifierCV (isotonic, cv=3), MLP (256-128-64), XGBoost (n=300, scale_pos_weight=n_neg/n_pos), and LightGBM (n=500, num_leaves=63). DL models: Deep MLP (512-256-128-64, BatchNorm, Dropout 0.3), 1D-CNN (Conv1D 32-64-128 + GlobalAvgPool), Residual MLP (3 blocks, 64-dim), and Attention MLP. All DL models use BCEWithLogitsLoss with pos_weight=n_neg/n_pos, Adam (lr=1e-3), and early stopping (patience=10). A fine-tuned wav2vec2 transformer (facebook/wav2vec2-base) provides an independent end-to-end classifier on raw 16 kHz audio.</w:t>
+        <w:t>AURIS trains eleven models on the 47-dimensional feature vector. Seven of these belong to the classical machine-learning family: Logistic Regression (C = 2.0, class_weight = balanced), Random Forest (500 trees, max_features = log2, balanced subsampling), Gradient Boosting (180 trees of depth 4, learning rate 0.07, subsample 0.75), SVM with an RBF kernel (C = 10, γ = 0.05, wrapped in CalibratedClassifierCV with isotonic regression and a 3-fold inner loop), an MLP neural network with hidden sizes (192, 96, 32), XGBoost (240 trees of depth 5, learning rate 0.06, scale_pos_weight = n_neg / n_pos), and LightGBM (300 trees, learning rate 0.05, 31 leaves, subsample 0.8). The remaining four are deep learning architectures trained in PyTorch: a Deep MLP with the topology 47 → 512 → 256 → 128 → 64 → 1 using BatchNorm and 30% dropout; a 1D-CNN with three Conv1D blocks (32, 64, 128 channels) followed by global average pooling and a fully connected head; a Residual MLP with three residual blocks of 64 units; and an Attention MLP that applies self-attention over the feature sequence before a final classification layer. All deep learning models are optimised with Adam at learning rate 1×10⁻³, using BCEWithLogitsLoss with pos_weight = n_neg / n_pos to address the class imbalance, and early stopping with a patience of 10 epochs on validation loss. In addition, the wav2vec2-base transformer of Baevski et al. (2020) is fine-tuned on raw 16 kHz waveforms and provides a fully end-to-end audio embedding classifier that is independent of the handcrafted features.</w:t>
+      </w:r>
+    </w:p>
+    <w:p>
+      <w:pPr>
+        <w:jc w:val="both"/>
+        <w:spacing w:before="80" w:after="160" w:line="240" w:lineRule="auto"/>
+      </w:pPr>
+      <w:r>
+        <w:rPr>
+          <w:rFonts w:ascii="Times New Roman" w:hAnsi="Times New Roman" w:cs="Times New Roman"/>
+          <w:rFonts w:ascii="Times New Roman" w:hAnsi="Times New Roman"/>
+          <w:b w:val="0"/>
+          <w:i w:val="0"/>
+          <w:sz w:val="22"/>
+        </w:rPr>
+        <w:t>Table 2 lists the key hyperparameters used in each model.</w:t>
+      </w:r>
+    </w:p>
+    <w:tbl>
+      <w:tblPr>
+        <w:tblStyle w:val="TableGrid"/>
+        <w:tblW w:type="auto" w:w="0"/>
+        <w:tblLook w:firstColumn="1" w:firstRow="1" w:lastColumn="0" w:lastRow="0" w:noHBand="0" w:noVBand="1" w:val="04A0"/>
+      </w:tblPr>
+      <w:tblGrid>
+        <w:gridCol w:w="3135"/>
+        <w:gridCol w:w="3135"/>
+        <w:gridCol w:w="3135"/>
+      </w:tblGrid>
+      <w:tr>
+        <w:tc>
+          <w:tcPr>
+            <w:tcW w:type="dxa" w:w="3135"/>
+            <w:shd w:val="clear" w:color="auto" w:fill="C99347"/>
+          </w:tcPr>
+          <w:p>
+            <w:pPr>
+              <w:jc w:val="center"/>
+            </w:pPr>
+            <w:r/>
+            <w:r>
+              <w:rPr>
+                <w:rFonts w:ascii="Times New Roman" w:hAnsi="Times New Roman" w:cs="Times New Roman"/>
+                <w:rFonts w:ascii="Times New Roman" w:hAnsi="Times New Roman"/>
+                <w:b/>
+                <w:i w:val="0"/>
+                <w:sz w:val="18"/>
+              </w:rPr>
+              <w:t>Model</w:t>
+            </w:r>
+          </w:p>
+        </w:tc>
+        <w:tc>
+          <w:tcPr>
+            <w:tcW w:type="dxa" w:w="3135"/>
+            <w:shd w:val="clear" w:color="auto" w:fill="C99347"/>
+          </w:tcPr>
+          <w:p>
+            <w:pPr>
+              <w:jc w:val="center"/>
+            </w:pPr>
+            <w:r/>
+            <w:r>
+              <w:rPr>
+                <w:rFonts w:ascii="Times New Roman" w:hAnsi="Times New Roman" w:cs="Times New Roman"/>
+                <w:rFonts w:ascii="Times New Roman" w:hAnsi="Times New Roman"/>
+                <w:b/>
+                <w:i w:val="0"/>
+                <w:sz w:val="18"/>
+              </w:rPr>
+              <w:t>Family</w:t>
+            </w:r>
+          </w:p>
+        </w:tc>
+        <w:tc>
+          <w:tcPr>
+            <w:tcW w:type="dxa" w:w="3135"/>
+            <w:shd w:val="clear" w:color="auto" w:fill="C99347"/>
+          </w:tcPr>
+          <w:p>
+            <w:pPr>
+              <w:jc w:val="center"/>
+            </w:pPr>
+            <w:r/>
+            <w:r>
+              <w:rPr>
+                <w:rFonts w:ascii="Times New Roman" w:hAnsi="Times New Roman" w:cs="Times New Roman"/>
+                <w:rFonts w:ascii="Times New Roman" w:hAnsi="Times New Roman"/>
+                <w:b/>
+                <w:i w:val="0"/>
+                <w:sz w:val="18"/>
+              </w:rPr>
+              <w:t>Key Hyperparameters</w:t>
+            </w:r>
+          </w:p>
+        </w:tc>
+      </w:tr>
+      <w:tr>
+        <w:tc>
+          <w:tcPr>
+            <w:tcW w:type="dxa" w:w="3135"/>
+            <w:shd w:val="clear" w:color="auto" w:fill="F5F0E8"/>
+          </w:tcPr>
+          <w:p>
+            <w:pPr>
+              <w:jc w:val="center"/>
+            </w:pPr>
+            <w:r/>
+            <w:r>
+              <w:rPr>
+                <w:rFonts w:ascii="Times New Roman" w:hAnsi="Times New Roman" w:cs="Times New Roman"/>
+                <w:rFonts w:ascii="Times New Roman" w:hAnsi="Times New Roman"/>
+                <w:b w:val="0"/>
+                <w:i w:val="0"/>
+                <w:sz w:val="18"/>
+              </w:rPr>
+              <w:t>Logistic Regression</w:t>
+            </w:r>
+          </w:p>
+        </w:tc>
+        <w:tc>
+          <w:tcPr>
+            <w:tcW w:type="dxa" w:w="3135"/>
+            <w:shd w:val="clear" w:color="auto" w:fill="F5F0E8"/>
+          </w:tcPr>
+          <w:p>
+            <w:pPr>
+              <w:jc w:val="center"/>
+            </w:pPr>
+            <w:r/>
+            <w:r>
+              <w:rPr>
+                <w:rFonts w:ascii="Times New Roman" w:hAnsi="Times New Roman" w:cs="Times New Roman"/>
+                <w:rFonts w:ascii="Times New Roman" w:hAnsi="Times New Roman"/>
+                <w:b w:val="0"/>
+                <w:i w:val="0"/>
+                <w:sz w:val="18"/>
+              </w:rPr>
+              <w:t>ML</w:t>
+            </w:r>
+          </w:p>
+        </w:tc>
+        <w:tc>
+          <w:tcPr>
+            <w:tcW w:type="dxa" w:w="3135"/>
+            <w:shd w:val="clear" w:color="auto" w:fill="F5F0E8"/>
+          </w:tcPr>
+          <w:p>
+            <w:pPr>
+              <w:jc w:val="center"/>
+            </w:pPr>
+            <w:r/>
+            <w:r>
+              <w:rPr>
+                <w:rFonts w:ascii="Times New Roman" w:hAnsi="Times New Roman" w:cs="Times New Roman"/>
+                <w:rFonts w:ascii="Times New Roman" w:hAnsi="Times New Roman"/>
+                <w:b w:val="0"/>
+                <w:i w:val="0"/>
+                <w:sz w:val="18"/>
+              </w:rPr>
+              <w:t>C=2.0, max_iter=2500, class_weight=balanced</w:t>
+            </w:r>
+          </w:p>
+        </w:tc>
+      </w:tr>
+      <w:tr>
+        <w:tc>
+          <w:tcPr>
+            <w:tcW w:type="dxa" w:w="3135"/>
+            <w:shd w:val="clear" w:color="auto" w:fill="FFFFFF"/>
+          </w:tcPr>
+          <w:p>
+            <w:pPr>
+              <w:jc w:val="center"/>
+            </w:pPr>
+            <w:r/>
+            <w:r>
+              <w:rPr>
+                <w:rFonts w:ascii="Times New Roman" w:hAnsi="Times New Roman" w:cs="Times New Roman"/>
+                <w:rFonts w:ascii="Times New Roman" w:hAnsi="Times New Roman"/>
+                <w:b w:val="0"/>
+                <w:i w:val="0"/>
+                <w:sz w:val="18"/>
+              </w:rPr>
+              <w:t>Random Forest</w:t>
+            </w:r>
+          </w:p>
+        </w:tc>
+        <w:tc>
+          <w:tcPr>
+            <w:tcW w:type="dxa" w:w="3135"/>
+            <w:shd w:val="clear" w:color="auto" w:fill="FFFFFF"/>
+          </w:tcPr>
+          <w:p>
+            <w:pPr>
+              <w:jc w:val="center"/>
+            </w:pPr>
+            <w:r/>
+            <w:r>
+              <w:rPr>
+                <w:rFonts w:ascii="Times New Roman" w:hAnsi="Times New Roman" w:cs="Times New Roman"/>
+                <w:rFonts w:ascii="Times New Roman" w:hAnsi="Times New Roman"/>
+                <w:b w:val="0"/>
+                <w:i w:val="0"/>
+                <w:sz w:val="18"/>
+              </w:rPr>
+              <w:t>ML</w:t>
+            </w:r>
+          </w:p>
+        </w:tc>
+        <w:tc>
+          <w:tcPr>
+            <w:tcW w:type="dxa" w:w="3135"/>
+            <w:shd w:val="clear" w:color="auto" w:fill="FFFFFF"/>
+          </w:tcPr>
+          <w:p>
+            <w:pPr>
+              <w:jc w:val="center"/>
+            </w:pPr>
+            <w:r/>
+            <w:r>
+              <w:rPr>
+                <w:rFonts w:ascii="Times New Roman" w:hAnsi="Times New Roman" w:cs="Times New Roman"/>
+                <w:rFonts w:ascii="Times New Roman" w:hAnsi="Times New Roman"/>
+                <w:b w:val="0"/>
+                <w:i w:val="0"/>
+                <w:sz w:val="18"/>
+              </w:rPr>
+              <w:t>n_estimators=500, max_features=log2, balanced_subsample</w:t>
+            </w:r>
+          </w:p>
+        </w:tc>
+      </w:tr>
+      <w:tr>
+        <w:tc>
+          <w:tcPr>
+            <w:tcW w:type="dxa" w:w="3135"/>
+            <w:shd w:val="clear" w:color="auto" w:fill="F5F0E8"/>
+          </w:tcPr>
+          <w:p>
+            <w:pPr>
+              <w:jc w:val="center"/>
+            </w:pPr>
+            <w:r/>
+            <w:r>
+              <w:rPr>
+                <w:rFonts w:ascii="Times New Roman" w:hAnsi="Times New Roman" w:cs="Times New Roman"/>
+                <w:rFonts w:ascii="Times New Roman" w:hAnsi="Times New Roman"/>
+                <w:b w:val="0"/>
+                <w:i w:val="0"/>
+                <w:sz w:val="18"/>
+              </w:rPr>
+              <w:t>Gradient Boosting</w:t>
+            </w:r>
+          </w:p>
+        </w:tc>
+        <w:tc>
+          <w:tcPr>
+            <w:tcW w:type="dxa" w:w="3135"/>
+            <w:shd w:val="clear" w:color="auto" w:fill="F5F0E8"/>
+          </w:tcPr>
+          <w:p>
+            <w:pPr>
+              <w:jc w:val="center"/>
+            </w:pPr>
+            <w:r/>
+            <w:r>
+              <w:rPr>
+                <w:rFonts w:ascii="Times New Roman" w:hAnsi="Times New Roman" w:cs="Times New Roman"/>
+                <w:rFonts w:ascii="Times New Roman" w:hAnsi="Times New Roman"/>
+                <w:b w:val="0"/>
+                <w:i w:val="0"/>
+                <w:sz w:val="18"/>
+              </w:rPr>
+              <w:t>ML</w:t>
+            </w:r>
+          </w:p>
+        </w:tc>
+        <w:tc>
+          <w:tcPr>
+            <w:tcW w:type="dxa" w:w="3135"/>
+            <w:shd w:val="clear" w:color="auto" w:fill="F5F0E8"/>
+          </w:tcPr>
+          <w:p>
+            <w:pPr>
+              <w:jc w:val="center"/>
+            </w:pPr>
+            <w:r/>
+            <w:r>
+              <w:rPr>
+                <w:rFonts w:ascii="Times New Roman" w:hAnsi="Times New Roman" w:cs="Times New Roman"/>
+                <w:rFonts w:ascii="Times New Roman" w:hAnsi="Times New Roman"/>
+                <w:b w:val="0"/>
+                <w:i w:val="0"/>
+                <w:sz w:val="18"/>
+              </w:rPr>
+              <w:t>n_estimators=180, max_depth=4, lr=0.07, subsample=0.75</w:t>
+            </w:r>
+          </w:p>
+        </w:tc>
+      </w:tr>
+      <w:tr>
+        <w:tc>
+          <w:tcPr>
+            <w:tcW w:type="dxa" w:w="3135"/>
+            <w:shd w:val="clear" w:color="auto" w:fill="FFFFFF"/>
+          </w:tcPr>
+          <w:p>
+            <w:pPr>
+              <w:jc w:val="center"/>
+            </w:pPr>
+            <w:r/>
+            <w:r>
+              <w:rPr>
+                <w:rFonts w:ascii="Times New Roman" w:hAnsi="Times New Roman" w:cs="Times New Roman"/>
+                <w:rFonts w:ascii="Times New Roman" w:hAnsi="Times New Roman"/>
+                <w:b w:val="0"/>
+                <w:i w:val="0"/>
+                <w:sz w:val="18"/>
+              </w:rPr>
+              <w:t>SVM (RBF)</w:t>
+            </w:r>
+          </w:p>
+        </w:tc>
+        <w:tc>
+          <w:tcPr>
+            <w:tcW w:type="dxa" w:w="3135"/>
+            <w:shd w:val="clear" w:color="auto" w:fill="FFFFFF"/>
+          </w:tcPr>
+          <w:p>
+            <w:pPr>
+              <w:jc w:val="center"/>
+            </w:pPr>
+            <w:r/>
+            <w:r>
+              <w:rPr>
+                <w:rFonts w:ascii="Times New Roman" w:hAnsi="Times New Roman" w:cs="Times New Roman"/>
+                <w:rFonts w:ascii="Times New Roman" w:hAnsi="Times New Roman"/>
+                <w:b w:val="0"/>
+                <w:i w:val="0"/>
+                <w:sz w:val="18"/>
+              </w:rPr>
+              <w:t>ML</w:t>
+            </w:r>
+          </w:p>
+        </w:tc>
+        <w:tc>
+          <w:tcPr>
+            <w:tcW w:type="dxa" w:w="3135"/>
+            <w:shd w:val="clear" w:color="auto" w:fill="FFFFFF"/>
+          </w:tcPr>
+          <w:p>
+            <w:pPr>
+              <w:jc w:val="center"/>
+            </w:pPr>
+            <w:r/>
+            <w:r>
+              <w:rPr>
+                <w:rFonts w:ascii="Times New Roman" w:hAnsi="Times New Roman" w:cs="Times New Roman"/>
+                <w:rFonts w:ascii="Times New Roman" w:hAnsi="Times New Roman"/>
+                <w:b w:val="0"/>
+                <w:i w:val="0"/>
+                <w:sz w:val="18"/>
+              </w:rPr>
+              <w:t>C=10, γ=0.05, isotonic calibration (cv=3)</w:t>
+            </w:r>
+          </w:p>
+        </w:tc>
+      </w:tr>
+      <w:tr>
+        <w:tc>
+          <w:tcPr>
+            <w:tcW w:type="dxa" w:w="3135"/>
+            <w:shd w:val="clear" w:color="auto" w:fill="F5F0E8"/>
+          </w:tcPr>
+          <w:p>
+            <w:pPr>
+              <w:jc w:val="center"/>
+            </w:pPr>
+            <w:r/>
+            <w:r>
+              <w:rPr>
+                <w:rFonts w:ascii="Times New Roman" w:hAnsi="Times New Roman" w:cs="Times New Roman"/>
+                <w:rFonts w:ascii="Times New Roman" w:hAnsi="Times New Roman"/>
+                <w:b w:val="0"/>
+                <w:i w:val="0"/>
+                <w:sz w:val="18"/>
+              </w:rPr>
+              <w:t>MLP Neural Network</w:t>
+            </w:r>
+          </w:p>
+        </w:tc>
+        <w:tc>
+          <w:tcPr>
+            <w:tcW w:type="dxa" w:w="3135"/>
+            <w:shd w:val="clear" w:color="auto" w:fill="F5F0E8"/>
+          </w:tcPr>
+          <w:p>
+            <w:pPr>
+              <w:jc w:val="center"/>
+            </w:pPr>
+            <w:r/>
+            <w:r>
+              <w:rPr>
+                <w:rFonts w:ascii="Times New Roman" w:hAnsi="Times New Roman" w:cs="Times New Roman"/>
+                <w:rFonts w:ascii="Times New Roman" w:hAnsi="Times New Roman"/>
+                <w:b w:val="0"/>
+                <w:i w:val="0"/>
+                <w:sz w:val="18"/>
+              </w:rPr>
+              <w:t>ML</w:t>
+            </w:r>
+          </w:p>
+        </w:tc>
+        <w:tc>
+          <w:tcPr>
+            <w:tcW w:type="dxa" w:w="3135"/>
+            <w:shd w:val="clear" w:color="auto" w:fill="F5F0E8"/>
+          </w:tcPr>
+          <w:p>
+            <w:pPr>
+              <w:jc w:val="center"/>
+            </w:pPr>
+            <w:r/>
+            <w:r>
+              <w:rPr>
+                <w:rFonts w:ascii="Times New Roman" w:hAnsi="Times New Roman" w:cs="Times New Roman"/>
+                <w:rFonts w:ascii="Times New Roman" w:hAnsi="Times New Roman"/>
+                <w:b w:val="0"/>
+                <w:i w:val="0"/>
+                <w:sz w:val="18"/>
+              </w:rPr>
+              <w:t>hidden=(192, 96, 32), α=0.001, max_iter=600</w:t>
+            </w:r>
+          </w:p>
+        </w:tc>
+      </w:tr>
+      <w:tr>
+        <w:tc>
+          <w:tcPr>
+            <w:tcW w:type="dxa" w:w="3135"/>
+            <w:shd w:val="clear" w:color="auto" w:fill="FFFFFF"/>
+          </w:tcPr>
+          <w:p>
+            <w:pPr>
+              <w:jc w:val="center"/>
+            </w:pPr>
+            <w:r/>
+            <w:r>
+              <w:rPr>
+                <w:rFonts w:ascii="Times New Roman" w:hAnsi="Times New Roman" w:cs="Times New Roman"/>
+                <w:rFonts w:ascii="Times New Roman" w:hAnsi="Times New Roman"/>
+                <w:b w:val="0"/>
+                <w:i w:val="0"/>
+                <w:sz w:val="18"/>
+              </w:rPr>
+              <w:t>XGBoost</w:t>
+            </w:r>
+          </w:p>
+        </w:tc>
+        <w:tc>
+          <w:tcPr>
+            <w:tcW w:type="dxa" w:w="3135"/>
+            <w:shd w:val="clear" w:color="auto" w:fill="FFFFFF"/>
+          </w:tcPr>
+          <w:p>
+            <w:pPr>
+              <w:jc w:val="center"/>
+            </w:pPr>
+            <w:r/>
+            <w:r>
+              <w:rPr>
+                <w:rFonts w:ascii="Times New Roman" w:hAnsi="Times New Roman" w:cs="Times New Roman"/>
+                <w:rFonts w:ascii="Times New Roman" w:hAnsi="Times New Roman"/>
+                <w:b w:val="0"/>
+                <w:i w:val="0"/>
+                <w:sz w:val="18"/>
+              </w:rPr>
+              <w:t>ML</w:t>
+            </w:r>
+          </w:p>
+        </w:tc>
+        <w:tc>
+          <w:tcPr>
+            <w:tcW w:type="dxa" w:w="3135"/>
+            <w:shd w:val="clear" w:color="auto" w:fill="FFFFFF"/>
+          </w:tcPr>
+          <w:p>
+            <w:pPr>
+              <w:jc w:val="center"/>
+            </w:pPr>
+            <w:r/>
+            <w:r>
+              <w:rPr>
+                <w:rFonts w:ascii="Times New Roman" w:hAnsi="Times New Roman" w:cs="Times New Roman"/>
+                <w:rFonts w:ascii="Times New Roman" w:hAnsi="Times New Roman"/>
+                <w:b w:val="0"/>
+                <w:i w:val="0"/>
+                <w:sz w:val="18"/>
+              </w:rPr>
+              <w:t>n=240, depth=5, lr=0.06, scale_pos_weight, reg_α=0.4, reg_λ=1.5</w:t>
+            </w:r>
+          </w:p>
+        </w:tc>
+      </w:tr>
+      <w:tr>
+        <w:tc>
+          <w:tcPr>
+            <w:tcW w:type="dxa" w:w="3135"/>
+            <w:shd w:val="clear" w:color="auto" w:fill="F5F0E8"/>
+          </w:tcPr>
+          <w:p>
+            <w:pPr>
+              <w:jc w:val="center"/>
+            </w:pPr>
+            <w:r/>
+            <w:r>
+              <w:rPr>
+                <w:rFonts w:ascii="Times New Roman" w:hAnsi="Times New Roman" w:cs="Times New Roman"/>
+                <w:rFonts w:ascii="Times New Roman" w:hAnsi="Times New Roman"/>
+                <w:b w:val="0"/>
+                <w:i w:val="0"/>
+                <w:sz w:val="18"/>
+              </w:rPr>
+              <w:t>LightGBM</w:t>
+            </w:r>
+          </w:p>
+        </w:tc>
+        <w:tc>
+          <w:tcPr>
+            <w:tcW w:type="dxa" w:w="3135"/>
+            <w:shd w:val="clear" w:color="auto" w:fill="F5F0E8"/>
+          </w:tcPr>
+          <w:p>
+            <w:pPr>
+              <w:jc w:val="center"/>
+            </w:pPr>
+            <w:r/>
+            <w:r>
+              <w:rPr>
+                <w:rFonts w:ascii="Times New Roman" w:hAnsi="Times New Roman" w:cs="Times New Roman"/>
+                <w:rFonts w:ascii="Times New Roman" w:hAnsi="Times New Roman"/>
+                <w:b w:val="0"/>
+                <w:i w:val="0"/>
+                <w:sz w:val="18"/>
+              </w:rPr>
+              <w:t>ML</w:t>
+            </w:r>
+          </w:p>
+        </w:tc>
+        <w:tc>
+          <w:tcPr>
+            <w:tcW w:type="dxa" w:w="3135"/>
+            <w:shd w:val="clear" w:color="auto" w:fill="F5F0E8"/>
+          </w:tcPr>
+          <w:p>
+            <w:pPr>
+              <w:jc w:val="center"/>
+            </w:pPr>
+            <w:r/>
+            <w:r>
+              <w:rPr>
+                <w:rFonts w:ascii="Times New Roman" w:hAnsi="Times New Roman" w:cs="Times New Roman"/>
+                <w:rFonts w:ascii="Times New Roman" w:hAnsi="Times New Roman"/>
+                <w:b w:val="0"/>
+                <w:i w:val="0"/>
+                <w:sz w:val="18"/>
+              </w:rPr>
+              <w:t>n=300, lr=0.05, num_leaves=31, subsample=0.8, reg_λ=1.0</w:t>
+            </w:r>
+          </w:p>
+        </w:tc>
+      </w:tr>
+      <w:tr>
+        <w:tc>
+          <w:tcPr>
+            <w:tcW w:type="dxa" w:w="3135"/>
+            <w:shd w:val="clear" w:color="auto" w:fill="FFFFFF"/>
+          </w:tcPr>
+          <w:p>
+            <w:pPr>
+              <w:jc w:val="center"/>
+            </w:pPr>
+            <w:r/>
+            <w:r>
+              <w:rPr>
+                <w:rFonts w:ascii="Times New Roman" w:hAnsi="Times New Roman" w:cs="Times New Roman"/>
+                <w:rFonts w:ascii="Times New Roman" w:hAnsi="Times New Roman"/>
+                <w:b w:val="0"/>
+                <w:i w:val="0"/>
+                <w:sz w:val="18"/>
+              </w:rPr>
+              <w:t>Deep MLP (512-256-128-64)</w:t>
+            </w:r>
+          </w:p>
+        </w:tc>
+        <w:tc>
+          <w:tcPr>
+            <w:tcW w:type="dxa" w:w="3135"/>
+            <w:shd w:val="clear" w:color="auto" w:fill="FFFFFF"/>
+          </w:tcPr>
+          <w:p>
+            <w:pPr>
+              <w:jc w:val="center"/>
+            </w:pPr>
+            <w:r/>
+            <w:r>
+              <w:rPr>
+                <w:rFonts w:ascii="Times New Roman" w:hAnsi="Times New Roman" w:cs="Times New Roman"/>
+                <w:rFonts w:ascii="Times New Roman" w:hAnsi="Times New Roman"/>
+                <w:b w:val="0"/>
+                <w:i w:val="0"/>
+                <w:sz w:val="18"/>
+              </w:rPr>
+              <w:t>DL</w:t>
+            </w:r>
+          </w:p>
+        </w:tc>
+        <w:tc>
+          <w:tcPr>
+            <w:tcW w:type="dxa" w:w="3135"/>
+            <w:shd w:val="clear" w:color="auto" w:fill="FFFFFF"/>
+          </w:tcPr>
+          <w:p>
+            <w:pPr>
+              <w:jc w:val="center"/>
+            </w:pPr>
+            <w:r/>
+            <w:r>
+              <w:rPr>
+                <w:rFonts w:ascii="Times New Roman" w:hAnsi="Times New Roman" w:cs="Times New Roman"/>
+                <w:rFonts w:ascii="Times New Roman" w:hAnsi="Times New Roman"/>
+                <w:b w:val="0"/>
+                <w:i w:val="0"/>
+                <w:sz w:val="18"/>
+              </w:rPr>
+              <w:t>BatchNorm, Dropout 0.3, BCEWithLogitsLoss + pos_weight</w:t>
+            </w:r>
+          </w:p>
+        </w:tc>
+      </w:tr>
+      <w:tr>
+        <w:tc>
+          <w:tcPr>
+            <w:tcW w:type="dxa" w:w="3135"/>
+            <w:shd w:val="clear" w:color="auto" w:fill="F5F0E8"/>
+          </w:tcPr>
+          <w:p>
+            <w:pPr>
+              <w:jc w:val="center"/>
+            </w:pPr>
+            <w:r/>
+            <w:r>
+              <w:rPr>
+                <w:rFonts w:ascii="Times New Roman" w:hAnsi="Times New Roman" w:cs="Times New Roman"/>
+                <w:rFonts w:ascii="Times New Roman" w:hAnsi="Times New Roman"/>
+                <w:b w:val="0"/>
+                <w:i w:val="0"/>
+                <w:sz w:val="18"/>
+              </w:rPr>
+              <w:t>1D-CNN</w:t>
+            </w:r>
+          </w:p>
+        </w:tc>
+        <w:tc>
+          <w:tcPr>
+            <w:tcW w:type="dxa" w:w="3135"/>
+            <w:shd w:val="clear" w:color="auto" w:fill="F5F0E8"/>
+          </w:tcPr>
+          <w:p>
+            <w:pPr>
+              <w:jc w:val="center"/>
+            </w:pPr>
+            <w:r/>
+            <w:r>
+              <w:rPr>
+                <w:rFonts w:ascii="Times New Roman" w:hAnsi="Times New Roman" w:cs="Times New Roman"/>
+                <w:rFonts w:ascii="Times New Roman" w:hAnsi="Times New Roman"/>
+                <w:b w:val="0"/>
+                <w:i w:val="0"/>
+                <w:sz w:val="18"/>
+              </w:rPr>
+              <w:t>DL</w:t>
+            </w:r>
+          </w:p>
+        </w:tc>
+        <w:tc>
+          <w:tcPr>
+            <w:tcW w:type="dxa" w:w="3135"/>
+            <w:shd w:val="clear" w:color="auto" w:fill="F5F0E8"/>
+          </w:tcPr>
+          <w:p>
+            <w:pPr>
+              <w:jc w:val="center"/>
+            </w:pPr>
+            <w:r/>
+            <w:r>
+              <w:rPr>
+                <w:rFonts w:ascii="Times New Roman" w:hAnsi="Times New Roman" w:cs="Times New Roman"/>
+                <w:rFonts w:ascii="Times New Roman" w:hAnsi="Times New Roman"/>
+                <w:b w:val="0"/>
+                <w:i w:val="0"/>
+                <w:sz w:val="18"/>
+              </w:rPr>
+              <w:t>Conv1D(32-64-128) + GlobalAvgPool</w:t>
+            </w:r>
+          </w:p>
+        </w:tc>
+      </w:tr>
+      <w:tr>
+        <w:tc>
+          <w:tcPr>
+            <w:tcW w:type="dxa" w:w="3135"/>
+            <w:shd w:val="clear" w:color="auto" w:fill="FFFFFF"/>
+          </w:tcPr>
+          <w:p>
+            <w:pPr>
+              <w:jc w:val="center"/>
+            </w:pPr>
+            <w:r/>
+            <w:r>
+              <w:rPr>
+                <w:rFonts w:ascii="Times New Roman" w:hAnsi="Times New Roman" w:cs="Times New Roman"/>
+                <w:rFonts w:ascii="Times New Roman" w:hAnsi="Times New Roman"/>
+                <w:b w:val="0"/>
+                <w:i w:val="0"/>
+                <w:sz w:val="18"/>
+              </w:rPr>
+              <w:t>Residual MLP</w:t>
+            </w:r>
+          </w:p>
+        </w:tc>
+        <w:tc>
+          <w:tcPr>
+            <w:tcW w:type="dxa" w:w="3135"/>
+            <w:shd w:val="clear" w:color="auto" w:fill="FFFFFF"/>
+          </w:tcPr>
+          <w:p>
+            <w:pPr>
+              <w:jc w:val="center"/>
+            </w:pPr>
+            <w:r/>
+            <w:r>
+              <w:rPr>
+                <w:rFonts w:ascii="Times New Roman" w:hAnsi="Times New Roman" w:cs="Times New Roman"/>
+                <w:rFonts w:ascii="Times New Roman" w:hAnsi="Times New Roman"/>
+                <w:b w:val="0"/>
+                <w:i w:val="0"/>
+                <w:sz w:val="18"/>
+              </w:rPr>
+              <w:t>DL</w:t>
+            </w:r>
+          </w:p>
+        </w:tc>
+        <w:tc>
+          <w:tcPr>
+            <w:tcW w:type="dxa" w:w="3135"/>
+            <w:shd w:val="clear" w:color="auto" w:fill="FFFFFF"/>
+          </w:tcPr>
+          <w:p>
+            <w:pPr>
+              <w:jc w:val="center"/>
+            </w:pPr>
+            <w:r/>
+            <w:r>
+              <w:rPr>
+                <w:rFonts w:ascii="Times New Roman" w:hAnsi="Times New Roman" w:cs="Times New Roman"/>
+                <w:rFonts w:ascii="Times New Roman" w:hAnsi="Times New Roman"/>
+                <w:b w:val="0"/>
+                <w:i w:val="0"/>
+                <w:sz w:val="18"/>
+              </w:rPr>
+              <w:t>3 residual blocks × 64 units</w:t>
+            </w:r>
+          </w:p>
+        </w:tc>
+      </w:tr>
+      <w:tr>
+        <w:tc>
+          <w:tcPr>
+            <w:tcW w:type="dxa" w:w="3135"/>
+            <w:shd w:val="clear" w:color="auto" w:fill="F5F0E8"/>
+          </w:tcPr>
+          <w:p>
+            <w:pPr>
+              <w:jc w:val="center"/>
+            </w:pPr>
+            <w:r/>
+            <w:r>
+              <w:rPr>
+                <w:rFonts w:ascii="Times New Roman" w:hAnsi="Times New Roman" w:cs="Times New Roman"/>
+                <w:rFonts w:ascii="Times New Roman" w:hAnsi="Times New Roman"/>
+                <w:b w:val="0"/>
+                <w:i w:val="0"/>
+                <w:sz w:val="18"/>
+              </w:rPr>
+              <w:t>Attention MLP</w:t>
+            </w:r>
+          </w:p>
+        </w:tc>
+        <w:tc>
+          <w:tcPr>
+            <w:tcW w:type="dxa" w:w="3135"/>
+            <w:shd w:val="clear" w:color="auto" w:fill="F5F0E8"/>
+          </w:tcPr>
+          <w:p>
+            <w:pPr>
+              <w:jc w:val="center"/>
+            </w:pPr>
+            <w:r/>
+            <w:r>
+              <w:rPr>
+                <w:rFonts w:ascii="Times New Roman" w:hAnsi="Times New Roman" w:cs="Times New Roman"/>
+                <w:rFonts w:ascii="Times New Roman" w:hAnsi="Times New Roman"/>
+                <w:b w:val="0"/>
+                <w:i w:val="0"/>
+                <w:sz w:val="18"/>
+              </w:rPr>
+              <w:t>DL</w:t>
+            </w:r>
+          </w:p>
+        </w:tc>
+        <w:tc>
+          <w:tcPr>
+            <w:tcW w:type="dxa" w:w="3135"/>
+            <w:shd w:val="clear" w:color="auto" w:fill="F5F0E8"/>
+          </w:tcPr>
+          <w:p>
+            <w:pPr>
+              <w:jc w:val="center"/>
+            </w:pPr>
+            <w:r/>
+            <w:r>
+              <w:rPr>
+                <w:rFonts w:ascii="Times New Roman" w:hAnsi="Times New Roman" w:cs="Times New Roman"/>
+                <w:rFonts w:ascii="Times New Roman" w:hAnsi="Times New Roman"/>
+                <w:b w:val="0"/>
+                <w:i w:val="0"/>
+                <w:sz w:val="18"/>
+              </w:rPr>
+              <w:t>Self-attention over feature sequence + FC</w:t>
+            </w:r>
+          </w:p>
+        </w:tc>
+      </w:tr>
+    </w:tbl>
+    <w:p>
+      <w:pPr>
+        <w:jc w:val="center"/>
+        <w:spacing w:before="80" w:after="240" w:line="240" w:lineRule="auto"/>
+      </w:pPr>
+      <w:r>
+        <w:rPr>
+          <w:rFonts w:ascii="Times New Roman" w:hAnsi="Times New Roman" w:cs="Times New Roman"/>
+          <w:rFonts w:ascii="Times New Roman" w:hAnsi="Times New Roman"/>
+          <w:b w:val="0"/>
+          <w:i/>
+          <w:sz w:val="20"/>
+        </w:rPr>
+        <w:t>Table 2. Key hyperparameters for the eleven AURIS classifiers.</w:t>
       </w:r>
     </w:p>
     <w:p>
@@ -776,13 +2477,13 @@
           <w:i/>
           <w:sz w:val="22"/>
         </w:rPr>
-        <w:t>3.4. Training Protocol</w:t>
+        <w:t>3.4. Training Protocol and Threshold Optimisation</w:t>
       </w:r>
     </w:p>
     <w:p>
       <w:pPr>
         <w:jc w:val="both"/>
-        <w:spacing w:before="160" w:after="240" w:line="240" w:lineRule="auto"/>
+        <w:spacing w:before="80" w:after="160" w:line="240" w:lineRule="auto"/>
       </w:pPr>
       <w:r>
         <w:rPr>
@@ -792,7 +2493,366 @@
           <w:i w:val="0"/>
           <w:sz w:val="22"/>
         </w:rPr>
-        <w:t>All models are evaluated under 5-fold stratified cross-validation. Per fold: (1) StandardScaler is fitted on the training split only to prevent leakage; (2) the optimal decision threshold is determined via Youden's J statistic (threshold* = argmax(TPR − FPR) on the fold ROC curve), replacing the naive 0.5 default; (3) accuracy, F1, precision, recall, and ROC-AUC are computed on the validation split at the optimal threshold. Final reported metrics are macro-averaged across five folds.</w:t>
+        <w:t>All models are evaluated under the same 5-fold stratified cross-validation protocol, which preserves the class ratio in every fold. For each fold, the training procedure follows three steps. First, a StandardScaler is fitted on the training split and applied to the validation split, ensuring that no feature statistics leak across the partition. Second, the model is trained and the validation predictions are converted into probabilities. Third, the optimal decision threshold for that fold is selected using Youden's J statistic, defined as</w:t>
+      </w:r>
+    </w:p>
+    <w:p>
+      <w:pPr>
+        <w:jc w:val="center"/>
+        <w:spacing w:before="120" w:after="120" w:line="240" w:lineRule="auto"/>
+      </w:pPr>
+      <w:r>
+        <w:rPr>
+          <w:rFonts w:ascii="Times New Roman" w:hAnsi="Times New Roman" w:cs="Times New Roman"/>
+          <w:rFonts w:ascii="Times New Roman" w:hAnsi="Times New Roman"/>
+          <w:b w:val="0"/>
+          <w:i/>
+          <w:sz w:val="22"/>
+        </w:rPr>
+        <w:t>J(θ) = TPR(θ) − FPR(θ),</w:t>
+      </w:r>
+      <w:r>
+        <w:rPr>
+          <w:rFonts w:ascii="Times New Roman" w:hAnsi="Times New Roman" w:cs="Times New Roman"/>
+          <w:rFonts w:ascii="Times New Roman" w:hAnsi="Times New Roman"/>
+          <w:b w:val="0"/>
+          <w:i w:val="0"/>
+          <w:sz w:val="22"/>
+        </w:rPr>
+        <w:tab/>
+        <w:tab/>
+        <w:t>(1)</w:t>
+      </w:r>
+    </w:p>
+    <w:p>
+      <w:pPr>
+        <w:jc w:val="both"/>
+        <w:spacing w:before="80" w:after="160" w:line="240" w:lineRule="auto"/>
+      </w:pPr>
+      <w:r>
+        <w:rPr>
+          <w:rFonts w:ascii="Times New Roman" w:hAnsi="Times New Roman" w:cs="Times New Roman"/>
+          <w:rFonts w:ascii="Times New Roman" w:hAnsi="Times New Roman"/>
+          <w:b w:val="0"/>
+          <w:i w:val="0"/>
+          <w:sz w:val="22"/>
+        </w:rPr>
+        <w:t>where TPR(θ) and FPR(θ) are the true-positive and false-positive rates obtained at threshold θ on the fold's ROC curve. The threshold that maximises J(θ) replaces the default 0.5 cutoff. Accuracy, F1-score, precision, recall and ROC-AUC are then computed on the validation split at the optimal threshold. Final results are macro-averaged over the five folds. Algorithm 1 summarises the procedure.</w:t>
+      </w:r>
+    </w:p>
+    <w:tbl>
+      <w:tblPr>
+        <w:tblStyle w:val="TableGrid"/>
+        <w:tblW w:type="auto" w:w="0"/>
+        <w:tblLook w:firstColumn="1" w:firstRow="1" w:lastColumn="0" w:lastRow="0" w:noHBand="0" w:noVBand="1" w:val="04A0"/>
+      </w:tblPr>
+      <w:tblGrid>
+        <w:gridCol w:w="9406"/>
+      </w:tblGrid>
+      <w:tr>
+        <w:tc>
+          <w:tcPr>
+            <w:tcW w:type="dxa" w:w="9406"/>
+            <w:shd w:val="clear" w:color="auto" w:fill="F5F0E8"/>
+          </w:tcPr>
+          <w:p>
+            <w:pPr>
+              <w:jc w:val="left"/>
+              <w:spacing w:before="80" w:after="40" w:line="240" w:lineRule="auto"/>
+            </w:pPr>
+            <w:r/>
+            <w:r>
+              <w:rPr>
+                <w:rFonts w:ascii="Times New Roman" w:hAnsi="Times New Roman" w:cs="Times New Roman"/>
+                <w:rFonts w:ascii="Times New Roman" w:hAnsi="Times New Roman"/>
+                <w:b/>
+                <w:i w:val="0"/>
+                <w:sz w:val="20"/>
+              </w:rPr>
+              <w:t>Algorithm 1 — AURIS training and threshold-optimisation procedure</w:t>
+            </w:r>
+          </w:p>
+          <w:p>
+            <w:pPr>
+              <w:jc w:val="left"/>
+              <w:spacing w:before="0" w:after="0" w:line="240" w:lineRule="auto"/>
+            </w:pPr>
+            <w:r>
+              <w:rPr>
+                <w:rFonts w:ascii="Consolas" w:hAnsi="Consolas" w:cs="Consolas"/>
+                <w:rFonts w:ascii="Consolas" w:hAnsi="Consolas"/>
+                <w:b w:val="0"/>
+                <w:i w:val="0"/>
+                <w:sz w:val="20"/>
+              </w:rPr>
+              <w:t>Input:  dataset D = {(x_i, y_i)}_{i=1..N};  model family M;  number of folds K = 5</w:t>
+            </w:r>
+          </w:p>
+          <w:p>
+            <w:pPr>
+              <w:jc w:val="left"/>
+              <w:spacing w:before="0" w:after="0" w:line="240" w:lineRule="auto"/>
+            </w:pPr>
+            <w:r>
+              <w:rPr>
+                <w:rFonts w:ascii="Consolas" w:hAnsi="Consolas" w:cs="Consolas"/>
+                <w:rFonts w:ascii="Consolas" w:hAnsi="Consolas"/>
+                <w:b w:val="0"/>
+                <w:i w:val="0"/>
+                <w:sz w:val="20"/>
+              </w:rPr>
+              <w:t>Output: fold metrics {(acc_k, f1_k, auc_k, θ*_k)}_{k=1..K}</w:t>
+            </w:r>
+          </w:p>
+          <w:p>
+            <w:pPr>
+              <w:jc w:val="left"/>
+              <w:spacing w:before="0" w:after="0" w:line="240" w:lineRule="auto"/>
+            </w:pPr>
+            <w:r>
+              <w:rPr>
+                <w:rFonts w:ascii="Consolas" w:hAnsi="Consolas" w:cs="Consolas"/>
+                <w:rFonts w:ascii="Consolas" w:hAnsi="Consolas"/>
+                <w:b w:val="0"/>
+                <w:i w:val="0"/>
+                <w:sz w:val="20"/>
+              </w:rPr>
+              <w:t>1:  Generate K stratified folds (D_train^k, D_val^k) preserving class ratio</w:t>
+            </w:r>
+          </w:p>
+          <w:p>
+            <w:pPr>
+              <w:jc w:val="left"/>
+              <w:spacing w:before="0" w:after="0" w:line="240" w:lineRule="auto"/>
+            </w:pPr>
+            <w:r>
+              <w:rPr>
+                <w:rFonts w:ascii="Consolas" w:hAnsi="Consolas" w:cs="Consolas"/>
+                <w:rFonts w:ascii="Consolas" w:hAnsi="Consolas"/>
+                <w:b w:val="0"/>
+                <w:i w:val="0"/>
+                <w:sz w:val="20"/>
+              </w:rPr>
+              <w:t>2:  for k = 1 .. K do</w:t>
+            </w:r>
+          </w:p>
+          <w:p>
+            <w:pPr>
+              <w:jc w:val="left"/>
+              <w:spacing w:before="0" w:after="0" w:line="240" w:lineRule="auto"/>
+            </w:pPr>
+            <w:r>
+              <w:rPr>
+                <w:rFonts w:ascii="Consolas" w:hAnsi="Consolas" w:cs="Consolas"/>
+                <w:rFonts w:ascii="Consolas" w:hAnsi="Consolas"/>
+                <w:b w:val="0"/>
+                <w:i w:val="0"/>
+                <w:sz w:val="20"/>
+              </w:rPr>
+              <w:t>3:      Fit scaler S_k on D_train^k; transform both splits</w:t>
+            </w:r>
+          </w:p>
+          <w:p>
+            <w:pPr>
+              <w:jc w:val="left"/>
+              <w:spacing w:before="0" w:after="0" w:line="240" w:lineRule="auto"/>
+            </w:pPr>
+            <w:r>
+              <w:rPr>
+                <w:rFonts w:ascii="Consolas" w:hAnsi="Consolas" w:cs="Consolas"/>
+                <w:rFonts w:ascii="Consolas" w:hAnsi="Consolas"/>
+                <w:b w:val="0"/>
+                <w:i w:val="0"/>
+                <w:sz w:val="20"/>
+              </w:rPr>
+              <w:t>4:      Train classifier M_k on the scaled D_train^k</w:t>
+            </w:r>
+          </w:p>
+          <w:p>
+            <w:pPr>
+              <w:jc w:val="left"/>
+              <w:spacing w:before="0" w:after="0" w:line="240" w:lineRule="auto"/>
+            </w:pPr>
+            <w:r>
+              <w:rPr>
+                <w:rFonts w:ascii="Consolas" w:hAnsi="Consolas" w:cs="Consolas"/>
+                <w:rFonts w:ascii="Consolas" w:hAnsi="Consolas"/>
+                <w:b w:val="0"/>
+                <w:i w:val="0"/>
+                <w:sz w:val="20"/>
+              </w:rPr>
+              <w:t>5:      Obtain probabilities p_i for x_i in D_val^k</w:t>
+            </w:r>
+          </w:p>
+          <w:p>
+            <w:pPr>
+              <w:jc w:val="left"/>
+              <w:spacing w:before="0" w:after="0" w:line="240" w:lineRule="auto"/>
+            </w:pPr>
+            <w:r>
+              <w:rPr>
+                <w:rFonts w:ascii="Consolas" w:hAnsi="Consolas" w:cs="Consolas"/>
+                <w:rFonts w:ascii="Consolas" w:hAnsi="Consolas"/>
+                <w:b w:val="0"/>
+                <w:i w:val="0"/>
+                <w:sz w:val="20"/>
+              </w:rPr>
+              <w:t>6:      Compute ROC curve {(FPR(θ), TPR(θ))}</w:t>
+            </w:r>
+          </w:p>
+          <w:p>
+            <w:pPr>
+              <w:jc w:val="left"/>
+              <w:spacing w:before="0" w:after="0" w:line="240" w:lineRule="auto"/>
+            </w:pPr>
+            <w:r>
+              <w:rPr>
+                <w:rFonts w:ascii="Consolas" w:hAnsi="Consolas" w:cs="Consolas"/>
+                <w:rFonts w:ascii="Consolas" w:hAnsi="Consolas"/>
+                <w:b w:val="0"/>
+                <w:i w:val="0"/>
+                <w:sz w:val="20"/>
+              </w:rPr>
+              <w:t>7:      θ*_k ← argmax_θ ( TPR(θ) − FPR(θ) )            // Youden's J</w:t>
+            </w:r>
+          </w:p>
+          <w:p>
+            <w:pPr>
+              <w:jc w:val="left"/>
+              <w:spacing w:before="0" w:after="0" w:line="240" w:lineRule="auto"/>
+            </w:pPr>
+            <w:r>
+              <w:rPr>
+                <w:rFonts w:ascii="Consolas" w:hAnsi="Consolas" w:cs="Consolas"/>
+                <w:rFonts w:ascii="Consolas" w:hAnsi="Consolas"/>
+                <w:b w:val="0"/>
+                <w:i w:val="0"/>
+                <w:sz w:val="20"/>
+              </w:rPr>
+              <w:t>8:      Predict y_hat_i ← 1 if p_i ≥ θ*_k else 0</w:t>
+            </w:r>
+          </w:p>
+          <w:p>
+            <w:pPr>
+              <w:jc w:val="left"/>
+              <w:spacing w:before="0" w:after="0" w:line="240" w:lineRule="auto"/>
+            </w:pPr>
+            <w:r>
+              <w:rPr>
+                <w:rFonts w:ascii="Consolas" w:hAnsi="Consolas" w:cs="Consolas"/>
+                <w:rFonts w:ascii="Consolas" w:hAnsi="Consolas"/>
+                <w:b w:val="0"/>
+                <w:i w:val="0"/>
+                <w:sz w:val="20"/>
+              </w:rPr>
+              <w:t>9:      Record acc_k, f1_k, auc_k, θ*_k</w:t>
+            </w:r>
+          </w:p>
+          <w:p>
+            <w:pPr>
+              <w:jc w:val="left"/>
+              <w:spacing w:before="0" w:after="0" w:line="240" w:lineRule="auto"/>
+            </w:pPr>
+            <w:r>
+              <w:rPr>
+                <w:rFonts w:ascii="Consolas" w:hAnsi="Consolas" w:cs="Consolas"/>
+                <w:rFonts w:ascii="Consolas" w:hAnsi="Consolas"/>
+                <w:b w:val="0"/>
+                <w:i w:val="0"/>
+                <w:sz w:val="20"/>
+              </w:rPr>
+              <w:t>10: end for</w:t>
+            </w:r>
+          </w:p>
+          <w:p>
+            <w:pPr>
+              <w:jc w:val="left"/>
+              <w:spacing w:before="0" w:after="0" w:line="240" w:lineRule="auto"/>
+            </w:pPr>
+            <w:r>
+              <w:rPr>
+                <w:rFonts w:ascii="Consolas" w:hAnsi="Consolas" w:cs="Consolas"/>
+                <w:rFonts w:ascii="Consolas" w:hAnsi="Consolas"/>
+                <w:b w:val="0"/>
+                <w:i w:val="0"/>
+                <w:sz w:val="20"/>
+              </w:rPr>
+              <w:t>11: Return macro-averaged metrics over k = 1..K</w:t>
+            </w:r>
+          </w:p>
+        </w:tc>
+      </w:tr>
+    </w:tbl>
+    <w:p>
+      <w:pPr>
+        <w:jc w:val="both"/>
+        <w:spacing w:before="80" w:after="160" w:line="240" w:lineRule="auto"/>
+      </w:pPr>
+      <w:r>
+        <w:rPr>
+          <w:rFonts w:ascii="Times New Roman" w:hAnsi="Times New Roman" w:cs="Times New Roman"/>
+          <w:rFonts w:ascii="Times New Roman" w:hAnsi="Times New Roman"/>
+          <w:b w:val="0"/>
+          <w:i w:val="0"/>
+          <w:sz w:val="22"/>
+        </w:rPr>
+        <w:t>Class imbalance is handled redundantly across the three families of models. Gradient boosting receives scale_pos_weight = n_neg / n_pos in XGBoost and class-balanced sample weights in Random Forest. Deep learning models use pos_weight = n_neg / n_pos inside BCEWithLogitsLoss. The SVM-RBF model is wrapped in CalibratedClassifierCV with isotonic regression, which transforms its decision-function output into a probability that is compatible with the rest of the pipeline. The Brier score is reported alongside the ROC metrics in Section 4.5 to confirm that the probabilities produced by the best model are well calibrated, not merely well ranked.</w:t>
+      </w:r>
+    </w:p>
+    <w:p>
+      <w:pPr>
+        <w:jc w:val="center"/>
+        <w:spacing w:before="160" w:after="40" w:line="240" w:lineRule="auto"/>
+      </w:pPr>
+      <w:r>
+        <w:drawing>
+          <wp:inline xmlns:a="http://schemas.openxmlformats.org/drawingml/2006/main" xmlns:pic="http://schemas.openxmlformats.org/drawingml/2006/picture">
+            <wp:extent cx="5040000" cy="1569836"/>
+            <wp:docPr id="3" name="Picture 3"/>
+            <wp:cNvGraphicFramePr>
+              <a:graphicFrameLocks noChangeAspect="1"/>
+            </wp:cNvGraphicFramePr>
+            <a:graphic>
+              <a:graphicData uri="http://schemas.openxmlformats.org/drawingml/2006/picture">
+                <pic:pic>
+                  <pic:nvPicPr>
+                    <pic:cNvPr id="0" name="training_history.png"/>
+                    <pic:cNvPicPr/>
+                  </pic:nvPicPr>
+                  <pic:blipFill>
+                    <a:blip r:embed="rId11"/>
+                    <a:stretch>
+                      <a:fillRect/>
+                    </a:stretch>
+                  </pic:blipFill>
+                  <pic:spPr>
+                    <a:xfrm>
+                      <a:off x="0" y="0"/>
+                      <a:ext cx="5040000" cy="1569836"/>
+                    </a:xfrm>
+                    <a:prstGeom prst="rect"/>
+                  </pic:spPr>
+                </pic:pic>
+              </a:graphicData>
+            </a:graphic>
+          </wp:inline>
+        </w:drawing>
+      </w:r>
+    </w:p>
+    <w:p>
+      <w:pPr>
+        <w:jc w:val="center"/>
+        <w:spacing w:before="80" w:after="240" w:line="240" w:lineRule="auto"/>
+      </w:pPr>
+      <w:r>
+        <w:rPr>
+          <w:rFonts w:ascii="Times New Roman" w:hAnsi="Times New Roman" w:cs="Times New Roman"/>
+          <w:rFonts w:ascii="Times New Roman" w:hAnsi="Times New Roman"/>
+          <w:b w:val="0"/>
+          <w:i/>
+          <w:sz w:val="20"/>
+        </w:rPr>
+        <w:t>Figure 3. Training curves for the four deep learning architectures across five folds. Convergence is reached within roughly thirty epochs; early stopping prevents overfitting on the smaller validation splits.</w:t>
       </w:r>
     </w:p>
     <w:p>
@@ -808,7 +2868,7 @@
           <w:i w:val="0"/>
           <w:sz w:val="22"/>
         </w:rPr>
-        <w:t>4. RESULTS AND DISCUSSION</w:t>
+        <w:t>4. RESULTS</w:t>
       </w:r>
     </w:p>
     <w:p>
@@ -824,13 +2884,13 @@
           <w:i/>
           <w:sz w:val="22"/>
         </w:rPr>
-        <w:t>4.1. Model Performance</w:t>
+        <w:t>4.1. Overall Model Performance</w:t>
       </w:r>
     </w:p>
     <w:p>
       <w:pPr>
         <w:jc w:val="both"/>
-        <w:spacing w:before="160" w:after="240" w:line="240" w:lineRule="auto"/>
+        <w:spacing w:before="80" w:after="160" w:line="240" w:lineRule="auto"/>
       </w:pPr>
       <w:r>
         <w:rPr>
@@ -840,7 +2900,7 @@
           <w:i w:val="0"/>
           <w:sz w:val="22"/>
         </w:rPr>
-        <w:t>Table 1 reports 5-fold cross-validation results for all eleven models sorted by ROC-AUC. LightGBM achieved the highest ROC-AUC (0.9549) among all models. Deep MLP (512-256-128-64) achieved the highest accuracy (0.8849) and F1 (0.8596) overall, with AUC of 0.9537 — only 0.001 below LightGBM. The 1D-CNN and Logistic Regression are the weakest performers, suggesting that raw temporal convolution without attention and linear models are insufficient for this task.</w:t>
+        <w:t>Table 3 reports the 5-fold cross-validation results for the eleven models, sorted by ROC-AUC. LightGBM obtained the highest mean ROC-AUC of 0.9549, with Deep MLP a very close second at 0.9537 — a difference of only 0.0012 in AUC. Deep MLP, however, achieved the highest accuracy (0.8849) and F1-score (0.8596) of the entire pool, narrowly ahead of LightGBM at 0.8839 accuracy and 0.8575 F1. The remaining ensemble methods (XGBoost, Random Forest, Gradient Boosting) and the SVM with RBF kernel all cluster in the 0.93–0.95 AUC range. Logistic Regression and the 1D-CNN are the weakest performers in the pool, which suggests that linear decision boundaries are too restrictive for the underlying feature distribution and that convolutional inductive biases do not transfer well to a flat 47-dimensional input.</w:t>
       </w:r>
     </w:p>
     <w:tbl>
@@ -850,17 +2910,18 @@
         <w:tblLook w:firstColumn="1" w:firstRow="1" w:lastColumn="0" w:lastRow="0" w:noHBand="0" w:noVBand="1" w:val="04A0"/>
       </w:tblPr>
       <w:tblGrid>
-        <w:gridCol w:w="1568"/>
-        <w:gridCol w:w="1568"/>
-        <w:gridCol w:w="1568"/>
-        <w:gridCol w:w="1568"/>
-        <w:gridCol w:w="1568"/>
-        <w:gridCol w:w="1568"/>
+        <w:gridCol w:w="1344"/>
+        <w:gridCol w:w="1344"/>
+        <w:gridCol w:w="1344"/>
+        <w:gridCol w:w="1344"/>
+        <w:gridCol w:w="1344"/>
+        <w:gridCol w:w="1344"/>
+        <w:gridCol w:w="1344"/>
       </w:tblGrid>
       <w:tr>
         <w:tc>
           <w:tcPr>
-            <w:tcW w:type="dxa" w:w="1568"/>
+            <w:tcW w:type="dxa" w:w="1344"/>
             <w:shd w:val="clear" w:color="auto" w:fill="C99347"/>
           </w:tcPr>
           <w:p>
@@ -882,7 +2943,7 @@
         </w:tc>
         <w:tc>
           <w:tcPr>
-            <w:tcW w:type="dxa" w:w="1568"/>
+            <w:tcW w:type="dxa" w:w="1344"/>
             <w:shd w:val="clear" w:color="auto" w:fill="C99347"/>
           </w:tcPr>
           <w:p>
@@ -904,7 +2965,7 @@
         </w:tc>
         <w:tc>
           <w:tcPr>
-            <w:tcW w:type="dxa" w:w="1568"/>
+            <w:tcW w:type="dxa" w:w="1344"/>
             <w:shd w:val="clear" w:color="auto" w:fill="C99347"/>
           </w:tcPr>
           <w:p>
@@ -926,7 +2987,7 @@
         </w:tc>
         <w:tc>
           <w:tcPr>
-            <w:tcW w:type="dxa" w:w="1568"/>
+            <w:tcW w:type="dxa" w:w="1344"/>
             <w:shd w:val="clear" w:color="auto" w:fill="C99347"/>
           </w:tcPr>
           <w:p>
@@ -948,7 +3009,7 @@
         </w:tc>
         <w:tc>
           <w:tcPr>
-            <w:tcW w:type="dxa" w:w="1568"/>
+            <w:tcW w:type="dxa" w:w="1344"/>
             <w:shd w:val="clear" w:color="auto" w:fill="C99347"/>
           </w:tcPr>
           <w:p>
@@ -970,7 +3031,7 @@
         </w:tc>
         <w:tc>
           <w:tcPr>
-            <w:tcW w:type="dxa" w:w="1568"/>
+            <w:tcW w:type="dxa" w:w="1344"/>
             <w:shd w:val="clear" w:color="auto" w:fill="C99347"/>
           </w:tcPr>
           <w:p>
@@ -990,11 +3051,33 @@
             </w:r>
           </w:p>
         </w:tc>
+        <w:tc>
+          <w:tcPr>
+            <w:tcW w:type="dxa" w:w="1344"/>
+            <w:shd w:val="clear" w:color="auto" w:fill="C99347"/>
+          </w:tcPr>
+          <w:p>
+            <w:pPr>
+              <w:jc w:val="center"/>
+            </w:pPr>
+            <w:r/>
+            <w:r>
+              <w:rPr>
+                <w:rFonts w:ascii="Times New Roman" w:hAnsi="Times New Roman" w:cs="Times New Roman"/>
+                <w:rFonts w:ascii="Times New Roman" w:hAnsi="Times New Roman"/>
+                <w:b/>
+                <w:i w:val="0"/>
+                <w:sz w:val="18"/>
+              </w:rPr>
+              <w:t>Threshold θ*</w:t>
+            </w:r>
+          </w:p>
+        </w:tc>
       </w:tr>
       <w:tr>
         <w:tc>
           <w:tcPr>
-            <w:tcW w:type="dxa" w:w="1568"/>
+            <w:tcW w:type="dxa" w:w="1344"/>
             <w:shd w:val="clear" w:color="auto" w:fill="F5F0E8"/>
           </w:tcPr>
           <w:p>
@@ -1016,7 +3099,7 @@
         </w:tc>
         <w:tc>
           <w:tcPr>
-            <w:tcW w:type="dxa" w:w="1568"/>
+            <w:tcW w:type="dxa" w:w="1344"/>
             <w:shd w:val="clear" w:color="auto" w:fill="F5F0E8"/>
           </w:tcPr>
           <w:p>
@@ -1038,7 +3121,7 @@
         </w:tc>
         <w:tc>
           <w:tcPr>
-            <w:tcW w:type="dxa" w:w="1568"/>
+            <w:tcW w:type="dxa" w:w="1344"/>
             <w:shd w:val="clear" w:color="auto" w:fill="F5F0E8"/>
           </w:tcPr>
           <w:p>
@@ -1060,7 +3143,7 @@
         </w:tc>
         <w:tc>
           <w:tcPr>
-            <w:tcW w:type="dxa" w:w="1568"/>
+            <w:tcW w:type="dxa" w:w="1344"/>
             <w:shd w:val="clear" w:color="auto" w:fill="F5F0E8"/>
           </w:tcPr>
           <w:p>
@@ -1082,7 +3165,7 @@
         </w:tc>
         <w:tc>
           <w:tcPr>
-            <w:tcW w:type="dxa" w:w="1568"/>
+            <w:tcW w:type="dxa" w:w="1344"/>
             <w:shd w:val="clear" w:color="auto" w:fill="F5F0E8"/>
           </w:tcPr>
           <w:p>
@@ -1104,7 +3187,7 @@
         </w:tc>
         <w:tc>
           <w:tcPr>
-            <w:tcW w:type="dxa" w:w="1568"/>
+            <w:tcW w:type="dxa" w:w="1344"/>
             <w:shd w:val="clear" w:color="auto" w:fill="F5F0E8"/>
           </w:tcPr>
           <w:p>
@@ -1124,11 +3207,33 @@
             </w:r>
           </w:p>
         </w:tc>
+        <w:tc>
+          <w:tcPr>
+            <w:tcW w:type="dxa" w:w="1344"/>
+            <w:shd w:val="clear" w:color="auto" w:fill="F5F0E8"/>
+          </w:tcPr>
+          <w:p>
+            <w:pPr>
+              <w:jc w:val="center"/>
+            </w:pPr>
+            <w:r/>
+            <w:r>
+              <w:rPr>
+                <w:rFonts w:ascii="Times New Roman" w:hAnsi="Times New Roman" w:cs="Times New Roman"/>
+                <w:rFonts w:ascii="Times New Roman" w:hAnsi="Times New Roman"/>
+                <w:b w:val="0"/>
+                <w:i w:val="0"/>
+                <w:sz w:val="18"/>
+              </w:rPr>
+              <w:t>0.4316</w:t>
+            </w:r>
+          </w:p>
+        </w:tc>
       </w:tr>
       <w:tr>
         <w:tc>
           <w:tcPr>
-            <w:tcW w:type="dxa" w:w="1568"/>
+            <w:tcW w:type="dxa" w:w="1344"/>
             <w:shd w:val="clear" w:color="auto" w:fill="FFFFFF"/>
           </w:tcPr>
           <w:p>
@@ -1150,7 +3255,7 @@
         </w:tc>
         <w:tc>
           <w:tcPr>
-            <w:tcW w:type="dxa" w:w="1568"/>
+            <w:tcW w:type="dxa" w:w="1344"/>
             <w:shd w:val="clear" w:color="auto" w:fill="FFFFFF"/>
           </w:tcPr>
           <w:p>
@@ -1172,7 +3277,7 @@
         </w:tc>
         <w:tc>
           <w:tcPr>
-            <w:tcW w:type="dxa" w:w="1568"/>
+            <w:tcW w:type="dxa" w:w="1344"/>
             <w:shd w:val="clear" w:color="auto" w:fill="FFFFFF"/>
           </w:tcPr>
           <w:p>
@@ -1194,7 +3299,7 @@
         </w:tc>
         <w:tc>
           <w:tcPr>
-            <w:tcW w:type="dxa" w:w="1568"/>
+            <w:tcW w:type="dxa" w:w="1344"/>
             <w:shd w:val="clear" w:color="auto" w:fill="FFFFFF"/>
           </w:tcPr>
           <w:p>
@@ -1216,7 +3321,7 @@
         </w:tc>
         <w:tc>
           <w:tcPr>
-            <w:tcW w:type="dxa" w:w="1568"/>
+            <w:tcW w:type="dxa" w:w="1344"/>
             <w:shd w:val="clear" w:color="auto" w:fill="FFFFFF"/>
           </w:tcPr>
           <w:p>
@@ -1238,7 +3343,7 @@
         </w:tc>
         <w:tc>
           <w:tcPr>
-            <w:tcW w:type="dxa" w:w="1568"/>
+            <w:tcW w:type="dxa" w:w="1344"/>
             <w:shd w:val="clear" w:color="auto" w:fill="FFFFFF"/>
           </w:tcPr>
           <w:p>
@@ -1258,11 +3363,33 @@
             </w:r>
           </w:p>
         </w:tc>
+        <w:tc>
+          <w:tcPr>
+            <w:tcW w:type="dxa" w:w="1344"/>
+            <w:shd w:val="clear" w:color="auto" w:fill="FFFFFF"/>
+          </w:tcPr>
+          <w:p>
+            <w:pPr>
+              <w:jc w:val="center"/>
+            </w:pPr>
+            <w:r/>
+            <w:r>
+              <w:rPr>
+                <w:rFonts w:ascii="Times New Roman" w:hAnsi="Times New Roman" w:cs="Times New Roman"/>
+                <w:rFonts w:ascii="Times New Roman" w:hAnsi="Times New Roman"/>
+                <w:b w:val="0"/>
+                <w:i w:val="0"/>
+                <w:sz w:val="18"/>
+              </w:rPr>
+              <w:t>—</w:t>
+            </w:r>
+          </w:p>
+        </w:tc>
       </w:tr>
       <w:tr>
         <w:tc>
           <w:tcPr>
-            <w:tcW w:type="dxa" w:w="1568"/>
+            <w:tcW w:type="dxa" w:w="1344"/>
             <w:shd w:val="clear" w:color="auto" w:fill="F5F0E8"/>
           </w:tcPr>
           <w:p>
@@ -1284,7 +3411,7 @@
         </w:tc>
         <w:tc>
           <w:tcPr>
-            <w:tcW w:type="dxa" w:w="1568"/>
+            <w:tcW w:type="dxa" w:w="1344"/>
             <w:shd w:val="clear" w:color="auto" w:fill="F5F0E8"/>
           </w:tcPr>
           <w:p>
@@ -1306,7 +3433,7 @@
         </w:tc>
         <w:tc>
           <w:tcPr>
-            <w:tcW w:type="dxa" w:w="1568"/>
+            <w:tcW w:type="dxa" w:w="1344"/>
             <w:shd w:val="clear" w:color="auto" w:fill="F5F0E8"/>
           </w:tcPr>
           <w:p>
@@ -1328,7 +3455,7 @@
         </w:tc>
         <w:tc>
           <w:tcPr>
-            <w:tcW w:type="dxa" w:w="1568"/>
+            <w:tcW w:type="dxa" w:w="1344"/>
             <w:shd w:val="clear" w:color="auto" w:fill="F5F0E8"/>
           </w:tcPr>
           <w:p>
@@ -1350,7 +3477,7 @@
         </w:tc>
         <w:tc>
           <w:tcPr>
-            <w:tcW w:type="dxa" w:w="1568"/>
+            <w:tcW w:type="dxa" w:w="1344"/>
             <w:shd w:val="clear" w:color="auto" w:fill="F5F0E8"/>
           </w:tcPr>
           <w:p>
@@ -1372,7 +3499,7 @@
         </w:tc>
         <w:tc>
           <w:tcPr>
-            <w:tcW w:type="dxa" w:w="1568"/>
+            <w:tcW w:type="dxa" w:w="1344"/>
             <w:shd w:val="clear" w:color="auto" w:fill="F5F0E8"/>
           </w:tcPr>
           <w:p>
@@ -1392,11 +3519,33 @@
             </w:r>
           </w:p>
         </w:tc>
+        <w:tc>
+          <w:tcPr>
+            <w:tcW w:type="dxa" w:w="1344"/>
+            <w:shd w:val="clear" w:color="auto" w:fill="F5F0E8"/>
+          </w:tcPr>
+          <w:p>
+            <w:pPr>
+              <w:jc w:val="center"/>
+            </w:pPr>
+            <w:r/>
+            <w:r>
+              <w:rPr>
+                <w:rFonts w:ascii="Times New Roman" w:hAnsi="Times New Roman" w:cs="Times New Roman"/>
+                <w:rFonts w:ascii="Times New Roman" w:hAnsi="Times New Roman"/>
+                <w:b w:val="0"/>
+                <w:i w:val="0"/>
+                <w:sz w:val="18"/>
+              </w:rPr>
+              <w:t>0.5000</w:t>
+            </w:r>
+          </w:p>
+        </w:tc>
       </w:tr>
       <w:tr>
         <w:tc>
           <w:tcPr>
-            <w:tcW w:type="dxa" w:w="1568"/>
+            <w:tcW w:type="dxa" w:w="1344"/>
             <w:shd w:val="clear" w:color="auto" w:fill="FFFFFF"/>
           </w:tcPr>
           <w:p>
@@ -1418,7 +3567,7 @@
         </w:tc>
         <w:tc>
           <w:tcPr>
-            <w:tcW w:type="dxa" w:w="1568"/>
+            <w:tcW w:type="dxa" w:w="1344"/>
             <w:shd w:val="clear" w:color="auto" w:fill="FFFFFF"/>
           </w:tcPr>
           <w:p>
@@ -1440,7 +3589,7 @@
         </w:tc>
         <w:tc>
           <w:tcPr>
-            <w:tcW w:type="dxa" w:w="1568"/>
+            <w:tcW w:type="dxa" w:w="1344"/>
             <w:shd w:val="clear" w:color="auto" w:fill="FFFFFF"/>
           </w:tcPr>
           <w:p>
@@ -1462,7 +3611,7 @@
         </w:tc>
         <w:tc>
           <w:tcPr>
-            <w:tcW w:type="dxa" w:w="1568"/>
+            <w:tcW w:type="dxa" w:w="1344"/>
             <w:shd w:val="clear" w:color="auto" w:fill="FFFFFF"/>
           </w:tcPr>
           <w:p>
@@ -1484,7 +3633,7 @@
         </w:tc>
         <w:tc>
           <w:tcPr>
-            <w:tcW w:type="dxa" w:w="1568"/>
+            <w:tcW w:type="dxa" w:w="1344"/>
             <w:shd w:val="clear" w:color="auto" w:fill="FFFFFF"/>
           </w:tcPr>
           <w:p>
@@ -1506,7 +3655,7 @@
         </w:tc>
         <w:tc>
           <w:tcPr>
-            <w:tcW w:type="dxa" w:w="1568"/>
+            <w:tcW w:type="dxa" w:w="1344"/>
             <w:shd w:val="clear" w:color="auto" w:fill="FFFFFF"/>
           </w:tcPr>
           <w:p>
@@ -1526,11 +3675,33 @@
             </w:r>
           </w:p>
         </w:tc>
+        <w:tc>
+          <w:tcPr>
+            <w:tcW w:type="dxa" w:w="1344"/>
+            <w:shd w:val="clear" w:color="auto" w:fill="FFFFFF"/>
+          </w:tcPr>
+          <w:p>
+            <w:pPr>
+              <w:jc w:val="center"/>
+            </w:pPr>
+            <w:r/>
+            <w:r>
+              <w:rPr>
+                <w:rFonts w:ascii="Times New Roman" w:hAnsi="Times New Roman" w:cs="Times New Roman"/>
+                <w:rFonts w:ascii="Times New Roman" w:hAnsi="Times New Roman"/>
+                <w:b w:val="0"/>
+                <w:i w:val="0"/>
+                <w:sz w:val="18"/>
+              </w:rPr>
+              <w:t>—</w:t>
+            </w:r>
+          </w:p>
+        </w:tc>
       </w:tr>
       <w:tr>
         <w:tc>
           <w:tcPr>
-            <w:tcW w:type="dxa" w:w="1568"/>
+            <w:tcW w:type="dxa" w:w="1344"/>
             <w:shd w:val="clear" w:color="auto" w:fill="F5F0E8"/>
           </w:tcPr>
           <w:p>
@@ -1552,7 +3723,7 @@
         </w:tc>
         <w:tc>
           <w:tcPr>
-            <w:tcW w:type="dxa" w:w="1568"/>
+            <w:tcW w:type="dxa" w:w="1344"/>
             <w:shd w:val="clear" w:color="auto" w:fill="F5F0E8"/>
           </w:tcPr>
           <w:p>
@@ -1574,7 +3745,7 @@
         </w:tc>
         <w:tc>
           <w:tcPr>
-            <w:tcW w:type="dxa" w:w="1568"/>
+            <w:tcW w:type="dxa" w:w="1344"/>
             <w:shd w:val="clear" w:color="auto" w:fill="F5F0E8"/>
           </w:tcPr>
           <w:p>
@@ -1596,7 +3767,7 @@
         </w:tc>
         <w:tc>
           <w:tcPr>
-            <w:tcW w:type="dxa" w:w="1568"/>
+            <w:tcW w:type="dxa" w:w="1344"/>
             <w:shd w:val="clear" w:color="auto" w:fill="F5F0E8"/>
           </w:tcPr>
           <w:p>
@@ -1618,7 +3789,7 @@
         </w:tc>
         <w:tc>
           <w:tcPr>
-            <w:tcW w:type="dxa" w:w="1568"/>
+            <w:tcW w:type="dxa" w:w="1344"/>
             <w:shd w:val="clear" w:color="auto" w:fill="F5F0E8"/>
           </w:tcPr>
           <w:p>
@@ -1640,7 +3811,7 @@
         </w:tc>
         <w:tc>
           <w:tcPr>
-            <w:tcW w:type="dxa" w:w="1568"/>
+            <w:tcW w:type="dxa" w:w="1344"/>
             <w:shd w:val="clear" w:color="auto" w:fill="F5F0E8"/>
           </w:tcPr>
           <w:p>
@@ -1660,11 +3831,33 @@
             </w:r>
           </w:p>
         </w:tc>
+        <w:tc>
+          <w:tcPr>
+            <w:tcW w:type="dxa" w:w="1344"/>
+            <w:shd w:val="clear" w:color="auto" w:fill="F5F0E8"/>
+          </w:tcPr>
+          <w:p>
+            <w:pPr>
+              <w:jc w:val="center"/>
+            </w:pPr>
+            <w:r/>
+            <w:r>
+              <w:rPr>
+                <w:rFonts w:ascii="Times New Roman" w:hAnsi="Times New Roman" w:cs="Times New Roman"/>
+                <w:rFonts w:ascii="Times New Roman" w:hAnsi="Times New Roman"/>
+                <w:b w:val="0"/>
+                <w:i w:val="0"/>
+                <w:sz w:val="18"/>
+              </w:rPr>
+              <w:t>0.5000</w:t>
+            </w:r>
+          </w:p>
+        </w:tc>
       </w:tr>
       <w:tr>
         <w:tc>
           <w:tcPr>
-            <w:tcW w:type="dxa" w:w="1568"/>
+            <w:tcW w:type="dxa" w:w="1344"/>
             <w:shd w:val="clear" w:color="auto" w:fill="FFFFFF"/>
           </w:tcPr>
           <w:p>
@@ -1686,7 +3879,7 @@
         </w:tc>
         <w:tc>
           <w:tcPr>
-            <w:tcW w:type="dxa" w:w="1568"/>
+            <w:tcW w:type="dxa" w:w="1344"/>
             <w:shd w:val="clear" w:color="auto" w:fill="FFFFFF"/>
           </w:tcPr>
           <w:p>
@@ -1708,7 +3901,7 @@
         </w:tc>
         <w:tc>
           <w:tcPr>
-            <w:tcW w:type="dxa" w:w="1568"/>
+            <w:tcW w:type="dxa" w:w="1344"/>
             <w:shd w:val="clear" w:color="auto" w:fill="FFFFFF"/>
           </w:tcPr>
           <w:p>
@@ -1730,7 +3923,7 @@
         </w:tc>
         <w:tc>
           <w:tcPr>
-            <w:tcW w:type="dxa" w:w="1568"/>
+            <w:tcW w:type="dxa" w:w="1344"/>
             <w:shd w:val="clear" w:color="auto" w:fill="FFFFFF"/>
           </w:tcPr>
           <w:p>
@@ -1752,7 +3945,7 @@
         </w:tc>
         <w:tc>
           <w:tcPr>
-            <w:tcW w:type="dxa" w:w="1568"/>
+            <w:tcW w:type="dxa" w:w="1344"/>
             <w:shd w:val="clear" w:color="auto" w:fill="FFFFFF"/>
           </w:tcPr>
           <w:p>
@@ -1774,7 +3967,7 @@
         </w:tc>
         <w:tc>
           <w:tcPr>
-            <w:tcW w:type="dxa" w:w="1568"/>
+            <w:tcW w:type="dxa" w:w="1344"/>
             <w:shd w:val="clear" w:color="auto" w:fill="FFFFFF"/>
           </w:tcPr>
           <w:p>
@@ -1794,11 +3987,33 @@
             </w:r>
           </w:p>
         </w:tc>
+        <w:tc>
+          <w:tcPr>
+            <w:tcW w:type="dxa" w:w="1344"/>
+            <w:shd w:val="clear" w:color="auto" w:fill="FFFFFF"/>
+          </w:tcPr>
+          <w:p>
+            <w:pPr>
+              <w:jc w:val="center"/>
+            </w:pPr>
+            <w:r/>
+            <w:r>
+              <w:rPr>
+                <w:rFonts w:ascii="Times New Roman" w:hAnsi="Times New Roman" w:cs="Times New Roman"/>
+                <w:rFonts w:ascii="Times New Roman" w:hAnsi="Times New Roman"/>
+                <w:b w:val="0"/>
+                <w:i w:val="0"/>
+                <w:sz w:val="18"/>
+              </w:rPr>
+              <w:t>0.5000</w:t>
+            </w:r>
+          </w:p>
+        </w:tc>
       </w:tr>
       <w:tr>
         <w:tc>
           <w:tcPr>
-            <w:tcW w:type="dxa" w:w="1568"/>
+            <w:tcW w:type="dxa" w:w="1344"/>
             <w:shd w:val="clear" w:color="auto" w:fill="F5F0E8"/>
           </w:tcPr>
           <w:p>
@@ -1820,7 +4035,7 @@
         </w:tc>
         <w:tc>
           <w:tcPr>
-            <w:tcW w:type="dxa" w:w="1568"/>
+            <w:tcW w:type="dxa" w:w="1344"/>
             <w:shd w:val="clear" w:color="auto" w:fill="F5F0E8"/>
           </w:tcPr>
           <w:p>
@@ -1842,7 +4057,7 @@
         </w:tc>
         <w:tc>
           <w:tcPr>
-            <w:tcW w:type="dxa" w:w="1568"/>
+            <w:tcW w:type="dxa" w:w="1344"/>
             <w:shd w:val="clear" w:color="auto" w:fill="F5F0E8"/>
           </w:tcPr>
           <w:p>
@@ -1864,7 +4079,7 @@
         </w:tc>
         <w:tc>
           <w:tcPr>
-            <w:tcW w:type="dxa" w:w="1568"/>
+            <w:tcW w:type="dxa" w:w="1344"/>
             <w:shd w:val="clear" w:color="auto" w:fill="F5F0E8"/>
           </w:tcPr>
           <w:p>
@@ -1886,7 +4101,7 @@
         </w:tc>
         <w:tc>
           <w:tcPr>
-            <w:tcW w:type="dxa" w:w="1568"/>
+            <w:tcW w:type="dxa" w:w="1344"/>
             <w:shd w:val="clear" w:color="auto" w:fill="F5F0E8"/>
           </w:tcPr>
           <w:p>
@@ -1908,7 +4123,7 @@
         </w:tc>
         <w:tc>
           <w:tcPr>
-            <w:tcW w:type="dxa" w:w="1568"/>
+            <w:tcW w:type="dxa" w:w="1344"/>
             <w:shd w:val="clear" w:color="auto" w:fill="F5F0E8"/>
           </w:tcPr>
           <w:p>
@@ -1928,11 +4143,33 @@
             </w:r>
           </w:p>
         </w:tc>
+        <w:tc>
+          <w:tcPr>
+            <w:tcW w:type="dxa" w:w="1344"/>
+            <w:shd w:val="clear" w:color="auto" w:fill="F5F0E8"/>
+          </w:tcPr>
+          <w:p>
+            <w:pPr>
+              <w:jc w:val="center"/>
+            </w:pPr>
+            <w:r/>
+            <w:r>
+              <w:rPr>
+                <w:rFonts w:ascii="Times New Roman" w:hAnsi="Times New Roman" w:cs="Times New Roman"/>
+                <w:rFonts w:ascii="Times New Roman" w:hAnsi="Times New Roman"/>
+                <w:b w:val="0"/>
+                <w:i w:val="0"/>
+                <w:sz w:val="18"/>
+              </w:rPr>
+              <w:t>—</w:t>
+            </w:r>
+          </w:p>
+        </w:tc>
       </w:tr>
       <w:tr>
         <w:tc>
           <w:tcPr>
-            <w:tcW w:type="dxa" w:w="1568"/>
+            <w:tcW w:type="dxa" w:w="1344"/>
             <w:shd w:val="clear" w:color="auto" w:fill="FFFFFF"/>
           </w:tcPr>
           <w:p>
@@ -1954,7 +4191,7 @@
         </w:tc>
         <w:tc>
           <w:tcPr>
-            <w:tcW w:type="dxa" w:w="1568"/>
+            <w:tcW w:type="dxa" w:w="1344"/>
             <w:shd w:val="clear" w:color="auto" w:fill="FFFFFF"/>
           </w:tcPr>
           <w:p>
@@ -1976,7 +4213,7 @@
         </w:tc>
         <w:tc>
           <w:tcPr>
-            <w:tcW w:type="dxa" w:w="1568"/>
+            <w:tcW w:type="dxa" w:w="1344"/>
             <w:shd w:val="clear" w:color="auto" w:fill="FFFFFF"/>
           </w:tcPr>
           <w:p>
@@ -1998,7 +4235,7 @@
         </w:tc>
         <w:tc>
           <w:tcPr>
-            <w:tcW w:type="dxa" w:w="1568"/>
+            <w:tcW w:type="dxa" w:w="1344"/>
             <w:shd w:val="clear" w:color="auto" w:fill="FFFFFF"/>
           </w:tcPr>
           <w:p>
@@ -2020,7 +4257,7 @@
         </w:tc>
         <w:tc>
           <w:tcPr>
-            <w:tcW w:type="dxa" w:w="1568"/>
+            <w:tcW w:type="dxa" w:w="1344"/>
             <w:shd w:val="clear" w:color="auto" w:fill="FFFFFF"/>
           </w:tcPr>
           <w:p>
@@ -2042,7 +4279,7 @@
         </w:tc>
         <w:tc>
           <w:tcPr>
-            <w:tcW w:type="dxa" w:w="1568"/>
+            <w:tcW w:type="dxa" w:w="1344"/>
             <w:shd w:val="clear" w:color="auto" w:fill="FFFFFF"/>
           </w:tcPr>
           <w:p>
@@ -2062,11 +4299,33 @@
             </w:r>
           </w:p>
         </w:tc>
+        <w:tc>
+          <w:tcPr>
+            <w:tcW w:type="dxa" w:w="1344"/>
+            <w:shd w:val="clear" w:color="auto" w:fill="FFFFFF"/>
+          </w:tcPr>
+          <w:p>
+            <w:pPr>
+              <w:jc w:val="center"/>
+            </w:pPr>
+            <w:r/>
+            <w:r>
+              <w:rPr>
+                <w:rFonts w:ascii="Times New Roman" w:hAnsi="Times New Roman" w:cs="Times New Roman"/>
+                <w:rFonts w:ascii="Times New Roman" w:hAnsi="Times New Roman"/>
+                <w:b w:val="0"/>
+                <w:i w:val="0"/>
+                <w:sz w:val="18"/>
+              </w:rPr>
+              <w:t>0.5000</w:t>
+            </w:r>
+          </w:p>
+        </w:tc>
       </w:tr>
       <w:tr>
         <w:tc>
           <w:tcPr>
-            <w:tcW w:type="dxa" w:w="1568"/>
+            <w:tcW w:type="dxa" w:w="1344"/>
             <w:shd w:val="clear" w:color="auto" w:fill="F5F0E8"/>
           </w:tcPr>
           <w:p>
@@ -2088,7 +4347,7 @@
         </w:tc>
         <w:tc>
           <w:tcPr>
-            <w:tcW w:type="dxa" w:w="1568"/>
+            <w:tcW w:type="dxa" w:w="1344"/>
             <w:shd w:val="clear" w:color="auto" w:fill="F5F0E8"/>
           </w:tcPr>
           <w:p>
@@ -2110,7 +4369,7 @@
         </w:tc>
         <w:tc>
           <w:tcPr>
-            <w:tcW w:type="dxa" w:w="1568"/>
+            <w:tcW w:type="dxa" w:w="1344"/>
             <w:shd w:val="clear" w:color="auto" w:fill="F5F0E8"/>
           </w:tcPr>
           <w:p>
@@ -2132,7 +4391,7 @@
         </w:tc>
         <w:tc>
           <w:tcPr>
-            <w:tcW w:type="dxa" w:w="1568"/>
+            <w:tcW w:type="dxa" w:w="1344"/>
             <w:shd w:val="clear" w:color="auto" w:fill="F5F0E8"/>
           </w:tcPr>
           <w:p>
@@ -2154,7 +4413,7 @@
         </w:tc>
         <w:tc>
           <w:tcPr>
-            <w:tcW w:type="dxa" w:w="1568"/>
+            <w:tcW w:type="dxa" w:w="1344"/>
             <w:shd w:val="clear" w:color="auto" w:fill="F5F0E8"/>
           </w:tcPr>
           <w:p>
@@ -2176,7 +4435,7 @@
         </w:tc>
         <w:tc>
           <w:tcPr>
-            <w:tcW w:type="dxa" w:w="1568"/>
+            <w:tcW w:type="dxa" w:w="1344"/>
             <w:shd w:val="clear" w:color="auto" w:fill="F5F0E8"/>
           </w:tcPr>
           <w:p>
@@ -2196,11 +4455,33 @@
             </w:r>
           </w:p>
         </w:tc>
+        <w:tc>
+          <w:tcPr>
+            <w:tcW w:type="dxa" w:w="1344"/>
+            <w:shd w:val="clear" w:color="auto" w:fill="F5F0E8"/>
+          </w:tcPr>
+          <w:p>
+            <w:pPr>
+              <w:jc w:val="center"/>
+            </w:pPr>
+            <w:r/>
+            <w:r>
+              <w:rPr>
+                <w:rFonts w:ascii="Times New Roman" w:hAnsi="Times New Roman" w:cs="Times New Roman"/>
+                <w:rFonts w:ascii="Times New Roman" w:hAnsi="Times New Roman"/>
+                <w:b w:val="0"/>
+                <w:i w:val="0"/>
+                <w:sz w:val="18"/>
+              </w:rPr>
+              <w:t>0.5000</w:t>
+            </w:r>
+          </w:p>
+        </w:tc>
       </w:tr>
       <w:tr>
         <w:tc>
           <w:tcPr>
-            <w:tcW w:type="dxa" w:w="1568"/>
+            <w:tcW w:type="dxa" w:w="1344"/>
             <w:shd w:val="clear" w:color="auto" w:fill="FFFFFF"/>
           </w:tcPr>
           <w:p>
@@ -2222,7 +4503,7 @@
         </w:tc>
         <w:tc>
           <w:tcPr>
-            <w:tcW w:type="dxa" w:w="1568"/>
+            <w:tcW w:type="dxa" w:w="1344"/>
             <w:shd w:val="clear" w:color="auto" w:fill="FFFFFF"/>
           </w:tcPr>
           <w:p>
@@ -2244,7 +4525,7 @@
         </w:tc>
         <w:tc>
           <w:tcPr>
-            <w:tcW w:type="dxa" w:w="1568"/>
+            <w:tcW w:type="dxa" w:w="1344"/>
             <w:shd w:val="clear" w:color="auto" w:fill="FFFFFF"/>
           </w:tcPr>
           <w:p>
@@ -2266,7 +4547,7 @@
         </w:tc>
         <w:tc>
           <w:tcPr>
-            <w:tcW w:type="dxa" w:w="1568"/>
+            <w:tcW w:type="dxa" w:w="1344"/>
             <w:shd w:val="clear" w:color="auto" w:fill="FFFFFF"/>
           </w:tcPr>
           <w:p>
@@ -2288,7 +4569,7 @@
         </w:tc>
         <w:tc>
           <w:tcPr>
-            <w:tcW w:type="dxa" w:w="1568"/>
+            <w:tcW w:type="dxa" w:w="1344"/>
             <w:shd w:val="clear" w:color="auto" w:fill="FFFFFF"/>
           </w:tcPr>
           <w:p>
@@ -2310,7 +4591,7 @@
         </w:tc>
         <w:tc>
           <w:tcPr>
-            <w:tcW w:type="dxa" w:w="1568"/>
+            <w:tcW w:type="dxa" w:w="1344"/>
             <w:shd w:val="clear" w:color="auto" w:fill="FFFFFF"/>
           </w:tcPr>
           <w:p>
@@ -2330,11 +4611,33 @@
             </w:r>
           </w:p>
         </w:tc>
+        <w:tc>
+          <w:tcPr>
+            <w:tcW w:type="dxa" w:w="1344"/>
+            <w:shd w:val="clear" w:color="auto" w:fill="FFFFFF"/>
+          </w:tcPr>
+          <w:p>
+            <w:pPr>
+              <w:jc w:val="center"/>
+            </w:pPr>
+            <w:r/>
+            <w:r>
+              <w:rPr>
+                <w:rFonts w:ascii="Times New Roman" w:hAnsi="Times New Roman" w:cs="Times New Roman"/>
+                <w:rFonts w:ascii="Times New Roman" w:hAnsi="Times New Roman"/>
+                <w:b w:val="0"/>
+                <w:i w:val="0"/>
+                <w:sz w:val="18"/>
+              </w:rPr>
+              <w:t>0.5000</w:t>
+            </w:r>
+          </w:p>
+        </w:tc>
       </w:tr>
       <w:tr>
         <w:tc>
           <w:tcPr>
-            <w:tcW w:type="dxa" w:w="1568"/>
+            <w:tcW w:type="dxa" w:w="1344"/>
             <w:shd w:val="clear" w:color="auto" w:fill="F5F0E8"/>
           </w:tcPr>
           <w:p>
@@ -2356,7 +4659,7 @@
         </w:tc>
         <w:tc>
           <w:tcPr>
-            <w:tcW w:type="dxa" w:w="1568"/>
+            <w:tcW w:type="dxa" w:w="1344"/>
             <w:shd w:val="clear" w:color="auto" w:fill="F5F0E8"/>
           </w:tcPr>
           <w:p>
@@ -2378,7 +4681,7 @@
         </w:tc>
         <w:tc>
           <w:tcPr>
-            <w:tcW w:type="dxa" w:w="1568"/>
+            <w:tcW w:type="dxa" w:w="1344"/>
             <w:shd w:val="clear" w:color="auto" w:fill="F5F0E8"/>
           </w:tcPr>
           <w:p>
@@ -2400,7 +4703,7 @@
         </w:tc>
         <w:tc>
           <w:tcPr>
-            <w:tcW w:type="dxa" w:w="1568"/>
+            <w:tcW w:type="dxa" w:w="1344"/>
             <w:shd w:val="clear" w:color="auto" w:fill="F5F0E8"/>
           </w:tcPr>
           <w:p>
@@ -2422,7 +4725,7 @@
         </w:tc>
         <w:tc>
           <w:tcPr>
-            <w:tcW w:type="dxa" w:w="1568"/>
+            <w:tcW w:type="dxa" w:w="1344"/>
             <w:shd w:val="clear" w:color="auto" w:fill="F5F0E8"/>
           </w:tcPr>
           <w:p>
@@ -2444,7 +4747,7 @@
         </w:tc>
         <w:tc>
           <w:tcPr>
-            <w:tcW w:type="dxa" w:w="1568"/>
+            <w:tcW w:type="dxa" w:w="1344"/>
             <w:shd w:val="clear" w:color="auto" w:fill="F5F0E8"/>
           </w:tcPr>
           <w:p>
@@ -2464,12 +4767,34 @@
             </w:r>
           </w:p>
         </w:tc>
+        <w:tc>
+          <w:tcPr>
+            <w:tcW w:type="dxa" w:w="1344"/>
+            <w:shd w:val="clear" w:color="auto" w:fill="F5F0E8"/>
+          </w:tcPr>
+          <w:p>
+            <w:pPr>
+              <w:jc w:val="center"/>
+            </w:pPr>
+            <w:r/>
+            <w:r>
+              <w:rPr>
+                <w:rFonts w:ascii="Times New Roman" w:hAnsi="Times New Roman" w:cs="Times New Roman"/>
+                <w:rFonts w:ascii="Times New Roman" w:hAnsi="Times New Roman"/>
+                <w:b w:val="0"/>
+                <w:i w:val="0"/>
+                <w:sz w:val="18"/>
+              </w:rPr>
+              <w:t>—</w:t>
+            </w:r>
+          </w:p>
+        </w:tc>
       </w:tr>
     </w:tbl>
     <w:p>
       <w:pPr>
         <w:jc w:val="center"/>
-        <w:spacing w:before="80" w:after="200" w:line="240" w:lineRule="auto"/>
+        <w:spacing w:before="80" w:after="240" w:line="240" w:lineRule="auto"/>
       </w:pPr>
       <w:r>
         <w:rPr>
@@ -2477,9 +4802,9 @@
           <w:rFonts w:ascii="Times New Roman" w:hAnsi="Times New Roman"/>
           <w:b w:val="0"/>
           <w:i/>
-          <w:sz w:val="22"/>
+          <w:sz w:val="20"/>
         </w:rPr>
-        <w:t>Table 1. 5-fold cross-validation results — 5,195 samples, 47 features, sorted by ROC-AUC.</w:t>
+        <w:t>Table 3. 5-fold cross-validation results for all eleven AURIS classifiers, sorted by ROC-AUC. The optimised threshold θ* is reported for the best model.</w:t>
       </w:r>
     </w:p>
     <w:p>
@@ -2491,7 +4816,7 @@
         <w:drawing>
           <wp:inline xmlns:a="http://schemas.openxmlformats.org/drawingml/2006/main" xmlns:pic="http://schemas.openxmlformats.org/drawingml/2006/picture">
             <wp:extent cx="5040000" cy="2493052"/>
-            <wp:docPr id="2" name="Picture 2"/>
+            <wp:docPr id="4" name="Picture 4"/>
             <wp:cNvGraphicFramePr>
               <a:graphicFrameLocks noChangeAspect="1"/>
             </wp:cNvGraphicFramePr>
@@ -2503,7 +4828,7 @@
                     <pic:cNvPicPr/>
                   </pic:nvPicPr>
                   <pic:blipFill>
-                    <a:blip r:embed="rId10"/>
+                    <a:blip r:embed="rId12"/>
                     <a:stretch>
                       <a:fillRect/>
                     </a:stretch>
@@ -2525,7 +4850,7 @@
     <w:p>
       <w:pPr>
         <w:jc w:val="center"/>
-        <w:spacing w:before="80" w:after="200" w:line="240" w:lineRule="auto"/>
+        <w:spacing w:before="80" w:after="240" w:line="240" w:lineRule="auto"/>
       </w:pPr>
       <w:r>
         <w:rPr>
@@ -2533,9 +4858,9 @@
           <w:rFonts w:ascii="Times New Roman" w:hAnsi="Times New Roman"/>
           <w:b w:val="0"/>
           <w:i/>
-          <w:sz w:val="22"/>
+          <w:sz w:val="20"/>
         </w:rPr>
-        <w:t>Figure 4. Performance comparison of all 11 models (Accuracy, F1, ROC-AUC) sorted by AUC.</w:t>
+        <w:t>Figure 4. Side-by-side comparison of accuracy, F1-score and ROC-AUC across the eleven classifiers, sorted by AUC in descending order.</w:t>
       </w:r>
     </w:p>
     <w:p>
@@ -2547,7 +4872,7 @@
         <w:drawing>
           <wp:inline xmlns:a="http://schemas.openxmlformats.org/drawingml/2006/main" xmlns:pic="http://schemas.openxmlformats.org/drawingml/2006/picture">
             <wp:extent cx="5040000" cy="4453829"/>
-            <wp:docPr id="3" name="Picture 3"/>
+            <wp:docPr id="5" name="Picture 5"/>
             <wp:cNvGraphicFramePr>
               <a:graphicFrameLocks noChangeAspect="1"/>
             </wp:cNvGraphicFramePr>
@@ -2559,7 +4884,7 @@
                     <pic:cNvPicPr/>
                   </pic:nvPicPr>
                   <pic:blipFill>
-                    <a:blip r:embed="rId11"/>
+                    <a:blip r:embed="rId13"/>
                     <a:stretch>
                       <a:fillRect/>
                     </a:stretch>
@@ -2581,7 +4906,7 @@
     <w:p>
       <w:pPr>
         <w:jc w:val="center"/>
-        <w:spacing w:before="80" w:after="200" w:line="240" w:lineRule="auto"/>
+        <w:spacing w:before="80" w:after="240" w:line="240" w:lineRule="auto"/>
       </w:pPr>
       <w:r>
         <w:rPr>
@@ -2589,9 +4914,65 @@
           <w:rFonts w:ascii="Times New Roman" w:hAnsi="Times New Roman"/>
           <w:b w:val="0"/>
           <w:i/>
-          <w:sz w:val="22"/>
+          <w:sz w:val="20"/>
         </w:rPr>
-        <w:t>Figure 2. ROC curves for all 11 models under 5-fold cross-validation. Dashed diagonal: random chance (AUC=0.500).</w:t>
+        <w:t>Figure 5. ROC curves of all eleven models under 5-fold cross-validation. The dashed diagonal corresponds to random guessing (AUC = 0.500). LightGBM and Deep MLP are indistinguishable at the resolution of the plot, in agreement with Table 3.</w:t>
+      </w:r>
+    </w:p>
+    <w:p>
+      <w:pPr>
+        <w:jc w:val="center"/>
+        <w:spacing w:before="160" w:after="40" w:line="240" w:lineRule="auto"/>
+      </w:pPr>
+      <w:r>
+        <w:drawing>
+          <wp:inline xmlns:a="http://schemas.openxmlformats.org/drawingml/2006/main" xmlns:pic="http://schemas.openxmlformats.org/drawingml/2006/picture">
+            <wp:extent cx="5040000" cy="4029730"/>
+            <wp:docPr id="6" name="Picture 6"/>
+            <wp:cNvGraphicFramePr>
+              <a:graphicFrameLocks noChangeAspect="1"/>
+            </wp:cNvGraphicFramePr>
+            <a:graphic>
+              <a:graphicData uri="http://schemas.openxmlformats.org/drawingml/2006/picture">
+                <pic:pic>
+                  <pic:nvPicPr>
+                    <pic:cNvPr id="0" name="all_models_heatmap.png"/>
+                    <pic:cNvPicPr/>
+                  </pic:nvPicPr>
+                  <pic:blipFill>
+                    <a:blip r:embed="rId14"/>
+                    <a:stretch>
+                      <a:fillRect/>
+                    </a:stretch>
+                  </pic:blipFill>
+                  <pic:spPr>
+                    <a:xfrm>
+                      <a:off x="0" y="0"/>
+                      <a:ext cx="5040000" cy="4029730"/>
+                    </a:xfrm>
+                    <a:prstGeom prst="rect"/>
+                  </pic:spPr>
+                </pic:pic>
+              </a:graphicData>
+            </a:graphic>
+          </wp:inline>
+        </w:drawing>
+      </w:r>
+    </w:p>
+    <w:p>
+      <w:pPr>
+        <w:jc w:val="center"/>
+        <w:spacing w:before="80" w:after="240" w:line="240" w:lineRule="auto"/>
+      </w:pPr>
+      <w:r>
+        <w:rPr>
+          <w:rFonts w:ascii="Times New Roman" w:hAnsi="Times New Roman" w:cs="Times New Roman"/>
+          <w:rFonts w:ascii="Times New Roman" w:hAnsi="Times New Roman"/>
+          <w:b w:val="0"/>
+          <w:i/>
+          <w:sz w:val="20"/>
+        </w:rPr>
+        <w:t>Figure 6. Confusion heatmap aggregating the predictions of all eleven models on a common held-out set. Diagonal dominance indicates broadly consistent decisions across the pool, while off-diagonal mass concentrates on a small set of ambiguous tracks.</w:t>
       </w:r>
     </w:p>
     <w:p>
@@ -2607,13 +4988,13 @@
           <w:i/>
           <w:sz w:val="22"/>
         </w:rPr>
-        <w:t>4.2. DL Model Stability</w:t>
+        <w:t>4.2. ML versus DL: Where Does the Improvement Come From?</w:t>
       </w:r>
     </w:p>
     <w:p>
       <w:pPr>
         <w:jc w:val="both"/>
-        <w:spacing w:before="160" w:after="240" w:line="240" w:lineRule="auto"/>
+        <w:spacing w:before="80" w:after="160" w:line="240" w:lineRule="auto"/>
       </w:pPr>
       <w:r>
         <w:rPr>
@@ -2623,7 +5004,95 @@
           <w:i w:val="0"/>
           <w:sz w:val="22"/>
         </w:rPr>
-        <w:t>Table 2 reports fold-level AUC statistics for DL models. Deep MLP shows the lowest variance (std=0.0036), indicating robust cross-fold generalization. The 1D-CNN shows the highest variance (std=0.0087) alongside the lowest mean AUC, confirming its instability on this feature-vector task.</w:t>
+        <w:t>Figure 7 contrasts the two families directly. The seven ML classifiers reach a mean ROC-AUC of 0.9275, while the four DL architectures reach 0.9197 — but only because the 1D-CNN drags the DL mean down. If the 1D-CNN is excluded, the remaining three DL architectures average 0.9449, narrowly higher than the ML mean of 0.9276 when Logistic Regression is excluded. The interpretation is that the 47-dimensional feature vector already encodes most of the signal: feature engineering, not model capacity, is the dominant driver of performance in this setting. Deep models that take the same feature vector as input cannot reach beyond the discriminative information that is already there. This conclusion is consistent with the broader audio-deepfake literature (Yi et al., 2023), where well-tuned gradient boosters on engineered features remain competitive with deep models that operate on the same features.</w:t>
+      </w:r>
+    </w:p>
+    <w:p>
+      <w:pPr>
+        <w:jc w:val="center"/>
+        <w:spacing w:before="160" w:after="40" w:line="240" w:lineRule="auto"/>
+      </w:pPr>
+      <w:r>
+        <w:drawing>
+          <wp:inline xmlns:a="http://schemas.openxmlformats.org/drawingml/2006/main" xmlns:pic="http://schemas.openxmlformats.org/drawingml/2006/picture">
+            <wp:extent cx="5040000" cy="1810217"/>
+            <wp:docPr id="7" name="Picture 7"/>
+            <wp:cNvGraphicFramePr>
+              <a:graphicFrameLocks noChangeAspect="1"/>
+            </wp:cNvGraphicFramePr>
+            <a:graphic>
+              <a:graphicData uri="http://schemas.openxmlformats.org/drawingml/2006/picture">
+                <pic:pic>
+                  <pic:nvPicPr>
+                    <pic:cNvPr id="0" name="paper_ml_vs_dl.png"/>
+                    <pic:cNvPicPr/>
+                  </pic:nvPicPr>
+                  <pic:blipFill>
+                    <a:blip r:embed="rId15"/>
+                    <a:stretch>
+                      <a:fillRect/>
+                    </a:stretch>
+                  </pic:blipFill>
+                  <pic:spPr>
+                    <a:xfrm>
+                      <a:off x="0" y="0"/>
+                      <a:ext cx="5040000" cy="1810217"/>
+                    </a:xfrm>
+                    <a:prstGeom prst="rect"/>
+                  </pic:spPr>
+                </pic:pic>
+              </a:graphicData>
+            </a:graphic>
+          </wp:inline>
+        </w:drawing>
+      </w:r>
+    </w:p>
+    <w:p>
+      <w:pPr>
+        <w:jc w:val="center"/>
+        <w:spacing w:before="80" w:after="240" w:line="240" w:lineRule="auto"/>
+      </w:pPr>
+      <w:r>
+        <w:rPr>
+          <w:rFonts w:ascii="Times New Roman" w:hAnsi="Times New Roman" w:cs="Times New Roman"/>
+          <w:rFonts w:ascii="Times New Roman" w:hAnsi="Times New Roman"/>
+          <w:b w:val="0"/>
+          <w:i/>
+          <w:sz w:val="20"/>
+        </w:rPr>
+        <w:t>Figure 7. Aggregate comparison of machine learning and deep learning families across accuracy, ROC-AUC and F1. The deep learning bars are dragged down by the 1D-CNN; the three remaining DL models match or slightly exceed the ML group on average.</w:t>
+      </w:r>
+    </w:p>
+    <w:p>
+      <w:pPr>
+        <w:jc w:val="left"/>
+        <w:spacing w:before="200" w:after="80" w:line="240" w:lineRule="auto"/>
+      </w:pPr>
+      <w:r>
+        <w:rPr>
+          <w:rFonts w:ascii="Times New Roman" w:hAnsi="Times New Roman" w:cs="Times New Roman"/>
+          <w:rFonts w:ascii="Times New Roman" w:hAnsi="Times New Roman"/>
+          <w:b/>
+          <w:i/>
+          <w:sz w:val="22"/>
+        </w:rPr>
+        <w:t>4.3. Cross-Fold Stability of Deep Models</w:t>
+      </w:r>
+    </w:p>
+    <w:p>
+      <w:pPr>
+        <w:jc w:val="both"/>
+        <w:spacing w:before="80" w:after="160" w:line="240" w:lineRule="auto"/>
+      </w:pPr>
+      <w:r>
+        <w:rPr>
+          <w:rFonts w:ascii="Times New Roman" w:hAnsi="Times New Roman" w:cs="Times New Roman"/>
+          <w:rFonts w:ascii="Times New Roman" w:hAnsi="Times New Roman"/>
+          <w:b w:val="0"/>
+          <w:i w:val="0"/>
+          <w:sz w:val="22"/>
+        </w:rPr>
+        <w:t>Table 4 reports fold-level AUC statistics for the four DL architectures. Deep MLP shows the lowest variance (standard deviation 0.0036), indicating that its performance is robust across different partitions of the dataset. Residual MLP behaves similarly (±0.0044). Attention MLP is more variable (±0.0056), and the 1D-CNN shows both the lowest mean AUC and the highest variance (±0.0087), which is consistent with the architectural mismatch noted above: a one-dimensional convolution over an unordered 47-dimensional feature vector has no temporal correlations to exploit. Figure 8 visualises the fold-by-fold spread.</w:t>
       </w:r>
     </w:p>
     <w:tbl>
@@ -3536,7 +6005,7 @@
     <w:p>
       <w:pPr>
         <w:jc w:val="center"/>
-        <w:spacing w:before="80" w:after="200" w:line="240" w:lineRule="auto"/>
+        <w:spacing w:before="80" w:after="240" w:line="240" w:lineRule="auto"/>
       </w:pPr>
       <w:r>
         <w:rPr>
@@ -3544,9 +6013,9 @@
           <w:rFonts w:ascii="Times New Roman" w:hAnsi="Times New Roman"/>
           <w:b w:val="0"/>
           <w:i/>
-          <w:sz w:val="22"/>
+          <w:sz w:val="20"/>
         </w:rPr>
-        <w:t>Table 2. DL model AUC stability across 5 folds.</w:t>
+        <w:t>Table 4. Per-fold ROC-AUC values for the four deep-learning architectures. Deep MLP combines the highest mean with the lowest variance.</w:t>
       </w:r>
     </w:p>
     <w:p>
@@ -3557,8 +6026,8 @@
       <w:r>
         <w:drawing>
           <wp:inline xmlns:a="http://schemas.openxmlformats.org/drawingml/2006/main" xmlns:pic="http://schemas.openxmlformats.org/drawingml/2006/picture">
-            <wp:extent cx="5040000" cy="1810217"/>
-            <wp:docPr id="4" name="Picture 4"/>
+            <wp:extent cx="5040000" cy="3497739"/>
+            <wp:docPr id="8" name="Picture 8"/>
             <wp:cNvGraphicFramePr>
               <a:graphicFrameLocks noChangeAspect="1"/>
             </wp:cNvGraphicFramePr>
@@ -3566,11 +6035,11 @@
               <a:graphicData uri="http://schemas.openxmlformats.org/drawingml/2006/picture">
                 <pic:pic>
                   <pic:nvPicPr>
-                    <pic:cNvPr id="0" name="paper_ml_vs_dl.png"/>
+                    <pic:cNvPr id="0" name="paper_fold_std_table.png"/>
                     <pic:cNvPicPr/>
                   </pic:nvPicPr>
                   <pic:blipFill>
-                    <a:blip r:embed="rId12"/>
+                    <a:blip r:embed="rId16"/>
                     <a:stretch>
                       <a:fillRect/>
                     </a:stretch>
@@ -3578,7 +6047,7 @@
                   <pic:spPr>
                     <a:xfrm>
                       <a:off x="0" y="0"/>
-                      <a:ext cx="5040000" cy="1810217"/>
+                      <a:ext cx="5040000" cy="3497739"/>
                     </a:xfrm>
                     <a:prstGeom prst="rect"/>
                   </pic:spPr>
@@ -3592,7 +6061,7 @@
     <w:p>
       <w:pPr>
         <w:jc w:val="center"/>
-        <w:spacing w:before="80" w:after="200" w:line="240" w:lineRule="auto"/>
+        <w:spacing w:before="80" w:after="240" w:line="240" w:lineRule="auto"/>
       </w:pPr>
       <w:r>
         <w:rPr>
@@ -3600,9 +6069,9 @@
           <w:rFonts w:ascii="Times New Roman" w:hAnsi="Times New Roman"/>
           <w:b w:val="0"/>
           <w:i/>
-          <w:sz w:val="22"/>
+          <w:sz w:val="20"/>
         </w:rPr>
-        <w:t>Figure 5. ML vs. DL model comparison across Accuracy, ROC-AUC, and F1 Score.</w:t>
+        <w:t>Figure 8. Cross-validation AUC distribution per model. Box plots show median, interquartile range and outliers across folds.</w:t>
       </w:r>
     </w:p>
     <w:p>
@@ -3618,13 +6087,13 @@
           <w:i/>
           <w:sz w:val="22"/>
         </w:rPr>
-        <w:t>4.3. Feature Importance</w:t>
+        <w:t>4.4. Feature Importance</w:t>
       </w:r>
     </w:p>
     <w:p>
       <w:pPr>
         <w:jc w:val="both"/>
-        <w:spacing w:before="160" w:after="240" w:line="240" w:lineRule="auto"/>
+        <w:spacing w:before="80" w:after="160" w:line="240" w:lineRule="auto"/>
       </w:pPr>
       <w:r>
         <w:rPr>
@@ -3634,7 +6103,1026 @@
           <w:i w:val="0"/>
           <w:sz w:val="22"/>
         </w:rPr>
-        <w:t>LightGBM feature importance analysis (Figure 7) identifies spectral_flatness_std (0.0619), spectral_contrast_mean (0.0467), rms_energy (0.0456), onset_strength_std (0.0388), and spectral_flatness_mean (0.0370) as the top discriminating features. Spectral flatness — measuring signal noisiness versus tonality — is the most discriminating single feature, suggesting AI generation systems produce systematically more tonal signals than human recordings which include room acoustics and natural noise.</w:t>
+        <w:t>Table 5 lists the top twenty features ranked by normalised gain in the trained LightGBM model. Spectral flatness — measured both as a per-frame standard deviation and as a mean — appears twice in the top five, with the standard deviation occupying the first position by a sizeable margin. Spectral contrast mean (rank 2), RMS energy (rank 3), and onset-strength standard deviation (rank 4) complete the top group. The vocal and expressive family is present but secondary: the highest-ranked vocal feature, breath-pattern score, sits at rank 18, with formant consistency at rank 21. The interpretation is that AI generation systems differ from human recordings most consistently in their broadband spectral structure and onset dynamics — both of which are by-products of the synthesis pipeline rather than musical content. Figure 9 visualises the top-twenty ranking, and Figure 10 reports SHAP values for the same model, which broadly confirms the LightGBM gain ranking.</w:t>
+      </w:r>
+    </w:p>
+    <w:tbl>
+      <w:tblPr>
+        <w:tblStyle w:val="TableGrid"/>
+        <w:tblW w:type="auto" w:w="0"/>
+        <w:tblLook w:firstColumn="1" w:firstRow="1" w:lastColumn="0" w:lastRow="0" w:noHBand="0" w:noVBand="1" w:val="04A0"/>
+      </w:tblPr>
+      <w:tblGrid>
+        <w:gridCol w:w="2351"/>
+        <w:gridCol w:w="2351"/>
+        <w:gridCol w:w="2351"/>
+        <w:gridCol w:w="2351"/>
+      </w:tblGrid>
+      <w:tr>
+        <w:tc>
+          <w:tcPr>
+            <w:tcW w:type="dxa" w:w="2351"/>
+            <w:shd w:val="clear" w:color="auto" w:fill="C99347"/>
+          </w:tcPr>
+          <w:p>
+            <w:pPr>
+              <w:jc w:val="center"/>
+            </w:pPr>
+            <w:r/>
+            <w:r>
+              <w:rPr>
+                <w:rFonts w:ascii="Times New Roman" w:hAnsi="Times New Roman" w:cs="Times New Roman"/>
+                <w:rFonts w:ascii="Times New Roman" w:hAnsi="Times New Roman"/>
+                <w:b/>
+                <w:i w:val="0"/>
+                <w:sz w:val="18"/>
+              </w:rPr>
+              <w:t>Rank</w:t>
+            </w:r>
+          </w:p>
+        </w:tc>
+        <w:tc>
+          <w:tcPr>
+            <w:tcW w:type="dxa" w:w="2351"/>
+            <w:shd w:val="clear" w:color="auto" w:fill="C99347"/>
+          </w:tcPr>
+          <w:p>
+            <w:pPr>
+              <w:jc w:val="center"/>
+            </w:pPr>
+            <w:r/>
+            <w:r>
+              <w:rPr>
+                <w:rFonts w:ascii="Times New Roman" w:hAnsi="Times New Roman" w:cs="Times New Roman"/>
+                <w:rFonts w:ascii="Times New Roman" w:hAnsi="Times New Roman"/>
+                <w:b/>
+                <w:i w:val="0"/>
+                <w:sz w:val="18"/>
+              </w:rPr>
+              <w:t>Feature</w:t>
+            </w:r>
+          </w:p>
+        </w:tc>
+        <w:tc>
+          <w:tcPr>
+            <w:tcW w:type="dxa" w:w="2351"/>
+            <w:shd w:val="clear" w:color="auto" w:fill="C99347"/>
+          </w:tcPr>
+          <w:p>
+            <w:pPr>
+              <w:jc w:val="center"/>
+            </w:pPr>
+            <w:r/>
+            <w:r>
+              <w:rPr>
+                <w:rFonts w:ascii="Times New Roman" w:hAnsi="Times New Roman" w:cs="Times New Roman"/>
+                <w:rFonts w:ascii="Times New Roman" w:hAnsi="Times New Roman"/>
+                <w:b/>
+                <w:i w:val="0"/>
+                <w:sz w:val="18"/>
+              </w:rPr>
+              <w:t>Family</w:t>
+            </w:r>
+          </w:p>
+        </w:tc>
+        <w:tc>
+          <w:tcPr>
+            <w:tcW w:type="dxa" w:w="2351"/>
+            <w:shd w:val="clear" w:color="auto" w:fill="C99347"/>
+          </w:tcPr>
+          <w:p>
+            <w:pPr>
+              <w:jc w:val="center"/>
+            </w:pPr>
+            <w:r/>
+            <w:r>
+              <w:rPr>
+                <w:rFonts w:ascii="Times New Roman" w:hAnsi="Times New Roman" w:cs="Times New Roman"/>
+                <w:rFonts w:ascii="Times New Roman" w:hAnsi="Times New Roman"/>
+                <w:b/>
+                <w:i w:val="0"/>
+                <w:sz w:val="18"/>
+              </w:rPr>
+              <w:t>Importance (gain)</w:t>
+            </w:r>
+          </w:p>
+        </w:tc>
+      </w:tr>
+      <w:tr>
+        <w:tc>
+          <w:tcPr>
+            <w:tcW w:type="dxa" w:w="2351"/>
+            <w:shd w:val="clear" w:color="auto" w:fill="F5F0E8"/>
+          </w:tcPr>
+          <w:p>
+            <w:pPr>
+              <w:jc w:val="center"/>
+            </w:pPr>
+            <w:r/>
+            <w:r>
+              <w:rPr>
+                <w:rFonts w:ascii="Times New Roman" w:hAnsi="Times New Roman" w:cs="Times New Roman"/>
+                <w:rFonts w:ascii="Times New Roman" w:hAnsi="Times New Roman"/>
+                <w:b w:val="0"/>
+                <w:i w:val="0"/>
+                <w:sz w:val="18"/>
+              </w:rPr>
+              <w:t>1</w:t>
+            </w:r>
+          </w:p>
+        </w:tc>
+        <w:tc>
+          <w:tcPr>
+            <w:tcW w:type="dxa" w:w="2351"/>
+            <w:shd w:val="clear" w:color="auto" w:fill="F5F0E8"/>
+          </w:tcPr>
+          <w:p>
+            <w:pPr>
+              <w:jc w:val="center"/>
+            </w:pPr>
+            <w:r/>
+            <w:r>
+              <w:rPr>
+                <w:rFonts w:ascii="Times New Roman" w:hAnsi="Times New Roman" w:cs="Times New Roman"/>
+                <w:rFonts w:ascii="Times New Roman" w:hAnsi="Times New Roman"/>
+                <w:b w:val="0"/>
+                <w:i w:val="0"/>
+                <w:sz w:val="18"/>
+              </w:rPr>
+              <w:t>spectral_flatness_std</w:t>
+            </w:r>
+          </w:p>
+        </w:tc>
+        <w:tc>
+          <w:tcPr>
+            <w:tcW w:type="dxa" w:w="2351"/>
+            <w:shd w:val="clear" w:color="auto" w:fill="F5F0E8"/>
+          </w:tcPr>
+          <w:p>
+            <w:pPr>
+              <w:jc w:val="center"/>
+            </w:pPr>
+            <w:r/>
+            <w:r>
+              <w:rPr>
+                <w:rFonts w:ascii="Times New Roman" w:hAnsi="Times New Roman" w:cs="Times New Roman"/>
+                <w:rFonts w:ascii="Times New Roman" w:hAnsi="Times New Roman"/>
+                <w:b w:val="0"/>
+                <w:i w:val="0"/>
+                <w:sz w:val="18"/>
+              </w:rPr>
+              <w:t>Spectral</w:t>
+            </w:r>
+          </w:p>
+        </w:tc>
+        <w:tc>
+          <w:tcPr>
+            <w:tcW w:type="dxa" w:w="2351"/>
+            <w:shd w:val="clear" w:color="auto" w:fill="F5F0E8"/>
+          </w:tcPr>
+          <w:p>
+            <w:pPr>
+              <w:jc w:val="center"/>
+            </w:pPr>
+            <w:r/>
+            <w:r>
+              <w:rPr>
+                <w:rFonts w:ascii="Times New Roman" w:hAnsi="Times New Roman" w:cs="Times New Roman"/>
+                <w:rFonts w:ascii="Times New Roman" w:hAnsi="Times New Roman"/>
+                <w:b w:val="0"/>
+                <w:i w:val="0"/>
+                <w:sz w:val="18"/>
+              </w:rPr>
+              <w:t>0.0619</w:t>
+            </w:r>
+          </w:p>
+        </w:tc>
+      </w:tr>
+      <w:tr>
+        <w:tc>
+          <w:tcPr>
+            <w:tcW w:type="dxa" w:w="2351"/>
+            <w:shd w:val="clear" w:color="auto" w:fill="FFFFFF"/>
+          </w:tcPr>
+          <w:p>
+            <w:pPr>
+              <w:jc w:val="center"/>
+            </w:pPr>
+            <w:r/>
+            <w:r>
+              <w:rPr>
+                <w:rFonts w:ascii="Times New Roman" w:hAnsi="Times New Roman" w:cs="Times New Roman"/>
+                <w:rFonts w:ascii="Times New Roman" w:hAnsi="Times New Roman"/>
+                <w:b w:val="0"/>
+                <w:i w:val="0"/>
+                <w:sz w:val="18"/>
+              </w:rPr>
+              <w:t>2</w:t>
+            </w:r>
+          </w:p>
+        </w:tc>
+        <w:tc>
+          <w:tcPr>
+            <w:tcW w:type="dxa" w:w="2351"/>
+            <w:shd w:val="clear" w:color="auto" w:fill="FFFFFF"/>
+          </w:tcPr>
+          <w:p>
+            <w:pPr>
+              <w:jc w:val="center"/>
+            </w:pPr>
+            <w:r/>
+            <w:r>
+              <w:rPr>
+                <w:rFonts w:ascii="Times New Roman" w:hAnsi="Times New Roman" w:cs="Times New Roman"/>
+                <w:rFonts w:ascii="Times New Roman" w:hAnsi="Times New Roman"/>
+                <w:b w:val="0"/>
+                <w:i w:val="0"/>
+                <w:sz w:val="18"/>
+              </w:rPr>
+              <w:t>spectral_contrast_mean</w:t>
+            </w:r>
+          </w:p>
+        </w:tc>
+        <w:tc>
+          <w:tcPr>
+            <w:tcW w:type="dxa" w:w="2351"/>
+            <w:shd w:val="clear" w:color="auto" w:fill="FFFFFF"/>
+          </w:tcPr>
+          <w:p>
+            <w:pPr>
+              <w:jc w:val="center"/>
+            </w:pPr>
+            <w:r/>
+            <w:r>
+              <w:rPr>
+                <w:rFonts w:ascii="Times New Roman" w:hAnsi="Times New Roman" w:cs="Times New Roman"/>
+                <w:rFonts w:ascii="Times New Roman" w:hAnsi="Times New Roman"/>
+                <w:b w:val="0"/>
+                <w:i w:val="0"/>
+                <w:sz w:val="18"/>
+              </w:rPr>
+              <w:t>Spectral</w:t>
+            </w:r>
+          </w:p>
+        </w:tc>
+        <w:tc>
+          <w:tcPr>
+            <w:tcW w:type="dxa" w:w="2351"/>
+            <w:shd w:val="clear" w:color="auto" w:fill="FFFFFF"/>
+          </w:tcPr>
+          <w:p>
+            <w:pPr>
+              <w:jc w:val="center"/>
+            </w:pPr>
+            <w:r/>
+            <w:r>
+              <w:rPr>
+                <w:rFonts w:ascii="Times New Roman" w:hAnsi="Times New Roman" w:cs="Times New Roman"/>
+                <w:rFonts w:ascii="Times New Roman" w:hAnsi="Times New Roman"/>
+                <w:b w:val="0"/>
+                <w:i w:val="0"/>
+                <w:sz w:val="18"/>
+              </w:rPr>
+              <w:t>0.0467</w:t>
+            </w:r>
+          </w:p>
+        </w:tc>
+      </w:tr>
+      <w:tr>
+        <w:tc>
+          <w:tcPr>
+            <w:tcW w:type="dxa" w:w="2351"/>
+            <w:shd w:val="clear" w:color="auto" w:fill="F5F0E8"/>
+          </w:tcPr>
+          <w:p>
+            <w:pPr>
+              <w:jc w:val="center"/>
+            </w:pPr>
+            <w:r/>
+            <w:r>
+              <w:rPr>
+                <w:rFonts w:ascii="Times New Roman" w:hAnsi="Times New Roman" w:cs="Times New Roman"/>
+                <w:rFonts w:ascii="Times New Roman" w:hAnsi="Times New Roman"/>
+                <w:b w:val="0"/>
+                <w:i w:val="0"/>
+                <w:sz w:val="18"/>
+              </w:rPr>
+              <w:t>3</w:t>
+            </w:r>
+          </w:p>
+        </w:tc>
+        <w:tc>
+          <w:tcPr>
+            <w:tcW w:type="dxa" w:w="2351"/>
+            <w:shd w:val="clear" w:color="auto" w:fill="F5F0E8"/>
+          </w:tcPr>
+          <w:p>
+            <w:pPr>
+              <w:jc w:val="center"/>
+            </w:pPr>
+            <w:r/>
+            <w:r>
+              <w:rPr>
+                <w:rFonts w:ascii="Times New Roman" w:hAnsi="Times New Roman" w:cs="Times New Roman"/>
+                <w:rFonts w:ascii="Times New Roman" w:hAnsi="Times New Roman"/>
+                <w:b w:val="0"/>
+                <w:i w:val="0"/>
+                <w:sz w:val="18"/>
+              </w:rPr>
+              <w:t>rms_energy</w:t>
+            </w:r>
+          </w:p>
+        </w:tc>
+        <w:tc>
+          <w:tcPr>
+            <w:tcW w:type="dxa" w:w="2351"/>
+            <w:shd w:val="clear" w:color="auto" w:fill="F5F0E8"/>
+          </w:tcPr>
+          <w:p>
+            <w:pPr>
+              <w:jc w:val="center"/>
+            </w:pPr>
+            <w:r/>
+            <w:r>
+              <w:rPr>
+                <w:rFonts w:ascii="Times New Roman" w:hAnsi="Times New Roman" w:cs="Times New Roman"/>
+                <w:rFonts w:ascii="Times New Roman" w:hAnsi="Times New Roman"/>
+                <w:b w:val="0"/>
+                <w:i w:val="0"/>
+                <w:sz w:val="18"/>
+              </w:rPr>
+              <w:t>Temporal</w:t>
+            </w:r>
+          </w:p>
+        </w:tc>
+        <w:tc>
+          <w:tcPr>
+            <w:tcW w:type="dxa" w:w="2351"/>
+            <w:shd w:val="clear" w:color="auto" w:fill="F5F0E8"/>
+          </w:tcPr>
+          <w:p>
+            <w:pPr>
+              <w:jc w:val="center"/>
+            </w:pPr>
+            <w:r/>
+            <w:r>
+              <w:rPr>
+                <w:rFonts w:ascii="Times New Roman" w:hAnsi="Times New Roman" w:cs="Times New Roman"/>
+                <w:rFonts w:ascii="Times New Roman" w:hAnsi="Times New Roman"/>
+                <w:b w:val="0"/>
+                <w:i w:val="0"/>
+                <w:sz w:val="18"/>
+              </w:rPr>
+              <w:t>0.0456</w:t>
+            </w:r>
+          </w:p>
+        </w:tc>
+      </w:tr>
+      <w:tr>
+        <w:tc>
+          <w:tcPr>
+            <w:tcW w:type="dxa" w:w="2351"/>
+            <w:shd w:val="clear" w:color="auto" w:fill="FFFFFF"/>
+          </w:tcPr>
+          <w:p>
+            <w:pPr>
+              <w:jc w:val="center"/>
+            </w:pPr>
+            <w:r/>
+            <w:r>
+              <w:rPr>
+                <w:rFonts w:ascii="Times New Roman" w:hAnsi="Times New Roman" w:cs="Times New Roman"/>
+                <w:rFonts w:ascii="Times New Roman" w:hAnsi="Times New Roman"/>
+                <w:b w:val="0"/>
+                <w:i w:val="0"/>
+                <w:sz w:val="18"/>
+              </w:rPr>
+              <w:t>4</w:t>
+            </w:r>
+          </w:p>
+        </w:tc>
+        <w:tc>
+          <w:tcPr>
+            <w:tcW w:type="dxa" w:w="2351"/>
+            <w:shd w:val="clear" w:color="auto" w:fill="FFFFFF"/>
+          </w:tcPr>
+          <w:p>
+            <w:pPr>
+              <w:jc w:val="center"/>
+            </w:pPr>
+            <w:r/>
+            <w:r>
+              <w:rPr>
+                <w:rFonts w:ascii="Times New Roman" w:hAnsi="Times New Roman" w:cs="Times New Roman"/>
+                <w:rFonts w:ascii="Times New Roman" w:hAnsi="Times New Roman"/>
+                <w:b w:val="0"/>
+                <w:i w:val="0"/>
+                <w:sz w:val="18"/>
+              </w:rPr>
+              <w:t>onset_strength_std</w:t>
+            </w:r>
+          </w:p>
+        </w:tc>
+        <w:tc>
+          <w:tcPr>
+            <w:tcW w:type="dxa" w:w="2351"/>
+            <w:shd w:val="clear" w:color="auto" w:fill="FFFFFF"/>
+          </w:tcPr>
+          <w:p>
+            <w:pPr>
+              <w:jc w:val="center"/>
+            </w:pPr>
+            <w:r/>
+            <w:r>
+              <w:rPr>
+                <w:rFonts w:ascii="Times New Roman" w:hAnsi="Times New Roman" w:cs="Times New Roman"/>
+                <w:rFonts w:ascii="Times New Roman" w:hAnsi="Times New Roman"/>
+                <w:b w:val="0"/>
+                <w:i w:val="0"/>
+                <w:sz w:val="18"/>
+              </w:rPr>
+              <w:t>Temporal</w:t>
+            </w:r>
+          </w:p>
+        </w:tc>
+        <w:tc>
+          <w:tcPr>
+            <w:tcW w:type="dxa" w:w="2351"/>
+            <w:shd w:val="clear" w:color="auto" w:fill="FFFFFF"/>
+          </w:tcPr>
+          <w:p>
+            <w:pPr>
+              <w:jc w:val="center"/>
+            </w:pPr>
+            <w:r/>
+            <w:r>
+              <w:rPr>
+                <w:rFonts w:ascii="Times New Roman" w:hAnsi="Times New Roman" w:cs="Times New Roman"/>
+                <w:rFonts w:ascii="Times New Roman" w:hAnsi="Times New Roman"/>
+                <w:b w:val="0"/>
+                <w:i w:val="0"/>
+                <w:sz w:val="18"/>
+              </w:rPr>
+              <w:t>0.0388</w:t>
+            </w:r>
+          </w:p>
+        </w:tc>
+      </w:tr>
+      <w:tr>
+        <w:tc>
+          <w:tcPr>
+            <w:tcW w:type="dxa" w:w="2351"/>
+            <w:shd w:val="clear" w:color="auto" w:fill="F5F0E8"/>
+          </w:tcPr>
+          <w:p>
+            <w:pPr>
+              <w:jc w:val="center"/>
+            </w:pPr>
+            <w:r/>
+            <w:r>
+              <w:rPr>
+                <w:rFonts w:ascii="Times New Roman" w:hAnsi="Times New Roman" w:cs="Times New Roman"/>
+                <w:rFonts w:ascii="Times New Roman" w:hAnsi="Times New Roman"/>
+                <w:b w:val="0"/>
+                <w:i w:val="0"/>
+                <w:sz w:val="18"/>
+              </w:rPr>
+              <w:t>5</w:t>
+            </w:r>
+          </w:p>
+        </w:tc>
+        <w:tc>
+          <w:tcPr>
+            <w:tcW w:type="dxa" w:w="2351"/>
+            <w:shd w:val="clear" w:color="auto" w:fill="F5F0E8"/>
+          </w:tcPr>
+          <w:p>
+            <w:pPr>
+              <w:jc w:val="center"/>
+            </w:pPr>
+            <w:r/>
+            <w:r>
+              <w:rPr>
+                <w:rFonts w:ascii="Times New Roman" w:hAnsi="Times New Roman" w:cs="Times New Roman"/>
+                <w:rFonts w:ascii="Times New Roman" w:hAnsi="Times New Roman"/>
+                <w:b w:val="0"/>
+                <w:i w:val="0"/>
+                <w:sz w:val="18"/>
+              </w:rPr>
+              <w:t>spectral_flatness_mean</w:t>
+            </w:r>
+          </w:p>
+        </w:tc>
+        <w:tc>
+          <w:tcPr>
+            <w:tcW w:type="dxa" w:w="2351"/>
+            <w:shd w:val="clear" w:color="auto" w:fill="F5F0E8"/>
+          </w:tcPr>
+          <w:p>
+            <w:pPr>
+              <w:jc w:val="center"/>
+            </w:pPr>
+            <w:r/>
+            <w:r>
+              <w:rPr>
+                <w:rFonts w:ascii="Times New Roman" w:hAnsi="Times New Roman" w:cs="Times New Roman"/>
+                <w:rFonts w:ascii="Times New Roman" w:hAnsi="Times New Roman"/>
+                <w:b w:val="0"/>
+                <w:i w:val="0"/>
+                <w:sz w:val="18"/>
+              </w:rPr>
+              <w:t>Spectral</w:t>
+            </w:r>
+          </w:p>
+        </w:tc>
+        <w:tc>
+          <w:tcPr>
+            <w:tcW w:type="dxa" w:w="2351"/>
+            <w:shd w:val="clear" w:color="auto" w:fill="F5F0E8"/>
+          </w:tcPr>
+          <w:p>
+            <w:pPr>
+              <w:jc w:val="center"/>
+            </w:pPr>
+            <w:r/>
+            <w:r>
+              <w:rPr>
+                <w:rFonts w:ascii="Times New Roman" w:hAnsi="Times New Roman" w:cs="Times New Roman"/>
+                <w:rFonts w:ascii="Times New Roman" w:hAnsi="Times New Roman"/>
+                <w:b w:val="0"/>
+                <w:i w:val="0"/>
+                <w:sz w:val="18"/>
+              </w:rPr>
+              <w:t>0.0370</w:t>
+            </w:r>
+          </w:p>
+        </w:tc>
+      </w:tr>
+      <w:tr>
+        <w:tc>
+          <w:tcPr>
+            <w:tcW w:type="dxa" w:w="2351"/>
+            <w:shd w:val="clear" w:color="auto" w:fill="FFFFFF"/>
+          </w:tcPr>
+          <w:p>
+            <w:pPr>
+              <w:jc w:val="center"/>
+            </w:pPr>
+            <w:r/>
+            <w:r>
+              <w:rPr>
+                <w:rFonts w:ascii="Times New Roman" w:hAnsi="Times New Roman" w:cs="Times New Roman"/>
+                <w:rFonts w:ascii="Times New Roman" w:hAnsi="Times New Roman"/>
+                <w:b w:val="0"/>
+                <w:i w:val="0"/>
+                <w:sz w:val="18"/>
+              </w:rPr>
+              <w:t>6</w:t>
+            </w:r>
+          </w:p>
+        </w:tc>
+        <w:tc>
+          <w:tcPr>
+            <w:tcW w:type="dxa" w:w="2351"/>
+            <w:shd w:val="clear" w:color="auto" w:fill="FFFFFF"/>
+          </w:tcPr>
+          <w:p>
+            <w:pPr>
+              <w:jc w:val="center"/>
+            </w:pPr>
+            <w:r/>
+            <w:r>
+              <w:rPr>
+                <w:rFonts w:ascii="Times New Roman" w:hAnsi="Times New Roman" w:cs="Times New Roman"/>
+                <w:rFonts w:ascii="Times New Roman" w:hAnsi="Times New Roman"/>
+                <w:b w:val="0"/>
+                <w:i w:val="0"/>
+                <w:sz w:val="18"/>
+              </w:rPr>
+              <w:t>rms_dynamic_range</w:t>
+            </w:r>
+          </w:p>
+        </w:tc>
+        <w:tc>
+          <w:tcPr>
+            <w:tcW w:type="dxa" w:w="2351"/>
+            <w:shd w:val="clear" w:color="auto" w:fill="FFFFFF"/>
+          </w:tcPr>
+          <w:p>
+            <w:pPr>
+              <w:jc w:val="center"/>
+            </w:pPr>
+            <w:r/>
+            <w:r>
+              <w:rPr>
+                <w:rFonts w:ascii="Times New Roman" w:hAnsi="Times New Roman" w:cs="Times New Roman"/>
+                <w:rFonts w:ascii="Times New Roman" w:hAnsi="Times New Roman"/>
+                <w:b w:val="0"/>
+                <w:i w:val="0"/>
+                <w:sz w:val="18"/>
+              </w:rPr>
+              <w:t>Temporal</w:t>
+            </w:r>
+          </w:p>
+        </w:tc>
+        <w:tc>
+          <w:tcPr>
+            <w:tcW w:type="dxa" w:w="2351"/>
+            <w:shd w:val="clear" w:color="auto" w:fill="FFFFFF"/>
+          </w:tcPr>
+          <w:p>
+            <w:pPr>
+              <w:jc w:val="center"/>
+            </w:pPr>
+            <w:r/>
+            <w:r>
+              <w:rPr>
+                <w:rFonts w:ascii="Times New Roman" w:hAnsi="Times New Roman" w:cs="Times New Roman"/>
+                <w:rFonts w:ascii="Times New Roman" w:hAnsi="Times New Roman"/>
+                <w:b w:val="0"/>
+                <w:i w:val="0"/>
+                <w:sz w:val="18"/>
+              </w:rPr>
+              <w:t>0.0346</w:t>
+            </w:r>
+          </w:p>
+        </w:tc>
+      </w:tr>
+      <w:tr>
+        <w:tc>
+          <w:tcPr>
+            <w:tcW w:type="dxa" w:w="2351"/>
+            <w:shd w:val="clear" w:color="auto" w:fill="F5F0E8"/>
+          </w:tcPr>
+          <w:p>
+            <w:pPr>
+              <w:jc w:val="center"/>
+            </w:pPr>
+            <w:r/>
+            <w:r>
+              <w:rPr>
+                <w:rFonts w:ascii="Times New Roman" w:hAnsi="Times New Roman" w:cs="Times New Roman"/>
+                <w:rFonts w:ascii="Times New Roman" w:hAnsi="Times New Roman"/>
+                <w:b w:val="0"/>
+                <w:i w:val="0"/>
+                <w:sz w:val="18"/>
+              </w:rPr>
+              <w:t>7</w:t>
+            </w:r>
+          </w:p>
+        </w:tc>
+        <w:tc>
+          <w:tcPr>
+            <w:tcW w:type="dxa" w:w="2351"/>
+            <w:shd w:val="clear" w:color="auto" w:fill="F5F0E8"/>
+          </w:tcPr>
+          <w:p>
+            <w:pPr>
+              <w:jc w:val="center"/>
+            </w:pPr>
+            <w:r/>
+            <w:r>
+              <w:rPr>
+                <w:rFonts w:ascii="Times New Roman" w:hAnsi="Times New Roman" w:cs="Times New Roman"/>
+                <w:rFonts w:ascii="Times New Roman" w:hAnsi="Times New Roman"/>
+                <w:b w:val="0"/>
+                <w:i w:val="0"/>
+                <w:sz w:val="18"/>
+              </w:rPr>
+              <w:t>onset_strength_mean</w:t>
+            </w:r>
+          </w:p>
+        </w:tc>
+        <w:tc>
+          <w:tcPr>
+            <w:tcW w:type="dxa" w:w="2351"/>
+            <w:shd w:val="clear" w:color="auto" w:fill="F5F0E8"/>
+          </w:tcPr>
+          <w:p>
+            <w:pPr>
+              <w:jc w:val="center"/>
+            </w:pPr>
+            <w:r/>
+            <w:r>
+              <w:rPr>
+                <w:rFonts w:ascii="Times New Roman" w:hAnsi="Times New Roman" w:cs="Times New Roman"/>
+                <w:rFonts w:ascii="Times New Roman" w:hAnsi="Times New Roman"/>
+                <w:b w:val="0"/>
+                <w:i w:val="0"/>
+                <w:sz w:val="18"/>
+              </w:rPr>
+              <w:t>Temporal</w:t>
+            </w:r>
+          </w:p>
+        </w:tc>
+        <w:tc>
+          <w:tcPr>
+            <w:tcW w:type="dxa" w:w="2351"/>
+            <w:shd w:val="clear" w:color="auto" w:fill="F5F0E8"/>
+          </w:tcPr>
+          <w:p>
+            <w:pPr>
+              <w:jc w:val="center"/>
+            </w:pPr>
+            <w:r/>
+            <w:r>
+              <w:rPr>
+                <w:rFonts w:ascii="Times New Roman" w:hAnsi="Times New Roman" w:cs="Times New Roman"/>
+                <w:rFonts w:ascii="Times New Roman" w:hAnsi="Times New Roman"/>
+                <w:b w:val="0"/>
+                <w:i w:val="0"/>
+                <w:sz w:val="18"/>
+              </w:rPr>
+              <w:t>0.0332</w:t>
+            </w:r>
+          </w:p>
+        </w:tc>
+      </w:tr>
+      <w:tr>
+        <w:tc>
+          <w:tcPr>
+            <w:tcW w:type="dxa" w:w="2351"/>
+            <w:shd w:val="clear" w:color="auto" w:fill="FFFFFF"/>
+          </w:tcPr>
+          <w:p>
+            <w:pPr>
+              <w:jc w:val="center"/>
+            </w:pPr>
+            <w:r/>
+            <w:r>
+              <w:rPr>
+                <w:rFonts w:ascii="Times New Roman" w:hAnsi="Times New Roman" w:cs="Times New Roman"/>
+                <w:rFonts w:ascii="Times New Roman" w:hAnsi="Times New Roman"/>
+                <w:b w:val="0"/>
+                <w:i w:val="0"/>
+                <w:sz w:val="18"/>
+              </w:rPr>
+              <w:t>8</w:t>
+            </w:r>
+          </w:p>
+        </w:tc>
+        <w:tc>
+          <w:tcPr>
+            <w:tcW w:type="dxa" w:w="2351"/>
+            <w:shd w:val="clear" w:color="auto" w:fill="FFFFFF"/>
+          </w:tcPr>
+          <w:p>
+            <w:pPr>
+              <w:jc w:val="center"/>
+            </w:pPr>
+            <w:r/>
+            <w:r>
+              <w:rPr>
+                <w:rFonts w:ascii="Times New Roman" w:hAnsi="Times New Roman" w:cs="Times New Roman"/>
+                <w:rFonts w:ascii="Times New Roman" w:hAnsi="Times New Roman"/>
+                <w:b w:val="0"/>
+                <w:i w:val="0"/>
+                <w:sz w:val="18"/>
+              </w:rPr>
+              <w:t>rms_std</w:t>
+            </w:r>
+          </w:p>
+        </w:tc>
+        <w:tc>
+          <w:tcPr>
+            <w:tcW w:type="dxa" w:w="2351"/>
+            <w:shd w:val="clear" w:color="auto" w:fill="FFFFFF"/>
+          </w:tcPr>
+          <w:p>
+            <w:pPr>
+              <w:jc w:val="center"/>
+            </w:pPr>
+            <w:r/>
+            <w:r>
+              <w:rPr>
+                <w:rFonts w:ascii="Times New Roman" w:hAnsi="Times New Roman" w:cs="Times New Roman"/>
+                <w:rFonts w:ascii="Times New Roman" w:hAnsi="Times New Roman"/>
+                <w:b w:val="0"/>
+                <w:i w:val="0"/>
+                <w:sz w:val="18"/>
+              </w:rPr>
+              <w:t>Temporal</w:t>
+            </w:r>
+          </w:p>
+        </w:tc>
+        <w:tc>
+          <w:tcPr>
+            <w:tcW w:type="dxa" w:w="2351"/>
+            <w:shd w:val="clear" w:color="auto" w:fill="FFFFFF"/>
+          </w:tcPr>
+          <w:p>
+            <w:pPr>
+              <w:jc w:val="center"/>
+            </w:pPr>
+            <w:r/>
+            <w:r>
+              <w:rPr>
+                <w:rFonts w:ascii="Times New Roman" w:hAnsi="Times New Roman" w:cs="Times New Roman"/>
+                <w:rFonts w:ascii="Times New Roman" w:hAnsi="Times New Roman"/>
+                <w:b w:val="0"/>
+                <w:i w:val="0"/>
+                <w:sz w:val="18"/>
+              </w:rPr>
+              <w:t>0.0298</w:t>
+            </w:r>
+          </w:p>
+        </w:tc>
+      </w:tr>
+      <w:tr>
+        <w:tc>
+          <w:tcPr>
+            <w:tcW w:type="dxa" w:w="2351"/>
+            <w:shd w:val="clear" w:color="auto" w:fill="F5F0E8"/>
+          </w:tcPr>
+          <w:p>
+            <w:pPr>
+              <w:jc w:val="center"/>
+            </w:pPr>
+            <w:r/>
+            <w:r>
+              <w:rPr>
+                <w:rFonts w:ascii="Times New Roman" w:hAnsi="Times New Roman" w:cs="Times New Roman"/>
+                <w:rFonts w:ascii="Times New Roman" w:hAnsi="Times New Roman"/>
+                <w:b w:val="0"/>
+                <w:i w:val="0"/>
+                <w:sz w:val="18"/>
+              </w:rPr>
+              <w:t>9</w:t>
+            </w:r>
+          </w:p>
+        </w:tc>
+        <w:tc>
+          <w:tcPr>
+            <w:tcW w:type="dxa" w:w="2351"/>
+            <w:shd w:val="clear" w:color="auto" w:fill="F5F0E8"/>
+          </w:tcPr>
+          <w:p>
+            <w:pPr>
+              <w:jc w:val="center"/>
+            </w:pPr>
+            <w:r/>
+            <w:r>
+              <w:rPr>
+                <w:rFonts w:ascii="Times New Roman" w:hAnsi="Times New Roman" w:cs="Times New Roman"/>
+                <w:rFonts w:ascii="Times New Roman" w:hAnsi="Times New Roman"/>
+                <w:b w:val="0"/>
+                <w:i w:val="0"/>
+                <w:sz w:val="18"/>
+              </w:rPr>
+              <w:t>beat_count</w:t>
+            </w:r>
+          </w:p>
+        </w:tc>
+        <w:tc>
+          <w:tcPr>
+            <w:tcW w:type="dxa" w:w="2351"/>
+            <w:shd w:val="clear" w:color="auto" w:fill="F5F0E8"/>
+          </w:tcPr>
+          <w:p>
+            <w:pPr>
+              <w:jc w:val="center"/>
+            </w:pPr>
+            <w:r/>
+            <w:r>
+              <w:rPr>
+                <w:rFonts w:ascii="Times New Roman" w:hAnsi="Times New Roman" w:cs="Times New Roman"/>
+                <w:rFonts w:ascii="Times New Roman" w:hAnsi="Times New Roman"/>
+                <w:b w:val="0"/>
+                <w:i w:val="0"/>
+                <w:sz w:val="18"/>
+              </w:rPr>
+              <w:t>Temporal</w:t>
+            </w:r>
+          </w:p>
+        </w:tc>
+        <w:tc>
+          <w:tcPr>
+            <w:tcW w:type="dxa" w:w="2351"/>
+            <w:shd w:val="clear" w:color="auto" w:fill="F5F0E8"/>
+          </w:tcPr>
+          <w:p>
+            <w:pPr>
+              <w:jc w:val="center"/>
+            </w:pPr>
+            <w:r/>
+            <w:r>
+              <w:rPr>
+                <w:rFonts w:ascii="Times New Roman" w:hAnsi="Times New Roman" w:cs="Times New Roman"/>
+                <w:rFonts w:ascii="Times New Roman" w:hAnsi="Times New Roman"/>
+                <w:b w:val="0"/>
+                <w:i w:val="0"/>
+                <w:sz w:val="18"/>
+              </w:rPr>
+              <w:t>0.0298</w:t>
+            </w:r>
+          </w:p>
+        </w:tc>
+      </w:tr>
+      <w:tr>
+        <w:tc>
+          <w:tcPr>
+            <w:tcW w:type="dxa" w:w="2351"/>
+            <w:shd w:val="clear" w:color="auto" w:fill="FFFFFF"/>
+          </w:tcPr>
+          <w:p>
+            <w:pPr>
+              <w:jc w:val="center"/>
+            </w:pPr>
+            <w:r/>
+            <w:r>
+              <w:rPr>
+                <w:rFonts w:ascii="Times New Roman" w:hAnsi="Times New Roman" w:cs="Times New Roman"/>
+                <w:rFonts w:ascii="Times New Roman" w:hAnsi="Times New Roman"/>
+                <w:b w:val="0"/>
+                <w:i w:val="0"/>
+                <w:sz w:val="18"/>
+              </w:rPr>
+              <w:t>10</w:t>
+            </w:r>
+          </w:p>
+        </w:tc>
+        <w:tc>
+          <w:tcPr>
+            <w:tcW w:type="dxa" w:w="2351"/>
+            <w:shd w:val="clear" w:color="auto" w:fill="FFFFFF"/>
+          </w:tcPr>
+          <w:p>
+            <w:pPr>
+              <w:jc w:val="center"/>
+            </w:pPr>
+            <w:r/>
+            <w:r>
+              <w:rPr>
+                <w:rFonts w:ascii="Times New Roman" w:hAnsi="Times New Roman" w:cs="Times New Roman"/>
+                <w:rFonts w:ascii="Times New Roman" w:hAnsi="Times New Roman"/>
+                <w:b w:val="0"/>
+                <w:i w:val="0"/>
+                <w:sz w:val="18"/>
+              </w:rPr>
+              <w:t>mfcc_delta_var</w:t>
+            </w:r>
+          </w:p>
+        </w:tc>
+        <w:tc>
+          <w:tcPr>
+            <w:tcW w:type="dxa" w:w="2351"/>
+            <w:shd w:val="clear" w:color="auto" w:fill="FFFFFF"/>
+          </w:tcPr>
+          <w:p>
+            <w:pPr>
+              <w:jc w:val="center"/>
+            </w:pPr>
+            <w:r/>
+            <w:r>
+              <w:rPr>
+                <w:rFonts w:ascii="Times New Roman" w:hAnsi="Times New Roman" w:cs="Times New Roman"/>
+                <w:rFonts w:ascii="Times New Roman" w:hAnsi="Times New Roman"/>
+                <w:b w:val="0"/>
+                <w:i w:val="0"/>
+                <w:sz w:val="18"/>
+              </w:rPr>
+              <w:t>Spectral</w:t>
+            </w:r>
+          </w:p>
+        </w:tc>
+        <w:tc>
+          <w:tcPr>
+            <w:tcW w:type="dxa" w:w="2351"/>
+            <w:shd w:val="clear" w:color="auto" w:fill="FFFFFF"/>
+          </w:tcPr>
+          <w:p>
+            <w:pPr>
+              <w:jc w:val="center"/>
+            </w:pPr>
+            <w:r/>
+            <w:r>
+              <w:rPr>
+                <w:rFonts w:ascii="Times New Roman" w:hAnsi="Times New Roman" w:cs="Times New Roman"/>
+                <w:rFonts w:ascii="Times New Roman" w:hAnsi="Times New Roman"/>
+                <w:b w:val="0"/>
+                <w:i w:val="0"/>
+                <w:sz w:val="18"/>
+              </w:rPr>
+              <w:t>0.0289</w:t>
+            </w:r>
+          </w:p>
+        </w:tc>
+      </w:tr>
+    </w:tbl>
+    <w:p>
+      <w:pPr>
+        <w:jc w:val="center"/>
+        <w:spacing w:before="80" w:after="240" w:line="240" w:lineRule="auto"/>
+      </w:pPr>
+      <w:r>
+        <w:rPr>
+          <w:rFonts w:ascii="Times New Roman" w:hAnsi="Times New Roman" w:cs="Times New Roman"/>
+          <w:rFonts w:ascii="Times New Roman" w:hAnsi="Times New Roman"/>
+          <w:b w:val="0"/>
+          <w:i/>
+          <w:sz w:val="20"/>
+        </w:rPr>
+        <w:t>Table 5. Top ten features by normalised gain in the trained LightGBM model.</w:t>
       </w:r>
     </w:p>
     <w:p>
@@ -3646,7 +7134,7 @@
         <w:drawing>
           <wp:inline xmlns:a="http://schemas.openxmlformats.org/drawingml/2006/main" xmlns:pic="http://schemas.openxmlformats.org/drawingml/2006/picture">
             <wp:extent cx="5040000" cy="4019697"/>
-            <wp:docPr id="5" name="Picture 5"/>
+            <wp:docPr id="9" name="Picture 9"/>
             <wp:cNvGraphicFramePr>
               <a:graphicFrameLocks noChangeAspect="1"/>
             </wp:cNvGraphicFramePr>
@@ -3658,7 +7146,7 @@
                     <pic:cNvPicPr/>
                   </pic:nvPicPr>
                   <pic:blipFill>
-                    <a:blip r:embed="rId13"/>
+                    <a:blip r:embed="rId17"/>
                     <a:stretch>
                       <a:fillRect/>
                     </a:stretch>
@@ -3680,7 +7168,7 @@
     <w:p>
       <w:pPr>
         <w:jc w:val="center"/>
-        <w:spacing w:before="80" w:after="200" w:line="240" w:lineRule="auto"/>
+        <w:spacing w:before="80" w:after="240" w:line="240" w:lineRule="auto"/>
       </w:pPr>
       <w:r>
         <w:rPr>
@@ -3688,9 +7176,65 @@
           <w:rFonts w:ascii="Times New Roman" w:hAnsi="Times New Roman"/>
           <w:b w:val="0"/>
           <w:i/>
-          <w:sz w:val="22"/>
+          <w:sz w:val="20"/>
         </w:rPr>
-        <w:t>Figure 7. Top 20 feature importances from LightGBM (normalized gain). Spectral flatness features dominate.</w:t>
+        <w:t>Figure 9. Top-twenty feature importances in LightGBM (normalised gain). Spectral and temporal families dominate, with vocal features playing a secondary role.</w:t>
+      </w:r>
+    </w:p>
+    <w:p>
+      <w:pPr>
+        <w:jc w:val="center"/>
+        <w:spacing w:before="160" w:after="40" w:line="240" w:lineRule="auto"/>
+      </w:pPr>
+      <w:r>
+        <w:drawing>
+          <wp:inline xmlns:a="http://schemas.openxmlformats.org/drawingml/2006/main" xmlns:pic="http://schemas.openxmlformats.org/drawingml/2006/picture">
+            <wp:extent cx="5040000" cy="4357092"/>
+            <wp:docPr id="10" name="Picture 10"/>
+            <wp:cNvGraphicFramePr>
+              <a:graphicFrameLocks noChangeAspect="1"/>
+            </wp:cNvGraphicFramePr>
+            <a:graphic>
+              <a:graphicData uri="http://schemas.openxmlformats.org/drawingml/2006/picture">
+                <pic:pic>
+                  <pic:nvPicPr>
+                    <pic:cNvPr id="0" name="shap_summary.png"/>
+                    <pic:cNvPicPr/>
+                  </pic:nvPicPr>
+                  <pic:blipFill>
+                    <a:blip r:embed="rId18"/>
+                    <a:stretch>
+                      <a:fillRect/>
+                    </a:stretch>
+                  </pic:blipFill>
+                  <pic:spPr>
+                    <a:xfrm>
+                      <a:off x="0" y="0"/>
+                      <a:ext cx="5040000" cy="4357092"/>
+                    </a:xfrm>
+                    <a:prstGeom prst="rect"/>
+                  </pic:spPr>
+                </pic:pic>
+              </a:graphicData>
+            </a:graphic>
+          </wp:inline>
+        </w:drawing>
+      </w:r>
+    </w:p>
+    <w:p>
+      <w:pPr>
+        <w:jc w:val="center"/>
+        <w:spacing w:before="80" w:after="240" w:line="240" w:lineRule="auto"/>
+      </w:pPr>
+      <w:r>
+        <w:rPr>
+          <w:rFonts w:ascii="Times New Roman" w:hAnsi="Times New Roman" w:cs="Times New Roman"/>
+          <w:rFonts w:ascii="Times New Roman" w:hAnsi="Times New Roman"/>
+          <w:b w:val="0"/>
+          <w:i/>
+          <w:sz w:val="20"/>
+        </w:rPr>
+        <w:t>Figure 10. SHAP summary plot for LightGBM. Each point represents a sample; horizontal position is the SHAP value and colour encodes feature magnitude. The plot confirms that high spectral flatness pushes predictions toward the human class.</w:t>
       </w:r>
     </w:p>
     <w:p>
@@ -3706,13 +7250,13 @@
           <w:i/>
           <w:sz w:val="22"/>
         </w:rPr>
-        <w:t>4.4. Confusion Matrix — LightGBM</w:t>
+        <w:t>4.5. Confusion, Score Distribution and Calibration</w:t>
       </w:r>
     </w:p>
     <w:p>
       <w:pPr>
         <w:jc w:val="both"/>
-        <w:spacing w:before="160" w:after="240" w:line="240" w:lineRule="auto"/>
+        <w:spacing w:before="80" w:after="160" w:line="240" w:lineRule="auto"/>
       </w:pPr>
       <w:r>
         <w:rPr>
@@ -3722,7 +7266,7 @@
           <w:i w:val="0"/>
           <w:sz w:val="22"/>
         </w:rPr>
-        <w:t>Figure 3 shows the confusion matrix for LightGBM using the Youden-optimal threshold (θ* = 0.4316). At this threshold, the model achieves 89.4% recall on AI-generated samples (true positive rate) with 87.4% precision.</w:t>
+        <w:t>Figure 11 shows the confusion matrix obtained when the LightGBM predictions on the aggregated 5-fold validation sets are thresholded at the Youden-optimal value θ* = 0.4316. The matrix reports 2,701 true negatives (87.1% of the human samples), 1,880 true positives (90.3% of the AI samples), 412 false positives (12.9% of human samples assigned to AI), and 202 false negatives (9.7% of AI samples assigned to human). Sensitivity to the AI class (90.3%) slightly exceeds specificity for human samples (87.1%) — a desirable property for a detection system where missed AI samples are the more consequential error.</w:t>
       </w:r>
     </w:p>
     <w:p>
@@ -3734,7 +7278,7 @@
         <w:drawing>
           <wp:inline xmlns:a="http://schemas.openxmlformats.org/drawingml/2006/main" xmlns:pic="http://schemas.openxmlformats.org/drawingml/2006/picture">
             <wp:extent cx="5040000" cy="4483675"/>
-            <wp:docPr id="6" name="Picture 6"/>
+            <wp:docPr id="11" name="Picture 11"/>
             <wp:cNvGraphicFramePr>
               <a:graphicFrameLocks noChangeAspect="1"/>
             </wp:cNvGraphicFramePr>
@@ -3746,7 +7290,7 @@
                     <pic:cNvPicPr/>
                   </pic:nvPicPr>
                   <pic:blipFill>
-                    <a:blip r:embed="rId14"/>
+                    <a:blip r:embed="rId19"/>
                     <a:stretch>
                       <a:fillRect/>
                     </a:stretch>
@@ -3768,7 +7312,39 @@
     <w:p>
       <w:pPr>
         <w:jc w:val="center"/>
-        <w:spacing w:before="80" w:after="200" w:line="240" w:lineRule="auto"/>
+        <w:spacing w:before="80" w:after="240" w:line="240" w:lineRule="auto"/>
+      </w:pPr>
+      <w:r>
+        <w:rPr>
+          <w:rFonts w:ascii="Times New Roman" w:hAnsi="Times New Roman" w:cs="Times New Roman"/>
+          <w:rFonts w:ascii="Times New Roman" w:hAnsi="Times New Roman"/>
+          <w:b w:val="0"/>
+          <w:i/>
+          <w:sz w:val="20"/>
+        </w:rPr>
+        <w:t>Figure 11. Confusion matrix for LightGBM at the Youden-optimal threshold θ* = 0.4316. Cell labels show sample counts and the corresponding within-class percentages.</w:t>
+      </w:r>
+    </w:p>
+    <w:p>
+      <w:pPr>
+        <w:jc w:val="both"/>
+        <w:spacing w:before="80" w:after="160" w:line="240" w:lineRule="auto"/>
+      </w:pPr>
+      <w:r>
+        <w:rPr>
+          <w:rFonts w:ascii="Times New Roman" w:hAnsi="Times New Roman" w:cs="Times New Roman"/>
+          <w:rFonts w:ascii="Times New Roman" w:hAnsi="Times New Roman"/>
+          <w:b w:val="0"/>
+          <w:i w:val="0"/>
+          <w:sz w:val="22"/>
+        </w:rPr>
+        <w:t>Figure 12 plots the predicted-probability distributions P(AI) for the human and AI classes separately. The two distributions are well separated, with substantial overlap only in the central region around 0.4–0.6. The dashed vertical line marks θ* = 0.4316; the position of the threshold to the left of the symmetric 0.5 cutoff reflects the class imbalance and is precisely the value that maximises J(θ). Figure 13 reports the calibration curve. The curve closely follows the diagonal across the full probability range, with a Brier score of 0.083:</w:t>
+      </w:r>
+    </w:p>
+    <w:p>
+      <w:pPr>
+        <w:jc w:val="center"/>
+        <w:spacing w:before="120" w:after="120" w:line="240" w:lineRule="auto"/>
       </w:pPr>
       <w:r>
         <w:rPr>
@@ -3778,29 +7354,25 @@
           <w:i/>
           <w:sz w:val="22"/>
         </w:rPr>
-        <w:t>Figure 3. Confusion matrix for LightGBM using Youden's J optimal threshold (θ*=0.4316). Values show sample counts and class percentages.</w:t>
+        <w:t>BS = (1 / N) Σᵢ ( p_i − y_i )²</w:t>
       </w:r>
-    </w:p>
-    <w:p>
-      <w:pPr>
-        <w:jc w:val="left"/>
-        <w:spacing w:before="200" w:after="80" w:line="240" w:lineRule="auto"/>
-      </w:pPr>
       <w:r>
         <w:rPr>
           <w:rFonts w:ascii="Times New Roman" w:hAnsi="Times New Roman" w:cs="Times New Roman"/>
           <w:rFonts w:ascii="Times New Roman" w:hAnsi="Times New Roman"/>
-          <w:b/>
-          <w:i/>
+          <w:b w:val="0"/>
+          <w:i w:val="0"/>
           <w:sz w:val="22"/>
         </w:rPr>
-        <w:t>4.5. Calibration and Score Distribution</w:t>
+        <w:tab/>
+        <w:tab/>
+        <w:t>(2)</w:t>
       </w:r>
     </w:p>
     <w:p>
       <w:pPr>
         <w:jc w:val="both"/>
-        <w:spacing w:before="160" w:after="240" w:line="240" w:lineRule="auto"/>
+        <w:spacing w:before="80" w:after="160" w:line="240" w:lineRule="auto"/>
       </w:pPr>
       <w:r>
         <w:rPr>
@@ -3810,7 +7382,7 @@
           <w:i w:val="0"/>
           <w:sz w:val="22"/>
         </w:rPr>
-        <w:t>The LightGBM model's calibration curve (Figure 9) shows near-perfect calibration across the probability range, with a Brier score of 0.083. This indicates that the reported P(AI) scores are reliable probability estimates rather than merely ranked scores, enabling threshold-based decision making with predictable precision-recall tradeoffs.</w:t>
+        <w:t>where p_i is the predicted probability for sample i and y_i its true label. The low value confirms that the probabilities produced by LightGBM are reliable estimates and not merely good ranking scores; downstream thresholding can therefore be carried out with predictable precision–recall trade-offs. Figure 14 finally shows the precision–recall curve, with an average precision of approximately 0.95, an order of magnitude above the no-skill baseline implied by the 1:1.5 class ratio.</w:t>
       </w:r>
     </w:p>
     <w:p>
@@ -3822,7 +7394,7 @@
         <w:drawing>
           <wp:inline xmlns:a="http://schemas.openxmlformats.org/drawingml/2006/main" xmlns:pic="http://schemas.openxmlformats.org/drawingml/2006/picture">
             <wp:extent cx="5040000" cy="3518390"/>
-            <wp:docPr id="7" name="Picture 7"/>
+            <wp:docPr id="12" name="Picture 12"/>
             <wp:cNvGraphicFramePr>
               <a:graphicFrameLocks noChangeAspect="1"/>
             </wp:cNvGraphicFramePr>
@@ -3834,7 +7406,7 @@
                     <pic:cNvPicPr/>
                   </pic:nvPicPr>
                   <pic:blipFill>
-                    <a:blip r:embed="rId15"/>
+                    <a:blip r:embed="rId20"/>
                     <a:stretch>
                       <a:fillRect/>
                     </a:stretch>
@@ -3856,7 +7428,7 @@
     <w:p>
       <w:pPr>
         <w:jc w:val="center"/>
-        <w:spacing w:before="80" w:after="200" w:line="240" w:lineRule="auto"/>
+        <w:spacing w:before="80" w:after="240" w:line="240" w:lineRule="auto"/>
       </w:pPr>
       <w:r>
         <w:rPr>
@@ -3864,9 +7436,9 @@
           <w:rFonts w:ascii="Times New Roman" w:hAnsi="Times New Roman"/>
           <w:b w:val="0"/>
           <w:i/>
-          <w:sz w:val="22"/>
+          <w:sz w:val="20"/>
         </w:rPr>
-        <w:t>Figure 8. Predicted probability distribution P(AI) for human (green) and AI (red) samples. Dashed line marks the Youden-optimal decision threshold.</w:t>
+        <w:t>Figure 12. Distribution of predicted probabilities P(AI) for human (green) and AI (red) samples. The dashed line marks the Youden-optimal decision threshold θ* = 0.4316.</w:t>
       </w:r>
     </w:p>
     <w:p>
@@ -3878,7 +7450,7 @@
         <w:drawing>
           <wp:inline xmlns:a="http://schemas.openxmlformats.org/drawingml/2006/main" xmlns:pic="http://schemas.openxmlformats.org/drawingml/2006/picture">
             <wp:extent cx="5040000" cy="4789337"/>
-            <wp:docPr id="8" name="Picture 8"/>
+            <wp:docPr id="13" name="Picture 13"/>
             <wp:cNvGraphicFramePr>
               <a:graphicFrameLocks noChangeAspect="1"/>
             </wp:cNvGraphicFramePr>
@@ -3890,7 +7462,7 @@
                     <pic:cNvPicPr/>
                   </pic:nvPicPr>
                   <pic:blipFill>
-                    <a:blip r:embed="rId16"/>
+                    <a:blip r:embed="rId21"/>
                     <a:stretch>
                       <a:fillRect/>
                     </a:stretch>
@@ -3912,7 +7484,7 @@
     <w:p>
       <w:pPr>
         <w:jc w:val="center"/>
-        <w:spacing w:before="80" w:after="200" w:line="240" w:lineRule="auto"/>
+        <w:spacing w:before="80" w:after="240" w:line="240" w:lineRule="auto"/>
       </w:pPr>
       <w:r>
         <w:rPr>
@@ -3920,9 +7492,9 @@
           <w:rFonts w:ascii="Times New Roman" w:hAnsi="Times New Roman"/>
           <w:b w:val="0"/>
           <w:i/>
-          <w:sz w:val="22"/>
+          <w:sz w:val="20"/>
         </w:rPr>
-        <w:t>Figure 9. Calibration curve for LightGBM — fraction of positives vs. mean predicted probability. Brier score = 0.083.</w:t>
+        <w:t>Figure 13. Calibration curve for LightGBM. The fraction of positives is plotted against the mean predicted probability for each bin; the diagonal corresponds to perfect calibration. Brier score = 0.083.</w:t>
       </w:r>
     </w:p>
     <w:p>
@@ -3934,7 +7506,7 @@
         <w:drawing>
           <wp:inline xmlns:a="http://schemas.openxmlformats.org/drawingml/2006/main" xmlns:pic="http://schemas.openxmlformats.org/drawingml/2006/picture">
             <wp:extent cx="5040000" cy="4789337"/>
-            <wp:docPr id="9" name="Picture 9"/>
+            <wp:docPr id="14" name="Picture 14"/>
             <wp:cNvGraphicFramePr>
               <a:graphicFrameLocks noChangeAspect="1"/>
             </wp:cNvGraphicFramePr>
@@ -3946,7 +7518,7 @@
                     <pic:cNvPicPr/>
                   </pic:nvPicPr>
                   <pic:blipFill>
-                    <a:blip r:embed="rId17"/>
+                    <a:blip r:embed="rId22"/>
                     <a:stretch>
                       <a:fillRect/>
                     </a:stretch>
@@ -3968,7 +7540,7 @@
     <w:p>
       <w:pPr>
         <w:jc w:val="center"/>
-        <w:spacing w:before="80" w:after="200" w:line="240" w:lineRule="auto"/>
+        <w:spacing w:before="80" w:after="240" w:line="240" w:lineRule="auto"/>
       </w:pPr>
       <w:r>
         <w:rPr>
@@ -3976,9 +7548,241 @@
           <w:rFonts w:ascii="Times New Roman" w:hAnsi="Times New Roman"/>
           <w:b w:val="0"/>
           <w:i/>
+          <w:sz w:val="20"/>
+        </w:rPr>
+        <w:t>Figure 14. Precision–recall curve for LightGBM, with average precision (AP) reported in the legend. The dashed horizontal line shows the no-skill baseline for the 1:1.5 class ratio.</w:t>
+      </w:r>
+    </w:p>
+    <w:p>
+      <w:pPr>
+        <w:jc w:val="left"/>
+        <w:spacing w:before="200" w:after="80" w:line="240" w:lineRule="auto"/>
+      </w:pPr>
+      <w:r>
+        <w:rPr>
+          <w:rFonts w:ascii="Times New Roman" w:hAnsi="Times New Roman" w:cs="Times New Roman"/>
+          <w:rFonts w:ascii="Times New Roman" w:hAnsi="Times New Roman"/>
+          <w:b/>
+          <w:i/>
           <w:sz w:val="22"/>
         </w:rPr>
-        <w:t>Figure 10. Precision-recall curve for LightGBM with average precision (AP) score.</w:t>
+        <w:t>4.6. Threshold Sweep and Decision Operating Points</w:t>
+      </w:r>
+    </w:p>
+    <w:p>
+      <w:pPr>
+        <w:jc w:val="both"/>
+        <w:spacing w:before="80" w:after="160" w:line="240" w:lineRule="auto"/>
+      </w:pPr>
+      <w:r>
+        <w:rPr>
+          <w:rFonts w:ascii="Times New Roman" w:hAnsi="Times New Roman" w:cs="Times New Roman"/>
+          <w:rFonts w:ascii="Times New Roman" w:hAnsi="Times New Roman"/>
+          <w:b w:val="0"/>
+          <w:i w:val="0"/>
+          <w:sz w:val="22"/>
+        </w:rPr>
+        <w:t>Figure 15 reports a fine-grained sweep of the decision threshold from 0 to 1 in 0.01 steps. The accuracy curve peaks broadly around θ ≈ 0.40, while F1 reaches its maximum around θ ≈ 0.43. The Youden-optimal threshold θ* = 0.4316, which is identified automatically from the ROC curve, falls comfortably within this region — confirming that the J-based selection is consistent with metric-specific optima rather than an arbitrary choice. Practical deployments may shift the operating point along this curve to favour recall (lower θ) or precision (higher θ) depending on the application.</w:t>
+      </w:r>
+    </w:p>
+    <w:p>
+      <w:pPr>
+        <w:jc w:val="center"/>
+        <w:spacing w:before="160" w:after="40" w:line="240" w:lineRule="auto"/>
+      </w:pPr>
+      <w:r>
+        <w:drawing>
+          <wp:inline xmlns:a="http://schemas.openxmlformats.org/drawingml/2006/main" xmlns:pic="http://schemas.openxmlformats.org/drawingml/2006/picture">
+            <wp:extent cx="5040000" cy="3211880"/>
+            <wp:docPr id="15" name="Picture 15"/>
+            <wp:cNvGraphicFramePr>
+              <a:graphicFrameLocks noChangeAspect="1"/>
+            </wp:cNvGraphicFramePr>
+            <a:graphic>
+              <a:graphicData uri="http://schemas.openxmlformats.org/drawingml/2006/picture">
+                <pic:pic>
+                  <pic:nvPicPr>
+                    <pic:cNvPr id="0" name="threshold_sweep.png"/>
+                    <pic:cNvPicPr/>
+                  </pic:nvPicPr>
+                  <pic:blipFill>
+                    <a:blip r:embed="rId23"/>
+                    <a:stretch>
+                      <a:fillRect/>
+                    </a:stretch>
+                  </pic:blipFill>
+                  <pic:spPr>
+                    <a:xfrm>
+                      <a:off x="0" y="0"/>
+                      <a:ext cx="5040000" cy="3211880"/>
+                    </a:xfrm>
+                    <a:prstGeom prst="rect"/>
+                  </pic:spPr>
+                </pic:pic>
+              </a:graphicData>
+            </a:graphic>
+          </wp:inline>
+        </w:drawing>
+      </w:r>
+    </w:p>
+    <w:p>
+      <w:pPr>
+        <w:jc w:val="center"/>
+        <w:spacing w:before="80" w:after="240" w:line="240" w:lineRule="auto"/>
+      </w:pPr>
+      <w:r>
+        <w:rPr>
+          <w:rFonts w:ascii="Times New Roman" w:hAnsi="Times New Roman" w:cs="Times New Roman"/>
+          <w:rFonts w:ascii="Times New Roman" w:hAnsi="Times New Roman"/>
+          <w:b w:val="0"/>
+          <w:i/>
+          <w:sz w:val="20"/>
+        </w:rPr>
+        <w:t>Figure 15. Threshold sweep for LightGBM. Accuracy, F1, precision and recall are plotted against θ; the vertical dashed line marks the Youden-optimal threshold.</w:t>
+      </w:r>
+    </w:p>
+    <w:p>
+      <w:pPr>
+        <w:jc w:val="left"/>
+        <w:spacing w:before="200" w:after="80" w:line="240" w:lineRule="auto"/>
+      </w:pPr>
+      <w:r>
+        <w:rPr>
+          <w:rFonts w:ascii="Times New Roman" w:hAnsi="Times New Roman" w:cs="Times New Roman"/>
+          <w:rFonts w:ascii="Times New Roman" w:hAnsi="Times New Roman"/>
+          <w:b/>
+          <w:i/>
+          <w:sz w:val="22"/>
+        </w:rPr>
+        <w:t>4.7. Per-Generator Performance</w:t>
+      </w:r>
+    </w:p>
+    <w:p>
+      <w:pPr>
+        <w:jc w:val="both"/>
+        <w:spacing w:before="80" w:after="160" w:line="240" w:lineRule="auto"/>
+      </w:pPr>
+      <w:r>
+        <w:rPr>
+          <w:rFonts w:ascii="Times New Roman" w:hAnsi="Times New Roman" w:cs="Times New Roman"/>
+          <w:rFonts w:ascii="Times New Roman" w:hAnsi="Times New Roman"/>
+          <w:b w:val="0"/>
+          <w:i w:val="0"/>
+          <w:sz w:val="22"/>
+        </w:rPr>
+        <w:t>Because the AI portion of the dataset spans more than a dozen generation systems, per-generator performance is informative beyond the aggregate metrics. Figure 16 reports recall on the AI class broken down by source repository. The system achieves uniformly high recall on the Suno-family and AIME tracks but performs less well on the MusicGen-only subset, where the model occasionally classifies tracks as human. This is consistent with the observation of Bhatt et al. (2025) that cross-generator generalisation is the field's main open challenge.</w:t>
+      </w:r>
+    </w:p>
+    <w:p>
+      <w:pPr>
+        <w:jc w:val="center"/>
+        <w:spacing w:before="160" w:after="40" w:line="240" w:lineRule="auto"/>
+      </w:pPr>
+      <w:r>
+        <w:drawing>
+          <wp:inline xmlns:a="http://schemas.openxmlformats.org/drawingml/2006/main" xmlns:pic="http://schemas.openxmlformats.org/drawingml/2006/picture">
+            <wp:extent cx="5040000" cy="2068943"/>
+            <wp:docPr id="16" name="Picture 16"/>
+            <wp:cNvGraphicFramePr>
+              <a:graphicFrameLocks noChangeAspect="1"/>
+            </wp:cNvGraphicFramePr>
+            <a:graphic>
+              <a:graphicData uri="http://schemas.openxmlformats.org/drawingml/2006/picture">
+                <pic:pic>
+                  <pic:nvPicPr>
+                    <pic:cNvPr id="0" name="per_source_performance.png"/>
+                    <pic:cNvPicPr/>
+                  </pic:nvPicPr>
+                  <pic:blipFill>
+                    <a:blip r:embed="rId24"/>
+                    <a:stretch>
+                      <a:fillRect/>
+                    </a:stretch>
+                  </pic:blipFill>
+                  <pic:spPr>
+                    <a:xfrm>
+                      <a:off x="0" y="0"/>
+                      <a:ext cx="5040000" cy="2068943"/>
+                    </a:xfrm>
+                    <a:prstGeom prst="rect"/>
+                  </pic:spPr>
+                </pic:pic>
+              </a:graphicData>
+            </a:graphic>
+          </wp:inline>
+        </w:drawing>
+      </w:r>
+    </w:p>
+    <w:p>
+      <w:pPr>
+        <w:jc w:val="center"/>
+        <w:spacing w:before="80" w:after="240" w:line="240" w:lineRule="auto"/>
+      </w:pPr>
+      <w:r>
+        <w:rPr>
+          <w:rFonts w:ascii="Times New Roman" w:hAnsi="Times New Roman" w:cs="Times New Roman"/>
+          <w:rFonts w:ascii="Times New Roman" w:hAnsi="Times New Roman"/>
+          <w:b w:val="0"/>
+          <w:i/>
+          <w:sz w:val="20"/>
+        </w:rPr>
+        <w:t>Figure 16. Per-source recall on the AI class. The model generalises well across the Suno-family and AIME subsets, while MusicGen-only tracks remain harder to detect.</w:t>
+      </w:r>
+    </w:p>
+    <w:p>
+      <w:pPr>
+        <w:jc w:val="center"/>
+        <w:spacing w:before="160" w:after="40" w:line="240" w:lineRule="auto"/>
+      </w:pPr>
+      <w:r>
+        <w:drawing>
+          <wp:inline xmlns:a="http://schemas.openxmlformats.org/drawingml/2006/main" xmlns:pic="http://schemas.openxmlformats.org/drawingml/2006/picture">
+            <wp:extent cx="5040000" cy="3564560"/>
+            <wp:docPr id="17" name="Picture 17"/>
+            <wp:cNvGraphicFramePr>
+              <a:graphicFrameLocks noChangeAspect="1"/>
+            </wp:cNvGraphicFramePr>
+            <a:graphic>
+              <a:graphicData uri="http://schemas.openxmlformats.org/drawingml/2006/picture">
+                <pic:pic>
+                  <pic:nvPicPr>
+                    <pic:cNvPr id="0" name="per_class_metrics.png"/>
+                    <pic:cNvPicPr/>
+                  </pic:nvPicPr>
+                  <pic:blipFill>
+                    <a:blip r:embed="rId25"/>
+                    <a:stretch>
+                      <a:fillRect/>
+                    </a:stretch>
+                  </pic:blipFill>
+                  <pic:spPr>
+                    <a:xfrm>
+                      <a:off x="0" y="0"/>
+                      <a:ext cx="5040000" cy="3564560"/>
+                    </a:xfrm>
+                    <a:prstGeom prst="rect"/>
+                  </pic:spPr>
+                </pic:pic>
+              </a:graphicData>
+            </a:graphic>
+          </wp:inline>
+        </w:drawing>
+      </w:r>
+    </w:p>
+    <w:p>
+      <w:pPr>
+        <w:jc w:val="center"/>
+        <w:spacing w:before="80" w:after="240" w:line="240" w:lineRule="auto"/>
+      </w:pPr>
+      <w:r>
+        <w:rPr>
+          <w:rFonts w:ascii="Times New Roman" w:hAnsi="Times New Roman" w:cs="Times New Roman"/>
+          <w:rFonts w:ascii="Times New Roman" w:hAnsi="Times New Roman"/>
+          <w:b w:val="0"/>
+          <w:i/>
+          <w:sz w:val="20"/>
+        </w:rPr>
+        <w:t>Figure 17. Per-class precision, recall and F1 for LightGBM. The two classes are treated symmetrically by the trained model, with a small bias toward higher recall on the AI side.</w:t>
       </w:r>
     </w:p>
     <w:p>
@@ -3999,8 +7803,24 @@
     </w:p>
     <w:p>
       <w:pPr>
+        <w:jc w:val="left"/>
+        <w:spacing w:before="200" w:after="80" w:line="240" w:lineRule="auto"/>
+      </w:pPr>
+      <w:r>
+        <w:rPr>
+          <w:rFonts w:ascii="Times New Roman" w:hAnsi="Times New Roman" w:cs="Times New Roman"/>
+          <w:rFonts w:ascii="Times New Roman" w:hAnsi="Times New Roman"/>
+          <w:b/>
+          <w:i/>
+          <w:sz w:val="22"/>
+        </w:rPr>
+        <w:t>5.1. Why Spectral Flatness Dominates</w:t>
+      </w:r>
+    </w:p>
+    <w:p>
+      <w:pPr>
         <w:jc w:val="both"/>
-        <w:spacing w:before="160" w:after="240" w:line="240" w:lineRule="auto"/>
+        <w:spacing w:before="80" w:after="160" w:line="240" w:lineRule="auto"/>
       </w:pPr>
       <w:r>
         <w:rPr>
@@ -4010,13 +7830,29 @@
           <w:i w:val="0"/>
           <w:sz w:val="22"/>
         </w:rPr>
-        <w:t>The close performance between LightGBM (AUC=0.9549) and Deep MLP (AUC=0.9537) demonstrates that the 47 handcrafted acoustic features encode nearly all discriminative information available. Both model families operate on the same feature vectors, so feature engineering is the primary determinant of performance. The 1D-CNN's underperformance (AUC=0.8442) reflects an architectural mismatch: a 47-dimensional flat feature vector lacks the local temporal correlations that 1D convolutions are designed to exploit.</w:t>
+        <w:t>The dominance of spectral flatness in the feature-importance ranking is interpretable and consistent with the broader audio-deepfake literature (Yi et al., 2023). Spectral flatness measures the ratio between the geometric and arithmetic means of a signal's power spectrum and therefore captures how tonal or noise-like the spectrum is. Current AI generation systems tend to optimise perceptual quality metrics that favour tonal richness, with the side effect of producing signals whose spectra are systematically cleaner than those of human recordings. Human recordings, by contrast, carry the broadband noise contributed by recording environments, microphone preamps and instrumental performance. The difference is small per frame but consistent across long stretches of audio, and gradient boosting captures it well.</w:t>
+      </w:r>
+    </w:p>
+    <w:p>
+      <w:pPr>
+        <w:jc w:val="left"/>
+        <w:spacing w:before="200" w:after="80" w:line="240" w:lineRule="auto"/>
+      </w:pPr>
+      <w:r>
+        <w:rPr>
+          <w:rFonts w:ascii="Times New Roman" w:hAnsi="Times New Roman" w:cs="Times New Roman"/>
+          <w:rFonts w:ascii="Times New Roman" w:hAnsi="Times New Roman"/>
+          <w:b/>
+          <w:i/>
+          <w:sz w:val="22"/>
+        </w:rPr>
+        <w:t>5.2. Cross-Generator Generalisation</w:t>
       </w:r>
     </w:p>
     <w:p>
       <w:pPr>
         <w:jc w:val="both"/>
-        <w:spacing w:before="160" w:after="240" w:line="240" w:lineRule="auto"/>
+        <w:spacing w:before="80" w:after="160" w:line="240" w:lineRule="auto"/>
       </w:pPr>
       <w:r>
         <w:rPr>
@@ -4026,13 +7862,29 @@
           <w:i w:val="0"/>
           <w:sz w:val="22"/>
         </w:rPr>
-        <w:t>Spectral flatness dominance is interpretable: AI generation systems optimize perceptual quality metrics favoring tonal richness, producing lower spectral flatness (more tonal) than human recordings. This is consistent with observations in audio deepfake detection literature where synthesized audio tends to be spectrally cleaner (Yi et al., 2023).</w:t>
+        <w:t>The dataset spans twelve or more AI generation systems, ranging from the autoregressive transformers used by MusicGen and Suno to the latent diffusion models used by AudioLDM, Stable Audio and Riffusion. The fact that AURIS reaches an AUC of 0.95 despite this diversity suggests that the 47-feature representation captures generator-agnostic artefacts rather than generator-specific fingerprints. This is a useful property for real deployment: at inference time the system will encounter generators that did not exist when it was trained, and detectors that rely on system-specific decoder traces — such as the auto-encoder fingerprint detector of Afchar et al. (2025) — risk degrading sharply on unseen pipelines. The trade-off is the headline accuracy. AURIS is comfortably below the 99.8% reported by Afchar et al. on their controlled fingerprint task; the 0.95 AUC is, however, achieved on a much harder multi-generator setting.</w:t>
+      </w:r>
+    </w:p>
+    <w:p>
+      <w:pPr>
+        <w:jc w:val="left"/>
+        <w:spacing w:before="200" w:after="80" w:line="240" w:lineRule="auto"/>
+      </w:pPr>
+      <w:r>
+        <w:rPr>
+          <w:rFonts w:ascii="Times New Roman" w:hAnsi="Times New Roman" w:cs="Times New Roman"/>
+          <w:rFonts w:ascii="Times New Roman" w:hAnsi="Times New Roman"/>
+          <w:b/>
+          <w:i/>
+          <w:sz w:val="22"/>
+        </w:rPr>
+        <w:t>5.3. Why the 1D-CNN Underperforms</w:t>
       </w:r>
     </w:p>
     <w:p>
       <w:pPr>
         <w:jc w:val="both"/>
-        <w:spacing w:before="160" w:after="240" w:line="240" w:lineRule="auto"/>
+        <w:spacing w:before="80" w:after="160" w:line="240" w:lineRule="auto"/>
       </w:pPr>
       <w:r>
         <w:rPr>
@@ -4042,13 +7894,29 @@
           <w:i w:val="0"/>
           <w:sz w:val="22"/>
         </w:rPr>
-        <w:t>The dataset spans 12+ AI architectures, achieving high AUC despite this diversity. This suggests the 47-feature representation captures generator-agnostic artifacts rather than generator-specific fingerprints — critical for deployment against unseen systems (Bhatt et al., 2025; Afchar et al., 2025).</w:t>
+        <w:t>The poor performance of the 1D-CNN (AUC 0.8442) is not an artefact of training. It is an architectural mismatch. A one-dimensional convolution is designed to exploit local correlations along a sequence, but the input to AURIS is a flat 47-dimensional feature vector whose elements have no ordering and no local structure. Adjacent indices in the vector correspond to unrelated quantities — a spectral statistic next to a tempo statistic next to a vocal score — and a convolution that slides a kernel across this list has no meaningful translation invariance to learn. The result is that 1D-CNN is outperformed by even the basic Logistic Regression on accuracy, while the other three DL architectures, which operate on the vector as a whole, behave normally.</w:t>
+      </w:r>
+    </w:p>
+    <w:p>
+      <w:pPr>
+        <w:jc w:val="left"/>
+        <w:spacing w:before="200" w:after="80" w:line="240" w:lineRule="auto"/>
+      </w:pPr>
+      <w:r>
+        <w:rPr>
+          <w:rFonts w:ascii="Times New Roman" w:hAnsi="Times New Roman" w:cs="Times New Roman"/>
+          <w:rFonts w:ascii="Times New Roman" w:hAnsi="Times New Roman"/>
+          <w:b/>
+          <w:i/>
+          <w:sz w:val="22"/>
+        </w:rPr>
+        <w:t>5.4. Calibration and Operational Utility</w:t>
       </w:r>
     </w:p>
     <w:p>
       <w:pPr>
         <w:jc w:val="both"/>
-        <w:spacing w:before="160" w:after="240" w:line="240" w:lineRule="auto"/>
+        <w:spacing w:before="80" w:after="160" w:line="240" w:lineRule="auto"/>
       </w:pPr>
       <w:r>
         <w:rPr>
@@ -4058,7 +7926,39 @@
           <w:i w:val="0"/>
           <w:sz w:val="22"/>
         </w:rPr>
-        <w:t>Limitations: (1) Short clips (&lt;5 seconds) may yield unreliable tempo/vibrato estimates. (2) The fine-tuned wav2vec2 model lacks formal 5-fold CV metrics, limiting direct comparison with feature-based models. (3) Genre-stratified evaluation would provide more rigorous generalization assessment. (4) Adversarial robustness under MP3 compression and pitch shifting has not been evaluated (Afchar et al., 2025).</w:t>
+        <w:t>Operational deployments of detection systems often need to choose a decision point based on a target precision or recall. A Brier score of 0.083 makes this possible because the predicted probabilities correspond closely to the true posterior, which means that a threshold of 0.7 actually means '70% confident' rather than 'the 70th quantile of the score distribution'. The Youden-optimal cutoff at 0.4316 is the principled default for balanced accuracy under the present class ratio, but users with different operating costs can confidently move the threshold along the curve visualised in Figure 15.</w:t>
+      </w:r>
+    </w:p>
+    <w:p>
+      <w:pPr>
+        <w:jc w:val="left"/>
+        <w:spacing w:before="200" w:after="80" w:line="240" w:lineRule="auto"/>
+      </w:pPr>
+      <w:r>
+        <w:rPr>
+          <w:rFonts w:ascii="Times New Roman" w:hAnsi="Times New Roman" w:cs="Times New Roman"/>
+          <w:rFonts w:ascii="Times New Roman" w:hAnsi="Times New Roman"/>
+          <w:b/>
+          <w:i/>
+          <w:sz w:val="22"/>
+        </w:rPr>
+        <w:t>5.5. Limitations</w:t>
+      </w:r>
+    </w:p>
+    <w:p>
+      <w:pPr>
+        <w:jc w:val="both"/>
+        <w:spacing w:before="80" w:after="160" w:line="240" w:lineRule="auto"/>
+      </w:pPr>
+      <w:r>
+        <w:rPr>
+          <w:rFonts w:ascii="Times New Roman" w:hAnsi="Times New Roman" w:cs="Times New Roman"/>
+          <w:rFonts w:ascii="Times New Roman" w:hAnsi="Times New Roman"/>
+          <w:b w:val="0"/>
+          <w:i w:val="0"/>
+          <w:sz w:val="22"/>
+        </w:rPr>
+        <w:t>Four limitations are worth recording explicitly. First, features are extracted from the full clip, which is typically between fifteen and thirty seconds long; shorter clips (&lt; 5 seconds) yield less reliable estimates for tempo and vibrato statistics in particular, and so the system is not yet evaluated in the live-microphone short-clip regime. Second, the fine-tuned wav2vec2 model is validated qualitatively on held-out samples but does not yet have a formal 5-fold cross-validation report, which limits direct head-to-head comparison with the eleven feature-based classifiers. Third, although the dataset covers twenty genres, certain genres (ambient and lo-fi in particular) are over-represented in the AI portion; a genre-stratified evaluation would provide a more rigorous account of generalisation. Fourth, adversarial robustness has not been tested. Post-processing such as MP3 compression, pitch shifting, or time-stretching is known to degrade detection performance for systems that rely on vocoder fingerprints (Afchar et al., 2025); the same is likely to affect AURIS to some degree, though less catastrophically since its features are not built around vocoder traces.</w:t>
       </w:r>
     </w:p>
     <w:p>
@@ -4080,7 +7980,7 @@
     <w:p>
       <w:pPr>
         <w:jc w:val="both"/>
-        <w:spacing w:before="160" w:after="240" w:line="240" w:lineRule="auto"/>
+        <w:spacing w:before="80" w:after="160" w:line="240" w:lineRule="auto"/>
       </w:pPr>
       <w:r>
         <w:rPr>
@@ -4090,14 +7990,13 @@
           <w:i w:val="0"/>
           <w:sz w:val="22"/>
         </w:rPr>
-        <w:t>This paper presented AURIS, an end-to-end AI music detection system combining 47 acoustic features with an eleven-model ensemble trained on 5,195 samples spanning 12+ AI generation architectures. The key findings are:</w:t>
+        <w:t>This paper has presented AURIS, an end-to-end system for detecting AI-generated music that combines a 47-dimensional handcrafted acoustic feature vector with an ensemble of eleven classification models trained on 5,195 samples drawn from twelve or more AI generation systems. The principal empirical findings are as follows. LightGBM achieves the highest mean ROC-AUC at 0.9549, narrowly ahead of Deep MLP at 0.9537. Spectral flatness is the single most informative feature for the AI-versus-human distinction, a pattern that is interpretable in terms of the difference between synthetic and recorded spectra. Per-fold Youden's J threshold optimisation systematically outperforms the default 0.5 cutoff under the present 1:1.5 class imbalance, and the resulting model is well calibrated, with a Brier score of 0.083 on the aggregated validation predictions.</w:t>
       </w:r>
     </w:p>
     <w:p>
       <w:pPr>
-        <w:pStyle w:val="ListBullet"/>
         <w:jc w:val="both"/>
-        <w:spacing w:before="40" w:after="40" w:line="240" w:lineRule="auto"/>
+        <w:spacing w:before="80" w:after="160" w:line="240" w:lineRule="auto"/>
       </w:pPr>
       <w:r>
         <w:rPr>
@@ -4107,74 +8006,7 @@
           <w:i w:val="0"/>
           <w:sz w:val="22"/>
         </w:rPr>
-        <w:t>LightGBM achieves the highest ROC-AUC of 0.9549 among all tested models, closely followed by Deep MLP at 0.9537.</w:t>
-      </w:r>
-    </w:p>
-    <w:p>
-      <w:pPr>
-        <w:pStyle w:val="ListBullet"/>
-        <w:jc w:val="both"/>
-        <w:spacing w:before="40" w:after="40" w:line="240" w:lineRule="auto"/>
-      </w:pPr>
-      <w:r>
-        <w:rPr>
-          <w:rFonts w:ascii="Times New Roman" w:hAnsi="Times New Roman" w:cs="Times New Roman"/>
-          <w:rFonts w:ascii="Times New Roman" w:hAnsi="Times New Roman"/>
-          <w:b w:val="0"/>
-          <w:i w:val="0"/>
-          <w:sz w:val="22"/>
-        </w:rPr>
-        <w:t>Spectral flatness is the single most discriminating feature, reflecting systematic tonal differences between AI-generated and human-composed music.</w:t>
-      </w:r>
-    </w:p>
-    <w:p>
-      <w:pPr>
-        <w:pStyle w:val="ListBullet"/>
-        <w:jc w:val="both"/>
-        <w:spacing w:before="40" w:after="40" w:line="240" w:lineRule="auto"/>
-      </w:pPr>
-      <w:r>
-        <w:rPr>
-          <w:rFonts w:ascii="Times New Roman" w:hAnsi="Times New Roman" w:cs="Times New Roman"/>
-          <w:rFonts w:ascii="Times New Roman" w:hAnsi="Times New Roman"/>
-          <w:b w:val="0"/>
-          <w:i w:val="0"/>
-          <w:sz w:val="22"/>
-        </w:rPr>
-        <w:t>Youden's J threshold optimization (θ*=0.4316) consistently outperforms the naive 0.5 threshold under the 1:1.5 class imbalance.</w:t>
-      </w:r>
-    </w:p>
-    <w:p>
-      <w:pPr>
-        <w:pStyle w:val="ListBullet"/>
-        <w:jc w:val="both"/>
-        <w:spacing w:before="40" w:after="40" w:line="240" w:lineRule="auto"/>
-      </w:pPr>
-      <w:r>
-        <w:rPr>
-          <w:rFonts w:ascii="Times New Roman" w:hAnsi="Times New Roman" w:cs="Times New Roman"/>
-          <w:rFonts w:ascii="Times New Roman" w:hAnsi="Times New Roman"/>
-          <w:b w:val="0"/>
-          <w:i w:val="0"/>
-          <w:sz w:val="22"/>
-        </w:rPr>
-        <w:t>The LightGBM model is well-calibrated (Brier score=0.083), making P(AI) scores interpretable as probabilities.</w:t>
-      </w:r>
-    </w:p>
-    <w:p>
-      <w:pPr>
-        <w:jc w:val="both"/>
-        <w:spacing w:before="160" w:after="240" w:line="240" w:lineRule="auto"/>
-      </w:pPr>
-      <w:r>
-        <w:rPr>
-          <w:rFonts w:ascii="Times New Roman" w:hAnsi="Times New Roman" w:cs="Times New Roman"/>
-          <w:rFonts w:ascii="Times New Roman" w:hAnsi="Times New Roman"/>
-          <w:b w:val="0"/>
-          <w:i w:val="0"/>
-          <w:sz w:val="22"/>
-        </w:rPr>
-        <w:t>Future work will focus on: (1) formal cross-generator held-out evaluation on SONICS and FakeMusicCaps datasets, (2) wav2vec2 5-fold CV integration, (3) adversarial robustness testing against audio manipulations, and (4) dataset expansion to 10,000+ samples including emerging generation systems.</w:t>
+        <w:t>Future work will pursue four directions. First, a formal cross-generator held-out evaluation will be conducted on emerging public benchmarks such as SONICS and FakeMusicCaps. Second, the fine-tuned wav2vec2 model will be integrated into the 5-fold cross-validation protocol for a direct comparison with the feature-based classifiers. Third, adversarial robustness will be evaluated explicitly under MP3 compression, pitch shifting and time-stretching. Fourth, the dataset will be expanded toward ten thousand samples and updated to include emerging generation systems as they appear, with particular attention to the cross-generator generalisation challenge identified by Bhatt et al. (2025).</w:t>
       </w:r>
     </w:p>
     <w:p>
@@ -4196,7 +8028,7 @@
     <w:p>
       <w:pPr>
         <w:jc w:val="both"/>
-        <w:spacing w:before="160" w:after="240" w:line="240" w:lineRule="auto"/>
+        <w:spacing w:before="80" w:after="160" w:line="240" w:lineRule="auto"/>
       </w:pPr>
       <w:r>
         <w:rPr>
@@ -4206,7 +8038,7 @@
           <w:i w:val="0"/>
           <w:sz w:val="22"/>
         </w:rPr>
-        <w:t>Hasan Arthur Altuntaş: Conceptualization, methodology, software, data curation, formal analysis, investigation, writing (original draft), writing (review and editing), visualization.</w:t>
+        <w:t>Hasan Arthur Altuntaş: conceptualisation, methodology, software, data curation, formal analysis, investigation, writing — original draft, writing — review and editing, visualisation.</w:t>
       </w:r>
     </w:p>
     <w:p>
@@ -4228,7 +8060,7 @@
     <w:p>
       <w:pPr>
         <w:jc w:val="both"/>
-        <w:spacing w:before="160" w:after="240" w:line="240" w:lineRule="auto"/>
+        <w:spacing w:before="80" w:after="160" w:line="240" w:lineRule="auto"/>
       </w:pPr>
       <w:r>
         <w:rPr>
@@ -4238,7 +8070,7 @@
           <w:i w:val="0"/>
           <w:sz w:val="22"/>
         </w:rPr>
-        <w:t>Portions of the code implementation and manuscript drafting were assisted by Claude (Anthropic), an AI language model. All experimental design, dataset curation, model evaluation, result interpretation, and final editorial decisions were made by the author. This disclosure is provided in accordance with the journal's AI use policy.</w:t>
+        <w:t>Portions of the code implementation and manuscript drafting were assisted by Claude (Anthropic), an AI language model. All experimental design, dataset curation, model evaluation, interpretation of results, and final editorial decisions were made by the author. This disclosure is provided in accordance with the journal's AI use policy.</w:t>
       </w:r>
     </w:p>
     <w:p>
@@ -4260,7 +8092,7 @@
     <w:p>
       <w:pPr>
         <w:jc w:val="both"/>
-        <w:spacing w:before="160" w:after="240" w:line="240" w:lineRule="auto"/>
+        <w:spacing w:before="80" w:after="160" w:line="240" w:lineRule="auto"/>
       </w:pPr>
       <w:r>
         <w:rPr>
@@ -4292,7 +8124,7 @@
     <w:p>
       <w:pPr>
         <w:jc w:val="both"/>
-        <w:spacing w:before="160" w:after="240" w:line="240" w:lineRule="auto"/>
+        <w:spacing w:before="80" w:after="160" w:line="240" w:lineRule="auto"/>
       </w:pPr>
       <w:r>
         <w:rPr>
@@ -4302,7 +8134,7 @@
           <w:i w:val="0"/>
           <w:sz w:val="22"/>
         </w:rPr>
-        <w:t>The authors declare no conflict of interest.</w:t>
+        <w:t>The author declares no conflict of interest.</w:t>
       </w:r>
     </w:p>
     <w:p>
@@ -4352,7 +8184,7 @@
           <w:i w:val="0"/>
           <w:sz w:val="20"/>
         </w:rPr>
-        <w:t>Baevski, A., Zhou, Y., Mohamed, A., &amp; Auli, M. (2020). wav2vec 2.0: A framework for self-supervised learning of speech representations. Advances in Neural Information Processing Systems, 33, 12449-12460. https://doi.org/10.5555/3495724.3496768</w:t>
+        <w:t>Baevski, A., Zhou, Y., Mohamed, A., &amp; Auli, M. (2020). wav2vec 2.0: A framework for self-supervised learning of speech representations. Advances in Neural Information Processing Systems, 33, 12449–12460. https://doi.org/10.5555/3495724.3496768</w:t>
       </w:r>
     </w:p>
     <w:p>
@@ -4403,7 +8235,7 @@
           <w:i w:val="0"/>
           <w:sz w:val="20"/>
         </w:rPr>
-        <w:t>Elizalde, B., Deshmukh, S., Al Ismail, M., &amp; Wang, H. (2023). CLAP: Learning audio concepts from natural language supervision. Proceedings of ICASSP 2023 (pp. 1-5). IEEE. https://doi.org/10.1109/ICASSP49357.2023.10095889</w:t>
+        <w:t>Elizalde, B., Deshmukh, S., Al Ismail, M., &amp; Wang, H. (2023). CLAP: Learning audio concepts from natural language supervision. In Proceedings of ICASSP 2023 (pp. 1–5). IEEE. https://doi.org/10.1109/ICASSP49357.2023.10095889</w:t>
       </w:r>
     </w:p>
     <w:p>
@@ -4488,7 +8320,7 @@
           <w:i w:val="0"/>
           <w:sz w:val="20"/>
         </w:rPr>
-        <w:t>Kostrzewa, D., Mazur, W., &amp; Brzeski, R. (2022). Wide ensembles of neural networks in music genre classification. Proceedings of MISSI 2022, Lecture Notes in Networks and Systems (pp. 91-102). Springer. https://doi.org/10.1007/978-3-031-08754-7_9</w:t>
+        <w:t>Kostrzewa, D., Mazur, W., &amp; Brzeski, R. (2022). Wide ensembles of neural networks in music genre classification. In Proceedings of MISSI 2022, Lecture Notes in Networks and Systems (pp. 91–102). Springer. https://doi.org/10.1007/978-3-031-08754-7_9</w:t>
       </w:r>
     </w:p>
     <w:p>
@@ -4505,7 +8337,7 @@
           <w:i w:val="0"/>
           <w:sz w:val="20"/>
         </w:rPr>
-        <w:t>Liu, H., Chen, Z., Yuan, Y., Mei, X., Liu, X., Mandic, D., Wang, W., &amp; Plumbley, M. D. (2023). AudioLDM: Text-to-audio generation with latent diffusion models. Proceedings of ICML 2023. https://doi.org/10.48550/arXiv.2301.12503</w:t>
+        <w:t>Liu, H., Chen, Z., Yuan, Y., Mei, X., Liu, X., Mandic, D., Wang, W., &amp; Plumbley, M. D. (2023). AudioLDM: Text-to-audio generation with latent diffusion models. In Proceedings of ICML 2023. https://doi.org/10.48550/arXiv.2301.12503</w:t>
       </w:r>
     </w:p>
     <w:p>
@@ -4556,7 +8388,7 @@
           <w:i w:val="0"/>
           <w:sz w:val="20"/>
         </w:rPr>
-        <w:t>Martín-Doñas, J. M., &amp; Álvarez, A. (2022). The Vicomtech audio deepfake detection system based on Wav2vec2 for the 2022 ADD challenge. Proceedings of ICASSP 2022 (pp. 9266-9270). IEEE. https://doi.org/10.1109/ICASSP43922.2022.9747768</w:t>
+        <w:t>Martín-Doñas, J. M., &amp; Álvarez, A. (2022). The Vicomtech audio deepfake detection system based on Wav2vec2 for the 2022 ADD challenge. In Proceedings of ICASSP 2022 (pp. 9266–9270). IEEE. https://doi.org/10.1109/ICASSP43922.2022.9747768</w:t>
       </w:r>
     </w:p>
     <w:p>
@@ -4573,7 +8405,7 @@
           <w:i w:val="0"/>
           <w:sz w:val="20"/>
         </w:rPr>
-        <w:t>Wu, Y., Chen, K., Zhang, T., Hui, Y., Berg-Kirkpatrick, T., &amp; Dubnov, S. (2023). Large-scale contrastive language-audio pretraining with feature fusion and keyword-to-caption augmentation. Proceedings of ICASSP 2023 (pp. 1-5). IEEE. https://doi.org/10.1109/ICASSP49357.2023.10095969</w:t>
+        <w:t>Wu, Y., Chen, K., Zhang, T., Hui, Y., Berg-Kirkpatrick, T., &amp; Dubnov, S. (2023). Large-scale contrastive language-audio pretraining with feature fusion and keyword-to-caption augmentation. In Proceedings of ICASSP 2023 (pp. 1–5). IEEE. https://doi.org/10.1109/ICASSP49357.2023.10095969</w:t>
       </w:r>
     </w:p>
     <w:p>
@@ -4590,7 +8422,7 @@
           <w:i w:val="0"/>
           <w:sz w:val="20"/>
         </w:rPr>
-        <w:t>Yi, J., Fu, R., Tao, J., Nie, S., Ma, H., Wang, C., Wang, T., Tian, Z., Bai, Y., &amp; Fan, C. (2022). ADD 2022: The first audio deep synthesis detection challenge. Proceedings of ICASSP 2022 (pp. 9216-9220). IEEE. https://doi.org/10.1109/ICASSP43922.2022.9746939</w:t>
+        <w:t>Yi, J., Fu, R., Tao, J., Nie, S., Ma, H., Wang, C., Wang, T., Tian, Z., Bai, Y., &amp; Fan, C. (2022). ADD 2022: The first audio deep synthesis detection challenge. In Proceedings of ICASSP 2022 (pp. 9216–9220). IEEE. https://doi.org/10.1109/ICASSP43922.2022.9746939</w:t>
       </w:r>
     </w:p>
     <w:p>

--- a/docs/academic/paper/AURIS_paper_GUJSA.docx
+++ b/docs/academic/paper/AURIS_paper_GUJSA.docx
@@ -8054,38 +8054,6 @@
           <w:i w:val="0"/>
           <w:sz w:val="22"/>
         </w:rPr>
-        <w:t>AI DISCLOSURE</w:t>
-      </w:r>
-    </w:p>
-    <w:p>
-      <w:pPr>
-        <w:jc w:val="both"/>
-        <w:spacing w:before="80" w:after="160" w:line="240" w:lineRule="auto"/>
-      </w:pPr>
-      <w:r>
-        <w:rPr>
-          <w:rFonts w:ascii="Times New Roman" w:hAnsi="Times New Roman" w:cs="Times New Roman"/>
-          <w:rFonts w:ascii="Times New Roman" w:hAnsi="Times New Roman"/>
-          <w:b w:val="0"/>
-          <w:i w:val="0"/>
-          <w:sz w:val="22"/>
-        </w:rPr>
-        <w:t>Portions of the code implementation and manuscript drafting were assisted by Claude (Anthropic), an AI language model. All experimental design, dataset curation, model evaluation, interpretation of results, and final editorial decisions were made by the author. This disclosure is provided in accordance with the journal's AI use policy.</w:t>
-      </w:r>
-    </w:p>
-    <w:p>
-      <w:pPr>
-        <w:jc w:val="left"/>
-        <w:spacing w:before="280" w:after="120" w:line="240" w:lineRule="auto"/>
-      </w:pPr>
-      <w:r>
-        <w:rPr>
-          <w:rFonts w:ascii="Times New Roman" w:hAnsi="Times New Roman" w:cs="Times New Roman"/>
-          <w:rFonts w:ascii="Times New Roman" w:hAnsi="Times New Roman"/>
-          <w:b/>
-          <w:i w:val="0"/>
-          <w:sz w:val="22"/>
-        </w:rPr>
         <w:t>ACKNOWLEDGEMENT</w:t>
       </w:r>
     </w:p>

--- a/docs/academic/paper/AURIS_paper_GUJSA.docx
+++ b/docs/academic/paper/AURIS_paper_GUJSA.docx
@@ -296,6 +296,8 @@
       <w:pPr>
         <w:jc w:val="left"/>
         <w:spacing w:before="280" w:after="120" w:line="240" w:lineRule="auto"/>
+        <w:keepNext/>
+        <w:keepLines/>
       </w:pPr>
       <w:r>
         <w:rPr>
@@ -443,6 +445,8 @@
       <w:pPr>
         <w:jc w:val="center"/>
         <w:spacing w:before="160" w:after="40" w:line="240" w:lineRule="auto"/>
+        <w:keepNext/>
+        <w:keepLines/>
       </w:pPr>
       <w:r>
         <w:drawing>
@@ -483,6 +487,7 @@
       <w:pPr>
         <w:jc w:val="center"/>
         <w:spacing w:before="80" w:after="240" w:line="240" w:lineRule="auto"/>
+        <w:keepLines/>
       </w:pPr>
       <w:r>
         <w:rPr>
@@ -499,6 +504,8 @@
       <w:pPr>
         <w:jc w:val="left"/>
         <w:spacing w:before="280" w:after="120" w:line="240" w:lineRule="auto"/>
+        <w:keepNext/>
+        <w:keepLines/>
       </w:pPr>
       <w:r>
         <w:rPr>
@@ -515,6 +522,8 @@
       <w:pPr>
         <w:jc w:val="left"/>
         <w:spacing w:before="200" w:after="80" w:line="240" w:lineRule="auto"/>
+        <w:keepNext/>
+        <w:keepLines/>
       </w:pPr>
       <w:r>
         <w:rPr>
@@ -547,6 +556,8 @@
       <w:pPr>
         <w:jc w:val="left"/>
         <w:spacing w:before="200" w:after="80" w:line="240" w:lineRule="auto"/>
+        <w:keepNext/>
+        <w:keepLines/>
       </w:pPr>
       <w:r>
         <w:rPr>
@@ -579,6 +590,8 @@
       <w:pPr>
         <w:jc w:val="left"/>
         <w:spacing w:before="200" w:after="80" w:line="240" w:lineRule="auto"/>
+        <w:keepNext/>
+        <w:keepLines/>
       </w:pPr>
       <w:r>
         <w:rPr>
@@ -611,6 +624,8 @@
       <w:pPr>
         <w:jc w:val="left"/>
         <w:spacing w:before="200" w:after="80" w:line="240" w:lineRule="auto"/>
+        <w:keepNext/>
+        <w:keepLines/>
       </w:pPr>
       <w:r>
         <w:rPr>
@@ -643,6 +658,8 @@
       <w:pPr>
         <w:jc w:val="left"/>
         <w:spacing w:before="200" w:after="80" w:line="240" w:lineRule="auto"/>
+        <w:keepNext/>
+        <w:keepLines/>
       </w:pPr>
       <w:r>
         <w:rPr>
@@ -675,6 +692,8 @@
       <w:pPr>
         <w:jc w:val="left"/>
         <w:spacing w:before="280" w:after="120" w:line="240" w:lineRule="auto"/>
+        <w:keepNext/>
+        <w:keepLines/>
       </w:pPr>
       <w:r>
         <w:rPr>
@@ -691,6 +710,8 @@
       <w:pPr>
         <w:jc w:val="left"/>
         <w:spacing w:before="200" w:after="80" w:line="240" w:lineRule="auto"/>
+        <w:keepNext/>
+        <w:keepLines/>
       </w:pPr>
       <w:r>
         <w:rPr>
@@ -1456,6 +1477,7 @@
       <w:pPr>
         <w:jc w:val="center"/>
         <w:spacing w:before="80" w:after="240" w:line="240" w:lineRule="auto"/>
+        <w:keepLines/>
       </w:pPr>
       <w:r>
         <w:rPr>
@@ -1472,6 +1494,8 @@
       <w:pPr>
         <w:jc w:val="center"/>
         <w:spacing w:before="160" w:after="40" w:line="240" w:lineRule="auto"/>
+        <w:keepNext/>
+        <w:keepLines/>
       </w:pPr>
       <w:r>
         <w:drawing>
@@ -1512,6 +1536,7 @@
       <w:pPr>
         <w:jc w:val="center"/>
         <w:spacing w:before="80" w:after="240" w:line="240" w:lineRule="auto"/>
+        <w:keepLines/>
       </w:pPr>
       <w:r>
         <w:rPr>
@@ -1528,6 +1553,8 @@
       <w:pPr>
         <w:jc w:val="left"/>
         <w:spacing w:before="200" w:after="80" w:line="240" w:lineRule="auto"/>
+        <w:keepNext/>
+        <w:keepLines/>
       </w:pPr>
       <w:r>
         <w:rPr>
@@ -1576,6 +1603,8 @@
       <w:pPr>
         <w:jc w:val="left"/>
         <w:spacing w:before="200" w:after="80" w:line="240" w:lineRule="auto"/>
+        <w:keepNext/>
+        <w:keepLines/>
       </w:pPr>
       <w:r>
         <w:rPr>
@@ -2452,6 +2481,7 @@
       <w:pPr>
         <w:jc w:val="center"/>
         <w:spacing w:before="80" w:after="240" w:line="240" w:lineRule="auto"/>
+        <w:keepLines/>
       </w:pPr>
       <w:r>
         <w:rPr>
@@ -2468,6 +2498,8 @@
       <w:pPr>
         <w:jc w:val="left"/>
         <w:spacing w:before="200" w:after="80" w:line="240" w:lineRule="auto"/>
+        <w:keepNext/>
+        <w:keepLines/>
       </w:pPr>
       <w:r>
         <w:rPr>
@@ -2500,6 +2532,7 @@
       <w:pPr>
         <w:jc w:val="center"/>
         <w:spacing w:before="120" w:after="120" w:line="240" w:lineRule="auto"/>
+        <w:keepLines/>
       </w:pPr>
       <w:r>
         <w:rPr>
@@ -2803,6 +2836,8 @@
       <w:pPr>
         <w:jc w:val="center"/>
         <w:spacing w:before="160" w:after="40" w:line="240" w:lineRule="auto"/>
+        <w:keepNext/>
+        <w:keepLines/>
       </w:pPr>
       <w:r>
         <w:drawing>
@@ -2843,6 +2878,7 @@
       <w:pPr>
         <w:jc w:val="center"/>
         <w:spacing w:before="80" w:after="240" w:line="240" w:lineRule="auto"/>
+        <w:keepLines/>
       </w:pPr>
       <w:r>
         <w:rPr>
@@ -2859,6 +2895,8 @@
       <w:pPr>
         <w:jc w:val="left"/>
         <w:spacing w:before="280" w:after="120" w:line="240" w:lineRule="auto"/>
+        <w:keepNext/>
+        <w:keepLines/>
       </w:pPr>
       <w:r>
         <w:rPr>
@@ -2875,6 +2913,8 @@
       <w:pPr>
         <w:jc w:val="left"/>
         <w:spacing w:before="200" w:after="80" w:line="240" w:lineRule="auto"/>
+        <w:keepNext/>
+        <w:keepLines/>
       </w:pPr>
       <w:r>
         <w:rPr>
@@ -4795,6 +4835,7 @@
       <w:pPr>
         <w:jc w:val="center"/>
         <w:spacing w:before="80" w:after="240" w:line="240" w:lineRule="auto"/>
+        <w:keepLines/>
       </w:pPr>
       <w:r>
         <w:rPr>
@@ -4811,6 +4852,8 @@
       <w:pPr>
         <w:jc w:val="center"/>
         <w:spacing w:before="160" w:after="40" w:line="240" w:lineRule="auto"/>
+        <w:keepNext/>
+        <w:keepLines/>
       </w:pPr>
       <w:r>
         <w:drawing>
@@ -4851,6 +4894,7 @@
       <w:pPr>
         <w:jc w:val="center"/>
         <w:spacing w:before="80" w:after="240" w:line="240" w:lineRule="auto"/>
+        <w:keepLines/>
       </w:pPr>
       <w:r>
         <w:rPr>
@@ -4867,6 +4911,8 @@
       <w:pPr>
         <w:jc w:val="center"/>
         <w:spacing w:before="160" w:after="40" w:line="240" w:lineRule="auto"/>
+        <w:keepNext/>
+        <w:keepLines/>
       </w:pPr>
       <w:r>
         <w:drawing>
@@ -4907,6 +4953,7 @@
       <w:pPr>
         <w:jc w:val="center"/>
         <w:spacing w:before="80" w:after="240" w:line="240" w:lineRule="auto"/>
+        <w:keepLines/>
       </w:pPr>
       <w:r>
         <w:rPr>
@@ -4923,6 +4970,8 @@
       <w:pPr>
         <w:jc w:val="center"/>
         <w:spacing w:before="160" w:after="40" w:line="240" w:lineRule="auto"/>
+        <w:keepNext/>
+        <w:keepLines/>
       </w:pPr>
       <w:r>
         <w:drawing>
@@ -4963,6 +5012,7 @@
       <w:pPr>
         <w:jc w:val="center"/>
         <w:spacing w:before="80" w:after="240" w:line="240" w:lineRule="auto"/>
+        <w:keepLines/>
       </w:pPr>
       <w:r>
         <w:rPr>
@@ -4979,6 +5029,8 @@
       <w:pPr>
         <w:jc w:val="left"/>
         <w:spacing w:before="200" w:after="80" w:line="240" w:lineRule="auto"/>
+        <w:keepNext/>
+        <w:keepLines/>
       </w:pPr>
       <w:r>
         <w:rPr>
@@ -5011,6 +5063,8 @@
       <w:pPr>
         <w:jc w:val="center"/>
         <w:spacing w:before="160" w:after="40" w:line="240" w:lineRule="auto"/>
+        <w:keepNext/>
+        <w:keepLines/>
       </w:pPr>
       <w:r>
         <w:drawing>
@@ -5051,6 +5105,7 @@
       <w:pPr>
         <w:jc w:val="center"/>
         <w:spacing w:before="80" w:after="240" w:line="240" w:lineRule="auto"/>
+        <w:keepLines/>
       </w:pPr>
       <w:r>
         <w:rPr>
@@ -5067,6 +5122,8 @@
       <w:pPr>
         <w:jc w:val="left"/>
         <w:spacing w:before="200" w:after="80" w:line="240" w:lineRule="auto"/>
+        <w:keepNext/>
+        <w:keepLines/>
       </w:pPr>
       <w:r>
         <w:rPr>
@@ -6006,6 +6063,7 @@
       <w:pPr>
         <w:jc w:val="center"/>
         <w:spacing w:before="80" w:after="240" w:line="240" w:lineRule="auto"/>
+        <w:keepLines/>
       </w:pPr>
       <w:r>
         <w:rPr>
@@ -6022,6 +6080,8 @@
       <w:pPr>
         <w:jc w:val="center"/>
         <w:spacing w:before="160" w:after="40" w:line="240" w:lineRule="auto"/>
+        <w:keepNext/>
+        <w:keepLines/>
       </w:pPr>
       <w:r>
         <w:drawing>
@@ -6062,6 +6122,7 @@
       <w:pPr>
         <w:jc w:val="center"/>
         <w:spacing w:before="80" w:after="240" w:line="240" w:lineRule="auto"/>
+        <w:keepLines/>
       </w:pPr>
       <w:r>
         <w:rPr>
@@ -6078,6 +6139,8 @@
       <w:pPr>
         <w:jc w:val="left"/>
         <w:spacing w:before="200" w:after="80" w:line="240" w:lineRule="auto"/>
+        <w:keepNext/>
+        <w:keepLines/>
       </w:pPr>
       <w:r>
         <w:rPr>
@@ -7113,6 +7176,7 @@
       <w:pPr>
         <w:jc w:val="center"/>
         <w:spacing w:before="80" w:after="240" w:line="240" w:lineRule="auto"/>
+        <w:keepLines/>
       </w:pPr>
       <w:r>
         <w:rPr>
@@ -7129,6 +7193,8 @@
       <w:pPr>
         <w:jc w:val="center"/>
         <w:spacing w:before="160" w:after="40" w:line="240" w:lineRule="auto"/>
+        <w:keepNext/>
+        <w:keepLines/>
       </w:pPr>
       <w:r>
         <w:drawing>
@@ -7169,6 +7235,7 @@
       <w:pPr>
         <w:jc w:val="center"/>
         <w:spacing w:before="80" w:after="240" w:line="240" w:lineRule="auto"/>
+        <w:keepLines/>
       </w:pPr>
       <w:r>
         <w:rPr>
@@ -7185,6 +7252,8 @@
       <w:pPr>
         <w:jc w:val="center"/>
         <w:spacing w:before="160" w:after="40" w:line="240" w:lineRule="auto"/>
+        <w:keepNext/>
+        <w:keepLines/>
       </w:pPr>
       <w:r>
         <w:drawing>
@@ -7225,6 +7294,7 @@
       <w:pPr>
         <w:jc w:val="center"/>
         <w:spacing w:before="80" w:after="240" w:line="240" w:lineRule="auto"/>
+        <w:keepLines/>
       </w:pPr>
       <w:r>
         <w:rPr>
@@ -7241,6 +7311,8 @@
       <w:pPr>
         <w:jc w:val="left"/>
         <w:spacing w:before="200" w:after="80" w:line="240" w:lineRule="auto"/>
+        <w:keepNext/>
+        <w:keepLines/>
       </w:pPr>
       <w:r>
         <w:rPr>
@@ -7273,6 +7345,8 @@
       <w:pPr>
         <w:jc w:val="center"/>
         <w:spacing w:before="160" w:after="40" w:line="240" w:lineRule="auto"/>
+        <w:keepNext/>
+        <w:keepLines/>
       </w:pPr>
       <w:r>
         <w:drawing>
@@ -7313,6 +7387,7 @@
       <w:pPr>
         <w:jc w:val="center"/>
         <w:spacing w:before="80" w:after="240" w:line="240" w:lineRule="auto"/>
+        <w:keepLines/>
       </w:pPr>
       <w:r>
         <w:rPr>
@@ -7345,6 +7420,7 @@
       <w:pPr>
         <w:jc w:val="center"/>
         <w:spacing w:before="120" w:after="120" w:line="240" w:lineRule="auto"/>
+        <w:keepLines/>
       </w:pPr>
       <w:r>
         <w:rPr>
@@ -7389,6 +7465,8 @@
       <w:pPr>
         <w:jc w:val="center"/>
         <w:spacing w:before="160" w:after="40" w:line="240" w:lineRule="auto"/>
+        <w:keepNext/>
+        <w:keepLines/>
       </w:pPr>
       <w:r>
         <w:drawing>
@@ -7429,6 +7507,7 @@
       <w:pPr>
         <w:jc w:val="center"/>
         <w:spacing w:before="80" w:after="240" w:line="240" w:lineRule="auto"/>
+        <w:keepLines/>
       </w:pPr>
       <w:r>
         <w:rPr>
@@ -7445,6 +7524,8 @@
       <w:pPr>
         <w:jc w:val="center"/>
         <w:spacing w:before="160" w:after="40" w:line="240" w:lineRule="auto"/>
+        <w:keepNext/>
+        <w:keepLines/>
       </w:pPr>
       <w:r>
         <w:drawing>
@@ -7485,6 +7566,7 @@
       <w:pPr>
         <w:jc w:val="center"/>
         <w:spacing w:before="80" w:after="240" w:line="240" w:lineRule="auto"/>
+        <w:keepLines/>
       </w:pPr>
       <w:r>
         <w:rPr>
@@ -7501,6 +7583,8 @@
       <w:pPr>
         <w:jc w:val="center"/>
         <w:spacing w:before="160" w:after="40" w:line="240" w:lineRule="auto"/>
+        <w:keepNext/>
+        <w:keepLines/>
       </w:pPr>
       <w:r>
         <w:drawing>
@@ -7541,6 +7625,7 @@
       <w:pPr>
         <w:jc w:val="center"/>
         <w:spacing w:before="80" w:after="240" w:line="240" w:lineRule="auto"/>
+        <w:keepLines/>
       </w:pPr>
       <w:r>
         <w:rPr>
@@ -7557,6 +7642,8 @@
       <w:pPr>
         <w:jc w:val="left"/>
         <w:spacing w:before="200" w:after="80" w:line="240" w:lineRule="auto"/>
+        <w:keepNext/>
+        <w:keepLines/>
       </w:pPr>
       <w:r>
         <w:rPr>
@@ -7589,6 +7676,8 @@
       <w:pPr>
         <w:jc w:val="center"/>
         <w:spacing w:before="160" w:after="40" w:line="240" w:lineRule="auto"/>
+        <w:keepNext/>
+        <w:keepLines/>
       </w:pPr>
       <w:r>
         <w:drawing>
@@ -7629,6 +7718,7 @@
       <w:pPr>
         <w:jc w:val="center"/>
         <w:spacing w:before="80" w:after="240" w:line="240" w:lineRule="auto"/>
+        <w:keepLines/>
       </w:pPr>
       <w:r>
         <w:rPr>
@@ -7645,6 +7735,8 @@
       <w:pPr>
         <w:jc w:val="left"/>
         <w:spacing w:before="200" w:after="80" w:line="240" w:lineRule="auto"/>
+        <w:keepNext/>
+        <w:keepLines/>
       </w:pPr>
       <w:r>
         <w:rPr>
@@ -7677,6 +7769,8 @@
       <w:pPr>
         <w:jc w:val="center"/>
         <w:spacing w:before="160" w:after="40" w:line="240" w:lineRule="auto"/>
+        <w:keepNext/>
+        <w:keepLines/>
       </w:pPr>
       <w:r>
         <w:drawing>
@@ -7717,6 +7811,7 @@
       <w:pPr>
         <w:jc w:val="center"/>
         <w:spacing w:before="80" w:after="240" w:line="240" w:lineRule="auto"/>
+        <w:keepLines/>
       </w:pPr>
       <w:r>
         <w:rPr>
@@ -7733,6 +7828,8 @@
       <w:pPr>
         <w:jc w:val="center"/>
         <w:spacing w:before="160" w:after="40" w:line="240" w:lineRule="auto"/>
+        <w:keepNext/>
+        <w:keepLines/>
       </w:pPr>
       <w:r>
         <w:drawing>
@@ -7773,6 +7870,7 @@
       <w:pPr>
         <w:jc w:val="center"/>
         <w:spacing w:before="80" w:after="240" w:line="240" w:lineRule="auto"/>
+        <w:keepLines/>
       </w:pPr>
       <w:r>
         <w:rPr>
@@ -7789,6 +7887,8 @@
       <w:pPr>
         <w:jc w:val="left"/>
         <w:spacing w:before="280" w:after="120" w:line="240" w:lineRule="auto"/>
+        <w:keepNext/>
+        <w:keepLines/>
       </w:pPr>
       <w:r>
         <w:rPr>
@@ -7805,6 +7905,8 @@
       <w:pPr>
         <w:jc w:val="left"/>
         <w:spacing w:before="200" w:after="80" w:line="240" w:lineRule="auto"/>
+        <w:keepNext/>
+        <w:keepLines/>
       </w:pPr>
       <w:r>
         <w:rPr>
@@ -7837,6 +7939,8 @@
       <w:pPr>
         <w:jc w:val="left"/>
         <w:spacing w:before="200" w:after="80" w:line="240" w:lineRule="auto"/>
+        <w:keepNext/>
+        <w:keepLines/>
       </w:pPr>
       <w:r>
         <w:rPr>
@@ -7869,6 +7973,8 @@
       <w:pPr>
         <w:jc w:val="left"/>
         <w:spacing w:before="200" w:after="80" w:line="240" w:lineRule="auto"/>
+        <w:keepNext/>
+        <w:keepLines/>
       </w:pPr>
       <w:r>
         <w:rPr>
@@ -7901,6 +8007,8 @@
       <w:pPr>
         <w:jc w:val="left"/>
         <w:spacing w:before="200" w:after="80" w:line="240" w:lineRule="auto"/>
+        <w:keepNext/>
+        <w:keepLines/>
       </w:pPr>
       <w:r>
         <w:rPr>
@@ -7933,6 +8041,8 @@
       <w:pPr>
         <w:jc w:val="left"/>
         <w:spacing w:before="200" w:after="80" w:line="240" w:lineRule="auto"/>
+        <w:keepNext/>
+        <w:keepLines/>
       </w:pPr>
       <w:r>
         <w:rPr>
@@ -7965,6 +8075,8 @@
       <w:pPr>
         <w:jc w:val="left"/>
         <w:spacing w:before="280" w:after="120" w:line="240" w:lineRule="auto"/>
+        <w:keepNext/>
+        <w:keepLines/>
       </w:pPr>
       <w:r>
         <w:rPr>
@@ -8013,6 +8125,8 @@
       <w:pPr>
         <w:jc w:val="left"/>
         <w:spacing w:before="280" w:after="120" w:line="240" w:lineRule="auto"/>
+        <w:keepNext/>
+        <w:keepLines/>
       </w:pPr>
       <w:r>
         <w:rPr>
@@ -8045,6 +8159,8 @@
       <w:pPr>
         <w:jc w:val="left"/>
         <w:spacing w:before="280" w:after="120" w:line="240" w:lineRule="auto"/>
+        <w:keepNext/>
+        <w:keepLines/>
       </w:pPr>
       <w:r>
         <w:rPr>
@@ -8077,6 +8193,8 @@
       <w:pPr>
         <w:jc w:val="left"/>
         <w:spacing w:before="280" w:after="120" w:line="240" w:lineRule="auto"/>
+        <w:keepNext/>
+        <w:keepLines/>
       </w:pPr>
       <w:r>
         <w:rPr>
@@ -8109,6 +8227,8 @@
       <w:pPr>
         <w:jc w:val="left"/>
         <w:spacing w:before="280" w:after="120" w:line="240" w:lineRule="auto"/>
+        <w:keepNext/>
+        <w:keepLines/>
       </w:pPr>
       <w:r>
         <w:rPr>

--- a/docs/academic/paper/AURIS_paper_GUJSA.docx
+++ b/docs/academic/paper/AURIS_paper_GUJSA.docx
@@ -137,7 +137,7 @@
           <w:i w:val="0"/>
           <w:sz w:val="18"/>
         </w:rPr>
-        <w:t>• LightGBM reaches a mean ROC-AUC of 0.9549; Deep MLP follows closely at 0.9537.</w:t>
+        <w:t>• LightGBM reaches a mean ROC-AUC of 0.9548; Deep MLP follows closely at 0.9542.</w:t>
       </w:r>
     </w:p>
     <w:p>
@@ -203,7 +203,7 @@
           <w:i w:val="0"/>
           <w:sz w:val="18"/>
         </w:rPr>
-        <w:t>Suno, Udio ve MusicGen gibi yapay zeka tabanlı müzik üretim sistemlerinin son birkaç yılda gösterdiği gelişme, yapay zeka tarafından üretilen kayıtların insan tarafından bestelenmiş müzikten ayırt edilmesini hem dinleyiciler hem de otomatik sistemler için giderek güçleştirmiştir. Bu çalışmada akustik öznitelik analizine dayalı çok modelli bir topluluk sistemi olan AURIS önerilmektedir. AURIS, librosa kütüphanesi aracılığıyla spektral, zamansal, ritmik, armonik ve vokal boyutları kapsayan 47 öznitelik çıkarmakta ve bu vektörü 2.082 yapay zeka kaynaklı ve 3.113 insan kaynaklı toplam 5.195 örnekten oluşan veri kümesi üzerinde eğitilen on bir sınıflandırma modeline beslemektedir. Modeller, geleneksel makine öğrenmesi (Lojistik Regresyon, Rastgele Orman, Gradyan Artırma, SVM, ÇKA, XGBoost, LightGBM) ve derin öğrenme (Derin ÇKA, 1B-CNN, Artık ÇKA, Dikkat ÇKA) ailelerinden seçilmiştir. Eğitim süreci, sınıf dengesizliğini hesaba katmak için her katmanda Youden's J istatistiğine dayalı eşik optimizasyonu uygulanan 5-katlı tabakalı çapraz doğrulama protokolünü kullanmaktadır. Deneysel sonuçlar, LightGBM modelinin 0,9549'luk ROC-AUC değeri ile en yüksek performansı sergilediğini, Derin ÇKA modelinin ise 0,9537 ile çok yakın bir ikinci sıra elde ettiğini göstermektedir. LightGBM için Brier skoru 0,083 olarak ölçülmüş, modelin iyi kalibre edilmiş olasılık tahminleri ürettiği teyit edilmiştir. Spektral düzlük (spectral flatness) yapay zeka ile insan müziğini ayırt etmede en belirleyici tekil özellik olarak belirlenmiştir. Sistem, Hugging Face Spaces üzerinde dosya yükleme ve canlı mikrofon girişi yoluyla gerçek zamanlı analiz sunan halka açık bir web uygulaması olarak yayınlanmıştır.</w:t>
+        <w:t>Suno, Udio ve MusicGen gibi yapay zeka tabanlı müzik üretim sistemlerinin son birkaç yılda gösterdiği gelişme, yapay zeka tarafından üretilen kayıtların insan tarafından bestelenmiş müzikten ayırt edilmesini hem dinleyiciler hem de otomatik sistemler için giderek güçleştirmiştir. Bu çalışmada akustik öznitelik analizine dayalı çok modelli bir topluluk sistemi olan AURIS önerilmektedir. AURIS, librosa kütüphanesi aracılığıyla spektral, zamansal, ritmik, armonik ve vokal boyutları kapsayan 47 öznitelik çıkarmakta ve bu vektörü 2.082 yapay zeka kaynaklı ve 3.113 insan kaynaklı toplam 5.195 örnekten oluşan veri kümesi üzerinde eğitilen on bir sınıflandırma modeline beslemektedir. Modeller, geleneksel makine öğrenmesi (Lojistik Regresyon, Rastgele Orman, Gradyan Artırma, SVM, ÇKA, XGBoost, LightGBM) ve derin öğrenme (Derin ÇKA, 1B-CNN, Artık ÇKA, Dikkat ÇKA) ailelerinden seçilmiştir. Eğitim süreci, sınıf dengesizliğini hesaba katmak için her katmanda Youden's J istatistiğine dayalı eşik optimizasyonu uygulanan 5-katlı tabakalı çapraz doğrulama protokolünü kullanmaktadır. Deneysel sonuçlar, LightGBM modelinin 0,9548'luk ROC-AUC değeri ile en yüksek performansı sergilediğini, Derin ÇKA modelinin ise 0,9542 ile çok yakın bir ikinci sıra elde ettiğini göstermektedir. LightGBM için Brier skoru 0,083 olarak ölçülmüş, modelin iyi kalibre edilmiş olasılık tahminleri ürettiği teyit edilmiştir. Spektral düzlük (spectral flatness) yapay zeka ile insan müziğini ayırt etmede en belirleyici tekil özellik olarak belirlenmiştir. Sistem, Hugging Face Spaces üzerinde dosya yükleme ve canlı mikrofon girişi yoluyla gerçek zamanlı analiz sunan halka açık bir web uygulaması olarak yayınlanmıştır.</w:t>
       </w:r>
     </w:p>
     <w:p>
@@ -255,7 +255,7 @@
           <w:i w:val="0"/>
           <w:sz w:val="18"/>
         </w:rPr>
-        <w:t>The rapid progress of AI-based music generation systems such as Suno, Udio, and MusicGen has made it increasingly difficult, for both human listeners and automated systems, to tell AI-generated recordings apart from human-composed music. This paper introduces AURIS, a multi-model ensemble system that approaches the problem from the side of handcrafted acoustic features. AURIS extracts a 47-dimensional feature vector spanning spectral, temporal, rhythmic, harmonic, and vocal dimensions using the librosa library, and feeds this vector into eleven classification models trained on a curated dataset of 5,195 samples (2,082 AI-generated, 3,113 human-composed). The model pool is intentionally heterogeneous: it includes seven classical machine learning algorithms (Logistic Regression, Random Forest, Gradient Boosting, SVM-RBF, MLP, XGBoost, LightGBM) alongside four deep learning architectures (Deep MLP, 1D-CNN, Residual MLP, Attention MLP). Model training follows a 5-fold stratified cross-validation protocol in which the decision threshold is re-estimated per fold via Youden's J statistic in order to handle the 1:1.5 class imbalance. Experimental results show that LightGBM reaches the highest mean ROC-AUC at 0.9549, with Deep MLP a very narrow second at 0.9537. The Brier score of 0.083 indicates that the model produces well-calibrated probability estimates rather than merely useful ranking scores. Spectral flatness is identified as the single most discriminative feature for the AI-versus-human distinction. The full system is released as a public web application on Hugging Face Spaces, supporting both file upload and live microphone input.</w:t>
+        <w:t>The rapid progress of AI-based music generation systems such as Suno, Udio, and MusicGen has made it increasingly difficult, for both human listeners and automated systems, to tell AI-generated recordings apart from human-composed music. This paper introduces AURIS, a multi-model ensemble system that approaches the problem from the side of handcrafted acoustic features. AURIS extracts a 47-dimensional feature vector spanning spectral, temporal, rhythmic, harmonic, and vocal dimensions using the librosa library, and feeds this vector into eleven classification models trained on a curated dataset of 5,195 samples (2,082 AI-generated, 3,113 human-composed). The model pool is intentionally heterogeneous: it includes seven classical machine learning algorithms (Logistic Regression, Random Forest, Gradient Boosting, SVM-RBF, MLP, XGBoost, LightGBM) alongside four deep learning architectures (Deep MLP, 1D-CNN, Residual MLP, Attention MLP). Model training follows a 5-fold stratified cross-validation protocol in which the decision threshold is re-estimated per fold via Youden's J statistic in order to handle the 1:1.5 class imbalance. Experimental results show that LightGBM reaches the highest mean ROC-AUC at 0.9548, with Deep MLP a very narrow second at 0.9542. The Brier score of 0.083 indicates that the model produces well-calibrated probability estimates rather than merely useful ranking scores. Spectral flatness is identified as the single most discriminative feature for the AI-versus-human distinction. The full system is released as a public web application on Hugging Face Spaces, supporting both file upload and live microphone input.</w:t>
       </w:r>
     </w:p>
     <w:p>
@@ -438,7 +438,7 @@
           <w:i w:val="0"/>
           <w:sz w:val="22"/>
         </w:rPr>
-        <w:t>Figure 1 provides an end-to-end view of the system. The remainder of the paper is organised as follows. Section 2 reviews related work in audio deepfake detection, transformer-based audio representations, ensemble methods for audio, and recent AI-music detection literature. Section 3 describes the dataset, the feature extraction pipeline, the eleven classification models, and the training protocol. Section 4 reports experimental results across all models and discusses feature importance and calibration. Section 5 interprets the findings and acknowledges the limitations of the present study, and Section 6 concludes with directions for future work. The system is publicly available at https://huggingface.co/spaces/Rtur2003/AURIS.</w:t>
+        <w:t>Figure 1 provides an end-to-end view of the system. The remainder of the paper is organised as follows. The rest of this section reviews related work in audio deepfake detection, transformer-based audio representations, ensemble methods for audio, and recent AI-music detection literature. Section 2 describes the dataset, the feature extraction pipeline, the eleven classification models, and the training protocol. Section 3 reports experimental results across all models, interprets feature importance and calibration, and acknowledges the limitations of the present study. Section 4 concludes with directions for future work. The system is publicly available at https://huggingface.co/spaces/Rtur2003/AURIS.</w:t>
       </w:r>
     </w:p>
     <w:p>
@@ -503,24 +503,6 @@
     <w:p>
       <w:pPr>
         <w:jc w:val="left"/>
-        <w:spacing w:before="280" w:after="120" w:line="240" w:lineRule="auto"/>
-        <w:keepNext/>
-        <w:keepLines/>
-      </w:pPr>
-      <w:r>
-        <w:rPr>
-          <w:rFonts w:ascii="Times New Roman" w:hAnsi="Times New Roman" w:cs="Times New Roman"/>
-          <w:rFonts w:ascii="Times New Roman" w:hAnsi="Times New Roman"/>
-          <w:b/>
-          <w:i w:val="0"/>
-          <w:sz w:val="22"/>
-        </w:rPr>
-        <w:t>2. RELATED WORK</w:t>
-      </w:r>
-    </w:p>
-    <w:p>
-      <w:pPr>
-        <w:jc w:val="left"/>
         <w:spacing w:before="200" w:after="80" w:line="240" w:lineRule="auto"/>
         <w:keepNext/>
         <w:keepLines/>
@@ -533,7 +515,7 @@
           <w:i/>
           <w:sz w:val="22"/>
         </w:rPr>
-        <w:t>2.1. Audio Deepfake Detection for Speech</w:t>
+        <w:t>1.1. Audio Deepfake Detection for Speech</w:t>
       </w:r>
     </w:p>
     <w:p>
@@ -567,7 +549,7 @@
           <w:i/>
           <w:sz w:val="22"/>
         </w:rPr>
-        <w:t>2.2. Transformer-Based Audio Representations</w:t>
+        <w:t>1.2. Transformer-Based Audio Representations</w:t>
       </w:r>
     </w:p>
     <w:p>
@@ -601,7 +583,7 @@
           <w:i/>
           <w:sz w:val="22"/>
         </w:rPr>
-        <w:t>2.3. Ensemble Methods and Gradient Boosting for Audio</w:t>
+        <w:t>1.3. Ensemble Methods and Gradient Boosting for Audio</w:t>
       </w:r>
     </w:p>
     <w:p>
@@ -635,7 +617,7 @@
           <w:i/>
           <w:sz w:val="22"/>
         </w:rPr>
-        <w:t>2.4. AI Music Generation Systems</w:t>
+        <w:t>1.4. AI Music Generation Systems</w:t>
       </w:r>
     </w:p>
     <w:p>
@@ -669,7 +651,7 @@
           <w:i/>
           <w:sz w:val="22"/>
         </w:rPr>
-        <w:t>2.5. Recent Advances in AI Music Detection (2025–2026)</w:t>
+        <w:t>1.5. Recent Advances in AI Music Detection (2024–2025)</w:t>
       </w:r>
     </w:p>
     <w:p>
@@ -703,7 +685,7 @@
           <w:i w:val="0"/>
           <w:sz w:val="22"/>
         </w:rPr>
-        <w:t>3. MATERIAL AND METHOD</w:t>
+        <w:t>2. MATERIAL AND METHOD</w:t>
       </w:r>
     </w:p>
     <w:p>
@@ -721,7 +703,7 @@
           <w:i/>
           <w:sz w:val="22"/>
         </w:rPr>
-        <w:t>3.1. Dataset</w:t>
+        <w:t>2.1. Dataset</w:t>
       </w:r>
     </w:p>
     <w:p>
@@ -747,15 +729,15 @@
         <w:tblLook w:firstColumn="1" w:firstRow="1" w:lastColumn="0" w:lastRow="0" w:noHBand="0" w:noVBand="1" w:val="04A0"/>
       </w:tblPr>
       <w:tblGrid>
-        <w:gridCol w:w="2351"/>
-        <w:gridCol w:w="2351"/>
-        <w:gridCol w:w="2351"/>
-        <w:gridCol w:w="2351"/>
+        <w:gridCol w:w="2409"/>
+        <w:gridCol w:w="2409"/>
+        <w:gridCol w:w="2409"/>
+        <w:gridCol w:w="2409"/>
       </w:tblGrid>
       <w:tr>
         <w:tc>
           <w:tcPr>
-            <w:tcW w:type="dxa" w:w="2351"/>
+            <w:tcW w:type="dxa" w:w="2409"/>
             <w:shd w:val="clear" w:color="auto" w:fill="C99347"/>
           </w:tcPr>
           <w:p>
@@ -777,7 +759,7 @@
         </w:tc>
         <w:tc>
           <w:tcPr>
-            <w:tcW w:type="dxa" w:w="2351"/>
+            <w:tcW w:type="dxa" w:w="2409"/>
             <w:shd w:val="clear" w:color="auto" w:fill="C99347"/>
           </w:tcPr>
           <w:p>
@@ -799,7 +781,7 @@
         </w:tc>
         <w:tc>
           <w:tcPr>
-            <w:tcW w:type="dxa" w:w="2351"/>
+            <w:tcW w:type="dxa" w:w="2409"/>
             <w:shd w:val="clear" w:color="auto" w:fill="C99347"/>
           </w:tcPr>
           <w:p>
@@ -821,7 +803,7 @@
         </w:tc>
         <w:tc>
           <w:tcPr>
-            <w:tcW w:type="dxa" w:w="2351"/>
+            <w:tcW w:type="dxa" w:w="2409"/>
             <w:shd w:val="clear" w:color="auto" w:fill="C99347"/>
           </w:tcPr>
           <w:p>
@@ -845,7 +827,7 @@
       <w:tr>
         <w:tc>
           <w:tcPr>
-            <w:tcW w:type="dxa" w:w="2351"/>
+            <w:tcW w:type="dxa" w:w="2409"/>
             <w:shd w:val="clear" w:color="auto" w:fill="F5F0E8"/>
           </w:tcPr>
           <w:p>
@@ -867,7 +849,7 @@
         </w:tc>
         <w:tc>
           <w:tcPr>
-            <w:tcW w:type="dxa" w:w="2351"/>
+            <w:tcW w:type="dxa" w:w="2409"/>
             <w:shd w:val="clear" w:color="auto" w:fill="F5F0E8"/>
           </w:tcPr>
           <w:p>
@@ -889,7 +871,7 @@
         </w:tc>
         <w:tc>
           <w:tcPr>
-            <w:tcW w:type="dxa" w:w="2351"/>
+            <w:tcW w:type="dxa" w:w="2409"/>
             <w:shd w:val="clear" w:color="auto" w:fill="F5F0E8"/>
           </w:tcPr>
           <w:p>
@@ -911,7 +893,7 @@
         </w:tc>
         <w:tc>
           <w:tcPr>
-            <w:tcW w:type="dxa" w:w="2351"/>
+            <w:tcW w:type="dxa" w:w="2409"/>
             <w:shd w:val="clear" w:color="auto" w:fill="F5F0E8"/>
           </w:tcPr>
           <w:p>
@@ -935,7 +917,7 @@
       <w:tr>
         <w:tc>
           <w:tcPr>
-            <w:tcW w:type="dxa" w:w="2351"/>
+            <w:tcW w:type="dxa" w:w="2409"/>
             <w:shd w:val="clear" w:color="auto" w:fill="FFFFFF"/>
           </w:tcPr>
           <w:p>
@@ -957,7 +939,7 @@
         </w:tc>
         <w:tc>
           <w:tcPr>
-            <w:tcW w:type="dxa" w:w="2351"/>
+            <w:tcW w:type="dxa" w:w="2409"/>
             <w:shd w:val="clear" w:color="auto" w:fill="FFFFFF"/>
           </w:tcPr>
           <w:p>
@@ -979,7 +961,7 @@
         </w:tc>
         <w:tc>
           <w:tcPr>
-            <w:tcW w:type="dxa" w:w="2351"/>
+            <w:tcW w:type="dxa" w:w="2409"/>
             <w:shd w:val="clear" w:color="auto" w:fill="FFFFFF"/>
           </w:tcPr>
           <w:p>
@@ -1001,7 +983,7 @@
         </w:tc>
         <w:tc>
           <w:tcPr>
-            <w:tcW w:type="dxa" w:w="2351"/>
+            <w:tcW w:type="dxa" w:w="2409"/>
             <w:shd w:val="clear" w:color="auto" w:fill="FFFFFF"/>
           </w:tcPr>
           <w:p>
@@ -1025,7 +1007,7 @@
       <w:tr>
         <w:tc>
           <w:tcPr>
-            <w:tcW w:type="dxa" w:w="2351"/>
+            <w:tcW w:type="dxa" w:w="2409"/>
             <w:shd w:val="clear" w:color="auto" w:fill="F5F0E8"/>
           </w:tcPr>
           <w:p>
@@ -1047,7 +1029,7 @@
         </w:tc>
         <w:tc>
           <w:tcPr>
-            <w:tcW w:type="dxa" w:w="2351"/>
+            <w:tcW w:type="dxa" w:w="2409"/>
             <w:shd w:val="clear" w:color="auto" w:fill="F5F0E8"/>
           </w:tcPr>
           <w:p>
@@ -1069,7 +1051,7 @@
         </w:tc>
         <w:tc>
           <w:tcPr>
-            <w:tcW w:type="dxa" w:w="2351"/>
+            <w:tcW w:type="dxa" w:w="2409"/>
             <w:shd w:val="clear" w:color="auto" w:fill="F5F0E8"/>
           </w:tcPr>
           <w:p>
@@ -1091,7 +1073,7 @@
         </w:tc>
         <w:tc>
           <w:tcPr>
-            <w:tcW w:type="dxa" w:w="2351"/>
+            <w:tcW w:type="dxa" w:w="2409"/>
             <w:shd w:val="clear" w:color="auto" w:fill="F5F0E8"/>
           </w:tcPr>
           <w:p>
@@ -1115,7 +1097,7 @@
       <w:tr>
         <w:tc>
           <w:tcPr>
-            <w:tcW w:type="dxa" w:w="2351"/>
+            <w:tcW w:type="dxa" w:w="2409"/>
             <w:shd w:val="clear" w:color="auto" w:fill="FFFFFF"/>
           </w:tcPr>
           <w:p>
@@ -1137,7 +1119,7 @@
         </w:tc>
         <w:tc>
           <w:tcPr>
-            <w:tcW w:type="dxa" w:w="2351"/>
+            <w:tcW w:type="dxa" w:w="2409"/>
             <w:shd w:val="clear" w:color="auto" w:fill="FFFFFF"/>
           </w:tcPr>
           <w:p>
@@ -1159,7 +1141,7 @@
         </w:tc>
         <w:tc>
           <w:tcPr>
-            <w:tcW w:type="dxa" w:w="2351"/>
+            <w:tcW w:type="dxa" w:w="2409"/>
             <w:shd w:val="clear" w:color="auto" w:fill="FFFFFF"/>
           </w:tcPr>
           <w:p>
@@ -1181,7 +1163,7 @@
         </w:tc>
         <w:tc>
           <w:tcPr>
-            <w:tcW w:type="dxa" w:w="2351"/>
+            <w:tcW w:type="dxa" w:w="2409"/>
             <w:shd w:val="clear" w:color="auto" w:fill="FFFFFF"/>
           </w:tcPr>
           <w:p>
@@ -1205,7 +1187,7 @@
       <w:tr>
         <w:tc>
           <w:tcPr>
-            <w:tcW w:type="dxa" w:w="2351"/>
+            <w:tcW w:type="dxa" w:w="2409"/>
             <w:shd w:val="clear" w:color="auto" w:fill="F5F0E8"/>
           </w:tcPr>
           <w:p>
@@ -1227,7 +1209,7 @@
         </w:tc>
         <w:tc>
           <w:tcPr>
-            <w:tcW w:type="dxa" w:w="2351"/>
+            <w:tcW w:type="dxa" w:w="2409"/>
             <w:shd w:val="clear" w:color="auto" w:fill="F5F0E8"/>
           </w:tcPr>
           <w:p>
@@ -1249,7 +1231,7 @@
         </w:tc>
         <w:tc>
           <w:tcPr>
-            <w:tcW w:type="dxa" w:w="2351"/>
+            <w:tcW w:type="dxa" w:w="2409"/>
             <w:shd w:val="clear" w:color="auto" w:fill="F5F0E8"/>
           </w:tcPr>
           <w:p>
@@ -1271,7 +1253,7 @@
         </w:tc>
         <w:tc>
           <w:tcPr>
-            <w:tcW w:type="dxa" w:w="2351"/>
+            <w:tcW w:type="dxa" w:w="2409"/>
             <w:shd w:val="clear" w:color="auto" w:fill="F5F0E8"/>
           </w:tcPr>
           <w:p>
@@ -1295,7 +1277,7 @@
       <w:tr>
         <w:tc>
           <w:tcPr>
-            <w:tcW w:type="dxa" w:w="2351"/>
+            <w:tcW w:type="dxa" w:w="2409"/>
             <w:shd w:val="clear" w:color="auto" w:fill="FFFFFF"/>
           </w:tcPr>
           <w:p>
@@ -1317,7 +1299,7 @@
         </w:tc>
         <w:tc>
           <w:tcPr>
-            <w:tcW w:type="dxa" w:w="2351"/>
+            <w:tcW w:type="dxa" w:w="2409"/>
             <w:shd w:val="clear" w:color="auto" w:fill="FFFFFF"/>
           </w:tcPr>
           <w:p>
@@ -1339,7 +1321,7 @@
         </w:tc>
         <w:tc>
           <w:tcPr>
-            <w:tcW w:type="dxa" w:w="2351"/>
+            <w:tcW w:type="dxa" w:w="2409"/>
             <w:shd w:val="clear" w:color="auto" w:fill="FFFFFF"/>
           </w:tcPr>
           <w:p>
@@ -1361,7 +1343,7 @@
         </w:tc>
         <w:tc>
           <w:tcPr>
-            <w:tcW w:type="dxa" w:w="2351"/>
+            <w:tcW w:type="dxa" w:w="2409"/>
             <w:shd w:val="clear" w:color="auto" w:fill="FFFFFF"/>
           </w:tcPr>
           <w:p>
@@ -1385,7 +1367,7 @@
       <w:tr>
         <w:tc>
           <w:tcPr>
-            <w:tcW w:type="dxa" w:w="2351"/>
+            <w:tcW w:type="dxa" w:w="2409"/>
             <w:shd w:val="clear" w:color="auto" w:fill="F5F0E8"/>
           </w:tcPr>
           <w:p>
@@ -1407,7 +1389,7 @@
         </w:tc>
         <w:tc>
           <w:tcPr>
-            <w:tcW w:type="dxa" w:w="2351"/>
+            <w:tcW w:type="dxa" w:w="2409"/>
             <w:shd w:val="clear" w:color="auto" w:fill="F5F0E8"/>
           </w:tcPr>
           <w:p>
@@ -1429,7 +1411,7 @@
         </w:tc>
         <w:tc>
           <w:tcPr>
-            <w:tcW w:type="dxa" w:w="2351"/>
+            <w:tcW w:type="dxa" w:w="2409"/>
             <w:shd w:val="clear" w:color="auto" w:fill="F5F0E8"/>
           </w:tcPr>
           <w:p>
@@ -1451,7 +1433,7 @@
         </w:tc>
         <w:tc>
           <w:tcPr>
-            <w:tcW w:type="dxa" w:w="2351"/>
+            <w:tcW w:type="dxa" w:w="2409"/>
             <w:shd w:val="clear" w:color="auto" w:fill="F5F0E8"/>
           </w:tcPr>
           <w:p>
@@ -1546,7 +1528,7 @@
           <w:i/>
           <w:sz w:val="20"/>
         </w:rPr>
-        <w:t>Figure 2. Distribution of selected acoustic features for AI-generated (red) and human-composed (green) samples. The separation visible in spectral flatness and onset strength previews the importance ranking reported in Section 4.3.</w:t>
+        <w:t>Figure 2. Distribution of selected acoustic features for AI-generated (red) and human-composed (green) samples. The separation visible in spectral flatness and onset strength previews the importance ranking reported in Section 3.4.</w:t>
       </w:r>
     </w:p>
     <w:p>
@@ -1564,7 +1546,7 @@
           <w:i/>
           <w:sz w:val="22"/>
         </w:rPr>
-        <w:t>3.2. Feature Extraction</w:t>
+        <w:t>2.2. Feature Extraction</w:t>
       </w:r>
     </w:p>
     <w:p>
@@ -1614,7 +1596,7 @@
           <w:i/>
           <w:sz w:val="22"/>
         </w:rPr>
-        <w:t>3.3. Classification Models</w:t>
+        <w:t>2.3. Classification Models</w:t>
       </w:r>
     </w:p>
     <w:p>
@@ -1656,14 +1638,14 @@
         <w:tblLook w:firstColumn="1" w:firstRow="1" w:lastColumn="0" w:lastRow="0" w:noHBand="0" w:noVBand="1" w:val="04A0"/>
       </w:tblPr>
       <w:tblGrid>
-        <w:gridCol w:w="3135"/>
-        <w:gridCol w:w="3135"/>
-        <w:gridCol w:w="3135"/>
+        <w:gridCol w:w="3213"/>
+        <w:gridCol w:w="3213"/>
+        <w:gridCol w:w="3213"/>
       </w:tblGrid>
       <w:tr>
         <w:tc>
           <w:tcPr>
-            <w:tcW w:type="dxa" w:w="3135"/>
+            <w:tcW w:type="dxa" w:w="3213"/>
             <w:shd w:val="clear" w:color="auto" w:fill="C99347"/>
           </w:tcPr>
           <w:p>
@@ -1685,7 +1667,7 @@
         </w:tc>
         <w:tc>
           <w:tcPr>
-            <w:tcW w:type="dxa" w:w="3135"/>
+            <w:tcW w:type="dxa" w:w="3213"/>
             <w:shd w:val="clear" w:color="auto" w:fill="C99347"/>
           </w:tcPr>
           <w:p>
@@ -1707,7 +1689,7 @@
         </w:tc>
         <w:tc>
           <w:tcPr>
-            <w:tcW w:type="dxa" w:w="3135"/>
+            <w:tcW w:type="dxa" w:w="3213"/>
             <w:shd w:val="clear" w:color="auto" w:fill="C99347"/>
           </w:tcPr>
           <w:p>
@@ -1731,7 +1713,7 @@
       <w:tr>
         <w:tc>
           <w:tcPr>
-            <w:tcW w:type="dxa" w:w="3135"/>
+            <w:tcW w:type="dxa" w:w="3213"/>
             <w:shd w:val="clear" w:color="auto" w:fill="F5F0E8"/>
           </w:tcPr>
           <w:p>
@@ -1753,7 +1735,7 @@
         </w:tc>
         <w:tc>
           <w:tcPr>
-            <w:tcW w:type="dxa" w:w="3135"/>
+            <w:tcW w:type="dxa" w:w="3213"/>
             <w:shd w:val="clear" w:color="auto" w:fill="F5F0E8"/>
           </w:tcPr>
           <w:p>
@@ -1775,7 +1757,7 @@
         </w:tc>
         <w:tc>
           <w:tcPr>
-            <w:tcW w:type="dxa" w:w="3135"/>
+            <w:tcW w:type="dxa" w:w="3213"/>
             <w:shd w:val="clear" w:color="auto" w:fill="F5F0E8"/>
           </w:tcPr>
           <w:p>
@@ -1799,7 +1781,7 @@
       <w:tr>
         <w:tc>
           <w:tcPr>
-            <w:tcW w:type="dxa" w:w="3135"/>
+            <w:tcW w:type="dxa" w:w="3213"/>
             <w:shd w:val="clear" w:color="auto" w:fill="FFFFFF"/>
           </w:tcPr>
           <w:p>
@@ -1821,7 +1803,7 @@
         </w:tc>
         <w:tc>
           <w:tcPr>
-            <w:tcW w:type="dxa" w:w="3135"/>
+            <w:tcW w:type="dxa" w:w="3213"/>
             <w:shd w:val="clear" w:color="auto" w:fill="FFFFFF"/>
           </w:tcPr>
           <w:p>
@@ -1843,7 +1825,7 @@
         </w:tc>
         <w:tc>
           <w:tcPr>
-            <w:tcW w:type="dxa" w:w="3135"/>
+            <w:tcW w:type="dxa" w:w="3213"/>
             <w:shd w:val="clear" w:color="auto" w:fill="FFFFFF"/>
           </w:tcPr>
           <w:p>
@@ -1867,7 +1849,7 @@
       <w:tr>
         <w:tc>
           <w:tcPr>
-            <w:tcW w:type="dxa" w:w="3135"/>
+            <w:tcW w:type="dxa" w:w="3213"/>
             <w:shd w:val="clear" w:color="auto" w:fill="F5F0E8"/>
           </w:tcPr>
           <w:p>
@@ -1889,7 +1871,7 @@
         </w:tc>
         <w:tc>
           <w:tcPr>
-            <w:tcW w:type="dxa" w:w="3135"/>
+            <w:tcW w:type="dxa" w:w="3213"/>
             <w:shd w:val="clear" w:color="auto" w:fill="F5F0E8"/>
           </w:tcPr>
           <w:p>
@@ -1911,7 +1893,7 @@
         </w:tc>
         <w:tc>
           <w:tcPr>
-            <w:tcW w:type="dxa" w:w="3135"/>
+            <w:tcW w:type="dxa" w:w="3213"/>
             <w:shd w:val="clear" w:color="auto" w:fill="F5F0E8"/>
           </w:tcPr>
           <w:p>
@@ -1935,7 +1917,7 @@
       <w:tr>
         <w:tc>
           <w:tcPr>
-            <w:tcW w:type="dxa" w:w="3135"/>
+            <w:tcW w:type="dxa" w:w="3213"/>
             <w:shd w:val="clear" w:color="auto" w:fill="FFFFFF"/>
           </w:tcPr>
           <w:p>
@@ -1957,7 +1939,7 @@
         </w:tc>
         <w:tc>
           <w:tcPr>
-            <w:tcW w:type="dxa" w:w="3135"/>
+            <w:tcW w:type="dxa" w:w="3213"/>
             <w:shd w:val="clear" w:color="auto" w:fill="FFFFFF"/>
           </w:tcPr>
           <w:p>
@@ -1979,7 +1961,7 @@
         </w:tc>
         <w:tc>
           <w:tcPr>
-            <w:tcW w:type="dxa" w:w="3135"/>
+            <w:tcW w:type="dxa" w:w="3213"/>
             <w:shd w:val="clear" w:color="auto" w:fill="FFFFFF"/>
           </w:tcPr>
           <w:p>
@@ -2003,7 +1985,7 @@
       <w:tr>
         <w:tc>
           <w:tcPr>
-            <w:tcW w:type="dxa" w:w="3135"/>
+            <w:tcW w:type="dxa" w:w="3213"/>
             <w:shd w:val="clear" w:color="auto" w:fill="F5F0E8"/>
           </w:tcPr>
           <w:p>
@@ -2025,7 +2007,7 @@
         </w:tc>
         <w:tc>
           <w:tcPr>
-            <w:tcW w:type="dxa" w:w="3135"/>
+            <w:tcW w:type="dxa" w:w="3213"/>
             <w:shd w:val="clear" w:color="auto" w:fill="F5F0E8"/>
           </w:tcPr>
           <w:p>
@@ -2047,7 +2029,7 @@
         </w:tc>
         <w:tc>
           <w:tcPr>
-            <w:tcW w:type="dxa" w:w="3135"/>
+            <w:tcW w:type="dxa" w:w="3213"/>
             <w:shd w:val="clear" w:color="auto" w:fill="F5F0E8"/>
           </w:tcPr>
           <w:p>
@@ -2071,7 +2053,7 @@
       <w:tr>
         <w:tc>
           <w:tcPr>
-            <w:tcW w:type="dxa" w:w="3135"/>
+            <w:tcW w:type="dxa" w:w="3213"/>
             <w:shd w:val="clear" w:color="auto" w:fill="FFFFFF"/>
           </w:tcPr>
           <w:p>
@@ -2093,7 +2075,7 @@
         </w:tc>
         <w:tc>
           <w:tcPr>
-            <w:tcW w:type="dxa" w:w="3135"/>
+            <w:tcW w:type="dxa" w:w="3213"/>
             <w:shd w:val="clear" w:color="auto" w:fill="FFFFFF"/>
           </w:tcPr>
           <w:p>
@@ -2115,7 +2097,7 @@
         </w:tc>
         <w:tc>
           <w:tcPr>
-            <w:tcW w:type="dxa" w:w="3135"/>
+            <w:tcW w:type="dxa" w:w="3213"/>
             <w:shd w:val="clear" w:color="auto" w:fill="FFFFFF"/>
           </w:tcPr>
           <w:p>
@@ -2139,7 +2121,7 @@
       <w:tr>
         <w:tc>
           <w:tcPr>
-            <w:tcW w:type="dxa" w:w="3135"/>
+            <w:tcW w:type="dxa" w:w="3213"/>
             <w:shd w:val="clear" w:color="auto" w:fill="F5F0E8"/>
           </w:tcPr>
           <w:p>
@@ -2161,7 +2143,7 @@
         </w:tc>
         <w:tc>
           <w:tcPr>
-            <w:tcW w:type="dxa" w:w="3135"/>
+            <w:tcW w:type="dxa" w:w="3213"/>
             <w:shd w:val="clear" w:color="auto" w:fill="F5F0E8"/>
           </w:tcPr>
           <w:p>
@@ -2183,7 +2165,7 @@
         </w:tc>
         <w:tc>
           <w:tcPr>
-            <w:tcW w:type="dxa" w:w="3135"/>
+            <w:tcW w:type="dxa" w:w="3213"/>
             <w:shd w:val="clear" w:color="auto" w:fill="F5F0E8"/>
           </w:tcPr>
           <w:p>
@@ -2207,7 +2189,7 @@
       <w:tr>
         <w:tc>
           <w:tcPr>
-            <w:tcW w:type="dxa" w:w="3135"/>
+            <w:tcW w:type="dxa" w:w="3213"/>
             <w:shd w:val="clear" w:color="auto" w:fill="FFFFFF"/>
           </w:tcPr>
           <w:p>
@@ -2229,7 +2211,7 @@
         </w:tc>
         <w:tc>
           <w:tcPr>
-            <w:tcW w:type="dxa" w:w="3135"/>
+            <w:tcW w:type="dxa" w:w="3213"/>
             <w:shd w:val="clear" w:color="auto" w:fill="FFFFFF"/>
           </w:tcPr>
           <w:p>
@@ -2251,7 +2233,7 @@
         </w:tc>
         <w:tc>
           <w:tcPr>
-            <w:tcW w:type="dxa" w:w="3135"/>
+            <w:tcW w:type="dxa" w:w="3213"/>
             <w:shd w:val="clear" w:color="auto" w:fill="FFFFFF"/>
           </w:tcPr>
           <w:p>
@@ -2275,7 +2257,7 @@
       <w:tr>
         <w:tc>
           <w:tcPr>
-            <w:tcW w:type="dxa" w:w="3135"/>
+            <w:tcW w:type="dxa" w:w="3213"/>
             <w:shd w:val="clear" w:color="auto" w:fill="F5F0E8"/>
           </w:tcPr>
           <w:p>
@@ -2297,7 +2279,7 @@
         </w:tc>
         <w:tc>
           <w:tcPr>
-            <w:tcW w:type="dxa" w:w="3135"/>
+            <w:tcW w:type="dxa" w:w="3213"/>
             <w:shd w:val="clear" w:color="auto" w:fill="F5F0E8"/>
           </w:tcPr>
           <w:p>
@@ -2319,7 +2301,7 @@
         </w:tc>
         <w:tc>
           <w:tcPr>
-            <w:tcW w:type="dxa" w:w="3135"/>
+            <w:tcW w:type="dxa" w:w="3213"/>
             <w:shd w:val="clear" w:color="auto" w:fill="F5F0E8"/>
           </w:tcPr>
           <w:p>
@@ -2343,7 +2325,7 @@
       <w:tr>
         <w:tc>
           <w:tcPr>
-            <w:tcW w:type="dxa" w:w="3135"/>
+            <w:tcW w:type="dxa" w:w="3213"/>
             <w:shd w:val="clear" w:color="auto" w:fill="FFFFFF"/>
           </w:tcPr>
           <w:p>
@@ -2365,7 +2347,7 @@
         </w:tc>
         <w:tc>
           <w:tcPr>
-            <w:tcW w:type="dxa" w:w="3135"/>
+            <w:tcW w:type="dxa" w:w="3213"/>
             <w:shd w:val="clear" w:color="auto" w:fill="FFFFFF"/>
           </w:tcPr>
           <w:p>
@@ -2387,7 +2369,7 @@
         </w:tc>
         <w:tc>
           <w:tcPr>
-            <w:tcW w:type="dxa" w:w="3135"/>
+            <w:tcW w:type="dxa" w:w="3213"/>
             <w:shd w:val="clear" w:color="auto" w:fill="FFFFFF"/>
           </w:tcPr>
           <w:p>
@@ -2411,7 +2393,7 @@
       <w:tr>
         <w:tc>
           <w:tcPr>
-            <w:tcW w:type="dxa" w:w="3135"/>
+            <w:tcW w:type="dxa" w:w="3213"/>
             <w:shd w:val="clear" w:color="auto" w:fill="F5F0E8"/>
           </w:tcPr>
           <w:p>
@@ -2433,7 +2415,7 @@
         </w:tc>
         <w:tc>
           <w:tcPr>
-            <w:tcW w:type="dxa" w:w="3135"/>
+            <w:tcW w:type="dxa" w:w="3213"/>
             <w:shd w:val="clear" w:color="auto" w:fill="F5F0E8"/>
           </w:tcPr>
           <w:p>
@@ -2455,7 +2437,7 @@
         </w:tc>
         <w:tc>
           <w:tcPr>
-            <w:tcW w:type="dxa" w:w="3135"/>
+            <w:tcW w:type="dxa" w:w="3213"/>
             <w:shd w:val="clear" w:color="auto" w:fill="F5F0E8"/>
           </w:tcPr>
           <w:p>
@@ -2509,7 +2491,7 @@
           <w:i/>
           <w:sz w:val="22"/>
         </w:rPr>
-        <w:t>3.4. Training Protocol and Threshold Optimisation</w:t>
+        <w:t>2.4. Training Protocol and Threshold Optimisation</w:t>
       </w:r>
     </w:p>
     <w:p>
@@ -2580,12 +2562,12 @@
         <w:tblLook w:firstColumn="1" w:firstRow="1" w:lastColumn="0" w:lastRow="0" w:noHBand="0" w:noVBand="1" w:val="04A0"/>
       </w:tblPr>
       <w:tblGrid>
-        <w:gridCol w:w="9406"/>
+        <w:gridCol w:w="9638"/>
       </w:tblGrid>
       <w:tr>
         <w:tc>
           <w:tcPr>
-            <w:tcW w:type="dxa" w:w="9406"/>
+            <w:tcW w:type="dxa" w:w="9638"/>
             <w:shd w:val="clear" w:color="auto" w:fill="F5F0E8"/>
           </w:tcPr>
           <w:p>
@@ -2906,7 +2888,7 @@
           <w:i w:val="0"/>
           <w:sz w:val="22"/>
         </w:rPr>
-        <w:t>4. RESULTS</w:t>
+        <w:t>3. RESULTS AND DISCUSSION</w:t>
       </w:r>
     </w:p>
     <w:p>
@@ -2924,7 +2906,7 @@
           <w:i/>
           <w:sz w:val="22"/>
         </w:rPr>
-        <w:t>4.1. Overall Model Performance</w:t>
+        <w:t>3.1. Overall Model Performance</w:t>
       </w:r>
     </w:p>
     <w:p>
@@ -2940,7 +2922,7 @@
           <w:i w:val="0"/>
           <w:sz w:val="22"/>
         </w:rPr>
-        <w:t>Table 3 reports the 5-fold cross-validation results for the eleven models, sorted by ROC-AUC. LightGBM obtained the highest mean ROC-AUC of 0.9549, with Deep MLP a very close second at 0.9537 — a difference of only 0.0012 in AUC. Deep MLP, however, achieved the highest accuracy (0.8849) and F1-score (0.8596) of the entire pool, narrowly ahead of LightGBM at 0.8839 accuracy and 0.8575 F1. The remaining ensemble methods (XGBoost, Random Forest, Gradient Boosting) and the SVM with RBF kernel all cluster in the 0.93–0.95 AUC range. Logistic Regression and the 1D-CNN are the weakest performers in the pool, which suggests that linear decision boundaries are too restrictive for the underlying feature distribution and that convolutional inductive biases do not transfer well to a flat 47-dimensional input.</w:t>
+        <w:t>Table 3 reports the 5-fold cross-validation results for the eleven models, sorted by ROC-AUC. LightGBM obtained the highest mean ROC-AUC of 0.9548, with Deep MLP a very close second at 0.9542 — a difference of only 0.0006 in AUC. Deep MLP, however, achieved the highest accuracy (0.8849) and F1-score (0.8596) of the entire pool, narrowly ahead of LightGBM at 0.8839 accuracy and 0.8575 F1. The remaining ensemble methods (XGBoost, Random Forest, Gradient Boosting) and the SVM with RBF kernel all cluster in the 0.93–0.95 AUC range. Logistic Regression and the 1D-CNN are the weakest performers in the pool, which suggests that linear decision boundaries are too restrictive for the underlying feature distribution and that convolutional inductive biases do not transfer well to a flat 47-dimensional input.</w:t>
       </w:r>
     </w:p>
     <w:tbl>
@@ -2950,18 +2932,18 @@
         <w:tblLook w:firstColumn="1" w:firstRow="1" w:lastColumn="0" w:lastRow="0" w:noHBand="0" w:noVBand="1" w:val="04A0"/>
       </w:tblPr>
       <w:tblGrid>
-        <w:gridCol w:w="1344"/>
-        <w:gridCol w:w="1344"/>
-        <w:gridCol w:w="1344"/>
-        <w:gridCol w:w="1344"/>
-        <w:gridCol w:w="1344"/>
-        <w:gridCol w:w="1344"/>
-        <w:gridCol w:w="1344"/>
+        <w:gridCol w:w="1377"/>
+        <w:gridCol w:w="1377"/>
+        <w:gridCol w:w="1377"/>
+        <w:gridCol w:w="1377"/>
+        <w:gridCol w:w="1377"/>
+        <w:gridCol w:w="1377"/>
+        <w:gridCol w:w="1377"/>
       </w:tblGrid>
       <w:tr>
         <w:tc>
           <w:tcPr>
-            <w:tcW w:type="dxa" w:w="1344"/>
+            <w:tcW w:type="dxa" w:w="1377"/>
             <w:shd w:val="clear" w:color="auto" w:fill="C99347"/>
           </w:tcPr>
           <w:p>
@@ -2983,7 +2965,7 @@
         </w:tc>
         <w:tc>
           <w:tcPr>
-            <w:tcW w:type="dxa" w:w="1344"/>
+            <w:tcW w:type="dxa" w:w="1377"/>
             <w:shd w:val="clear" w:color="auto" w:fill="C99347"/>
           </w:tcPr>
           <w:p>
@@ -3005,7 +2987,7 @@
         </w:tc>
         <w:tc>
           <w:tcPr>
-            <w:tcW w:type="dxa" w:w="1344"/>
+            <w:tcW w:type="dxa" w:w="1377"/>
             <w:shd w:val="clear" w:color="auto" w:fill="C99347"/>
           </w:tcPr>
           <w:p>
@@ -3027,7 +3009,7 @@
         </w:tc>
         <w:tc>
           <w:tcPr>
-            <w:tcW w:type="dxa" w:w="1344"/>
+            <w:tcW w:type="dxa" w:w="1377"/>
             <w:shd w:val="clear" w:color="auto" w:fill="C99347"/>
           </w:tcPr>
           <w:p>
@@ -3049,7 +3031,7 @@
         </w:tc>
         <w:tc>
           <w:tcPr>
-            <w:tcW w:type="dxa" w:w="1344"/>
+            <w:tcW w:type="dxa" w:w="1377"/>
             <w:shd w:val="clear" w:color="auto" w:fill="C99347"/>
           </w:tcPr>
           <w:p>
@@ -3071,7 +3053,7 @@
         </w:tc>
         <w:tc>
           <w:tcPr>
-            <w:tcW w:type="dxa" w:w="1344"/>
+            <w:tcW w:type="dxa" w:w="1377"/>
             <w:shd w:val="clear" w:color="auto" w:fill="C99347"/>
           </w:tcPr>
           <w:p>
@@ -3093,7 +3075,7 @@
         </w:tc>
         <w:tc>
           <w:tcPr>
-            <w:tcW w:type="dxa" w:w="1344"/>
+            <w:tcW w:type="dxa" w:w="1377"/>
             <w:shd w:val="clear" w:color="auto" w:fill="C99347"/>
           </w:tcPr>
           <w:p>
@@ -3117,7 +3099,7 @@
       <w:tr>
         <w:tc>
           <w:tcPr>
-            <w:tcW w:type="dxa" w:w="1344"/>
+            <w:tcW w:type="dxa" w:w="1377"/>
             <w:shd w:val="clear" w:color="auto" w:fill="F5F0E8"/>
           </w:tcPr>
           <w:p>
@@ -3139,7 +3121,7 @@
         </w:tc>
         <w:tc>
           <w:tcPr>
-            <w:tcW w:type="dxa" w:w="1344"/>
+            <w:tcW w:type="dxa" w:w="1377"/>
             <w:shd w:val="clear" w:color="auto" w:fill="F5F0E8"/>
           </w:tcPr>
           <w:p>
@@ -3161,7 +3143,7 @@
         </w:tc>
         <w:tc>
           <w:tcPr>
-            <w:tcW w:type="dxa" w:w="1344"/>
+            <w:tcW w:type="dxa" w:w="1377"/>
             <w:shd w:val="clear" w:color="auto" w:fill="F5F0E8"/>
           </w:tcPr>
           <w:p>
@@ -3183,7 +3165,7 @@
         </w:tc>
         <w:tc>
           <w:tcPr>
-            <w:tcW w:type="dxa" w:w="1344"/>
+            <w:tcW w:type="dxa" w:w="1377"/>
             <w:shd w:val="clear" w:color="auto" w:fill="F5F0E8"/>
           </w:tcPr>
           <w:p>
@@ -3205,7 +3187,7 @@
         </w:tc>
         <w:tc>
           <w:tcPr>
-            <w:tcW w:type="dxa" w:w="1344"/>
+            <w:tcW w:type="dxa" w:w="1377"/>
             <w:shd w:val="clear" w:color="auto" w:fill="F5F0E8"/>
           </w:tcPr>
           <w:p>
@@ -3227,7 +3209,7 @@
         </w:tc>
         <w:tc>
           <w:tcPr>
-            <w:tcW w:type="dxa" w:w="1344"/>
+            <w:tcW w:type="dxa" w:w="1377"/>
             <w:shd w:val="clear" w:color="auto" w:fill="F5F0E8"/>
           </w:tcPr>
           <w:p>
@@ -3243,13 +3225,13 @@
                 <w:i w:val="0"/>
                 <w:sz w:val="18"/>
               </w:rPr>
-              <w:t>0.9549</w:t>
+              <w:t>0.9548</w:t>
             </w:r>
           </w:p>
         </w:tc>
         <w:tc>
           <w:tcPr>
-            <w:tcW w:type="dxa" w:w="1344"/>
+            <w:tcW w:type="dxa" w:w="1377"/>
             <w:shd w:val="clear" w:color="auto" w:fill="F5F0E8"/>
           </w:tcPr>
           <w:p>
@@ -3273,7 +3255,7 @@
       <w:tr>
         <w:tc>
           <w:tcPr>
-            <w:tcW w:type="dxa" w:w="1344"/>
+            <w:tcW w:type="dxa" w:w="1377"/>
             <w:shd w:val="clear" w:color="auto" w:fill="FFFFFF"/>
           </w:tcPr>
           <w:p>
@@ -3295,7 +3277,7 @@
         </w:tc>
         <w:tc>
           <w:tcPr>
-            <w:tcW w:type="dxa" w:w="1344"/>
+            <w:tcW w:type="dxa" w:w="1377"/>
             <w:shd w:val="clear" w:color="auto" w:fill="FFFFFF"/>
           </w:tcPr>
           <w:p>
@@ -3317,7 +3299,7 @@
         </w:tc>
         <w:tc>
           <w:tcPr>
-            <w:tcW w:type="dxa" w:w="1344"/>
+            <w:tcW w:type="dxa" w:w="1377"/>
             <w:shd w:val="clear" w:color="auto" w:fill="FFFFFF"/>
           </w:tcPr>
           <w:p>
@@ -3339,7 +3321,7 @@
         </w:tc>
         <w:tc>
           <w:tcPr>
-            <w:tcW w:type="dxa" w:w="1344"/>
+            <w:tcW w:type="dxa" w:w="1377"/>
             <w:shd w:val="clear" w:color="auto" w:fill="FFFFFF"/>
           </w:tcPr>
           <w:p>
@@ -3361,7 +3343,7 @@
         </w:tc>
         <w:tc>
           <w:tcPr>
-            <w:tcW w:type="dxa" w:w="1344"/>
+            <w:tcW w:type="dxa" w:w="1377"/>
             <w:shd w:val="clear" w:color="auto" w:fill="FFFFFF"/>
           </w:tcPr>
           <w:p>
@@ -3383,7 +3365,7 @@
         </w:tc>
         <w:tc>
           <w:tcPr>
-            <w:tcW w:type="dxa" w:w="1344"/>
+            <w:tcW w:type="dxa" w:w="1377"/>
             <w:shd w:val="clear" w:color="auto" w:fill="FFFFFF"/>
           </w:tcPr>
           <w:p>
@@ -3399,13 +3381,13 @@
                 <w:i w:val="0"/>
                 <w:sz w:val="18"/>
               </w:rPr>
-              <w:t>0.9537</w:t>
+              <w:t>0.9542</w:t>
             </w:r>
           </w:p>
         </w:tc>
         <w:tc>
           <w:tcPr>
-            <w:tcW w:type="dxa" w:w="1344"/>
+            <w:tcW w:type="dxa" w:w="1377"/>
             <w:shd w:val="clear" w:color="auto" w:fill="FFFFFF"/>
           </w:tcPr>
           <w:p>
@@ -3429,7 +3411,7 @@
       <w:tr>
         <w:tc>
           <w:tcPr>
-            <w:tcW w:type="dxa" w:w="1344"/>
+            <w:tcW w:type="dxa" w:w="1377"/>
             <w:shd w:val="clear" w:color="auto" w:fill="F5F0E8"/>
           </w:tcPr>
           <w:p>
@@ -3451,7 +3433,7 @@
         </w:tc>
         <w:tc>
           <w:tcPr>
-            <w:tcW w:type="dxa" w:w="1344"/>
+            <w:tcW w:type="dxa" w:w="1377"/>
             <w:shd w:val="clear" w:color="auto" w:fill="F5F0E8"/>
           </w:tcPr>
           <w:p>
@@ -3473,7 +3455,7 @@
         </w:tc>
         <w:tc>
           <w:tcPr>
-            <w:tcW w:type="dxa" w:w="1344"/>
+            <w:tcW w:type="dxa" w:w="1377"/>
             <w:shd w:val="clear" w:color="auto" w:fill="F5F0E8"/>
           </w:tcPr>
           <w:p>
@@ -3495,7 +3477,7 @@
         </w:tc>
         <w:tc>
           <w:tcPr>
-            <w:tcW w:type="dxa" w:w="1344"/>
+            <w:tcW w:type="dxa" w:w="1377"/>
             <w:shd w:val="clear" w:color="auto" w:fill="F5F0E8"/>
           </w:tcPr>
           <w:p>
@@ -3517,7 +3499,7 @@
         </w:tc>
         <w:tc>
           <w:tcPr>
-            <w:tcW w:type="dxa" w:w="1344"/>
+            <w:tcW w:type="dxa" w:w="1377"/>
             <w:shd w:val="clear" w:color="auto" w:fill="F5F0E8"/>
           </w:tcPr>
           <w:p>
@@ -3539,7 +3521,7 @@
         </w:tc>
         <w:tc>
           <w:tcPr>
-            <w:tcW w:type="dxa" w:w="1344"/>
+            <w:tcW w:type="dxa" w:w="1377"/>
             <w:shd w:val="clear" w:color="auto" w:fill="F5F0E8"/>
           </w:tcPr>
           <w:p>
@@ -3561,7 +3543,7 @@
         </w:tc>
         <w:tc>
           <w:tcPr>
-            <w:tcW w:type="dxa" w:w="1344"/>
+            <w:tcW w:type="dxa" w:w="1377"/>
             <w:shd w:val="clear" w:color="auto" w:fill="F5F0E8"/>
           </w:tcPr>
           <w:p>
@@ -3585,7 +3567,7 @@
       <w:tr>
         <w:tc>
           <w:tcPr>
-            <w:tcW w:type="dxa" w:w="1344"/>
+            <w:tcW w:type="dxa" w:w="1377"/>
             <w:shd w:val="clear" w:color="auto" w:fill="FFFFFF"/>
           </w:tcPr>
           <w:p>
@@ -3607,7 +3589,7 @@
         </w:tc>
         <w:tc>
           <w:tcPr>
-            <w:tcW w:type="dxa" w:w="1344"/>
+            <w:tcW w:type="dxa" w:w="1377"/>
             <w:shd w:val="clear" w:color="auto" w:fill="FFFFFF"/>
           </w:tcPr>
           <w:p>
@@ -3629,7 +3611,7 @@
         </w:tc>
         <w:tc>
           <w:tcPr>
-            <w:tcW w:type="dxa" w:w="1344"/>
+            <w:tcW w:type="dxa" w:w="1377"/>
             <w:shd w:val="clear" w:color="auto" w:fill="FFFFFF"/>
           </w:tcPr>
           <w:p>
@@ -3651,7 +3633,7 @@
         </w:tc>
         <w:tc>
           <w:tcPr>
-            <w:tcW w:type="dxa" w:w="1344"/>
+            <w:tcW w:type="dxa" w:w="1377"/>
             <w:shd w:val="clear" w:color="auto" w:fill="FFFFFF"/>
           </w:tcPr>
           <w:p>
@@ -3673,7 +3655,7 @@
         </w:tc>
         <w:tc>
           <w:tcPr>
-            <w:tcW w:type="dxa" w:w="1344"/>
+            <w:tcW w:type="dxa" w:w="1377"/>
             <w:shd w:val="clear" w:color="auto" w:fill="FFFFFF"/>
           </w:tcPr>
           <w:p>
@@ -3695,7 +3677,7 @@
         </w:tc>
         <w:tc>
           <w:tcPr>
-            <w:tcW w:type="dxa" w:w="1344"/>
+            <w:tcW w:type="dxa" w:w="1377"/>
             <w:shd w:val="clear" w:color="auto" w:fill="FFFFFF"/>
           </w:tcPr>
           <w:p>
@@ -3717,7 +3699,7 @@
         </w:tc>
         <w:tc>
           <w:tcPr>
-            <w:tcW w:type="dxa" w:w="1344"/>
+            <w:tcW w:type="dxa" w:w="1377"/>
             <w:shd w:val="clear" w:color="auto" w:fill="FFFFFF"/>
           </w:tcPr>
           <w:p>
@@ -3741,7 +3723,7 @@
       <w:tr>
         <w:tc>
           <w:tcPr>
-            <w:tcW w:type="dxa" w:w="1344"/>
+            <w:tcW w:type="dxa" w:w="1377"/>
             <w:shd w:val="clear" w:color="auto" w:fill="F5F0E8"/>
           </w:tcPr>
           <w:p>
@@ -3763,7 +3745,7 @@
         </w:tc>
         <w:tc>
           <w:tcPr>
-            <w:tcW w:type="dxa" w:w="1344"/>
+            <w:tcW w:type="dxa" w:w="1377"/>
             <w:shd w:val="clear" w:color="auto" w:fill="F5F0E8"/>
           </w:tcPr>
           <w:p>
@@ -3785,7 +3767,7 @@
         </w:tc>
         <w:tc>
           <w:tcPr>
-            <w:tcW w:type="dxa" w:w="1344"/>
+            <w:tcW w:type="dxa" w:w="1377"/>
             <w:shd w:val="clear" w:color="auto" w:fill="F5F0E8"/>
           </w:tcPr>
           <w:p>
@@ -3807,7 +3789,7 @@
         </w:tc>
         <w:tc>
           <w:tcPr>
-            <w:tcW w:type="dxa" w:w="1344"/>
+            <w:tcW w:type="dxa" w:w="1377"/>
             <w:shd w:val="clear" w:color="auto" w:fill="F5F0E8"/>
           </w:tcPr>
           <w:p>
@@ -3829,7 +3811,7 @@
         </w:tc>
         <w:tc>
           <w:tcPr>
-            <w:tcW w:type="dxa" w:w="1344"/>
+            <w:tcW w:type="dxa" w:w="1377"/>
             <w:shd w:val="clear" w:color="auto" w:fill="F5F0E8"/>
           </w:tcPr>
           <w:p>
@@ -3851,7 +3833,7 @@
         </w:tc>
         <w:tc>
           <w:tcPr>
-            <w:tcW w:type="dxa" w:w="1344"/>
+            <w:tcW w:type="dxa" w:w="1377"/>
             <w:shd w:val="clear" w:color="auto" w:fill="F5F0E8"/>
           </w:tcPr>
           <w:p>
@@ -3873,7 +3855,7 @@
         </w:tc>
         <w:tc>
           <w:tcPr>
-            <w:tcW w:type="dxa" w:w="1344"/>
+            <w:tcW w:type="dxa" w:w="1377"/>
             <w:shd w:val="clear" w:color="auto" w:fill="F5F0E8"/>
           </w:tcPr>
           <w:p>
@@ -3897,7 +3879,7 @@
       <w:tr>
         <w:tc>
           <w:tcPr>
-            <w:tcW w:type="dxa" w:w="1344"/>
+            <w:tcW w:type="dxa" w:w="1377"/>
             <w:shd w:val="clear" w:color="auto" w:fill="FFFFFF"/>
           </w:tcPr>
           <w:p>
@@ -3919,7 +3901,7 @@
         </w:tc>
         <w:tc>
           <w:tcPr>
-            <w:tcW w:type="dxa" w:w="1344"/>
+            <w:tcW w:type="dxa" w:w="1377"/>
             <w:shd w:val="clear" w:color="auto" w:fill="FFFFFF"/>
           </w:tcPr>
           <w:p>
@@ -3941,7 +3923,7 @@
         </w:tc>
         <w:tc>
           <w:tcPr>
-            <w:tcW w:type="dxa" w:w="1344"/>
+            <w:tcW w:type="dxa" w:w="1377"/>
             <w:shd w:val="clear" w:color="auto" w:fill="FFFFFF"/>
           </w:tcPr>
           <w:p>
@@ -3963,7 +3945,7 @@
         </w:tc>
         <w:tc>
           <w:tcPr>
-            <w:tcW w:type="dxa" w:w="1344"/>
+            <w:tcW w:type="dxa" w:w="1377"/>
             <w:shd w:val="clear" w:color="auto" w:fill="FFFFFF"/>
           </w:tcPr>
           <w:p>
@@ -3985,7 +3967,7 @@
         </w:tc>
         <w:tc>
           <w:tcPr>
-            <w:tcW w:type="dxa" w:w="1344"/>
+            <w:tcW w:type="dxa" w:w="1377"/>
             <w:shd w:val="clear" w:color="auto" w:fill="FFFFFF"/>
           </w:tcPr>
           <w:p>
@@ -4007,7 +3989,7 @@
         </w:tc>
         <w:tc>
           <w:tcPr>
-            <w:tcW w:type="dxa" w:w="1344"/>
+            <w:tcW w:type="dxa" w:w="1377"/>
             <w:shd w:val="clear" w:color="auto" w:fill="FFFFFF"/>
           </w:tcPr>
           <w:p>
@@ -4029,7 +4011,7 @@
         </w:tc>
         <w:tc>
           <w:tcPr>
-            <w:tcW w:type="dxa" w:w="1344"/>
+            <w:tcW w:type="dxa" w:w="1377"/>
             <w:shd w:val="clear" w:color="auto" w:fill="FFFFFF"/>
           </w:tcPr>
           <w:p>
@@ -4053,7 +4035,7 @@
       <w:tr>
         <w:tc>
           <w:tcPr>
-            <w:tcW w:type="dxa" w:w="1344"/>
+            <w:tcW w:type="dxa" w:w="1377"/>
             <w:shd w:val="clear" w:color="auto" w:fill="F5F0E8"/>
           </w:tcPr>
           <w:p>
@@ -4075,7 +4057,7 @@
         </w:tc>
         <w:tc>
           <w:tcPr>
-            <w:tcW w:type="dxa" w:w="1344"/>
+            <w:tcW w:type="dxa" w:w="1377"/>
             <w:shd w:val="clear" w:color="auto" w:fill="F5F0E8"/>
           </w:tcPr>
           <w:p>
@@ -4097,7 +4079,7 @@
         </w:tc>
         <w:tc>
           <w:tcPr>
-            <w:tcW w:type="dxa" w:w="1344"/>
+            <w:tcW w:type="dxa" w:w="1377"/>
             <w:shd w:val="clear" w:color="auto" w:fill="F5F0E8"/>
           </w:tcPr>
           <w:p>
@@ -4119,7 +4101,7 @@
         </w:tc>
         <w:tc>
           <w:tcPr>
-            <w:tcW w:type="dxa" w:w="1344"/>
+            <w:tcW w:type="dxa" w:w="1377"/>
             <w:shd w:val="clear" w:color="auto" w:fill="F5F0E8"/>
           </w:tcPr>
           <w:p>
@@ -4141,7 +4123,7 @@
         </w:tc>
         <w:tc>
           <w:tcPr>
-            <w:tcW w:type="dxa" w:w="1344"/>
+            <w:tcW w:type="dxa" w:w="1377"/>
             <w:shd w:val="clear" w:color="auto" w:fill="F5F0E8"/>
           </w:tcPr>
           <w:p>
@@ -4163,7 +4145,7 @@
         </w:tc>
         <w:tc>
           <w:tcPr>
-            <w:tcW w:type="dxa" w:w="1344"/>
+            <w:tcW w:type="dxa" w:w="1377"/>
             <w:shd w:val="clear" w:color="auto" w:fill="F5F0E8"/>
           </w:tcPr>
           <w:p>
@@ -4185,7 +4167,7 @@
         </w:tc>
         <w:tc>
           <w:tcPr>
-            <w:tcW w:type="dxa" w:w="1344"/>
+            <w:tcW w:type="dxa" w:w="1377"/>
             <w:shd w:val="clear" w:color="auto" w:fill="F5F0E8"/>
           </w:tcPr>
           <w:p>
@@ -4209,7 +4191,7 @@
       <w:tr>
         <w:tc>
           <w:tcPr>
-            <w:tcW w:type="dxa" w:w="1344"/>
+            <w:tcW w:type="dxa" w:w="1377"/>
             <w:shd w:val="clear" w:color="auto" w:fill="FFFFFF"/>
           </w:tcPr>
           <w:p>
@@ -4231,7 +4213,7 @@
         </w:tc>
         <w:tc>
           <w:tcPr>
-            <w:tcW w:type="dxa" w:w="1344"/>
+            <w:tcW w:type="dxa" w:w="1377"/>
             <w:shd w:val="clear" w:color="auto" w:fill="FFFFFF"/>
           </w:tcPr>
           <w:p>
@@ -4253,7 +4235,7 @@
         </w:tc>
         <w:tc>
           <w:tcPr>
-            <w:tcW w:type="dxa" w:w="1344"/>
+            <w:tcW w:type="dxa" w:w="1377"/>
             <w:shd w:val="clear" w:color="auto" w:fill="FFFFFF"/>
           </w:tcPr>
           <w:p>
@@ -4275,7 +4257,7 @@
         </w:tc>
         <w:tc>
           <w:tcPr>
-            <w:tcW w:type="dxa" w:w="1344"/>
+            <w:tcW w:type="dxa" w:w="1377"/>
             <w:shd w:val="clear" w:color="auto" w:fill="FFFFFF"/>
           </w:tcPr>
           <w:p>
@@ -4297,7 +4279,7 @@
         </w:tc>
         <w:tc>
           <w:tcPr>
-            <w:tcW w:type="dxa" w:w="1344"/>
+            <w:tcW w:type="dxa" w:w="1377"/>
             <w:shd w:val="clear" w:color="auto" w:fill="FFFFFF"/>
           </w:tcPr>
           <w:p>
@@ -4319,7 +4301,7 @@
         </w:tc>
         <w:tc>
           <w:tcPr>
-            <w:tcW w:type="dxa" w:w="1344"/>
+            <w:tcW w:type="dxa" w:w="1377"/>
             <w:shd w:val="clear" w:color="auto" w:fill="FFFFFF"/>
           </w:tcPr>
           <w:p>
@@ -4341,7 +4323,7 @@
         </w:tc>
         <w:tc>
           <w:tcPr>
-            <w:tcW w:type="dxa" w:w="1344"/>
+            <w:tcW w:type="dxa" w:w="1377"/>
             <w:shd w:val="clear" w:color="auto" w:fill="FFFFFF"/>
           </w:tcPr>
           <w:p>
@@ -4365,7 +4347,7 @@
       <w:tr>
         <w:tc>
           <w:tcPr>
-            <w:tcW w:type="dxa" w:w="1344"/>
+            <w:tcW w:type="dxa" w:w="1377"/>
             <w:shd w:val="clear" w:color="auto" w:fill="F5F0E8"/>
           </w:tcPr>
           <w:p>
@@ -4387,7 +4369,7 @@
         </w:tc>
         <w:tc>
           <w:tcPr>
-            <w:tcW w:type="dxa" w:w="1344"/>
+            <w:tcW w:type="dxa" w:w="1377"/>
             <w:shd w:val="clear" w:color="auto" w:fill="F5F0E8"/>
           </w:tcPr>
           <w:p>
@@ -4409,7 +4391,7 @@
         </w:tc>
         <w:tc>
           <w:tcPr>
-            <w:tcW w:type="dxa" w:w="1344"/>
+            <w:tcW w:type="dxa" w:w="1377"/>
             <w:shd w:val="clear" w:color="auto" w:fill="F5F0E8"/>
           </w:tcPr>
           <w:p>
@@ -4431,7 +4413,7 @@
         </w:tc>
         <w:tc>
           <w:tcPr>
-            <w:tcW w:type="dxa" w:w="1344"/>
+            <w:tcW w:type="dxa" w:w="1377"/>
             <w:shd w:val="clear" w:color="auto" w:fill="F5F0E8"/>
           </w:tcPr>
           <w:p>
@@ -4453,7 +4435,7 @@
         </w:tc>
         <w:tc>
           <w:tcPr>
-            <w:tcW w:type="dxa" w:w="1344"/>
+            <w:tcW w:type="dxa" w:w="1377"/>
             <w:shd w:val="clear" w:color="auto" w:fill="F5F0E8"/>
           </w:tcPr>
           <w:p>
@@ -4475,7 +4457,7 @@
         </w:tc>
         <w:tc>
           <w:tcPr>
-            <w:tcW w:type="dxa" w:w="1344"/>
+            <w:tcW w:type="dxa" w:w="1377"/>
             <w:shd w:val="clear" w:color="auto" w:fill="F5F0E8"/>
           </w:tcPr>
           <w:p>
@@ -4497,7 +4479,7 @@
         </w:tc>
         <w:tc>
           <w:tcPr>
-            <w:tcW w:type="dxa" w:w="1344"/>
+            <w:tcW w:type="dxa" w:w="1377"/>
             <w:shd w:val="clear" w:color="auto" w:fill="F5F0E8"/>
           </w:tcPr>
           <w:p>
@@ -4521,7 +4503,7 @@
       <w:tr>
         <w:tc>
           <w:tcPr>
-            <w:tcW w:type="dxa" w:w="1344"/>
+            <w:tcW w:type="dxa" w:w="1377"/>
             <w:shd w:val="clear" w:color="auto" w:fill="FFFFFF"/>
           </w:tcPr>
           <w:p>
@@ -4543,7 +4525,7 @@
         </w:tc>
         <w:tc>
           <w:tcPr>
-            <w:tcW w:type="dxa" w:w="1344"/>
+            <w:tcW w:type="dxa" w:w="1377"/>
             <w:shd w:val="clear" w:color="auto" w:fill="FFFFFF"/>
           </w:tcPr>
           <w:p>
@@ -4565,7 +4547,7 @@
         </w:tc>
         <w:tc>
           <w:tcPr>
-            <w:tcW w:type="dxa" w:w="1344"/>
+            <w:tcW w:type="dxa" w:w="1377"/>
             <w:shd w:val="clear" w:color="auto" w:fill="FFFFFF"/>
           </w:tcPr>
           <w:p>
@@ -4587,7 +4569,7 @@
         </w:tc>
         <w:tc>
           <w:tcPr>
-            <w:tcW w:type="dxa" w:w="1344"/>
+            <w:tcW w:type="dxa" w:w="1377"/>
             <w:shd w:val="clear" w:color="auto" w:fill="FFFFFF"/>
           </w:tcPr>
           <w:p>
@@ -4609,7 +4591,7 @@
         </w:tc>
         <w:tc>
           <w:tcPr>
-            <w:tcW w:type="dxa" w:w="1344"/>
+            <w:tcW w:type="dxa" w:w="1377"/>
             <w:shd w:val="clear" w:color="auto" w:fill="FFFFFF"/>
           </w:tcPr>
           <w:p>
@@ -4631,7 +4613,7 @@
         </w:tc>
         <w:tc>
           <w:tcPr>
-            <w:tcW w:type="dxa" w:w="1344"/>
+            <w:tcW w:type="dxa" w:w="1377"/>
             <w:shd w:val="clear" w:color="auto" w:fill="FFFFFF"/>
           </w:tcPr>
           <w:p>
@@ -4653,7 +4635,7 @@
         </w:tc>
         <w:tc>
           <w:tcPr>
-            <w:tcW w:type="dxa" w:w="1344"/>
+            <w:tcW w:type="dxa" w:w="1377"/>
             <w:shd w:val="clear" w:color="auto" w:fill="FFFFFF"/>
           </w:tcPr>
           <w:p>
@@ -4677,7 +4659,7 @@
       <w:tr>
         <w:tc>
           <w:tcPr>
-            <w:tcW w:type="dxa" w:w="1344"/>
+            <w:tcW w:type="dxa" w:w="1377"/>
             <w:shd w:val="clear" w:color="auto" w:fill="F5F0E8"/>
           </w:tcPr>
           <w:p>
@@ -4699,7 +4681,7 @@
         </w:tc>
         <w:tc>
           <w:tcPr>
-            <w:tcW w:type="dxa" w:w="1344"/>
+            <w:tcW w:type="dxa" w:w="1377"/>
             <w:shd w:val="clear" w:color="auto" w:fill="F5F0E8"/>
           </w:tcPr>
           <w:p>
@@ -4721,7 +4703,7 @@
         </w:tc>
         <w:tc>
           <w:tcPr>
-            <w:tcW w:type="dxa" w:w="1344"/>
+            <w:tcW w:type="dxa" w:w="1377"/>
             <w:shd w:val="clear" w:color="auto" w:fill="F5F0E8"/>
           </w:tcPr>
           <w:p>
@@ -4743,7 +4725,7 @@
         </w:tc>
         <w:tc>
           <w:tcPr>
-            <w:tcW w:type="dxa" w:w="1344"/>
+            <w:tcW w:type="dxa" w:w="1377"/>
             <w:shd w:val="clear" w:color="auto" w:fill="F5F0E8"/>
           </w:tcPr>
           <w:p>
@@ -4765,7 +4747,7 @@
         </w:tc>
         <w:tc>
           <w:tcPr>
-            <w:tcW w:type="dxa" w:w="1344"/>
+            <w:tcW w:type="dxa" w:w="1377"/>
             <w:shd w:val="clear" w:color="auto" w:fill="F5F0E8"/>
           </w:tcPr>
           <w:p>
@@ -4787,7 +4769,7 @@
         </w:tc>
         <w:tc>
           <w:tcPr>
-            <w:tcW w:type="dxa" w:w="1344"/>
+            <w:tcW w:type="dxa" w:w="1377"/>
             <w:shd w:val="clear" w:color="auto" w:fill="F5F0E8"/>
           </w:tcPr>
           <w:p>
@@ -4809,7 +4791,7 @@
         </w:tc>
         <w:tc>
           <w:tcPr>
-            <w:tcW w:type="dxa" w:w="1344"/>
+            <w:tcW w:type="dxa" w:w="1377"/>
             <w:shd w:val="clear" w:color="auto" w:fill="F5F0E8"/>
           </w:tcPr>
           <w:p>
@@ -5040,7 +5022,7 @@
           <w:i/>
           <w:sz w:val="22"/>
         </w:rPr>
-        <w:t>4.2. ML versus DL: Where Does the Improvement Come From?</w:t>
+        <w:t>3.2. ML versus DL: Where Does the Improvement Come From?</w:t>
       </w:r>
     </w:p>
     <w:p>
@@ -5056,7 +5038,7 @@
           <w:i w:val="0"/>
           <w:sz w:val="22"/>
         </w:rPr>
-        <w:t>Figure 7 contrasts the two families directly. The seven ML classifiers reach a mean ROC-AUC of 0.9275, while the four DL architectures reach 0.9197 — but only because the 1D-CNN drags the DL mean down. If the 1D-CNN is excluded, the remaining three DL architectures average 0.9449, narrowly higher than the ML mean of 0.9276 when Logistic Regression is excluded. The interpretation is that the 47-dimensional feature vector already encodes most of the signal: feature engineering, not model capacity, is the dominant driver of performance in this setting. Deep models that take the same feature vector as input cannot reach beyond the discriminative information that is already there. This conclusion is consistent with the broader audio-deepfake literature (Yi et al., 2023), where well-tuned gradient boosters on engineered features remain competitive with deep models that operate on the same features.</w:t>
+        <w:t>Figure 7 contrasts the two families directly. The seven ML classifiers reach a mean ROC-AUC of 0.9275, while the four DL architectures reach 0.9232 — but only because the 1D-CNN drags the DL mean down. If the 1D-CNN is excluded, the remaining three DL architectures average 0.9462, narrowly higher than the ML mean of 0.9402 when Logistic Regression is excluded. The interpretation is that the 47-dimensional feature vector already encodes most of the signal: feature engineering, not model capacity, is the dominant driver of performance in this setting. Deep models that take the same feature vector as input cannot reach beyond the discriminative information that is already there. This conclusion is consistent with the broader audio-deepfake literature (Yi et al., 2023), where well-tuned gradient boosters on engineered features remain competitive with deep models that operate on the same features.</w:t>
       </w:r>
     </w:p>
     <w:p>
@@ -5133,7 +5115,7 @@
           <w:i/>
           <w:sz w:val="22"/>
         </w:rPr>
-        <w:t>4.3. Cross-Fold Stability</w:t>
+        <w:t>3.3. Cross-Fold Stability</w:t>
       </w:r>
     </w:p>
     <w:p>
@@ -5159,19 +5141,19 @@
         <w:tblLook w:firstColumn="1" w:firstRow="1" w:lastColumn="0" w:lastRow="0" w:noHBand="0" w:noVBand="1" w:val="04A0"/>
       </w:tblPr>
       <w:tblGrid>
-        <w:gridCol w:w="1176"/>
-        <w:gridCol w:w="1176"/>
-        <w:gridCol w:w="1176"/>
-        <w:gridCol w:w="1176"/>
-        <w:gridCol w:w="1176"/>
-        <w:gridCol w:w="1176"/>
-        <w:gridCol w:w="1176"/>
-        <w:gridCol w:w="1176"/>
+        <w:gridCol w:w="1205"/>
+        <w:gridCol w:w="1205"/>
+        <w:gridCol w:w="1205"/>
+        <w:gridCol w:w="1205"/>
+        <w:gridCol w:w="1205"/>
+        <w:gridCol w:w="1205"/>
+        <w:gridCol w:w="1205"/>
+        <w:gridCol w:w="1205"/>
       </w:tblGrid>
       <w:tr>
         <w:tc>
           <w:tcPr>
-            <w:tcW w:type="dxa" w:w="1176"/>
+            <w:tcW w:type="dxa" w:w="1205"/>
             <w:shd w:val="clear" w:color="auto" w:fill="C99347"/>
           </w:tcPr>
           <w:p>
@@ -5193,7 +5175,7 @@
         </w:tc>
         <w:tc>
           <w:tcPr>
-            <w:tcW w:type="dxa" w:w="1176"/>
+            <w:tcW w:type="dxa" w:w="1205"/>
             <w:shd w:val="clear" w:color="auto" w:fill="C99347"/>
           </w:tcPr>
           <w:p>
@@ -5215,7 +5197,7 @@
         </w:tc>
         <w:tc>
           <w:tcPr>
-            <w:tcW w:type="dxa" w:w="1176"/>
+            <w:tcW w:type="dxa" w:w="1205"/>
             <w:shd w:val="clear" w:color="auto" w:fill="C99347"/>
           </w:tcPr>
           <w:p>
@@ -5237,7 +5219,7 @@
         </w:tc>
         <w:tc>
           <w:tcPr>
-            <w:tcW w:type="dxa" w:w="1176"/>
+            <w:tcW w:type="dxa" w:w="1205"/>
             <w:shd w:val="clear" w:color="auto" w:fill="C99347"/>
           </w:tcPr>
           <w:p>
@@ -5259,7 +5241,7 @@
         </w:tc>
         <w:tc>
           <w:tcPr>
-            <w:tcW w:type="dxa" w:w="1176"/>
+            <w:tcW w:type="dxa" w:w="1205"/>
             <w:shd w:val="clear" w:color="auto" w:fill="C99347"/>
           </w:tcPr>
           <w:p>
@@ -5281,7 +5263,7 @@
         </w:tc>
         <w:tc>
           <w:tcPr>
-            <w:tcW w:type="dxa" w:w="1176"/>
+            <w:tcW w:type="dxa" w:w="1205"/>
             <w:shd w:val="clear" w:color="auto" w:fill="C99347"/>
           </w:tcPr>
           <w:p>
@@ -5303,7 +5285,7 @@
         </w:tc>
         <w:tc>
           <w:tcPr>
-            <w:tcW w:type="dxa" w:w="1176"/>
+            <w:tcW w:type="dxa" w:w="1205"/>
             <w:shd w:val="clear" w:color="auto" w:fill="C99347"/>
           </w:tcPr>
           <w:p>
@@ -5325,7 +5307,7 @@
         </w:tc>
         <w:tc>
           <w:tcPr>
-            <w:tcW w:type="dxa" w:w="1176"/>
+            <w:tcW w:type="dxa" w:w="1205"/>
             <w:shd w:val="clear" w:color="auto" w:fill="C99347"/>
           </w:tcPr>
           <w:p>
@@ -5349,7 +5331,7 @@
       <w:tr>
         <w:tc>
           <w:tcPr>
-            <w:tcW w:type="dxa" w:w="1176"/>
+            <w:tcW w:type="dxa" w:w="1205"/>
             <w:shd w:val="clear" w:color="auto" w:fill="F5F0E8"/>
           </w:tcPr>
           <w:p>
@@ -5371,7 +5353,7 @@
         </w:tc>
         <w:tc>
           <w:tcPr>
-            <w:tcW w:type="dxa" w:w="1176"/>
+            <w:tcW w:type="dxa" w:w="1205"/>
             <w:shd w:val="clear" w:color="auto" w:fill="F5F0E8"/>
           </w:tcPr>
           <w:p>
@@ -5393,7 +5375,7 @@
         </w:tc>
         <w:tc>
           <w:tcPr>
-            <w:tcW w:type="dxa" w:w="1176"/>
+            <w:tcW w:type="dxa" w:w="1205"/>
             <w:shd w:val="clear" w:color="auto" w:fill="F5F0E8"/>
           </w:tcPr>
           <w:p>
@@ -5415,7 +5397,7 @@
         </w:tc>
         <w:tc>
           <w:tcPr>
-            <w:tcW w:type="dxa" w:w="1176"/>
+            <w:tcW w:type="dxa" w:w="1205"/>
             <w:shd w:val="clear" w:color="auto" w:fill="F5F0E8"/>
           </w:tcPr>
           <w:p>
@@ -5437,7 +5419,7 @@
         </w:tc>
         <w:tc>
           <w:tcPr>
-            <w:tcW w:type="dxa" w:w="1176"/>
+            <w:tcW w:type="dxa" w:w="1205"/>
             <w:shd w:val="clear" w:color="auto" w:fill="F5F0E8"/>
           </w:tcPr>
           <w:p>
@@ -5459,7 +5441,7 @@
         </w:tc>
         <w:tc>
           <w:tcPr>
-            <w:tcW w:type="dxa" w:w="1176"/>
+            <w:tcW w:type="dxa" w:w="1205"/>
             <w:shd w:val="clear" w:color="auto" w:fill="F5F0E8"/>
           </w:tcPr>
           <w:p>
@@ -5481,7 +5463,7 @@
         </w:tc>
         <w:tc>
           <w:tcPr>
-            <w:tcW w:type="dxa" w:w="1176"/>
+            <w:tcW w:type="dxa" w:w="1205"/>
             <w:shd w:val="clear" w:color="auto" w:fill="F5F0E8"/>
           </w:tcPr>
           <w:p>
@@ -5503,7 +5485,7 @@
         </w:tc>
         <w:tc>
           <w:tcPr>
-            <w:tcW w:type="dxa" w:w="1176"/>
+            <w:tcW w:type="dxa" w:w="1205"/>
             <w:shd w:val="clear" w:color="auto" w:fill="F5F0E8"/>
           </w:tcPr>
           <w:p>
@@ -5527,7 +5509,7 @@
       <w:tr>
         <w:tc>
           <w:tcPr>
-            <w:tcW w:type="dxa" w:w="1176"/>
+            <w:tcW w:type="dxa" w:w="1205"/>
             <w:shd w:val="clear" w:color="auto" w:fill="FFFFFF"/>
           </w:tcPr>
           <w:p>
@@ -5549,7 +5531,7 @@
         </w:tc>
         <w:tc>
           <w:tcPr>
-            <w:tcW w:type="dxa" w:w="1176"/>
+            <w:tcW w:type="dxa" w:w="1205"/>
             <w:shd w:val="clear" w:color="auto" w:fill="FFFFFF"/>
           </w:tcPr>
           <w:p>
@@ -5571,7 +5553,7 @@
         </w:tc>
         <w:tc>
           <w:tcPr>
-            <w:tcW w:type="dxa" w:w="1176"/>
+            <w:tcW w:type="dxa" w:w="1205"/>
             <w:shd w:val="clear" w:color="auto" w:fill="FFFFFF"/>
           </w:tcPr>
           <w:p>
@@ -5593,7 +5575,7 @@
         </w:tc>
         <w:tc>
           <w:tcPr>
-            <w:tcW w:type="dxa" w:w="1176"/>
+            <w:tcW w:type="dxa" w:w="1205"/>
             <w:shd w:val="clear" w:color="auto" w:fill="FFFFFF"/>
           </w:tcPr>
           <w:p>
@@ -5615,7 +5597,7 @@
         </w:tc>
         <w:tc>
           <w:tcPr>
-            <w:tcW w:type="dxa" w:w="1176"/>
+            <w:tcW w:type="dxa" w:w="1205"/>
             <w:shd w:val="clear" w:color="auto" w:fill="FFFFFF"/>
           </w:tcPr>
           <w:p>
@@ -5637,7 +5619,7 @@
         </w:tc>
         <w:tc>
           <w:tcPr>
-            <w:tcW w:type="dxa" w:w="1176"/>
+            <w:tcW w:type="dxa" w:w="1205"/>
             <w:shd w:val="clear" w:color="auto" w:fill="FFFFFF"/>
           </w:tcPr>
           <w:p>
@@ -5659,7 +5641,7 @@
         </w:tc>
         <w:tc>
           <w:tcPr>
-            <w:tcW w:type="dxa" w:w="1176"/>
+            <w:tcW w:type="dxa" w:w="1205"/>
             <w:shd w:val="clear" w:color="auto" w:fill="FFFFFF"/>
           </w:tcPr>
           <w:p>
@@ -5681,7 +5663,7 @@
         </w:tc>
         <w:tc>
           <w:tcPr>
-            <w:tcW w:type="dxa" w:w="1176"/>
+            <w:tcW w:type="dxa" w:w="1205"/>
             <w:shd w:val="clear" w:color="auto" w:fill="FFFFFF"/>
           </w:tcPr>
           <w:p>
@@ -5705,7 +5687,7 @@
       <w:tr>
         <w:tc>
           <w:tcPr>
-            <w:tcW w:type="dxa" w:w="1176"/>
+            <w:tcW w:type="dxa" w:w="1205"/>
             <w:shd w:val="clear" w:color="auto" w:fill="F5F0E8"/>
           </w:tcPr>
           <w:p>
@@ -5727,7 +5709,7 @@
         </w:tc>
         <w:tc>
           <w:tcPr>
-            <w:tcW w:type="dxa" w:w="1176"/>
+            <w:tcW w:type="dxa" w:w="1205"/>
             <w:shd w:val="clear" w:color="auto" w:fill="F5F0E8"/>
           </w:tcPr>
           <w:p>
@@ -5749,7 +5731,7 @@
         </w:tc>
         <w:tc>
           <w:tcPr>
-            <w:tcW w:type="dxa" w:w="1176"/>
+            <w:tcW w:type="dxa" w:w="1205"/>
             <w:shd w:val="clear" w:color="auto" w:fill="F5F0E8"/>
           </w:tcPr>
           <w:p>
@@ -5771,7 +5753,7 @@
         </w:tc>
         <w:tc>
           <w:tcPr>
-            <w:tcW w:type="dxa" w:w="1176"/>
+            <w:tcW w:type="dxa" w:w="1205"/>
             <w:shd w:val="clear" w:color="auto" w:fill="F5F0E8"/>
           </w:tcPr>
           <w:p>
@@ -5793,7 +5775,7 @@
         </w:tc>
         <w:tc>
           <w:tcPr>
-            <w:tcW w:type="dxa" w:w="1176"/>
+            <w:tcW w:type="dxa" w:w="1205"/>
             <w:shd w:val="clear" w:color="auto" w:fill="F5F0E8"/>
           </w:tcPr>
           <w:p>
@@ -5815,7 +5797,7 @@
         </w:tc>
         <w:tc>
           <w:tcPr>
-            <w:tcW w:type="dxa" w:w="1176"/>
+            <w:tcW w:type="dxa" w:w="1205"/>
             <w:shd w:val="clear" w:color="auto" w:fill="F5F0E8"/>
           </w:tcPr>
           <w:p>
@@ -5837,7 +5819,7 @@
         </w:tc>
         <w:tc>
           <w:tcPr>
-            <w:tcW w:type="dxa" w:w="1176"/>
+            <w:tcW w:type="dxa" w:w="1205"/>
             <w:shd w:val="clear" w:color="auto" w:fill="F5F0E8"/>
           </w:tcPr>
           <w:p>
@@ -5859,7 +5841,7 @@
         </w:tc>
         <w:tc>
           <w:tcPr>
-            <w:tcW w:type="dxa" w:w="1176"/>
+            <w:tcW w:type="dxa" w:w="1205"/>
             <w:shd w:val="clear" w:color="auto" w:fill="F5F0E8"/>
           </w:tcPr>
           <w:p>
@@ -5883,7 +5865,7 @@
       <w:tr>
         <w:tc>
           <w:tcPr>
-            <w:tcW w:type="dxa" w:w="1176"/>
+            <w:tcW w:type="dxa" w:w="1205"/>
             <w:shd w:val="clear" w:color="auto" w:fill="FFFFFF"/>
           </w:tcPr>
           <w:p>
@@ -5905,7 +5887,7 @@
         </w:tc>
         <w:tc>
           <w:tcPr>
-            <w:tcW w:type="dxa" w:w="1176"/>
+            <w:tcW w:type="dxa" w:w="1205"/>
             <w:shd w:val="clear" w:color="auto" w:fill="FFFFFF"/>
           </w:tcPr>
           <w:p>
@@ -5927,7 +5909,7 @@
         </w:tc>
         <w:tc>
           <w:tcPr>
-            <w:tcW w:type="dxa" w:w="1176"/>
+            <w:tcW w:type="dxa" w:w="1205"/>
             <w:shd w:val="clear" w:color="auto" w:fill="FFFFFF"/>
           </w:tcPr>
           <w:p>
@@ -5949,7 +5931,7 @@
         </w:tc>
         <w:tc>
           <w:tcPr>
-            <w:tcW w:type="dxa" w:w="1176"/>
+            <w:tcW w:type="dxa" w:w="1205"/>
             <w:shd w:val="clear" w:color="auto" w:fill="FFFFFF"/>
           </w:tcPr>
           <w:p>
@@ -5971,7 +5953,7 @@
         </w:tc>
         <w:tc>
           <w:tcPr>
-            <w:tcW w:type="dxa" w:w="1176"/>
+            <w:tcW w:type="dxa" w:w="1205"/>
             <w:shd w:val="clear" w:color="auto" w:fill="FFFFFF"/>
           </w:tcPr>
           <w:p>
@@ -5993,7 +5975,7 @@
         </w:tc>
         <w:tc>
           <w:tcPr>
-            <w:tcW w:type="dxa" w:w="1176"/>
+            <w:tcW w:type="dxa" w:w="1205"/>
             <w:shd w:val="clear" w:color="auto" w:fill="FFFFFF"/>
           </w:tcPr>
           <w:p>
@@ -6015,7 +5997,7 @@
         </w:tc>
         <w:tc>
           <w:tcPr>
-            <w:tcW w:type="dxa" w:w="1176"/>
+            <w:tcW w:type="dxa" w:w="1205"/>
             <w:shd w:val="clear" w:color="auto" w:fill="FFFFFF"/>
           </w:tcPr>
           <w:p>
@@ -6037,7 +6019,7 @@
         </w:tc>
         <w:tc>
           <w:tcPr>
-            <w:tcW w:type="dxa" w:w="1176"/>
+            <w:tcW w:type="dxa" w:w="1205"/>
             <w:shd w:val="clear" w:color="auto" w:fill="FFFFFF"/>
           </w:tcPr>
           <w:p>
@@ -6150,7 +6132,7 @@
           <w:i/>
           <w:sz w:val="22"/>
         </w:rPr>
-        <w:t>4.4. Feature Importance</w:t>
+        <w:t>3.4. Feature Importance</w:t>
       </w:r>
     </w:p>
     <w:p>
@@ -6176,15 +6158,15 @@
         <w:tblLook w:firstColumn="1" w:firstRow="1" w:lastColumn="0" w:lastRow="0" w:noHBand="0" w:noVBand="1" w:val="04A0"/>
       </w:tblPr>
       <w:tblGrid>
-        <w:gridCol w:w="2351"/>
-        <w:gridCol w:w="2351"/>
-        <w:gridCol w:w="2351"/>
-        <w:gridCol w:w="2351"/>
+        <w:gridCol w:w="2409"/>
+        <w:gridCol w:w="2409"/>
+        <w:gridCol w:w="2409"/>
+        <w:gridCol w:w="2409"/>
       </w:tblGrid>
       <w:tr>
         <w:tc>
           <w:tcPr>
-            <w:tcW w:type="dxa" w:w="2351"/>
+            <w:tcW w:type="dxa" w:w="2409"/>
             <w:shd w:val="clear" w:color="auto" w:fill="C99347"/>
           </w:tcPr>
           <w:p>
@@ -6206,7 +6188,7 @@
         </w:tc>
         <w:tc>
           <w:tcPr>
-            <w:tcW w:type="dxa" w:w="2351"/>
+            <w:tcW w:type="dxa" w:w="2409"/>
             <w:shd w:val="clear" w:color="auto" w:fill="C99347"/>
           </w:tcPr>
           <w:p>
@@ -6228,7 +6210,7 @@
         </w:tc>
         <w:tc>
           <w:tcPr>
-            <w:tcW w:type="dxa" w:w="2351"/>
+            <w:tcW w:type="dxa" w:w="2409"/>
             <w:shd w:val="clear" w:color="auto" w:fill="C99347"/>
           </w:tcPr>
           <w:p>
@@ -6250,7 +6232,7 @@
         </w:tc>
         <w:tc>
           <w:tcPr>
-            <w:tcW w:type="dxa" w:w="2351"/>
+            <w:tcW w:type="dxa" w:w="2409"/>
             <w:shd w:val="clear" w:color="auto" w:fill="C99347"/>
           </w:tcPr>
           <w:p>
@@ -6274,7 +6256,7 @@
       <w:tr>
         <w:tc>
           <w:tcPr>
-            <w:tcW w:type="dxa" w:w="2351"/>
+            <w:tcW w:type="dxa" w:w="2409"/>
             <w:shd w:val="clear" w:color="auto" w:fill="F5F0E8"/>
           </w:tcPr>
           <w:p>
@@ -6296,7 +6278,7 @@
         </w:tc>
         <w:tc>
           <w:tcPr>
-            <w:tcW w:type="dxa" w:w="2351"/>
+            <w:tcW w:type="dxa" w:w="2409"/>
             <w:shd w:val="clear" w:color="auto" w:fill="F5F0E8"/>
           </w:tcPr>
           <w:p>
@@ -6318,7 +6300,7 @@
         </w:tc>
         <w:tc>
           <w:tcPr>
-            <w:tcW w:type="dxa" w:w="2351"/>
+            <w:tcW w:type="dxa" w:w="2409"/>
             <w:shd w:val="clear" w:color="auto" w:fill="F5F0E8"/>
           </w:tcPr>
           <w:p>
@@ -6340,7 +6322,7 @@
         </w:tc>
         <w:tc>
           <w:tcPr>
-            <w:tcW w:type="dxa" w:w="2351"/>
+            <w:tcW w:type="dxa" w:w="2409"/>
             <w:shd w:val="clear" w:color="auto" w:fill="F5F0E8"/>
           </w:tcPr>
           <w:p>
@@ -6364,7 +6346,7 @@
       <w:tr>
         <w:tc>
           <w:tcPr>
-            <w:tcW w:type="dxa" w:w="2351"/>
+            <w:tcW w:type="dxa" w:w="2409"/>
             <w:shd w:val="clear" w:color="auto" w:fill="FFFFFF"/>
           </w:tcPr>
           <w:p>
@@ -6386,7 +6368,7 @@
         </w:tc>
         <w:tc>
           <w:tcPr>
-            <w:tcW w:type="dxa" w:w="2351"/>
+            <w:tcW w:type="dxa" w:w="2409"/>
             <w:shd w:val="clear" w:color="auto" w:fill="FFFFFF"/>
           </w:tcPr>
           <w:p>
@@ -6408,7 +6390,7 @@
         </w:tc>
         <w:tc>
           <w:tcPr>
-            <w:tcW w:type="dxa" w:w="2351"/>
+            <w:tcW w:type="dxa" w:w="2409"/>
             <w:shd w:val="clear" w:color="auto" w:fill="FFFFFF"/>
           </w:tcPr>
           <w:p>
@@ -6430,7 +6412,7 @@
         </w:tc>
         <w:tc>
           <w:tcPr>
-            <w:tcW w:type="dxa" w:w="2351"/>
+            <w:tcW w:type="dxa" w:w="2409"/>
             <w:shd w:val="clear" w:color="auto" w:fill="FFFFFF"/>
           </w:tcPr>
           <w:p>
@@ -6454,7 +6436,7 @@
       <w:tr>
         <w:tc>
           <w:tcPr>
-            <w:tcW w:type="dxa" w:w="2351"/>
+            <w:tcW w:type="dxa" w:w="2409"/>
             <w:shd w:val="clear" w:color="auto" w:fill="F5F0E8"/>
           </w:tcPr>
           <w:p>
@@ -6476,7 +6458,7 @@
         </w:tc>
         <w:tc>
           <w:tcPr>
-            <w:tcW w:type="dxa" w:w="2351"/>
+            <w:tcW w:type="dxa" w:w="2409"/>
             <w:shd w:val="clear" w:color="auto" w:fill="F5F0E8"/>
           </w:tcPr>
           <w:p>
@@ -6498,7 +6480,7 @@
         </w:tc>
         <w:tc>
           <w:tcPr>
-            <w:tcW w:type="dxa" w:w="2351"/>
+            <w:tcW w:type="dxa" w:w="2409"/>
             <w:shd w:val="clear" w:color="auto" w:fill="F5F0E8"/>
           </w:tcPr>
           <w:p>
@@ -6520,7 +6502,7 @@
         </w:tc>
         <w:tc>
           <w:tcPr>
-            <w:tcW w:type="dxa" w:w="2351"/>
+            <w:tcW w:type="dxa" w:w="2409"/>
             <w:shd w:val="clear" w:color="auto" w:fill="F5F0E8"/>
           </w:tcPr>
           <w:p>
@@ -6544,7 +6526,7 @@
       <w:tr>
         <w:tc>
           <w:tcPr>
-            <w:tcW w:type="dxa" w:w="2351"/>
+            <w:tcW w:type="dxa" w:w="2409"/>
             <w:shd w:val="clear" w:color="auto" w:fill="FFFFFF"/>
           </w:tcPr>
           <w:p>
@@ -6566,7 +6548,7 @@
         </w:tc>
         <w:tc>
           <w:tcPr>
-            <w:tcW w:type="dxa" w:w="2351"/>
+            <w:tcW w:type="dxa" w:w="2409"/>
             <w:shd w:val="clear" w:color="auto" w:fill="FFFFFF"/>
           </w:tcPr>
           <w:p>
@@ -6588,7 +6570,7 @@
         </w:tc>
         <w:tc>
           <w:tcPr>
-            <w:tcW w:type="dxa" w:w="2351"/>
+            <w:tcW w:type="dxa" w:w="2409"/>
             <w:shd w:val="clear" w:color="auto" w:fill="FFFFFF"/>
           </w:tcPr>
           <w:p>
@@ -6610,7 +6592,7 @@
         </w:tc>
         <w:tc>
           <w:tcPr>
-            <w:tcW w:type="dxa" w:w="2351"/>
+            <w:tcW w:type="dxa" w:w="2409"/>
             <w:shd w:val="clear" w:color="auto" w:fill="FFFFFF"/>
           </w:tcPr>
           <w:p>
@@ -6634,7 +6616,7 @@
       <w:tr>
         <w:tc>
           <w:tcPr>
-            <w:tcW w:type="dxa" w:w="2351"/>
+            <w:tcW w:type="dxa" w:w="2409"/>
             <w:shd w:val="clear" w:color="auto" w:fill="F5F0E8"/>
           </w:tcPr>
           <w:p>
@@ -6656,7 +6638,7 @@
         </w:tc>
         <w:tc>
           <w:tcPr>
-            <w:tcW w:type="dxa" w:w="2351"/>
+            <w:tcW w:type="dxa" w:w="2409"/>
             <w:shd w:val="clear" w:color="auto" w:fill="F5F0E8"/>
           </w:tcPr>
           <w:p>
@@ -6678,7 +6660,7 @@
         </w:tc>
         <w:tc>
           <w:tcPr>
-            <w:tcW w:type="dxa" w:w="2351"/>
+            <w:tcW w:type="dxa" w:w="2409"/>
             <w:shd w:val="clear" w:color="auto" w:fill="F5F0E8"/>
           </w:tcPr>
           <w:p>
@@ -6700,7 +6682,7 @@
         </w:tc>
         <w:tc>
           <w:tcPr>
-            <w:tcW w:type="dxa" w:w="2351"/>
+            <w:tcW w:type="dxa" w:w="2409"/>
             <w:shd w:val="clear" w:color="auto" w:fill="F5F0E8"/>
           </w:tcPr>
           <w:p>
@@ -6724,7 +6706,7 @@
       <w:tr>
         <w:tc>
           <w:tcPr>
-            <w:tcW w:type="dxa" w:w="2351"/>
+            <w:tcW w:type="dxa" w:w="2409"/>
             <w:shd w:val="clear" w:color="auto" w:fill="FFFFFF"/>
           </w:tcPr>
           <w:p>
@@ -6746,7 +6728,7 @@
         </w:tc>
         <w:tc>
           <w:tcPr>
-            <w:tcW w:type="dxa" w:w="2351"/>
+            <w:tcW w:type="dxa" w:w="2409"/>
             <w:shd w:val="clear" w:color="auto" w:fill="FFFFFF"/>
           </w:tcPr>
           <w:p>
@@ -6768,7 +6750,7 @@
         </w:tc>
         <w:tc>
           <w:tcPr>
-            <w:tcW w:type="dxa" w:w="2351"/>
+            <w:tcW w:type="dxa" w:w="2409"/>
             <w:shd w:val="clear" w:color="auto" w:fill="FFFFFF"/>
           </w:tcPr>
           <w:p>
@@ -6790,7 +6772,7 @@
         </w:tc>
         <w:tc>
           <w:tcPr>
-            <w:tcW w:type="dxa" w:w="2351"/>
+            <w:tcW w:type="dxa" w:w="2409"/>
             <w:shd w:val="clear" w:color="auto" w:fill="FFFFFF"/>
           </w:tcPr>
           <w:p>
@@ -6814,7 +6796,7 @@
       <w:tr>
         <w:tc>
           <w:tcPr>
-            <w:tcW w:type="dxa" w:w="2351"/>
+            <w:tcW w:type="dxa" w:w="2409"/>
             <w:shd w:val="clear" w:color="auto" w:fill="F5F0E8"/>
           </w:tcPr>
           <w:p>
@@ -6836,7 +6818,7 @@
         </w:tc>
         <w:tc>
           <w:tcPr>
-            <w:tcW w:type="dxa" w:w="2351"/>
+            <w:tcW w:type="dxa" w:w="2409"/>
             <w:shd w:val="clear" w:color="auto" w:fill="F5F0E8"/>
           </w:tcPr>
           <w:p>
@@ -6858,7 +6840,7 @@
         </w:tc>
         <w:tc>
           <w:tcPr>
-            <w:tcW w:type="dxa" w:w="2351"/>
+            <w:tcW w:type="dxa" w:w="2409"/>
             <w:shd w:val="clear" w:color="auto" w:fill="F5F0E8"/>
           </w:tcPr>
           <w:p>
@@ -6880,7 +6862,7 @@
         </w:tc>
         <w:tc>
           <w:tcPr>
-            <w:tcW w:type="dxa" w:w="2351"/>
+            <w:tcW w:type="dxa" w:w="2409"/>
             <w:shd w:val="clear" w:color="auto" w:fill="F5F0E8"/>
           </w:tcPr>
           <w:p>
@@ -6904,7 +6886,7 @@
       <w:tr>
         <w:tc>
           <w:tcPr>
-            <w:tcW w:type="dxa" w:w="2351"/>
+            <w:tcW w:type="dxa" w:w="2409"/>
             <w:shd w:val="clear" w:color="auto" w:fill="FFFFFF"/>
           </w:tcPr>
           <w:p>
@@ -6926,7 +6908,7 @@
         </w:tc>
         <w:tc>
           <w:tcPr>
-            <w:tcW w:type="dxa" w:w="2351"/>
+            <w:tcW w:type="dxa" w:w="2409"/>
             <w:shd w:val="clear" w:color="auto" w:fill="FFFFFF"/>
           </w:tcPr>
           <w:p>
@@ -6948,7 +6930,7 @@
         </w:tc>
         <w:tc>
           <w:tcPr>
-            <w:tcW w:type="dxa" w:w="2351"/>
+            <w:tcW w:type="dxa" w:w="2409"/>
             <w:shd w:val="clear" w:color="auto" w:fill="FFFFFF"/>
           </w:tcPr>
           <w:p>
@@ -6970,7 +6952,7 @@
         </w:tc>
         <w:tc>
           <w:tcPr>
-            <w:tcW w:type="dxa" w:w="2351"/>
+            <w:tcW w:type="dxa" w:w="2409"/>
             <w:shd w:val="clear" w:color="auto" w:fill="FFFFFF"/>
           </w:tcPr>
           <w:p>
@@ -6994,7 +6976,7 @@
       <w:tr>
         <w:tc>
           <w:tcPr>
-            <w:tcW w:type="dxa" w:w="2351"/>
+            <w:tcW w:type="dxa" w:w="2409"/>
             <w:shd w:val="clear" w:color="auto" w:fill="F5F0E8"/>
           </w:tcPr>
           <w:p>
@@ -7016,7 +6998,7 @@
         </w:tc>
         <w:tc>
           <w:tcPr>
-            <w:tcW w:type="dxa" w:w="2351"/>
+            <w:tcW w:type="dxa" w:w="2409"/>
             <w:shd w:val="clear" w:color="auto" w:fill="F5F0E8"/>
           </w:tcPr>
           <w:p>
@@ -7038,7 +7020,7 @@
         </w:tc>
         <w:tc>
           <w:tcPr>
-            <w:tcW w:type="dxa" w:w="2351"/>
+            <w:tcW w:type="dxa" w:w="2409"/>
             <w:shd w:val="clear" w:color="auto" w:fill="F5F0E8"/>
           </w:tcPr>
           <w:p>
@@ -7060,7 +7042,7 @@
         </w:tc>
         <w:tc>
           <w:tcPr>
-            <w:tcW w:type="dxa" w:w="2351"/>
+            <w:tcW w:type="dxa" w:w="2409"/>
             <w:shd w:val="clear" w:color="auto" w:fill="F5F0E8"/>
           </w:tcPr>
           <w:p>
@@ -7084,7 +7066,7 @@
       <w:tr>
         <w:tc>
           <w:tcPr>
-            <w:tcW w:type="dxa" w:w="2351"/>
+            <w:tcW w:type="dxa" w:w="2409"/>
             <w:shd w:val="clear" w:color="auto" w:fill="FFFFFF"/>
           </w:tcPr>
           <w:p>
@@ -7106,7 +7088,7 @@
         </w:tc>
         <w:tc>
           <w:tcPr>
-            <w:tcW w:type="dxa" w:w="2351"/>
+            <w:tcW w:type="dxa" w:w="2409"/>
             <w:shd w:val="clear" w:color="auto" w:fill="FFFFFF"/>
           </w:tcPr>
           <w:p>
@@ -7128,7 +7110,7 @@
         </w:tc>
         <w:tc>
           <w:tcPr>
-            <w:tcW w:type="dxa" w:w="2351"/>
+            <w:tcW w:type="dxa" w:w="2409"/>
             <w:shd w:val="clear" w:color="auto" w:fill="FFFFFF"/>
           </w:tcPr>
           <w:p>
@@ -7150,7 +7132,7 @@
         </w:tc>
         <w:tc>
           <w:tcPr>
-            <w:tcW w:type="dxa" w:w="2351"/>
+            <w:tcW w:type="dxa" w:w="2409"/>
             <w:shd w:val="clear" w:color="auto" w:fill="FFFFFF"/>
           </w:tcPr>
           <w:p>
@@ -7322,7 +7304,7 @@
           <w:i/>
           <w:sz w:val="22"/>
         </w:rPr>
-        <w:t>4.5. Confusion, Score Distribution and Calibration</w:t>
+        <w:t>3.5. Confusion, Score Distribution and Calibration</w:t>
       </w:r>
     </w:p>
     <w:p>
@@ -7653,7 +7635,7 @@
           <w:i/>
           <w:sz w:val="22"/>
         </w:rPr>
-        <w:t>4.6. Threshold Sweep and Decision Operating Points</w:t>
+        <w:t>3.6. Threshold Sweep and Decision Operating Points</w:t>
       </w:r>
     </w:p>
     <w:p>
@@ -7746,7 +7728,7 @@
           <w:i/>
           <w:sz w:val="22"/>
         </w:rPr>
-        <w:t>4.7. Per-Generator Performance</w:t>
+        <w:t>3.7. Per-Generator Performance</w:t>
       </w:r>
     </w:p>
     <w:p>
@@ -7886,24 +7868,6 @@
     <w:p>
       <w:pPr>
         <w:jc w:val="left"/>
-        <w:spacing w:before="280" w:after="120" w:line="240" w:lineRule="auto"/>
-        <w:keepNext/>
-        <w:keepLines/>
-      </w:pPr>
-      <w:r>
-        <w:rPr>
-          <w:rFonts w:ascii="Times New Roman" w:hAnsi="Times New Roman" w:cs="Times New Roman"/>
-          <w:rFonts w:ascii="Times New Roman" w:hAnsi="Times New Roman"/>
-          <w:b/>
-          <w:i w:val="0"/>
-          <w:sz w:val="22"/>
-        </w:rPr>
-        <w:t>5. DISCUSSION</w:t>
-      </w:r>
-    </w:p>
-    <w:p>
-      <w:pPr>
-        <w:jc w:val="left"/>
         <w:spacing w:before="200" w:after="80" w:line="240" w:lineRule="auto"/>
         <w:keepNext/>
         <w:keepLines/>
@@ -7916,7 +7880,7 @@
           <w:i/>
           <w:sz w:val="22"/>
         </w:rPr>
-        <w:t>5.1. Why Spectral Flatness Dominates</w:t>
+        <w:t>3.8. Why Spectral Flatness Dominates</w:t>
       </w:r>
     </w:p>
     <w:p>
@@ -7950,7 +7914,7 @@
           <w:i/>
           <w:sz w:val="22"/>
         </w:rPr>
-        <w:t>5.2. Cross-Generator Generalisation</w:t>
+        <w:t>3.9. Cross-Generator Generalisation</w:t>
       </w:r>
     </w:p>
     <w:p>
@@ -7984,7 +7948,7 @@
           <w:i/>
           <w:sz w:val="22"/>
         </w:rPr>
-        <w:t>5.3. Why the 1D-CNN Underperforms</w:t>
+        <w:t>3.10. Why the 1D-CNN Underperforms</w:t>
       </w:r>
     </w:p>
     <w:p>
@@ -8018,7 +7982,7 @@
           <w:i/>
           <w:sz w:val="22"/>
         </w:rPr>
-        <w:t>5.4. Calibration and Operational Utility</w:t>
+        <w:t>3.11. Calibration and Operational Utility</w:t>
       </w:r>
     </w:p>
     <w:p>
@@ -8052,7 +8016,7 @@
           <w:i/>
           <w:sz w:val="22"/>
         </w:rPr>
-        <w:t>5.5. Overfit Diagnosis</w:t>
+        <w:t>3.12. Overfit Diagnosis</w:t>
       </w:r>
     </w:p>
     <w:p>
@@ -8145,7 +8109,7 @@
           <w:i/>
           <w:sz w:val="22"/>
         </w:rPr>
-        <w:t>5.6. Feature Redundancy</w:t>
+        <w:t>3.13. Feature Redundancy</w:t>
       </w:r>
     </w:p>
     <w:p>
@@ -8238,7 +8202,7 @@
           <w:i/>
           <w:sz w:val="22"/>
         </w:rPr>
-        <w:t>5.7. How Many Features Are Actually Needed?</w:t>
+        <w:t>3.14. How Many Features Are Actually Needed?</w:t>
       </w:r>
     </w:p>
     <w:p>
@@ -8331,7 +8295,7 @@
           <w:i/>
           <w:sz w:val="22"/>
         </w:rPr>
-        <w:t>5.8. Limitations</w:t>
+        <w:t>3.15. Limitations</w:t>
       </w:r>
     </w:p>
     <w:p>
@@ -8365,7 +8329,7 @@
           <w:i w:val="0"/>
           <w:sz w:val="22"/>
         </w:rPr>
-        <w:t>6. CONCLUSION</w:t>
+        <w:t>4. CONCLUSION</w:t>
       </w:r>
     </w:p>
     <w:p>
@@ -8381,7 +8345,7 @@
           <w:i w:val="0"/>
           <w:sz w:val="22"/>
         </w:rPr>
-        <w:t>This paper has presented AURIS, an end-to-end system for detecting AI-generated music that combines a 47-dimensional handcrafted acoustic feature vector with an ensemble of eleven classification models trained on 5,195 samples drawn from twelve or more AI generation systems. The principal empirical findings are as follows. LightGBM achieves the highest mean ROC-AUC at 0.9549, narrowly ahead of Deep MLP at 0.9537. Spectral flatness is the single most informative feature for the AI-versus-human distinction, a pattern that is interpretable in terms of the difference between synthetic and recorded spectra. Per-fold Youden's J threshold optimisation systematically outperforms the default 0.5 cutoff under the present 1:1.5 class imbalance, and the resulting model is well calibrated, with a Brier score of 0.083 on the aggregated validation predictions.</w:t>
+        <w:t>This paper has presented AURIS, an end-to-end system for detecting AI-generated music that combines a 47-dimensional handcrafted acoustic feature vector with an ensemble of eleven classification models trained on 5,195 samples drawn from twelve or more AI generation systems. The principal empirical findings are as follows. LightGBM achieves the highest mean ROC-AUC at 0.9548, narrowly ahead of Deep MLP at 0.9542, and also the lowest fold-to-fold variance (±0.0023). Spectral flatness is the single most informative feature for the AI-versus-human distinction, a pattern that is interpretable in terms of the difference between synthetic and recorded spectra. Per-fold Youden's J threshold optimisation systematically outperforms the default 0.5 cutoff under the present 1:1.5 class imbalance, and the resulting model is well calibrated, with a Brier score of 0.083 on the aggregated validation predictions. Two limitations are made explicit by the diagnostic analysis: every tree ensemble shows an 8-14 percentage-point gap between training and cross-validation accuracy, and the feature ablation shows that the bottom seventeen of the 47 features add no measurable accuracy.</w:t>
       </w:r>
     </w:p>
     <w:p>
@@ -8398,6 +8362,40 @@
           <w:sz w:val="22"/>
         </w:rPr>
         <w:t>Future work will pursue four directions. First, a formal cross-generator held-out evaluation will be conducted on emerging public benchmarks such as SONICS and FakeMusicCaps. Second, the fine-tuned wav2vec2 model will be integrated into the 5-fold cross-validation protocol for a direct comparison with the feature-based classifiers. Third, adversarial robustness will be evaluated explicitly under MP3 compression, pitch shifting and time-stretching. Fourth, the dataset will be expanded toward ten thousand samples and updated to include emerging generation systems as they appear, with particular attention to the cross-generator generalisation challenge identified by Li et al. (2024).</w:t>
+      </w:r>
+    </w:p>
+    <w:p>
+      <w:pPr>
+        <w:jc w:val="left"/>
+        <w:spacing w:before="280" w:after="120" w:line="240" w:lineRule="auto"/>
+        <w:keepNext/>
+        <w:keepLines/>
+      </w:pPr>
+      <w:r>
+        <w:rPr>
+          <w:rFonts w:ascii="Times New Roman" w:hAnsi="Times New Roman" w:cs="Times New Roman"/>
+          <w:rFonts w:ascii="Times New Roman" w:hAnsi="Times New Roman"/>
+          <w:b/>
+          <w:i w:val="0"/>
+          <w:sz w:val="22"/>
+        </w:rPr>
+        <w:t>AI DISCLOSURE</w:t>
+      </w:r>
+    </w:p>
+    <w:p>
+      <w:pPr>
+        <w:jc w:val="both"/>
+        <w:spacing w:before="80" w:after="160" w:line="240" w:lineRule="auto"/>
+      </w:pPr>
+      <w:r>
+        <w:rPr>
+          <w:rFonts w:ascii="Times New Roman" w:hAnsi="Times New Roman" w:cs="Times New Roman"/>
+          <w:rFonts w:ascii="Times New Roman" w:hAnsi="Times New Roman"/>
+          <w:b w:val="0"/>
+          <w:i w:val="0"/>
+          <w:sz w:val="22"/>
+        </w:rPr>
+        <w:t>Generative AI was used as an assistive tool for language editing and for parts of the figure and analysis code. All data, trained models and experimental results are the author's own, and every reported value was verified against the underlying data. The author takes full responsibility for the integrity and accuracy of all content.</w:t>
       </w:r>
     </w:p>
     <w:p>
@@ -8794,8 +8792,8 @@
       </w:r>
     </w:p>
     <w:sectPr>
-      <w:pgSz w:w="12240" w:h="15840"/>
-      <w:pgMar w:top="1417" w:right="1417" w:bottom="1417" w:left="1417" w:header="720" w:footer="720" w:gutter="0"/>
+      <w:pgSz w:w="11906" w:h="16838"/>
+      <w:pgMar w:top="1701" w:right="1134" w:bottom="1134" w:left="1134" w:header="720" w:footer="720" w:gutter="0"/>
       <w:cols w:space="720"/>
       <w:docGrid w:linePitch="360"/>
     </w:sectPr>

--- a/docs/academic/paper/AURIS_paper_GUJSA.docx
+++ b/docs/academic/paper/AURIS_paper_GUJSA.docx
@@ -2811,7 +2811,7 @@
           <w:i w:val="0"/>
           <w:sz w:val="22"/>
         </w:rPr>
-        <w:t>Class imbalance is handled redundantly across the three families of models. Gradient boosting receives scale_pos_weight = n_neg / n_pos in XGBoost and class-balanced sample weights in Random Forest. Deep learning models use pos_weight = n_neg / n_pos inside BCEWithLogitsLoss. The SVM-RBF model is wrapped in CalibratedClassifierCV with isotonic regression, which transforms its decision-function output into a probability that is compatible with the rest of the pipeline. The Brier score is reported alongside the ROC metrics in Section 4.5 to confirm that the probabilities produced by the best model are well calibrated, not merely well ranked.</w:t>
+        <w:t>Class imbalance is handled redundantly across the three families of models. Gradient boosting receives scale_pos_weight = n_neg / n_pos in XGBoost and class-balanced sample weights in Random Forest. Deep learning models use pos_weight = n_neg / n_pos inside BCEWithLogitsLoss. The SVM-RBF model is wrapped in CalibratedClassifierCV with isotonic regression, which transforms its decision-function output into a probability that is compatible with the rest of the pipeline. The Brier score is reported alongside the ROC metrics in Section 3.5 to confirm that the probabilities produced by the best model are well calibrated, not merely well ranked.</w:t>
       </w:r>
     </w:p>
     <w:p>
